--- a/docs/thesis/evaluation/Apex-Evaluation-Package.docx
+++ b/docs/thesis/evaluation/Apex-Evaluation-Package.docx
@@ -658,16 +658,15 @@
         <w:rPr>
           <w:rStyle w:val="StrongEmphasis"/>
         </w:rPr>
-        <w:t>Decided: validated European Portuguese</w:t>
-        <w:br/>
-        <w:t>version.</w:t>
-      </w:r>
-      <w:r>
-        <w:rPr/>
-        <w:t xml:space="preserve"> Action instead: obtain Martins et al. (2015), Procedia Computer</w:t>
-        <w:br/>
-        <w:t>Science 67, 293-300, and paste the ten Portuguese items verbatim into</w:t>
-        <w:br/>
+        <w:t>CLOSED.</w:t>
+      </w:r>
+      <w:r>
+        <w:rPr/>
+        <w:t xml:space="preserve"> Validated European Portuguese</w:t>
+        <w:br/>
+        <w:t>version, Martins et al. (2015). Paper obtained, ten items transcribed</w:t>
+        <w:br/>
+        <w:t xml:space="preserve">verbatim into </w:t>
       </w:r>
       <w:r>
         <w:rPr>
@@ -677,7 +676,7 @@
       </w:r>
       <w:r>
         <w:rPr/>
-        <w:t xml:space="preserve">. Form F2 cannot be built correctly until this is done. </w:t>
+        <w:t xml:space="preserve">. F2-PT is ready to build. </w:t>
       </w:r>
     </w:p>
     <w:p>
@@ -3460,13 +3459,11 @@
       </w:r>
       <w:r>
         <w:rPr/>
-        <w:t xml:space="preserve"> F2-EN uses the English items above.</w:t>
-        <w:br/>
-        <w:t>F2-PT uses the validated European Portuguese items from Martins et al. (2015),</w:t>
-        <w:br/>
-        <w:t>pasted verbatim. Do not mix languages within one form, and do not build F2-PT</w:t>
-        <w:br/>
-        <w:t xml:space="preserve">from the provisional translation currently in </w:t>
+        <w:t xml:space="preserve"> F2-EN uses the English items. F2-PT</w:t>
+        <w:br/>
+        <w:t>uses the validated European Portuguese items from Martins et al. (2015), which</w:t>
+        <w:br/>
+        <w:t xml:space="preserve">are now transcribed verbatim in </w:t>
       </w:r>
       <w:r>
         <w:rPr>
@@ -3476,9 +3473,66 @@
       </w:r>
       <w:r>
         <w:rPr/>
-        <w:t xml:space="preserve"> - it is a</w:t>
-        <w:br/>
-        <w:t>placeholder and is marked as such.</w:t>
+        <w:t xml:space="preserve"> under "As administered".</w:t>
+        <w:br/>
+        <w:t>Copy that table, not the "Published items, verbatim" one above it - the</w:t>
+        <w:br/>
+        <w:t xml:space="preserve">administered version is the same wording with </w:t>
+      </w:r>
+      <w:r>
+        <w:rPr>
+          <w:rStyle w:val="SourceText"/>
+        </w:rPr>
+        <w:t>este produto</w:t>
+      </w:r>
+      <w:r>
+        <w:rPr/>
+        <w:t xml:space="preserve"> replaced by</w:t>
+        <w:br/>
+      </w:r>
+      <w:r>
+        <w:rPr>
+          <w:rStyle w:val="SourceText"/>
+        </w:rPr>
+        <w:t>o Apex</w:t>
+      </w:r>
+      <w:r>
+        <w:rPr/>
+        <w:t>, which is the only permitted change.</w:t>
+      </w:r>
+    </w:p>
+    <w:p>
+      <w:pPr>
+        <w:pStyle w:val="TextBody"/>
+        <w:bidi w:val="0"/>
+        <w:spacing w:before="0" w:after="283"/>
+        <w:jc w:val="left"/>
+        <w:rPr/>
+      </w:pPr>
+      <w:r>
+        <w:rPr/>
+        <w:t xml:space="preserve">Do not mix languages within one form. PT anchors: </w:t>
+      </w:r>
+      <w:r>
+        <w:rPr>
+          <w:rStyle w:val="SourceText"/>
+        </w:rPr>
+        <w:t>Discordo totalmente</w:t>
+      </w:r>
+      <w:r>
+        <w:rPr/>
+        <w:t xml:space="preserve"> and</w:t>
+        <w:br/>
+      </w:r>
+      <w:r>
+        <w:rPr>
+          <w:rStyle w:val="SourceText"/>
+        </w:rPr>
+        <w:t>Concordo totalmente</w:t>
+      </w:r>
+      <w:r>
+        <w:rPr/>
+        <w:t>.</w:t>
       </w:r>
     </w:p>
     <w:p>
@@ -8570,8 +8624,12 @@
         <w:rPr/>
       </w:pPr>
       <w:r>
-        <w:rPr/>
-        <w:t xml:space="preserve">The ten Portuguese items currently in </w:t>
+        <w:rPr>
+          <w:rStyle w:val="StrongEmphasis"/>
+        </w:rPr>
+        <w:t>Done 2026-08-11: the paper was obtained and the ten items are transcribed</w:t>
+        <w:br/>
+        <w:t xml:space="preserve">verbatim in </w:t>
       </w:r>
       <w:r>
         <w:rPr>
@@ -8580,21 +8638,14 @@
         <w:t>instrument-sus.md</w:t>
       </w:r>
       <w:r>
-        <w:rPr/>
-        <w:t xml:space="preserve"> are a provisional</w:t>
-        <w:br/>
-        <w:t xml:space="preserve">translation and </w:t>
-      </w:r>
-      <w:r>
         <w:rPr>
           <w:rStyle w:val="StrongEmphasis"/>
         </w:rPr>
-        <w:t>must be replaced with the published wording verbatim</w:t>
-      </w:r>
-      <w:r>
-        <w:rPr/>
-        <w:br/>
-        <w:t xml:space="preserve">before form F2 is built. That file carries an action block saying so. </w:t>
+        <w:t>.</w:t>
+      </w:r>
+      <w:r>
+        <w:rPr/>
+        <w:t xml:space="preserve"> F2-PT can be built. </w:t>
       </w:r>
     </w:p>
     <w:p>
@@ -8657,6 +8708,7 @@
           <w:tab w:val="left" w:pos="709" w:leader="none"/>
         </w:tabs>
         <w:bidi w:val="0"/>
+        <w:spacing w:before="0" w:after="0"/>
         <w:ind w:left="709" w:hanging="283"/>
         <w:jc w:val="left"/>
         <w:rPr/>
@@ -8668,6 +8720,67 @@
         <w:t>language each participant used; do not pool EN and PT into one mean without</w:t>
         <w:br/>
         <w:t xml:space="preserve">saying so, since they are strictly two instruments. </w:t>
+      </w:r>
+    </w:p>
+    <w:p>
+      <w:pPr>
+        <w:pStyle w:val="TextBody"/>
+        <w:numPr>
+          <w:ilvl w:val="0"/>
+          <w:numId w:val="11"/>
+        </w:numPr>
+        <w:tabs>
+          <w:tab w:val="clear" w:pos="1134"/>
+          <w:tab w:val="left" w:pos="709" w:leader="none"/>
+        </w:tabs>
+        <w:bidi w:val="0"/>
+        <w:ind w:left="709" w:hanging="283"/>
+        <w:jc w:val="left"/>
+        <w:rPr/>
+      </w:pPr>
+      <w:r>
+        <w:rPr>
+          <w:rStyle w:val="StrongEmphasis"/>
+        </w:rPr>
+        <w:t>State the instrument's reported limits in Chapter 9 pre-emptively.</w:t>
+      </w:r>
+      <w:r>
+        <w:rPr/>
+        <w:t xml:space="preserve"> Martins</w:t>
+        <w:br/>
+        <w:t xml:space="preserve">et al. report construct validity (r = 0.70 vs PSSUQ) but </w:t>
+      </w:r>
+      <w:r>
+        <w:rPr>
+          <w:rStyle w:val="StrongEmphasis"/>
+        </w:rPr>
+        <w:t>weak inter-rater</w:t>
+        <w:br/>
+        <w:t>reliability, ICC = 0.36</w:t>
+      </w:r>
+      <w:r>
+        <w:rPr/>
+        <w:t>, and 76.67% agreement against their own 80%</w:t>
+        <w:br/>
+        <w:t>threshold. They attribute it to the alternating item polarity. Their sample</w:t>
+        <w:br/>
+        <w:t>was also drawn from the general community, not software practitioners. All of</w:t>
+        <w:br/>
+        <w:t xml:space="preserve">this is in </w:t>
+      </w:r>
+      <w:r>
+        <w:rPr>
+          <w:rStyle w:val="SourceText"/>
+        </w:rPr>
+        <w:t>instrument-sus.md</w:t>
+      </w:r>
+      <w:r>
+        <w:rPr/>
+        <w:t>; one sentence in the text closes the line of</w:t>
+        <w:br/>
+        <w:t>attack that citing a validated instrument without knowing its limits would</w:t>
+        <w:br/>
+        <w:t xml:space="preserve">otherwise open. </w:t>
       </w:r>
     </w:p>
     <w:p>
@@ -9021,15 +9134,15 @@
         <w:rPr>
           <w:rStyle w:val="StrongEmphasis"/>
         </w:rPr>
-        <w:t>DECIDED 2026-08-11: validated</w:t>
-        <w:br/>
-        <w:t>European Portuguese version (Martins et al., 2015).</w:t>
-      </w:r>
-      <w:r>
-        <w:rPr/>
-        <w:t xml:space="preserve"> Remaining action, not a</w:t>
-        <w:br/>
-        <w:t xml:space="preserve">decision: obtain the paper and paste the ten items verbatim. </w:t>
+        <w:t>CLOSED 2026-08-11: validated</w:t>
+        <w:br/>
+        <w:t>European Portuguese version (Martins et al., 2015), obtained and</w:t>
+        <w:br/>
+        <w:t>transcribed.</w:t>
+      </w:r>
+      <w:r>
+        <w:rPr/>
+        <w:t xml:space="preserve"> Nothing outstanding. </w:t>
       </w:r>
     </w:p>
     <w:p>
@@ -10571,7 +10684,7 @@
         <w:rPr>
           <w:rStyle w:val="SourceText"/>
         </w:rPr>
-        <w:t>Url = {https://www.sciencedirect.com/science/article/pii/S1877050915031191},</w:t>
+        <w:t>Doi = {10.1016/j.procs.2015.09.273},</w:t>
       </w:r>
     </w:p>
     <w:p>
@@ -10594,7 +10707,7 @@
         <w:rPr>
           <w:rStyle w:val="SourceText"/>
         </w:rPr>
-        <w:t>Volume = {67},</w:t>
+        <w:t>Url = {https://doi.org/10.1016/j.procs.2015.09.273},</w:t>
       </w:r>
     </w:p>
     <w:p>
@@ -10617,6 +10730,29 @@
         <w:rPr>
           <w:rStyle w:val="SourceText"/>
         </w:rPr>
+        <w:t>Volume = {67},</w:t>
+      </w:r>
+    </w:p>
+    <w:p>
+      <w:pPr>
+        <w:pStyle w:val="PreformattedText"/>
+        <w:pBdr/>
+        <w:shd w:fill="F7F8FA" w:val="clear"/>
+        <w:bidi w:val="0"/>
+        <w:spacing w:before="0" w:after="0"/>
+        <w:jc w:val="left"/>
+        <w:rPr/>
+      </w:pPr>
+      <w:r>
+        <w:rPr>
+          <w:rStyle w:val="SourceText"/>
+        </w:rPr>
+        <w:t xml:space="preserve">    </w:t>
+      </w:r>
+      <w:r>
+        <w:rPr>
+          <w:rStyle w:val="SourceText"/>
+        </w:rPr>
         <w:t>Year = {2015}</w:t>
       </w:r>
     </w:p>
@@ -10645,9 +10781,9 @@
       </w:pPr>
       <w:r>
         <w:rPr/>
-        <w:t>Volume, pages and year confirmed against the publisher listing. Verify the DOI</w:t>
-        <w:br/>
-        <w:t>and add it when the paper is obtained.</w:t>
+        <w:t>Authors, volume, pages, year and DOI all verified against the published PDF.</w:t>
+        <w:br/>
+        <w:t>Note the article title capitalises "validation" lowercase in the original.</w:t>
       </w:r>
     </w:p>
     <w:p>
@@ -10735,7 +10871,7 @@
       </w:pPr>
       <w:r>
         <w:rPr/>
-        <w:t>[ ] Martins et al. obtained and the ten PT items pasted verbatim into</w:t>
+        <w:t>[x] Martins et al. obtained; the ten PT items transcribed verbatim into</w:t>
         <w:br/>
       </w:r>
       <w:r>
@@ -10746,7 +10882,7 @@
       </w:r>
       <w:r>
         <w:rPr/>
-        <w:t xml:space="preserve">, replacing the provisional translation </w:t>
+        <w:t xml:space="preserve"> and the provisional translation deleted </w:t>
       </w:r>
     </w:p>
     <w:p>
@@ -18098,34 +18234,14 @@
       </w:pPr>
       <w:r>
         <w:rPr/>
-        <w:t>Instruções apresentadas ao participante (PT)</w:t>
-      </w:r>
-    </w:p>
-    <w:p>
-      <w:pPr>
-        <w:pStyle w:val="Heading2"/>
-        <w:pBdr>
-          <w:left w:val="single" w:sz="18" w:space="10" w:color="2F5496"/>
-        </w:pBdr>
-        <w:bidi w:val="0"/>
-        <w:ind w:left="567" w:right="567" w:hanging="0"/>
-        <w:jc w:val="left"/>
-        <w:rPr/>
-      </w:pPr>
-      <w:r>
-        <w:rPr/>
-        <w:t>ACTION REQUIRED - DO NOT ADMINISTER THIS TEXT</w:t>
-      </w:r>
-    </w:p>
-    <w:p>
-      <w:pPr>
-        <w:pStyle w:val="Quotations"/>
-        <w:pBdr>
-          <w:left w:val="single" w:sz="18" w:space="10" w:color="2F5496"/>
-        </w:pBdr>
+        <w:t>Versão portuguesa validada (PT)</w:t>
+      </w:r>
+    </w:p>
+    <w:p>
+      <w:pPr>
+        <w:pStyle w:val="TextBody"/>
         <w:bidi w:val="0"/>
         <w:spacing w:before="0" w:after="283"/>
-        <w:ind w:left="567" w:right="567" w:hanging="0"/>
         <w:jc w:val="left"/>
         <w:rPr/>
       </w:pPr>
@@ -18133,144 +18249,868 @@
         <w:rPr>
           <w:rStyle w:val="StrongEmphasis"/>
         </w:rPr>
-        <w:t>Decision taken 2026-08-11: the study uses the validated European Portuguese</w:t>
-        <w:br/>
-        <w:t>SUS.</w:t>
-      </w:r>
-      <w:r>
-        <w:rPr/>
-        <w:t xml:space="preserve"> The ten items below are a provisional working translation and are</w:t>
-        <w:br/>
+        <w:t>Source of record:</w:t>
+      </w:r>
+      <w:r>
+        <w:rPr/>
+        <w:t xml:space="preserve"> Martins, A. I., Rosa, A. F., Queirós, A., Silva, A., and</w:t>
+        <w:br/>
+        <w:t xml:space="preserve">Rocha, N. P. (2015). </w:t>
+      </w:r>
+      <w:r>
+        <w:rPr>
+          <w:rStyle w:val="Emphasis"/>
+        </w:rPr>
+        <w:t>European Portuguese validation of the System Usability</w:t>
+        <w:br/>
+        <w:t>Scale (SUS).</w:t>
+      </w:r>
+      <w:r>
+        <w:rPr/>
+        <w:t xml:space="preserve"> Procedia Computer Science, 67, 293-300.</w:t>
+        <w:br/>
+        <w:t xml:space="preserve">DOI </w:t>
+      </w:r>
+      <w:r>
+        <w:rPr>
+          <w:rStyle w:val="SourceText"/>
+        </w:rPr>
+        <w:t>10.1016/j.procs.2015.09.273</w:t>
+      </w:r>
+      <w:r>
+        <w:rPr/>
+        <w:t>. Open access, CC BY-NC-ND.</w:t>
+      </w:r>
+    </w:p>
+    <w:p>
+      <w:pPr>
+        <w:pStyle w:val="TextBody"/>
+        <w:bidi w:val="0"/>
+        <w:spacing w:before="0" w:after="283"/>
+        <w:jc w:val="left"/>
+        <w:rPr/>
+      </w:pPr>
+      <w:r>
+        <w:rPr/>
+        <w:t>Presented at DSAI 2015. The ten items below are their Table 1, transcribed</w:t>
+        <w:br/>
+        <w:t>verbatim. This is the instrument; the provisional translation that previously</w:t>
+        <w:br/>
+        <w:t>sat here has been discarded.</w:t>
+      </w:r>
+    </w:p>
+    <w:p>
+      <w:pPr>
+        <w:pStyle w:val="TextBody"/>
+        <w:bidi w:val="0"/>
+        <w:spacing w:before="0" w:after="283"/>
+        <w:jc w:val="left"/>
+        <w:rPr/>
+      </w:pPr>
+      <w:r>
+        <w:rPr/>
+        <w:t xml:space="preserve">Note their generic referent is </w:t>
       </w:r>
       <w:r>
         <w:rPr>
           <w:rStyle w:val="StrongEmphasis"/>
         </w:rPr>
-        <w:t>not</w:t>
-      </w:r>
-      <w:r>
-        <w:rPr/>
-        <w:t xml:space="preserve"> that instrument. They are here only so the form can be laid out before</w:t>
-        <w:br/>
-        <w:t>the paper is obtained.</w:t>
-      </w:r>
-    </w:p>
-    <w:p>
-      <w:pPr>
-        <w:pStyle w:val="Quotations"/>
-        <w:pBdr>
-          <w:left w:val="single" w:sz="18" w:space="10" w:color="2F5496"/>
-        </w:pBdr>
+        <w:t>"produto"</w:t>
+      </w:r>
+      <w:r>
+        <w:rPr/>
+        <w:t>, not "sistema".</w:t>
+      </w:r>
+    </w:p>
+    <w:p>
+      <w:pPr>
+        <w:pStyle w:val="Heading3"/>
+        <w:bidi w:val="0"/>
+        <w:jc w:val="left"/>
+        <w:rPr/>
+      </w:pPr>
+      <w:r>
+        <w:rPr/>
+        <w:t>Published items, verbatim</w:t>
+      </w:r>
+    </w:p>
+    <w:tbl>
+      <w:tblPr>
+        <w:tblW w:w="5419" w:type="dxa"/>
+        <w:jc w:val="left"/>
+        <w:tblInd w:w="0" w:type="dxa"/>
+        <w:tblLayout w:type="fixed"/>
+        <w:tblCellMar>
+          <w:top w:w="28" w:type="dxa"/>
+          <w:left w:w="28" w:type="dxa"/>
+          <w:bottom w:w="28" w:type="dxa"/>
+          <w:right w:w="28" w:type="dxa"/>
+        </w:tblCellMar>
+      </w:tblPr>
+      <w:tblGrid>
+        <w:gridCol w:w="331"/>
+        <w:gridCol w:w="2452"/>
+        <w:gridCol w:w="2636"/>
+      </w:tblGrid>
+      <w:tr>
+        <w:trPr>
+          <w:tblHeader w:val="true"/>
+        </w:trPr>
+        <w:tc>
+          <w:tcPr>
+            <w:tcW w:w="331" w:type="dxa"/>
+            <w:tcBorders/>
+            <w:vAlign w:val="center"/>
+          </w:tcPr>
+          <w:p>
+            <w:pPr>
+              <w:pStyle w:val="TableHeading"/>
+              <w:suppressLineNumbers/>
+              <w:shd w:fill="E8EDF5" w:val="clear"/>
+              <w:bidi w:val="0"/>
+              <w:spacing w:before="0" w:after="283"/>
+              <w:jc w:val="left"/>
+              <w:rPr/>
+            </w:pPr>
+            <w:r>
+              <w:rPr/>
+              <w:t>#</w:t>
+            </w:r>
+          </w:p>
+        </w:tc>
+        <w:tc>
+          <w:tcPr>
+            <w:tcW w:w="2452" w:type="dxa"/>
+            <w:tcBorders/>
+            <w:vAlign w:val="center"/>
+          </w:tcPr>
+          <w:p>
+            <w:pPr>
+              <w:pStyle w:val="TableHeading"/>
+              <w:suppressLineNumbers/>
+              <w:shd w:fill="E8EDF5" w:val="clear"/>
+              <w:bidi w:val="0"/>
+              <w:spacing w:before="0" w:after="283"/>
+              <w:jc w:val="left"/>
+              <w:rPr/>
+            </w:pPr>
+            <w:r>
+              <w:rPr/>
+              <w:t>Original item</w:t>
+            </w:r>
+          </w:p>
+        </w:tc>
+        <w:tc>
+          <w:tcPr>
+            <w:tcW w:w="2636" w:type="dxa"/>
+            <w:tcBorders/>
+            <w:vAlign w:val="center"/>
+          </w:tcPr>
+          <w:p>
+            <w:pPr>
+              <w:pStyle w:val="TableHeading"/>
+              <w:suppressLineNumbers/>
+              <w:shd w:fill="E8EDF5" w:val="clear"/>
+              <w:bidi w:val="0"/>
+              <w:spacing w:before="0" w:after="283"/>
+              <w:jc w:val="left"/>
+              <w:rPr/>
+            </w:pPr>
+            <w:r>
+              <w:rPr/>
+              <w:t>Item correspondente em português</w:t>
+            </w:r>
+          </w:p>
+        </w:tc>
+      </w:tr>
+      <w:tr>
+        <w:trPr/>
+        <w:tc>
+          <w:tcPr>
+            <w:tcW w:w="331" w:type="dxa"/>
+            <w:tcBorders/>
+            <w:vAlign w:val="center"/>
+          </w:tcPr>
+          <w:p>
+            <w:pPr>
+              <w:pStyle w:val="TableContents"/>
+              <w:bidi w:val="0"/>
+              <w:spacing w:before="0" w:after="283"/>
+              <w:jc w:val="left"/>
+              <w:rPr/>
+            </w:pPr>
+            <w:r>
+              <w:rPr/>
+              <w:t>1</w:t>
+            </w:r>
+          </w:p>
+        </w:tc>
+        <w:tc>
+          <w:tcPr>
+            <w:tcW w:w="2452" w:type="dxa"/>
+            <w:tcBorders/>
+            <w:vAlign w:val="center"/>
+          </w:tcPr>
+          <w:p>
+            <w:pPr>
+              <w:pStyle w:val="TableContents"/>
+              <w:bidi w:val="0"/>
+              <w:spacing w:before="0" w:after="283"/>
+              <w:jc w:val="left"/>
+              <w:rPr/>
+            </w:pPr>
+            <w:r>
+              <w:rPr/>
+              <w:t>I think that I would like to use this system frequently.</w:t>
+            </w:r>
+          </w:p>
+        </w:tc>
+        <w:tc>
+          <w:tcPr>
+            <w:tcW w:w="2636" w:type="dxa"/>
+            <w:tcBorders/>
+            <w:vAlign w:val="center"/>
+          </w:tcPr>
+          <w:p>
+            <w:pPr>
+              <w:pStyle w:val="TableContents"/>
+              <w:bidi w:val="0"/>
+              <w:spacing w:before="0" w:after="283"/>
+              <w:jc w:val="left"/>
+              <w:rPr/>
+            </w:pPr>
+            <w:r>
+              <w:rPr/>
+              <w:t>Acho que gostaria de utilizar este produto com frequência.</w:t>
+            </w:r>
+          </w:p>
+        </w:tc>
+      </w:tr>
+      <w:tr>
+        <w:trPr/>
+        <w:tc>
+          <w:tcPr>
+            <w:tcW w:w="331" w:type="dxa"/>
+            <w:tcBorders/>
+            <w:vAlign w:val="center"/>
+          </w:tcPr>
+          <w:p>
+            <w:pPr>
+              <w:pStyle w:val="TableContents"/>
+              <w:bidi w:val="0"/>
+              <w:spacing w:before="0" w:after="283"/>
+              <w:jc w:val="left"/>
+              <w:rPr/>
+            </w:pPr>
+            <w:r>
+              <w:rPr/>
+              <w:t>2</w:t>
+            </w:r>
+          </w:p>
+        </w:tc>
+        <w:tc>
+          <w:tcPr>
+            <w:tcW w:w="2452" w:type="dxa"/>
+            <w:tcBorders/>
+            <w:vAlign w:val="center"/>
+          </w:tcPr>
+          <w:p>
+            <w:pPr>
+              <w:pStyle w:val="TableContents"/>
+              <w:bidi w:val="0"/>
+              <w:spacing w:before="0" w:after="283"/>
+              <w:jc w:val="left"/>
+              <w:rPr/>
+            </w:pPr>
+            <w:r>
+              <w:rPr/>
+              <w:t>I found the system unnecessarily complex.</w:t>
+            </w:r>
+          </w:p>
+        </w:tc>
+        <w:tc>
+          <w:tcPr>
+            <w:tcW w:w="2636" w:type="dxa"/>
+            <w:tcBorders/>
+            <w:vAlign w:val="center"/>
+          </w:tcPr>
+          <w:p>
+            <w:pPr>
+              <w:pStyle w:val="TableContents"/>
+              <w:bidi w:val="0"/>
+              <w:spacing w:before="0" w:after="283"/>
+              <w:jc w:val="left"/>
+              <w:rPr/>
+            </w:pPr>
+            <w:r>
+              <w:rPr/>
+              <w:t>Considerei o produto mais complexo do que necessário.</w:t>
+            </w:r>
+          </w:p>
+        </w:tc>
+      </w:tr>
+      <w:tr>
+        <w:trPr/>
+        <w:tc>
+          <w:tcPr>
+            <w:tcW w:w="331" w:type="dxa"/>
+            <w:tcBorders/>
+            <w:vAlign w:val="center"/>
+          </w:tcPr>
+          <w:p>
+            <w:pPr>
+              <w:pStyle w:val="TableContents"/>
+              <w:bidi w:val="0"/>
+              <w:spacing w:before="0" w:after="283"/>
+              <w:jc w:val="left"/>
+              <w:rPr/>
+            </w:pPr>
+            <w:r>
+              <w:rPr/>
+              <w:t>3</w:t>
+            </w:r>
+          </w:p>
+        </w:tc>
+        <w:tc>
+          <w:tcPr>
+            <w:tcW w:w="2452" w:type="dxa"/>
+            <w:tcBorders/>
+            <w:vAlign w:val="center"/>
+          </w:tcPr>
+          <w:p>
+            <w:pPr>
+              <w:pStyle w:val="TableContents"/>
+              <w:bidi w:val="0"/>
+              <w:spacing w:before="0" w:after="283"/>
+              <w:jc w:val="left"/>
+              <w:rPr/>
+            </w:pPr>
+            <w:r>
+              <w:rPr/>
+              <w:t>I thought the system was easy to use.</w:t>
+            </w:r>
+          </w:p>
+        </w:tc>
+        <w:tc>
+          <w:tcPr>
+            <w:tcW w:w="2636" w:type="dxa"/>
+            <w:tcBorders/>
+            <w:vAlign w:val="center"/>
+          </w:tcPr>
+          <w:p>
+            <w:pPr>
+              <w:pStyle w:val="TableContents"/>
+              <w:bidi w:val="0"/>
+              <w:spacing w:before="0" w:after="283"/>
+              <w:jc w:val="left"/>
+              <w:rPr/>
+            </w:pPr>
+            <w:r>
+              <w:rPr/>
+              <w:t>Achei o produto fácil de utilizar.</w:t>
+            </w:r>
+          </w:p>
+        </w:tc>
+      </w:tr>
+      <w:tr>
+        <w:trPr/>
+        <w:tc>
+          <w:tcPr>
+            <w:tcW w:w="331" w:type="dxa"/>
+            <w:tcBorders/>
+            <w:vAlign w:val="center"/>
+          </w:tcPr>
+          <w:p>
+            <w:pPr>
+              <w:pStyle w:val="TableContents"/>
+              <w:bidi w:val="0"/>
+              <w:spacing w:before="0" w:after="283"/>
+              <w:jc w:val="left"/>
+              <w:rPr/>
+            </w:pPr>
+            <w:r>
+              <w:rPr/>
+              <w:t>4</w:t>
+            </w:r>
+          </w:p>
+        </w:tc>
+        <w:tc>
+          <w:tcPr>
+            <w:tcW w:w="2452" w:type="dxa"/>
+            <w:tcBorders/>
+            <w:vAlign w:val="center"/>
+          </w:tcPr>
+          <w:p>
+            <w:pPr>
+              <w:pStyle w:val="TableContents"/>
+              <w:bidi w:val="0"/>
+              <w:spacing w:before="0" w:after="283"/>
+              <w:jc w:val="left"/>
+              <w:rPr/>
+            </w:pPr>
+            <w:r>
+              <w:rPr/>
+              <w:t>I think that I would need the support of a technical person to be able to use this system.</w:t>
+            </w:r>
+          </w:p>
+        </w:tc>
+        <w:tc>
+          <w:tcPr>
+            <w:tcW w:w="2636" w:type="dxa"/>
+            <w:tcBorders/>
+            <w:vAlign w:val="center"/>
+          </w:tcPr>
+          <w:p>
+            <w:pPr>
+              <w:pStyle w:val="TableContents"/>
+              <w:bidi w:val="0"/>
+              <w:spacing w:before="0" w:after="283"/>
+              <w:jc w:val="left"/>
+              <w:rPr/>
+            </w:pPr>
+            <w:r>
+              <w:rPr/>
+              <w:t>Acho que necessitaria de ajuda de um técnico para conseguir utilizar este produto.</w:t>
+            </w:r>
+          </w:p>
+        </w:tc>
+      </w:tr>
+      <w:tr>
+        <w:trPr/>
+        <w:tc>
+          <w:tcPr>
+            <w:tcW w:w="331" w:type="dxa"/>
+            <w:tcBorders/>
+            <w:vAlign w:val="center"/>
+          </w:tcPr>
+          <w:p>
+            <w:pPr>
+              <w:pStyle w:val="TableContents"/>
+              <w:bidi w:val="0"/>
+              <w:spacing w:before="0" w:after="283"/>
+              <w:jc w:val="left"/>
+              <w:rPr/>
+            </w:pPr>
+            <w:r>
+              <w:rPr/>
+              <w:t>5</w:t>
+            </w:r>
+          </w:p>
+        </w:tc>
+        <w:tc>
+          <w:tcPr>
+            <w:tcW w:w="2452" w:type="dxa"/>
+            <w:tcBorders/>
+            <w:vAlign w:val="center"/>
+          </w:tcPr>
+          <w:p>
+            <w:pPr>
+              <w:pStyle w:val="TableContents"/>
+              <w:bidi w:val="0"/>
+              <w:spacing w:before="0" w:after="283"/>
+              <w:jc w:val="left"/>
+              <w:rPr/>
+            </w:pPr>
+            <w:r>
+              <w:rPr/>
+              <w:t>I found the various functions in this system were well integrated.</w:t>
+            </w:r>
+          </w:p>
+        </w:tc>
+        <w:tc>
+          <w:tcPr>
+            <w:tcW w:w="2636" w:type="dxa"/>
+            <w:tcBorders/>
+            <w:vAlign w:val="center"/>
+          </w:tcPr>
+          <w:p>
+            <w:pPr>
+              <w:pStyle w:val="TableContents"/>
+              <w:bidi w:val="0"/>
+              <w:spacing w:before="0" w:after="283"/>
+              <w:jc w:val="left"/>
+              <w:rPr/>
+            </w:pPr>
+            <w:r>
+              <w:rPr/>
+              <w:t>Considerei que as várias funcionalidades deste produto estavam bem integradas.</w:t>
+            </w:r>
+          </w:p>
+        </w:tc>
+      </w:tr>
+      <w:tr>
+        <w:trPr/>
+        <w:tc>
+          <w:tcPr>
+            <w:tcW w:w="331" w:type="dxa"/>
+            <w:tcBorders/>
+            <w:vAlign w:val="center"/>
+          </w:tcPr>
+          <w:p>
+            <w:pPr>
+              <w:pStyle w:val="TableContents"/>
+              <w:bidi w:val="0"/>
+              <w:spacing w:before="0" w:after="283"/>
+              <w:jc w:val="left"/>
+              <w:rPr/>
+            </w:pPr>
+            <w:r>
+              <w:rPr/>
+              <w:t>6</w:t>
+            </w:r>
+          </w:p>
+        </w:tc>
+        <w:tc>
+          <w:tcPr>
+            <w:tcW w:w="2452" w:type="dxa"/>
+            <w:tcBorders/>
+            <w:vAlign w:val="center"/>
+          </w:tcPr>
+          <w:p>
+            <w:pPr>
+              <w:pStyle w:val="TableContents"/>
+              <w:bidi w:val="0"/>
+              <w:spacing w:before="0" w:after="283"/>
+              <w:jc w:val="left"/>
+              <w:rPr/>
+            </w:pPr>
+            <w:r>
+              <w:rPr/>
+              <w:t>I thought there was too much inconsistency in this system.</w:t>
+            </w:r>
+          </w:p>
+        </w:tc>
+        <w:tc>
+          <w:tcPr>
+            <w:tcW w:w="2636" w:type="dxa"/>
+            <w:tcBorders/>
+            <w:vAlign w:val="center"/>
+          </w:tcPr>
+          <w:p>
+            <w:pPr>
+              <w:pStyle w:val="TableContents"/>
+              <w:bidi w:val="0"/>
+              <w:spacing w:before="0" w:after="283"/>
+              <w:jc w:val="left"/>
+              <w:rPr/>
+            </w:pPr>
+            <w:r>
+              <w:rPr/>
+              <w:t>Achei que este produto tinha muitas inconsistências.</w:t>
+            </w:r>
+          </w:p>
+        </w:tc>
+      </w:tr>
+      <w:tr>
+        <w:trPr/>
+        <w:tc>
+          <w:tcPr>
+            <w:tcW w:w="331" w:type="dxa"/>
+            <w:tcBorders/>
+            <w:vAlign w:val="center"/>
+          </w:tcPr>
+          <w:p>
+            <w:pPr>
+              <w:pStyle w:val="TableContents"/>
+              <w:bidi w:val="0"/>
+              <w:spacing w:before="0" w:after="283"/>
+              <w:jc w:val="left"/>
+              <w:rPr/>
+            </w:pPr>
+            <w:r>
+              <w:rPr/>
+              <w:t>7</w:t>
+            </w:r>
+          </w:p>
+        </w:tc>
+        <w:tc>
+          <w:tcPr>
+            <w:tcW w:w="2452" w:type="dxa"/>
+            <w:tcBorders/>
+            <w:vAlign w:val="center"/>
+          </w:tcPr>
+          <w:p>
+            <w:pPr>
+              <w:pStyle w:val="TableContents"/>
+              <w:bidi w:val="0"/>
+              <w:spacing w:before="0" w:after="283"/>
+              <w:jc w:val="left"/>
+              <w:rPr/>
+            </w:pPr>
+            <w:r>
+              <w:rPr/>
+              <w:t>I would imagine that most people would learn to use this system very quickly.</w:t>
+            </w:r>
+          </w:p>
+        </w:tc>
+        <w:tc>
+          <w:tcPr>
+            <w:tcW w:w="2636" w:type="dxa"/>
+            <w:tcBorders/>
+            <w:vAlign w:val="center"/>
+          </w:tcPr>
+          <w:p>
+            <w:pPr>
+              <w:pStyle w:val="TableContents"/>
+              <w:bidi w:val="0"/>
+              <w:spacing w:before="0" w:after="283"/>
+              <w:jc w:val="left"/>
+              <w:rPr/>
+            </w:pPr>
+            <w:r>
+              <w:rPr/>
+              <w:t>Suponho que a maioria das pessoas aprenderia a utilizar rapidamente este produto.</w:t>
+            </w:r>
+          </w:p>
+        </w:tc>
+      </w:tr>
+      <w:tr>
+        <w:trPr/>
+        <w:tc>
+          <w:tcPr>
+            <w:tcW w:w="331" w:type="dxa"/>
+            <w:tcBorders/>
+            <w:vAlign w:val="center"/>
+          </w:tcPr>
+          <w:p>
+            <w:pPr>
+              <w:pStyle w:val="TableContents"/>
+              <w:bidi w:val="0"/>
+              <w:spacing w:before="0" w:after="283"/>
+              <w:jc w:val="left"/>
+              <w:rPr/>
+            </w:pPr>
+            <w:r>
+              <w:rPr/>
+              <w:t>8</w:t>
+            </w:r>
+          </w:p>
+        </w:tc>
+        <w:tc>
+          <w:tcPr>
+            <w:tcW w:w="2452" w:type="dxa"/>
+            <w:tcBorders/>
+            <w:vAlign w:val="center"/>
+          </w:tcPr>
+          <w:p>
+            <w:pPr>
+              <w:pStyle w:val="TableContents"/>
+              <w:bidi w:val="0"/>
+              <w:spacing w:before="0" w:after="283"/>
+              <w:jc w:val="left"/>
+              <w:rPr/>
+            </w:pPr>
+            <w:r>
+              <w:rPr/>
+              <w:t>I found the system very cumbersome to use.</w:t>
+            </w:r>
+          </w:p>
+        </w:tc>
+        <w:tc>
+          <w:tcPr>
+            <w:tcW w:w="2636" w:type="dxa"/>
+            <w:tcBorders/>
+            <w:vAlign w:val="center"/>
+          </w:tcPr>
+          <w:p>
+            <w:pPr>
+              <w:pStyle w:val="TableContents"/>
+              <w:bidi w:val="0"/>
+              <w:spacing w:before="0" w:after="283"/>
+              <w:jc w:val="left"/>
+              <w:rPr/>
+            </w:pPr>
+            <w:r>
+              <w:rPr/>
+              <w:t>Considerei o produto muito complicado de utilizar.</w:t>
+            </w:r>
+          </w:p>
+        </w:tc>
+      </w:tr>
+      <w:tr>
+        <w:trPr/>
+        <w:tc>
+          <w:tcPr>
+            <w:tcW w:w="331" w:type="dxa"/>
+            <w:tcBorders/>
+            <w:vAlign w:val="center"/>
+          </w:tcPr>
+          <w:p>
+            <w:pPr>
+              <w:pStyle w:val="TableContents"/>
+              <w:bidi w:val="0"/>
+              <w:spacing w:before="0" w:after="283"/>
+              <w:jc w:val="left"/>
+              <w:rPr/>
+            </w:pPr>
+            <w:r>
+              <w:rPr/>
+              <w:t>9</w:t>
+            </w:r>
+          </w:p>
+        </w:tc>
+        <w:tc>
+          <w:tcPr>
+            <w:tcW w:w="2452" w:type="dxa"/>
+            <w:tcBorders/>
+            <w:vAlign w:val="center"/>
+          </w:tcPr>
+          <w:p>
+            <w:pPr>
+              <w:pStyle w:val="TableContents"/>
+              <w:bidi w:val="0"/>
+              <w:spacing w:before="0" w:after="283"/>
+              <w:jc w:val="left"/>
+              <w:rPr/>
+            </w:pPr>
+            <w:r>
+              <w:rPr/>
+              <w:t>I felt very confident using the system.</w:t>
+            </w:r>
+          </w:p>
+        </w:tc>
+        <w:tc>
+          <w:tcPr>
+            <w:tcW w:w="2636" w:type="dxa"/>
+            <w:tcBorders/>
+            <w:vAlign w:val="center"/>
+          </w:tcPr>
+          <w:p>
+            <w:pPr>
+              <w:pStyle w:val="TableContents"/>
+              <w:bidi w:val="0"/>
+              <w:spacing w:before="0" w:after="283"/>
+              <w:jc w:val="left"/>
+              <w:rPr/>
+            </w:pPr>
+            <w:r>
+              <w:rPr/>
+              <w:t>Senti-me muito confiante a utilizar este produto.</w:t>
+            </w:r>
+          </w:p>
+        </w:tc>
+      </w:tr>
+      <w:tr>
+        <w:trPr/>
+        <w:tc>
+          <w:tcPr>
+            <w:tcW w:w="331" w:type="dxa"/>
+            <w:tcBorders/>
+            <w:vAlign w:val="center"/>
+          </w:tcPr>
+          <w:p>
+            <w:pPr>
+              <w:pStyle w:val="TableContents"/>
+              <w:bidi w:val="0"/>
+              <w:spacing w:before="0" w:after="283"/>
+              <w:jc w:val="left"/>
+              <w:rPr/>
+            </w:pPr>
+            <w:r>
+              <w:rPr/>
+              <w:t>10</w:t>
+            </w:r>
+          </w:p>
+        </w:tc>
+        <w:tc>
+          <w:tcPr>
+            <w:tcW w:w="2452" w:type="dxa"/>
+            <w:tcBorders/>
+            <w:vAlign w:val="center"/>
+          </w:tcPr>
+          <w:p>
+            <w:pPr>
+              <w:pStyle w:val="TableContents"/>
+              <w:bidi w:val="0"/>
+              <w:spacing w:before="0" w:after="283"/>
+              <w:jc w:val="left"/>
+              <w:rPr/>
+            </w:pPr>
+            <w:r>
+              <w:rPr/>
+              <w:t>I needed to learn a lot of things before I could get going with this system.</w:t>
+            </w:r>
+          </w:p>
+        </w:tc>
+        <w:tc>
+          <w:tcPr>
+            <w:tcW w:w="2636" w:type="dxa"/>
+            <w:tcBorders/>
+            <w:vAlign w:val="center"/>
+          </w:tcPr>
+          <w:p>
+            <w:pPr>
+              <w:pStyle w:val="TableContents"/>
+              <w:bidi w:val="0"/>
+              <w:spacing w:before="0" w:after="283"/>
+              <w:jc w:val="left"/>
+              <w:rPr/>
+            </w:pPr>
+            <w:r>
+              <w:rPr/>
+              <w:t>Tive que aprender muito antes de conseguir lidar com este produto.</w:t>
+            </w:r>
+          </w:p>
+        </w:tc>
+      </w:tr>
+    </w:tbl>
+    <w:p>
+      <w:pPr>
+        <w:pStyle w:val="Heading3"/>
+        <w:bidi w:val="0"/>
+        <w:jc w:val="left"/>
+        <w:rPr/>
+      </w:pPr>
+      <w:r>
+        <w:rPr/>
+        <w:t>As administered - substituting the system name</w:t>
+      </w:r>
+    </w:p>
+    <w:p>
+      <w:pPr>
+        <w:pStyle w:val="TextBody"/>
         <w:bidi w:val="0"/>
         <w:spacing w:before="0" w:after="283"/>
-        <w:ind w:left="567" w:right="567" w:hanging="0"/>
-        <w:jc w:val="left"/>
-        <w:rPr/>
-      </w:pPr>
-      <w:r>
-        <w:rPr>
-          <w:rStyle w:val="StrongEmphasis"/>
-        </w:rPr>
-        <w:t>Before building form F2, replace all ten items with the published wording,</w:t>
-        <w:br/>
-        <w:t>verbatim, from:</w:t>
-      </w:r>
-    </w:p>
-    <w:p>
-      <w:pPr>
-        <w:pStyle w:val="Quotations"/>
-        <w:pBdr>
-          <w:left w:val="single" w:sz="18" w:space="10" w:color="2F5496"/>
-        </w:pBdr>
-        <w:bidi w:val="0"/>
-        <w:spacing w:before="0" w:after="283"/>
-        <w:ind w:left="567" w:right="567" w:hanging="0"/>
-        <w:jc w:val="left"/>
-        <w:rPr/>
-      </w:pPr>
-      <w:r>
-        <w:rPr/>
-        <w:t>Martins, A. I., Rosa, A. F., Queirós, A., Silva, A., and Rocha, N. P. (2015).</w:t>
-        <w:br/>
-      </w:r>
-      <w:r>
-        <w:rPr>
-          <w:rStyle w:val="Emphasis"/>
-        </w:rPr>
-        <w:t>European Portuguese Validation of the System Usability Scale (SUS).</w:t>
-      </w:r>
-      <w:r>
-        <w:rPr/>
-        <w:br/>
-        <w:t>Procedia Computer Science, 67, 293-300.</w:t>
-        <w:br/>
-      </w:r>
-      <w:r>
-        <w:rPr>
-          <w:rStyle w:val="SourceText"/>
-        </w:rPr>
-        <w:t>https://www.sciencedirect.com/science/article/pii/S1877050915031191</w:t>
-      </w:r>
-      <w:r>
-        <w:rPr/>
-        <w:br/>
-        <w:t>(Procedia is open access; the item table is the one pairing each English item</w:t>
-        <w:br/>
-        <w:t>with its Portuguese translation.)</w:t>
-      </w:r>
-    </w:p>
-    <w:p>
-      <w:pPr>
-        <w:pStyle w:val="Quotations"/>
-        <w:pBdr>
-          <w:left w:val="single" w:sz="18" w:space="10" w:color="2F5496"/>
-        </w:pBdr>
-        <w:bidi w:val="0"/>
-        <w:spacing w:before="0" w:after="283"/>
-        <w:ind w:left="567" w:right="567" w:hanging="0"/>
-        <w:jc w:val="left"/>
-        <w:rPr/>
-      </w:pPr>
-      <w:r>
-        <w:rPr/>
-        <w:t>Then delete this warning block. Administering the text below and citing</w:t>
-        <w:br/>
-        <w:t>Martins et al. would be a misrepresentation: the validation applies to their</w:t>
-        <w:br/>
-        <w:t>wording, not to a translation that merely resembles it.</w:t>
-      </w:r>
-    </w:p>
-    <w:p>
-      <w:pPr>
-        <w:pStyle w:val="Quotations"/>
-        <w:pBdr>
-          <w:left w:val="single" w:sz="18" w:space="10" w:color="2F5496"/>
-        </w:pBdr>
-        <w:bidi w:val="0"/>
-        <w:spacing w:before="0" w:after="283"/>
-        <w:ind w:left="567" w:right="567" w:hanging="0"/>
-        <w:jc w:val="left"/>
-        <w:rPr/>
-      </w:pPr>
-      <w:r>
-        <w:rPr/>
-        <w:t xml:space="preserve">Responda a cada afirmação sobre o </w:t>
-      </w:r>
-      <w:r>
-        <w:rPr>
-          <w:rStyle w:val="StrongEmphasis"/>
-        </w:rPr>
-        <w:t>Apex</w:t>
-      </w:r>
-      <w:r>
-        <w:rPr/>
-        <w:t>, a ferramenta que acabou de</w:t>
-        <w:br/>
-        <w:t>utilizar, marcando uma opção. Não há respostas certas. Registe a sua reacção</w:t>
-        <w:br/>
-        <w:t>imediata em vez de pensar muito tempo em cada uma. Se sentir que não consegue</w:t>
-        <w:br/>
-        <w:t>responder, marque o ponto central.</w:t>
+        <w:jc w:val="left"/>
+        <w:rPr/>
+      </w:pPr>
+      <w:r>
+        <w:rPr/>
+        <w:t xml:space="preserve">The only change is the referent: </w:t>
+      </w:r>
+      <w:r>
+        <w:rPr>
+          <w:rStyle w:val="SourceText"/>
+        </w:rPr>
+        <w:t>este produto</w:t>
+      </w:r>
+      <w:r>
+        <w:rPr/>
+        <w:t xml:space="preserve"> / </w:t>
+      </w:r>
+      <w:r>
+        <w:rPr>
+          <w:rStyle w:val="SourceText"/>
+        </w:rPr>
+        <w:t>o produto</w:t>
+      </w:r>
+      <w:r>
+        <w:rPr/>
+        <w:t xml:space="preserve"> becomes </w:t>
+      </w:r>
+      <w:r>
+        <w:rPr>
+          <w:rStyle w:val="SourceText"/>
+        </w:rPr>
+        <w:t>o Apex</w:t>
+      </w:r>
+      <w:r>
+        <w:rPr/>
+        <w:t>.</w:t>
+        <w:br/>
+        <w:t>Nothing else moves. Same order, same polarity, same words. Declare the</w:t>
+        <w:br/>
+        <w:t>substitution in one sentence in Chapter 9.</w:t>
       </w:r>
     </w:p>
     <w:p>
@@ -18521,7 +19361,7 @@
             </w:pPr>
             <w:r>
               <w:rPr/>
-              <w:t>Penso que gostaria de utilizar o Apex com frequência.</w:t>
+              <w:t>Acho que gostaria de utilizar o Apex com frequência.</w:t>
             </w:r>
           </w:p>
         </w:tc>
@@ -18689,7 +19529,7 @@
             </w:pPr>
             <w:r>
               <w:rPr/>
-              <w:t>Considerei o Apex desnecessariamente complexo.</w:t>
+              <w:t>Considerei o Apex mais complexo do que necessário.</w:t>
             </w:r>
           </w:p>
         </w:tc>
@@ -19025,7 +19865,7 @@
             </w:pPr>
             <w:r>
               <w:rPr/>
-              <w:t>Penso que precisaria do apoio de um técnico para conseguir utilizar o Apex.</w:t>
+              <w:t>Acho que necessitaria de ajuda de um técnico para conseguir utilizar o Apex.</w:t>
             </w:r>
           </w:p>
         </w:tc>
@@ -19361,7 +20201,7 @@
             </w:pPr>
             <w:r>
               <w:rPr/>
-              <w:t>Achei que havia demasiada inconsistência no Apex.</w:t>
+              <w:t>Achei que o Apex tinha muitas inconsistências.</w:t>
             </w:r>
           </w:p>
         </w:tc>
@@ -19529,7 +20369,7 @@
             </w:pPr>
             <w:r>
               <w:rPr/>
-              <w:t>Imagino que a maioria das pessoas aprenderia a utilizar o Apex muito rapidamente.</w:t>
+              <w:t>Suponho que a maioria das pessoas aprenderia a utilizar rapidamente o Apex.</w:t>
             </w:r>
           </w:p>
         </w:tc>
@@ -19697,7 +20537,7 @@
             </w:pPr>
             <w:r>
               <w:rPr/>
-              <w:t>Achei o Apex muito complicado de utilizar.</w:t>
+              <w:t>Considerei o Apex muito complicado de utilizar.</w:t>
             </w:r>
           </w:p>
         </w:tc>
@@ -20033,7 +20873,7 @@
             </w:pPr>
             <w:r>
               <w:rPr/>
-              <w:t>Precisei de aprender muitas coisas antes de conseguir começar a usar o Apex.</w:t>
+              <w:t>Tive que aprender muito antes de conseguir lidar com o Apex.</w:t>
             </w:r>
           </w:p>
         </w:tc>
@@ -20176,19 +21016,542 @@
         <w:rPr>
           <w:rStyle w:val="StrongEmphasis"/>
         </w:rPr>
-        <w:t>Adapting the published items.</w:t>
-      </w:r>
-      <w:r>
-        <w:rPr/>
-        <w:t xml:space="preserve"> Martins et al. validated the items with the</w:t>
-        <w:br/>
-        <w:t>generic word "sistema". Substituting "o Apex" for "o sistema" is the same</w:t>
-        <w:br/>
-        <w:t>adaptation already made in the English version and is standard practice; note it</w:t>
-        <w:br/>
-        <w:t>in one sentence in Chapter 9. Change nothing else - not the order, not the</w:t>
-        <w:br/>
-        <w:t>polarity, not a single other word.</w:t>
+        <w:t>Response anchors.</w:t>
+      </w:r>
+      <w:r>
+        <w:rPr/>
+        <w:t xml:space="preserve"> The paper does not print Portuguese anchor labels, only</w:t>
+        <w:br/>
+        <w:t xml:space="preserve">that SUS is a five-point Likert scale of strength of agreement. </w:t>
+      </w:r>
+      <w:r>
+        <w:rPr>
+          <w:rStyle w:val="SourceText"/>
+        </w:rPr>
+        <w:t>Discordo totalmente</w:t>
+      </w:r>
+      <w:r>
+        <w:rPr/>
+        <w:t xml:space="preserve"> and </w:t>
+      </w:r>
+      <w:r>
+        <w:rPr>
+          <w:rStyle w:val="SourceText"/>
+        </w:rPr>
+        <w:t>Concordo totalmente</w:t>
+      </w:r>
+      <w:r>
+        <w:rPr/>
+        <w:t xml:space="preserve"> are the conventional wording and are what</w:t>
+        <w:br/>
+        <w:t>this study uses; say so rather than implying the anchors came from Martins et</w:t>
+        <w:br/>
+        <w:t>al.</w:t>
+      </w:r>
+    </w:p>
+    <w:p>
+      <w:pPr>
+        <w:pStyle w:val="Heading3"/>
+        <w:bidi w:val="0"/>
+        <w:jc w:val="left"/>
+        <w:rPr/>
+      </w:pPr>
+      <w:r>
+        <w:rPr/>
+        <w:t>What the validation actually established, and what it did not</w:t>
+      </w:r>
+    </w:p>
+    <w:p>
+      <w:pPr>
+        <w:pStyle w:val="TextBody"/>
+        <w:bidi w:val="0"/>
+        <w:spacing w:before="0" w:after="283"/>
+        <w:jc w:val="left"/>
+        <w:rPr/>
+      </w:pPr>
+      <w:r>
+        <w:rPr/>
+        <w:t xml:space="preserve">State this in Chapter 9 </w:t>
+      </w:r>
+      <w:r>
+        <w:rPr>
+          <w:rStyle w:val="StrongEmphasis"/>
+        </w:rPr>
+        <w:t>before</w:t>
+      </w:r>
+      <w:r>
+        <w:rPr/>
+        <w:t xml:space="preserve"> an examiner raises it. Citing a validated</w:t>
+        <w:br/>
+        <w:t>instrument without knowing its reported limits is worse than using a translation</w:t>
+        <w:br/>
+        <w:t>openly.</w:t>
+      </w:r>
+    </w:p>
+    <w:tbl>
+      <w:tblPr>
+        <w:tblW w:w="5419" w:type="dxa"/>
+        <w:jc w:val="left"/>
+        <w:tblInd w:w="0" w:type="dxa"/>
+        <w:tblLayout w:type="fixed"/>
+        <w:tblCellMar>
+          <w:top w:w="28" w:type="dxa"/>
+          <w:left w:w="28" w:type="dxa"/>
+          <w:bottom w:w="28" w:type="dxa"/>
+          <w:right w:w="28" w:type="dxa"/>
+        </w:tblCellMar>
+      </w:tblPr>
+      <w:tblGrid>
+        <w:gridCol w:w="2399"/>
+        <w:gridCol w:w="3020"/>
+      </w:tblGrid>
+      <w:tr>
+        <w:trPr>
+          <w:tblHeader w:val="true"/>
+        </w:trPr>
+        <w:tc>
+          <w:tcPr>
+            <w:tcW w:w="2399" w:type="dxa"/>
+            <w:tcBorders/>
+            <w:vAlign w:val="center"/>
+          </w:tcPr>
+          <w:p>
+            <w:pPr>
+              <w:pStyle w:val="TableHeading"/>
+              <w:suppressLineNumbers/>
+              <w:shd w:fill="E8EDF5" w:val="clear"/>
+              <w:bidi w:val="0"/>
+              <w:spacing w:before="0" w:after="283"/>
+              <w:jc w:val="left"/>
+              <w:rPr/>
+            </w:pPr>
+            <w:r>
+              <w:rPr/>
+              <w:t>Property</w:t>
+            </w:r>
+          </w:p>
+        </w:tc>
+        <w:tc>
+          <w:tcPr>
+            <w:tcW w:w="3020" w:type="dxa"/>
+            <w:tcBorders/>
+            <w:vAlign w:val="center"/>
+          </w:tcPr>
+          <w:p>
+            <w:pPr>
+              <w:pStyle w:val="TableHeading"/>
+              <w:suppressLineNumbers/>
+              <w:shd w:fill="E8EDF5" w:val="clear"/>
+              <w:bidi w:val="0"/>
+              <w:spacing w:before="0" w:after="283"/>
+              <w:jc w:val="left"/>
+              <w:rPr/>
+            </w:pPr>
+            <w:r>
+              <w:rPr/>
+              <w:t>Reported</w:t>
+            </w:r>
+          </w:p>
+        </w:tc>
+      </w:tr>
+      <w:tr>
+        <w:trPr/>
+        <w:tc>
+          <w:tcPr>
+            <w:tcW w:w="2399" w:type="dxa"/>
+            <w:tcBorders/>
+            <w:vAlign w:val="center"/>
+          </w:tcPr>
+          <w:p>
+            <w:pPr>
+              <w:pStyle w:val="TableContents"/>
+              <w:bidi w:val="0"/>
+              <w:spacing w:before="0" w:after="283"/>
+              <w:jc w:val="left"/>
+              <w:rPr/>
+            </w:pPr>
+            <w:r>
+              <w:rPr/>
+              <w:t>Semantic and content equivalence</w:t>
+            </w:r>
+          </w:p>
+        </w:tc>
+        <w:tc>
+          <w:tcPr>
+            <w:tcW w:w="3020" w:type="dxa"/>
+            <w:tcBorders/>
+            <w:vAlign w:val="center"/>
+          </w:tcPr>
+          <w:p>
+            <w:pPr>
+              <w:pStyle w:val="TableContents"/>
+              <w:bidi w:val="0"/>
+              <w:spacing w:before="0" w:after="283"/>
+              <w:jc w:val="left"/>
+              <w:rPr/>
+            </w:pPr>
+            <w:r>
+              <w:rPr/>
+              <w:t>established, pilot with 4 participants</w:t>
+            </w:r>
+          </w:p>
+        </w:tc>
+      </w:tr>
+      <w:tr>
+        <w:trPr/>
+        <w:tc>
+          <w:tcPr>
+            <w:tcW w:w="2399" w:type="dxa"/>
+            <w:tcBorders/>
+            <w:vAlign w:val="center"/>
+          </w:tcPr>
+          <w:p>
+            <w:pPr>
+              <w:pStyle w:val="TableContents"/>
+              <w:bidi w:val="0"/>
+              <w:spacing w:before="0" w:after="283"/>
+              <w:jc w:val="left"/>
+              <w:rPr/>
+            </w:pPr>
+            <w:r>
+              <w:rPr/>
+              <w:t>Construct validity vs PSSUQ</w:t>
+            </w:r>
+          </w:p>
+        </w:tc>
+        <w:tc>
+          <w:tcPr>
+            <w:tcW w:w="3020" w:type="dxa"/>
+            <w:tcBorders/>
+            <w:vAlign w:val="center"/>
+          </w:tcPr>
+          <w:p>
+            <w:pPr>
+              <w:pStyle w:val="TableContents"/>
+              <w:bidi w:val="0"/>
+              <w:spacing w:before="0" w:after="283"/>
+              <w:jc w:val="left"/>
+              <w:rPr/>
+            </w:pPr>
+            <w:r>
+              <w:rPr/>
+              <w:t>r = 0.70, significant</w:t>
+            </w:r>
+          </w:p>
+        </w:tc>
+      </w:tr>
+      <w:tr>
+        <w:trPr/>
+        <w:tc>
+          <w:tcPr>
+            <w:tcW w:w="2399" w:type="dxa"/>
+            <w:tcBorders/>
+            <w:vAlign w:val="center"/>
+          </w:tcPr>
+          <w:p>
+            <w:pPr>
+              <w:pStyle w:val="TableContents"/>
+              <w:bidi w:val="0"/>
+              <w:spacing w:before="0" w:after="283"/>
+              <w:jc w:val="left"/>
+              <w:rPr/>
+            </w:pPr>
+            <w:r>
+              <w:rPr/>
+              <w:t>Construct validity vs a general usability question</w:t>
+            </w:r>
+          </w:p>
+        </w:tc>
+        <w:tc>
+          <w:tcPr>
+            <w:tcW w:w="3020" w:type="dxa"/>
+            <w:tcBorders/>
+            <w:vAlign w:val="center"/>
+          </w:tcPr>
+          <w:p>
+            <w:pPr>
+              <w:pStyle w:val="TableContents"/>
+              <w:bidi w:val="0"/>
+              <w:spacing w:before="0" w:after="283"/>
+              <w:jc w:val="left"/>
+              <w:rPr/>
+            </w:pPr>
+            <w:r>
+              <w:rPr/>
+              <w:t>r = 0.48, p &lt; 0.05</w:t>
+            </w:r>
+          </w:p>
+        </w:tc>
+      </w:tr>
+      <w:tr>
+        <w:trPr/>
+        <w:tc>
+          <w:tcPr>
+            <w:tcW w:w="2399" w:type="dxa"/>
+            <w:tcBorders/>
+            <w:vAlign w:val="center"/>
+          </w:tcPr>
+          <w:p>
+            <w:pPr>
+              <w:pStyle w:val="TableContents"/>
+              <w:bidi w:val="0"/>
+              <w:spacing w:before="0" w:after="283"/>
+              <w:jc w:val="left"/>
+              <w:rPr/>
+            </w:pPr>
+            <w:r>
+              <w:rPr/>
+              <w:t>Inter-rater reliability, ICC</w:t>
+            </w:r>
+          </w:p>
+        </w:tc>
+        <w:tc>
+          <w:tcPr>
+            <w:tcW w:w="3020" w:type="dxa"/>
+            <w:tcBorders/>
+            <w:vAlign w:val="center"/>
+          </w:tcPr>
+          <w:p>
+            <w:pPr>
+              <w:pStyle w:val="TableContents"/>
+              <w:bidi w:val="0"/>
+              <w:spacing w:before="0" w:after="283"/>
+              <w:jc w:val="left"/>
+              <w:rPr/>
+            </w:pPr>
+            <w:r>
+              <w:rPr>
+                <w:rStyle w:val="StrongEmphasis"/>
+              </w:rPr>
+              <w:t>0.36, which the authors classify as weak</w:t>
+            </w:r>
+            <w:r>
+              <w:rPr/>
+              <w:t xml:space="preserve"> (CI 95%: 0.01 to 0.63)</w:t>
+            </w:r>
+          </w:p>
+        </w:tc>
+      </w:tr>
+      <w:tr>
+        <w:trPr/>
+        <w:tc>
+          <w:tcPr>
+            <w:tcW w:w="2399" w:type="dxa"/>
+            <w:tcBorders/>
+            <w:vAlign w:val="center"/>
+          </w:tcPr>
+          <w:p>
+            <w:pPr>
+              <w:pStyle w:val="TableContents"/>
+              <w:bidi w:val="0"/>
+              <w:spacing w:before="0" w:after="283"/>
+              <w:jc w:val="left"/>
+              <w:rPr/>
+            </w:pPr>
+            <w:r>
+              <w:rPr/>
+              <w:t>Percentage of agreement</w:t>
+            </w:r>
+          </w:p>
+        </w:tc>
+        <w:tc>
+          <w:tcPr>
+            <w:tcW w:w="3020" w:type="dxa"/>
+            <w:tcBorders/>
+            <w:vAlign w:val="center"/>
+          </w:tcPr>
+          <w:p>
+            <w:pPr>
+              <w:pStyle w:val="TableContents"/>
+              <w:bidi w:val="0"/>
+              <w:spacing w:before="0" w:after="283"/>
+              <w:jc w:val="left"/>
+              <w:rPr/>
+            </w:pPr>
+            <w:r>
+              <w:rPr/>
+              <w:t>76.67%, below the 80% they state as acceptable</w:t>
+            </w:r>
+          </w:p>
+        </w:tc>
+      </w:tr>
+    </w:tbl>
+    <w:p>
+      <w:pPr>
+        <w:pStyle w:val="TextBody"/>
+        <w:bidi w:val="0"/>
+        <w:spacing w:before="0" w:after="283"/>
+        <w:jc w:val="left"/>
+        <w:rPr/>
+      </w:pPr>
+      <w:r>
+        <w:rPr/>
+        <w:t>The authors' own conclusion, paraphrased: the Portuguese version can be used to</w:t>
+        <w:br/>
+        <w:t>distinguish usable from non-usable applications, but the low ICC means they</w:t>
+        <w:br/>
+        <w:t>intend to validate the all-positive variant of SUS and repeat the study with a</w:t>
+        <w:br/>
+        <w:t>larger sample. They attribute the weak reliability to the alternating</w:t>
+        <w:br/>
+        <w:t>positive/negative item polarity causing filling errors, and cite Sauro and Lewis</w:t>
+        <w:br/>
+        <w:t>on the same problem.</w:t>
+      </w:r>
+    </w:p>
+    <w:p>
+      <w:pPr>
+        <w:pStyle w:val="TextBody"/>
+        <w:bidi w:val="0"/>
+        <w:spacing w:before="0" w:after="283"/>
+        <w:jc w:val="left"/>
+        <w:rPr/>
+      </w:pPr>
+      <w:r>
+        <w:rPr/>
+        <w:t>Two consequences for this thesis:</w:t>
+      </w:r>
+    </w:p>
+    <w:p>
+      <w:pPr>
+        <w:pStyle w:val="TextBody"/>
+        <w:numPr>
+          <w:ilvl w:val="0"/>
+          <w:numId w:val="22"/>
+        </w:numPr>
+        <w:tabs>
+          <w:tab w:val="clear" w:pos="1134"/>
+          <w:tab w:val="left" w:pos="709" w:leader="none"/>
+        </w:tabs>
+        <w:bidi w:val="0"/>
+        <w:spacing w:before="0" w:after="0"/>
+        <w:ind w:left="709" w:hanging="283"/>
+        <w:jc w:val="left"/>
+        <w:rPr/>
+      </w:pPr>
+      <w:r>
+        <w:rPr>
+          <w:rStyle w:val="StrongEmphasis"/>
+        </w:rPr>
+        <w:t>Do not overclaim.</w:t>
+      </w:r>
+      <w:r>
+        <w:rPr/>
+        <w:t xml:space="preserve"> Write "the European Portuguese version validated by</w:t>
+        <w:br/>
+        <w:t>Martins et al. (2015), whose authors report construct validity but weak</w:t>
+        <w:br/>
+        <w:t>inter-rater reliability (ICC = 0.36)". That sentence costs nothing and closes</w:t>
+        <w:br/>
+        <w:t xml:space="preserve">the line of attack completely. </w:t>
+      </w:r>
+    </w:p>
+    <w:p>
+      <w:pPr>
+        <w:pStyle w:val="TextBody"/>
+        <w:numPr>
+          <w:ilvl w:val="0"/>
+          <w:numId w:val="22"/>
+        </w:numPr>
+        <w:tabs>
+          <w:tab w:val="clear" w:pos="1134"/>
+          <w:tab w:val="left" w:pos="709" w:leader="none"/>
+        </w:tabs>
+        <w:bidi w:val="0"/>
+        <w:ind w:left="709" w:hanging="283"/>
+        <w:jc w:val="left"/>
+        <w:rPr/>
+      </w:pPr>
+      <w:r>
+        <w:rPr>
+          <w:rStyle w:val="StrongEmphasis"/>
+        </w:rPr>
+        <w:t>Their sample was drawn from the general community</w:t>
+      </w:r>
+      <w:r>
+        <w:rPr/>
+        <w:t>, not software</w:t>
+        <w:br/>
+        <w:t>practitioners. The linguistic validation carries over; the reliability</w:t>
+        <w:br/>
+        <w:t>estimate was obtained in a different population from this study's. Worth one</w:t>
+        <w:br/>
+        <w:t xml:space="preserve">sentence in </w:t>
+      </w:r>
+      <w:r>
+        <w:rPr>
+          <w:rStyle w:val="SourceText"/>
+        </w:rPr>
+        <w:t>\Cref{sec:threats}</w:t>
+      </w:r>
+      <w:r>
+        <w:rPr/>
+        <w:t xml:space="preserve">. </w:t>
+      </w:r>
+    </w:p>
+    <w:p>
+      <w:pPr>
+        <w:pStyle w:val="TextBody"/>
+        <w:bidi w:val="0"/>
+        <w:jc w:val="left"/>
+        <w:rPr/>
+      </w:pPr>
+      <w:r>
+        <w:rPr/>
+        <w:t xml:space="preserve">Do </w:t>
+      </w:r>
+      <w:r>
+        <w:rPr>
+          <w:rStyle w:val="StrongEmphasis"/>
+        </w:rPr>
+        <w:t>not</w:t>
+      </w:r>
+      <w:r>
+        <w:rPr/>
+        <w:t xml:space="preserve"> switch to the all-positive variant. It is not validated in European</w:t>
+        <w:br/>
+        <w:t>Portuguese, and adopting an unvalidated variant to dodge a caveat about a</w:t>
+        <w:br/>
+        <w:t>validated one is the wrong trade.</w:t>
+      </w:r>
+    </w:p>
+    <w:p>
+      <w:pPr>
+        <w:pStyle w:val="Quotations"/>
+        <w:pBdr>
+          <w:left w:val="single" w:sz="18" w:space="10" w:color="2F5496"/>
+        </w:pBdr>
+        <w:bidi w:val="0"/>
+        <w:spacing w:before="0" w:after="283"/>
+        <w:ind w:left="567" w:right="567" w:hanging="0"/>
+        <w:jc w:val="left"/>
+        <w:rPr/>
+      </w:pPr>
+      <w:r>
+        <w:rPr>
+          <w:rStyle w:val="StrongEmphasis"/>
+        </w:rPr>
+        <w:t>Instruções ao participante:</w:t>
+      </w:r>
+      <w:r>
+        <w:rPr/>
+        <w:t xml:space="preserve"> Responda a cada afirmação sobre o </w:t>
+      </w:r>
+      <w:r>
+        <w:rPr>
+          <w:rStyle w:val="StrongEmphasis"/>
+        </w:rPr>
+        <w:t>Apex</w:t>
+      </w:r>
+      <w:r>
+        <w:rPr/>
+        <w:t>, a</w:t>
+        <w:br/>
+        <w:t>ferramenta que acabou de utilizar, marcando uma opção. Não há respostas</w:t>
+        <w:br/>
+        <w:t>certas. Registe a sua reacção imediata em vez de pensar muito tempo em cada</w:t>
+        <w:br/>
+        <w:t>uma. Se sentir que não consegue responder, marque o ponto central.</w:t>
       </w:r>
     </w:p>
     <w:p>
@@ -20236,7 +21599,7 @@
         <w:pStyle w:val="TextBody"/>
         <w:numPr>
           <w:ilvl w:val="0"/>
-          <w:numId w:val="22"/>
+          <w:numId w:val="23"/>
         </w:numPr>
         <w:tabs>
           <w:tab w:val="clear" w:pos="1134"/>
@@ -20274,7 +21637,7 @@
         <w:pStyle w:val="TextBody"/>
         <w:numPr>
           <w:ilvl w:val="0"/>
-          <w:numId w:val="22"/>
+          <w:numId w:val="23"/>
         </w:numPr>
         <w:tabs>
           <w:tab w:val="clear" w:pos="1134"/>
@@ -20312,7 +21675,7 @@
         <w:pStyle w:val="TextBody"/>
         <w:numPr>
           <w:ilvl w:val="0"/>
-          <w:numId w:val="22"/>
+          <w:numId w:val="23"/>
         </w:numPr>
         <w:tabs>
           <w:tab w:val="clear" w:pos="1134"/>
@@ -20334,7 +21697,7 @@
         <w:pStyle w:val="TextBody"/>
         <w:numPr>
           <w:ilvl w:val="0"/>
-          <w:numId w:val="22"/>
+          <w:numId w:val="23"/>
         </w:numPr>
         <w:tabs>
           <w:tab w:val="clear" w:pos="1134"/>
@@ -21532,7 +22895,7 @@
         <w:pStyle w:val="TextBody"/>
         <w:numPr>
           <w:ilvl w:val="0"/>
-          <w:numId w:val="23"/>
+          <w:numId w:val="24"/>
         </w:numPr>
         <w:tabs>
           <w:tab w:val="clear" w:pos="1134"/>
@@ -21554,7 +22917,7 @@
         <w:pStyle w:val="TextBody"/>
         <w:numPr>
           <w:ilvl w:val="0"/>
-          <w:numId w:val="23"/>
+          <w:numId w:val="24"/>
         </w:numPr>
         <w:tabs>
           <w:tab w:val="clear" w:pos="1134"/>
@@ -21576,7 +22939,7 @@
         <w:pStyle w:val="TextBody"/>
         <w:numPr>
           <w:ilvl w:val="0"/>
-          <w:numId w:val="23"/>
+          <w:numId w:val="24"/>
         </w:numPr>
         <w:tabs>
           <w:tab w:val="clear" w:pos="1134"/>
@@ -21598,7 +22961,7 @@
         <w:pStyle w:val="TextBody"/>
         <w:numPr>
           <w:ilvl w:val="0"/>
-          <w:numId w:val="23"/>
+          <w:numId w:val="24"/>
         </w:numPr>
         <w:tabs>
           <w:tab w:val="clear" w:pos="1134"/>
@@ -21620,7 +22983,7 @@
         <w:pStyle w:val="TextBody"/>
         <w:numPr>
           <w:ilvl w:val="0"/>
-          <w:numId w:val="23"/>
+          <w:numId w:val="24"/>
         </w:numPr>
         <w:tabs>
           <w:tab w:val="clear" w:pos="1134"/>
@@ -21804,7 +23167,7 @@
         <w:pStyle w:val="TextBody"/>
         <w:numPr>
           <w:ilvl w:val="0"/>
-          <w:numId w:val="24"/>
+          <w:numId w:val="25"/>
         </w:numPr>
         <w:tabs>
           <w:tab w:val="clear" w:pos="1134"/>
@@ -21850,7 +23213,7 @@
         <w:pStyle w:val="TextBody"/>
         <w:numPr>
           <w:ilvl w:val="0"/>
-          <w:numId w:val="24"/>
+          <w:numId w:val="25"/>
         </w:numPr>
         <w:tabs>
           <w:tab w:val="clear" w:pos="1134"/>
@@ -21880,7 +23243,7 @@
         <w:pStyle w:val="TextBody"/>
         <w:numPr>
           <w:ilvl w:val="0"/>
-          <w:numId w:val="24"/>
+          <w:numId w:val="25"/>
         </w:numPr>
         <w:tabs>
           <w:tab w:val="clear" w:pos="1134"/>
@@ -23390,7 +24753,7 @@
         <w:pStyle w:val="TextBody"/>
         <w:numPr>
           <w:ilvl w:val="0"/>
-          <w:numId w:val="25"/>
+          <w:numId w:val="26"/>
         </w:numPr>
         <w:tabs>
           <w:tab w:val="clear" w:pos="1134"/>
@@ -23419,131 +24782,6 @@
         <w:t>0-10 form scale was used, multiply the response by 10 and record the</w:t>
         <w:br/>
         <w:t xml:space="preserve">deviation. </w:t>
-      </w:r>
-    </w:p>
-    <w:p>
-      <w:pPr>
-        <w:pStyle w:val="TextBody"/>
-        <w:numPr>
-          <w:ilvl w:val="0"/>
-          <w:numId w:val="25"/>
-        </w:numPr>
-        <w:tabs>
-          <w:tab w:val="clear" w:pos="1134"/>
-          <w:tab w:val="left" w:pos="709" w:leader="none"/>
-        </w:tabs>
-        <w:bidi w:val="0"/>
-        <w:spacing w:before="0" w:after="0"/>
-        <w:ind w:left="709" w:hanging="283"/>
-        <w:jc w:val="left"/>
-        <w:rPr/>
-      </w:pPr>
-      <w:r>
-        <w:rPr>
-          <w:rStyle w:val="StrongEmphasis"/>
-        </w:rPr>
-        <w:t>Performance is recorded as marked, on its own Perfect-to-Failure scale.</w:t>
-      </w:r>
-      <w:r>
-        <w:rPr/>
-        <w:br/>
-        <w:t>Do not silently invert it. If it is inverted to make the aggregate</w:t>
-        <w:br/>
-        <w:t xml:space="preserve">directionally consistent, state that in the caption, every time. </w:t>
-      </w:r>
-    </w:p>
-    <w:p>
-      <w:pPr>
-        <w:pStyle w:val="TextBody"/>
-        <w:numPr>
-          <w:ilvl w:val="0"/>
-          <w:numId w:val="25"/>
-        </w:numPr>
-        <w:tabs>
-          <w:tab w:val="clear" w:pos="1134"/>
-          <w:tab w:val="left" w:pos="709" w:leader="none"/>
-        </w:tabs>
-        <w:bidi w:val="0"/>
-        <w:ind w:left="709" w:hanging="283"/>
-        <w:jc w:val="left"/>
-        <w:rPr/>
-      </w:pPr>
-      <w:r>
-        <w:rPr/>
-        <w:t>Raw TLX overall score = the unweighted arithmetic mean of the six subscale</w:t>
-        <w:br/>
-        <w:t xml:space="preserve">scores. </w:t>
-      </w:r>
-    </w:p>
-    <w:p>
-      <w:pPr>
-        <w:pStyle w:val="Heading2"/>
-        <w:bidi w:val="0"/>
-        <w:jc w:val="left"/>
-        <w:rPr/>
-      </w:pPr>
-      <w:r>
-        <w:rPr/>
-        <w:t>Reporting</w:t>
-      </w:r>
-    </w:p>
-    <w:p>
-      <w:pPr>
-        <w:pStyle w:val="TextBody"/>
-        <w:bidi w:val="0"/>
-        <w:spacing w:before="0" w:after="283"/>
-        <w:jc w:val="left"/>
-        <w:rPr/>
-      </w:pPr>
-      <w:r>
-        <w:rPr>
-          <w:rStyle w:val="StrongEmphasis"/>
-        </w:rPr>
-        <w:t>The six-subscale profile is the primary result.</w:t>
-      </w:r>
-      <w:r>
-        <w:rPr/>
-        <w:t xml:space="preserve"> The single aggregate is</w:t>
-        <w:br/>
-        <w:t>secondary and reported after it, never instead of it.</w:t>
-      </w:r>
-    </w:p>
-    <w:p>
-      <w:pPr>
-        <w:pStyle w:val="TextBody"/>
-        <w:bidi w:val="0"/>
-        <w:spacing w:before="0" w:after="283"/>
-        <w:jc w:val="left"/>
-        <w:rPr/>
-      </w:pPr>
-      <w:r>
-        <w:rPr/>
-        <w:t xml:space="preserve">With per-task administration the primary artefact is a </w:t>
-      </w:r>
-      <w:r>
-        <w:rPr>
-          <w:rStyle w:val="StrongEmphasis"/>
-        </w:rPr>
-        <w:t>six-by-six matrix</w:t>
-      </w:r>
-      <w:r>
-        <w:rPr/>
-        <w:t>:</w:t>
-        <w:br/>
-        <w:t>six subscales across six tasks, each cell a mean across participants.</w:t>
-      </w:r>
-    </w:p>
-    <w:p>
-      <w:pPr>
-        <w:pStyle w:val="TextBody"/>
-        <w:bidi w:val="0"/>
-        <w:spacing w:before="0" w:after="283"/>
-        <w:jc w:val="left"/>
-        <w:rPr/>
-      </w:pPr>
-      <w:r>
-        <w:rPr/>
-        <w:t>Report as:</w:t>
       </w:r>
     </w:p>
     <w:p>
@@ -23564,10 +24802,17 @@
         <w:rPr/>
       </w:pPr>
       <w:r>
-        <w:rPr/>
-        <w:t>the subscale-by-task matrix as a heatmap or grouped bar chart. This is the</w:t>
-        <w:br/>
-        <w:t xml:space="preserve">headline figure of the evaluation chapter </w:t>
+        <w:rPr>
+          <w:rStyle w:val="StrongEmphasis"/>
+        </w:rPr>
+        <w:t>Performance is recorded as marked, on its own Perfect-to-Failure scale.</w:t>
+      </w:r>
+      <w:r>
+        <w:rPr/>
+        <w:br/>
+        <w:t>Do not silently invert it. If it is inverted to make the aggregate</w:t>
+        <w:br/>
+        <w:t xml:space="preserve">directionally consistent, state that in the caption, every time. </w:t>
       </w:r>
     </w:p>
     <w:p>
@@ -23582,6 +24827,100 @@
           <w:tab w:val="left" w:pos="709" w:leader="none"/>
         </w:tabs>
         <w:bidi w:val="0"/>
+        <w:ind w:left="709" w:hanging="283"/>
+        <w:jc w:val="left"/>
+        <w:rPr/>
+      </w:pPr>
+      <w:r>
+        <w:rPr/>
+        <w:t>Raw TLX overall score = the unweighted arithmetic mean of the six subscale</w:t>
+        <w:br/>
+        <w:t xml:space="preserve">scores. </w:t>
+      </w:r>
+    </w:p>
+    <w:p>
+      <w:pPr>
+        <w:pStyle w:val="Heading2"/>
+        <w:bidi w:val="0"/>
+        <w:jc w:val="left"/>
+        <w:rPr/>
+      </w:pPr>
+      <w:r>
+        <w:rPr/>
+        <w:t>Reporting</w:t>
+      </w:r>
+    </w:p>
+    <w:p>
+      <w:pPr>
+        <w:pStyle w:val="TextBody"/>
+        <w:bidi w:val="0"/>
+        <w:spacing w:before="0" w:after="283"/>
+        <w:jc w:val="left"/>
+        <w:rPr/>
+      </w:pPr>
+      <w:r>
+        <w:rPr>
+          <w:rStyle w:val="StrongEmphasis"/>
+        </w:rPr>
+        <w:t>The six-subscale profile is the primary result.</w:t>
+      </w:r>
+      <w:r>
+        <w:rPr/>
+        <w:t xml:space="preserve"> The single aggregate is</w:t>
+        <w:br/>
+        <w:t>secondary and reported after it, never instead of it.</w:t>
+      </w:r>
+    </w:p>
+    <w:p>
+      <w:pPr>
+        <w:pStyle w:val="TextBody"/>
+        <w:bidi w:val="0"/>
+        <w:spacing w:before="0" w:after="283"/>
+        <w:jc w:val="left"/>
+        <w:rPr/>
+      </w:pPr>
+      <w:r>
+        <w:rPr/>
+        <w:t xml:space="preserve">With per-task administration the primary artefact is a </w:t>
+      </w:r>
+      <w:r>
+        <w:rPr>
+          <w:rStyle w:val="StrongEmphasis"/>
+        </w:rPr>
+        <w:t>six-by-six matrix</w:t>
+      </w:r>
+      <w:r>
+        <w:rPr/>
+        <w:t>:</w:t>
+        <w:br/>
+        <w:t>six subscales across six tasks, each cell a mean across participants.</w:t>
+      </w:r>
+    </w:p>
+    <w:p>
+      <w:pPr>
+        <w:pStyle w:val="TextBody"/>
+        <w:bidi w:val="0"/>
+        <w:spacing w:before="0" w:after="283"/>
+        <w:jc w:val="left"/>
+        <w:rPr/>
+      </w:pPr>
+      <w:r>
+        <w:rPr/>
+        <w:t>Report as:</w:t>
+      </w:r>
+    </w:p>
+    <w:p>
+      <w:pPr>
+        <w:pStyle w:val="TextBody"/>
+        <w:numPr>
+          <w:ilvl w:val="0"/>
+          <w:numId w:val="27"/>
+        </w:numPr>
+        <w:tabs>
+          <w:tab w:val="clear" w:pos="1134"/>
+          <w:tab w:val="left" w:pos="709" w:leader="none"/>
+        </w:tabs>
+        <w:bidi w:val="0"/>
         <w:spacing w:before="0" w:after="0"/>
         <w:ind w:left="709" w:hanging="283"/>
         <w:jc w:val="left"/>
@@ -23589,7 +24928,9 @@
       </w:pPr>
       <w:r>
         <w:rPr/>
-        <w:t xml:space="preserve">per-task aggregate Raw TLX, so the phases can be ranked by total workload </w:t>
+        <w:t>the subscale-by-task matrix as a heatmap or grouped bar chart. This is the</w:t>
+        <w:br/>
+        <w:t xml:space="preserve">headline figure of the evaluation chapter </w:t>
       </w:r>
     </w:p>
     <w:p>
@@ -23597,7 +24938,7 @@
         <w:pStyle w:val="TextBody"/>
         <w:numPr>
           <w:ilvl w:val="0"/>
-          <w:numId w:val="26"/>
+          <w:numId w:val="27"/>
         </w:numPr>
         <w:tabs>
           <w:tab w:val="clear" w:pos="1134"/>
@@ -23611,7 +24952,7 @@
       </w:pPr>
       <w:r>
         <w:rPr/>
-        <w:t xml:space="preserve">per-subscale profile collapsed across tasks, for the overall claim </w:t>
+        <w:t xml:space="preserve">per-task aggregate Raw TLX, so the phases can be ranked by total workload </w:t>
       </w:r>
     </w:p>
     <w:p>
@@ -23619,7 +24960,7 @@
         <w:pStyle w:val="TextBody"/>
         <w:numPr>
           <w:ilvl w:val="0"/>
-          <w:numId w:val="26"/>
+          <w:numId w:val="27"/>
         </w:numPr>
         <w:tabs>
           <w:tab w:val="clear" w:pos="1134"/>
@@ -23633,9 +24974,7 @@
       </w:pPr>
       <w:r>
         <w:rPr/>
-        <w:t>a table of per-participant, per-task scores in Appendix B so the figures can</w:t>
-        <w:br/>
-        <w:t xml:space="preserve">be recomputed </w:t>
+        <w:t xml:space="preserve">per-subscale profile collapsed across tasks, for the overall claim </w:t>
       </w:r>
     </w:p>
     <w:p>
@@ -23643,7 +24982,31 @@
         <w:pStyle w:val="TextBody"/>
         <w:numPr>
           <w:ilvl w:val="0"/>
-          <w:numId w:val="26"/>
+          <w:numId w:val="27"/>
+        </w:numPr>
+        <w:tabs>
+          <w:tab w:val="clear" w:pos="1134"/>
+          <w:tab w:val="left" w:pos="709" w:leader="none"/>
+        </w:tabs>
+        <w:bidi w:val="0"/>
+        <w:spacing w:before="0" w:after="0"/>
+        <w:ind w:left="709" w:hanging="283"/>
+        <w:jc w:val="left"/>
+        <w:rPr/>
+      </w:pPr>
+      <w:r>
+        <w:rPr/>
+        <w:t>a table of per-participant, per-task scores in Appendix B so the figures can</w:t>
+        <w:br/>
+        <w:t xml:space="preserve">be recomputed </w:t>
+      </w:r>
+    </w:p>
+    <w:p>
+      <w:pPr>
+        <w:pStyle w:val="TextBody"/>
+        <w:numPr>
+          <w:ilvl w:val="0"/>
+          <w:numId w:val="27"/>
         </w:numPr>
         <w:tabs>
           <w:tab w:val="clear" w:pos="1134"/>
@@ -24264,7 +25627,7 @@
         <w:pStyle w:val="TextBody"/>
         <w:numPr>
           <w:ilvl w:val="0"/>
-          <w:numId w:val="27"/>
+          <w:numId w:val="28"/>
         </w:numPr>
         <w:tabs>
           <w:tab w:val="clear" w:pos="1134"/>
@@ -24296,7 +25659,7 @@
         <w:pStyle w:val="TextBody"/>
         <w:numPr>
           <w:ilvl w:val="0"/>
-          <w:numId w:val="27"/>
+          <w:numId w:val="28"/>
         </w:numPr>
         <w:tabs>
           <w:tab w:val="clear" w:pos="1134"/>
@@ -24328,7 +25691,7 @@
         <w:pStyle w:val="TextBody"/>
         <w:numPr>
           <w:ilvl w:val="0"/>
-          <w:numId w:val="27"/>
+          <w:numId w:val="28"/>
         </w:numPr>
         <w:tabs>
           <w:tab w:val="clear" w:pos="1134"/>
@@ -24352,7 +25715,7 @@
         <w:pStyle w:val="TextBody"/>
         <w:numPr>
           <w:ilvl w:val="0"/>
-          <w:numId w:val="27"/>
+          <w:numId w:val="28"/>
         </w:numPr>
         <w:tabs>
           <w:tab w:val="clear" w:pos="1134"/>
@@ -27054,7 +28417,7 @@
         <w:pStyle w:val="TextBody"/>
         <w:numPr>
           <w:ilvl w:val="0"/>
-          <w:numId w:val="28"/>
+          <w:numId w:val="29"/>
         </w:numPr>
         <w:tabs>
           <w:tab w:val="clear" w:pos="1134"/>
@@ -27069,65 +28432,6 @@
       <w:r>
         <w:rPr/>
         <w:t xml:space="preserve">What was the single most confusing thing about using Apex? </w:t>
-      </w:r>
-    </w:p>
-    <w:p>
-      <w:pPr>
-        <w:pStyle w:val="TextBody"/>
-        <w:numPr>
-          <w:ilvl w:val="0"/>
-          <w:numId w:val="28"/>
-        </w:numPr>
-        <w:tabs>
-          <w:tab w:val="clear" w:pos="1134"/>
-          <w:tab w:val="left" w:pos="709" w:leader="none"/>
-        </w:tabs>
-        <w:bidi w:val="0"/>
-        <w:spacing w:before="0" w:after="0"/>
-        <w:ind w:left="709" w:hanging="283"/>
-        <w:jc w:val="left"/>
-        <w:rPr/>
-      </w:pPr>
-      <w:r>
-        <w:rPr/>
-        <w:t>Was there a point where you did not trust what the tool had produced? What</w:t>
-        <w:br/>
-        <w:t xml:space="preserve">made you doubt it? </w:t>
-      </w:r>
-    </w:p>
-    <w:p>
-      <w:pPr>
-        <w:pStyle w:val="TextBody"/>
-        <w:numPr>
-          <w:ilvl w:val="0"/>
-          <w:numId w:val="28"/>
-        </w:numPr>
-        <w:tabs>
-          <w:tab w:val="clear" w:pos="1134"/>
-          <w:tab w:val="left" w:pos="709" w:leader="none"/>
-        </w:tabs>
-        <w:bidi w:val="0"/>
-        <w:ind w:left="709" w:hanging="283"/>
-        <w:jc w:val="left"/>
-        <w:rPr/>
-      </w:pPr>
-      <w:r>
-        <w:rPr/>
-        <w:t xml:space="preserve">If you could change one thing about the interface, what would it be? </w:t>
-      </w:r>
-    </w:p>
-    <w:p>
-      <w:pPr>
-        <w:pStyle w:val="TextBody"/>
-        <w:bidi w:val="0"/>
-        <w:jc w:val="left"/>
-        <w:rPr/>
-      </w:pPr>
-      <w:r>
-        <w:rPr>
-          <w:rStyle w:val="StrongEmphasis"/>
-        </w:rPr>
-        <w:t>PT</w:t>
       </w:r>
     </w:p>
     <w:p>
@@ -27149,7 +28453,9 @@
       </w:pPr>
       <w:r>
         <w:rPr/>
-        <w:t xml:space="preserve">Qual foi a coisa mais confusa em utilizar o Apex? </w:t>
+        <w:t>Was there a point where you did not trust what the tool had produced? What</w:t>
+        <w:br/>
+        <w:t xml:space="preserve">made you doubt it? </w:t>
       </w:r>
     </w:p>
     <w:p>
@@ -27164,6 +28470,41 @@
           <w:tab w:val="left" w:pos="709" w:leader="none"/>
         </w:tabs>
         <w:bidi w:val="0"/>
+        <w:ind w:left="709" w:hanging="283"/>
+        <w:jc w:val="left"/>
+        <w:rPr/>
+      </w:pPr>
+      <w:r>
+        <w:rPr/>
+        <w:t xml:space="preserve">If you could change one thing about the interface, what would it be? </w:t>
+      </w:r>
+    </w:p>
+    <w:p>
+      <w:pPr>
+        <w:pStyle w:val="TextBody"/>
+        <w:bidi w:val="0"/>
+        <w:jc w:val="left"/>
+        <w:rPr/>
+      </w:pPr>
+      <w:r>
+        <w:rPr>
+          <w:rStyle w:val="StrongEmphasis"/>
+        </w:rPr>
+        <w:t>PT</w:t>
+      </w:r>
+    </w:p>
+    <w:p>
+      <w:pPr>
+        <w:pStyle w:val="TextBody"/>
+        <w:numPr>
+          <w:ilvl w:val="0"/>
+          <w:numId w:val="30"/>
+        </w:numPr>
+        <w:tabs>
+          <w:tab w:val="clear" w:pos="1134"/>
+          <w:tab w:val="left" w:pos="709" w:leader="none"/>
+        </w:tabs>
+        <w:bidi w:val="0"/>
         <w:spacing w:before="0" w:after="0"/>
         <w:ind w:left="709" w:hanging="283"/>
         <w:jc w:val="left"/>
@@ -27171,9 +28512,7 @@
       </w:pPr>
       <w:r>
         <w:rPr/>
-        <w:t>Houve algum momento em que não confiou naquilo que a ferramenta produziu? O</w:t>
-        <w:br/>
-        <w:t xml:space="preserve">que o levou a duvidar? </w:t>
+        <w:t xml:space="preserve">Qual foi a coisa mais confusa em utilizar o Apex? </w:t>
       </w:r>
     </w:p>
     <w:p>
@@ -27181,7 +28520,31 @@
         <w:pStyle w:val="TextBody"/>
         <w:numPr>
           <w:ilvl w:val="0"/>
-          <w:numId w:val="29"/>
+          <w:numId w:val="30"/>
+        </w:numPr>
+        <w:tabs>
+          <w:tab w:val="clear" w:pos="1134"/>
+          <w:tab w:val="left" w:pos="709" w:leader="none"/>
+        </w:tabs>
+        <w:bidi w:val="0"/>
+        <w:spacing w:before="0" w:after="0"/>
+        <w:ind w:left="709" w:hanging="283"/>
+        <w:jc w:val="left"/>
+        <w:rPr/>
+      </w:pPr>
+      <w:r>
+        <w:rPr/>
+        <w:t>Houve algum momento em que não confiou naquilo que a ferramenta produziu? O</w:t>
+        <w:br/>
+        <w:t xml:space="preserve">que o levou a duvidar? </w:t>
+      </w:r>
+    </w:p>
+    <w:p>
+      <w:pPr>
+        <w:pStyle w:val="TextBody"/>
+        <w:numPr>
+          <w:ilvl w:val="0"/>
+          <w:numId w:val="30"/>
         </w:numPr>
         <w:tabs>
           <w:tab w:val="clear" w:pos="1134"/>
@@ -27632,7 +28995,7 @@
         <w:pStyle w:val="TextBody"/>
         <w:numPr>
           <w:ilvl w:val="0"/>
-          <w:numId w:val="30"/>
+          <w:numId w:val="31"/>
         </w:numPr>
         <w:tabs>
           <w:tab w:val="clear" w:pos="1134"/>
@@ -27654,7 +29017,7 @@
         <w:pStyle w:val="TextBody"/>
         <w:numPr>
           <w:ilvl w:val="0"/>
-          <w:numId w:val="30"/>
+          <w:numId w:val="31"/>
         </w:numPr>
         <w:tabs>
           <w:tab w:val="clear" w:pos="1134"/>
@@ -27676,7 +29039,7 @@
         <w:pStyle w:val="TextBody"/>
         <w:numPr>
           <w:ilvl w:val="0"/>
-          <w:numId w:val="30"/>
+          <w:numId w:val="31"/>
         </w:numPr>
         <w:tabs>
           <w:tab w:val="clear" w:pos="1134"/>
@@ -27702,7 +29065,7 @@
         <w:pStyle w:val="TextBody"/>
         <w:numPr>
           <w:ilvl w:val="0"/>
-          <w:numId w:val="30"/>
+          <w:numId w:val="31"/>
         </w:numPr>
         <w:tabs>
           <w:tab w:val="clear" w:pos="1134"/>
@@ -27887,7 +29250,7 @@
         <w:pStyle w:val="TextBody"/>
         <w:numPr>
           <w:ilvl w:val="0"/>
-          <w:numId w:val="31"/>
+          <w:numId w:val="32"/>
         </w:numPr>
         <w:tabs>
           <w:tab w:val="clear" w:pos="1134"/>
@@ -27902,77 +29265,6 @@
       <w:r>
         <w:rPr/>
         <w:t xml:space="preserve">Describe how your team currently goes from an idea to code in production. </w:t>
-      </w:r>
-    </w:p>
-    <w:p>
-      <w:pPr>
-        <w:pStyle w:val="TextBody"/>
-        <w:numPr>
-          <w:ilvl w:val="0"/>
-          <w:numId w:val="31"/>
-        </w:numPr>
-        <w:tabs>
-          <w:tab w:val="clear" w:pos="1134"/>
-          <w:tab w:val="left" w:pos="709" w:leader="none"/>
-        </w:tabs>
-        <w:bidi w:val="0"/>
-        <w:spacing w:before="0" w:after="0"/>
-        <w:ind w:left="709" w:hanging="283"/>
-        <w:jc w:val="left"/>
-        <w:rPr/>
-      </w:pPr>
-      <w:r>
-        <w:rPr/>
-        <w:t xml:space="preserve">Where does AI already appear in that, if at all? Who decided that? </w:t>
-      </w:r>
-    </w:p>
-    <w:p>
-      <w:pPr>
-        <w:pStyle w:val="TextBody"/>
-        <w:numPr>
-          <w:ilvl w:val="0"/>
-          <w:numId w:val="31"/>
-        </w:numPr>
-        <w:tabs>
-          <w:tab w:val="clear" w:pos="1134"/>
-          <w:tab w:val="left" w:pos="709" w:leader="none"/>
-        </w:tabs>
-        <w:bidi w:val="0"/>
-        <w:ind w:left="709" w:hanging="283"/>
-        <w:jc w:val="left"/>
-        <w:rPr/>
-      </w:pPr>
-      <w:r>
-        <w:rPr/>
-        <w:t xml:space="preserve">What goes wrong most often in that path today? </w:t>
-      </w:r>
-    </w:p>
-    <w:p>
-      <w:pPr>
-        <w:pStyle w:val="TextBody"/>
-        <w:bidi w:val="0"/>
-        <w:jc w:val="left"/>
-        <w:rPr/>
-      </w:pPr>
-      <w:r>
-        <w:rPr/>
-        <w:t>Purpose: get the baseline in their own words before Apex is mentioned, so that</w:t>
-        <w:br/>
-        <w:t>later comparisons are against their real process and not against an idealised</w:t>
-        <w:br/>
-        <w:t>one they reconstruct after seeing the framework.</w:t>
-      </w:r>
-    </w:p>
-    <w:p>
-      <w:pPr>
-        <w:pStyle w:val="Heading3"/>
-        <w:bidi w:val="0"/>
-        <w:jc w:val="left"/>
-        <w:rPr/>
-      </w:pPr>
-      <w:r>
-        <w:rPr/>
-        <w:t>Framework practicality (12 min)</w:t>
       </w:r>
     </w:p>
     <w:p>
@@ -27994,11 +29286,7 @@
       </w:pPr>
       <w:r>
         <w:rPr/>
-        <w:t>The framework splits the lifecycle into six phases with a human decision at</w:t>
-        <w:br/>
-        <w:t>the end of each. Which of those decisions would genuinely be made in your</w:t>
-        <w:br/>
-        <w:t xml:space="preserve">team, and which would be rubber-stamped? </w:t>
+        <w:t xml:space="preserve">Where does AI already appear in that, if at all? Who decided that? </w:t>
       </w:r>
     </w:p>
     <w:p>
@@ -28013,75 +29301,29 @@
           <w:tab w:val="left" w:pos="709" w:leader="none"/>
         </w:tabs>
         <w:bidi w:val="0"/>
-        <w:spacing w:before="0" w:after="0"/>
         <w:ind w:left="709" w:hanging="283"/>
         <w:jc w:val="left"/>
         <w:rPr/>
       </w:pPr>
       <w:r>
         <w:rPr/>
-        <w:t xml:space="preserve">Which phase would your team resist most? Why that one? </w:t>
-      </w:r>
-    </w:p>
-    <w:p>
-      <w:pPr>
-        <w:pStyle w:val="TextBody"/>
-        <w:numPr>
-          <w:ilvl w:val="0"/>
-          <w:numId w:val="32"/>
-        </w:numPr>
-        <w:tabs>
-          <w:tab w:val="clear" w:pos="1134"/>
-          <w:tab w:val="left" w:pos="709" w:leader="none"/>
-        </w:tabs>
-        <w:bidi w:val="0"/>
-        <w:spacing w:before="0" w:after="0"/>
-        <w:ind w:left="709" w:hanging="283"/>
-        <w:jc w:val="left"/>
-        <w:rPr/>
-      </w:pPr>
-      <w:r>
-        <w:rPr/>
-        <w:t>The framework requires a specification to exist before code is generated.</w:t>
-        <w:br/>
-        <w:t xml:space="preserve">What does your team do today instead, and what would change? </w:t>
-      </w:r>
-    </w:p>
-    <w:p>
-      <w:pPr>
-        <w:pStyle w:val="TextBody"/>
-        <w:numPr>
-          <w:ilvl w:val="0"/>
-          <w:numId w:val="32"/>
-        </w:numPr>
-        <w:tabs>
-          <w:tab w:val="clear" w:pos="1134"/>
-          <w:tab w:val="left" w:pos="709" w:leader="none"/>
-        </w:tabs>
-        <w:bidi w:val="0"/>
-        <w:ind w:left="709" w:hanging="283"/>
-        <w:jc w:val="left"/>
-        <w:rPr/>
-      </w:pPr>
-      <w:r>
-        <w:rPr/>
-        <w:t xml:space="preserve">Where would the framework slow you down for no benefit? </w:t>
-      </w:r>
-    </w:p>
-    <w:p>
-      <w:pPr>
-        <w:pStyle w:val="TextBody"/>
-        <w:bidi w:val="0"/>
-        <w:jc w:val="left"/>
-        <w:rPr/>
-      </w:pPr>
-      <w:r>
-        <w:rPr/>
-        <w:t>Question 7 is the important one and it must be asked directly. A set of</w:t>
-        <w:br/>
-        <w:t>interviews in which nobody names a cost is an interview protocol failure, not a</w:t>
-        <w:br/>
-        <w:t>validation.</w:t>
+        <w:t xml:space="preserve">What goes wrong most often in that path today? </w:t>
+      </w:r>
+    </w:p>
+    <w:p>
+      <w:pPr>
+        <w:pStyle w:val="TextBody"/>
+        <w:bidi w:val="0"/>
+        <w:jc w:val="left"/>
+        <w:rPr/>
+      </w:pPr>
+      <w:r>
+        <w:rPr/>
+        <w:t>Purpose: get the baseline in their own words before Apex is mentioned, so that</w:t>
+        <w:br/>
+        <w:t>later comparisons are against their real process and not against an idealised</w:t>
+        <w:br/>
+        <w:t>one they reconstruct after seeing the framework.</w:t>
       </w:r>
     </w:p>
     <w:p>
@@ -28093,7 +29335,7 @@
       </w:pPr>
       <w:r>
         <w:rPr/>
-        <w:t>Value and cost (10 min)</w:t>
+        <w:t>Framework practicality (12 min)</w:t>
       </w:r>
     </w:p>
     <w:p>
@@ -28115,7 +29357,11 @@
       </w:pPr>
       <w:r>
         <w:rPr/>
-        <w:t xml:space="preserve">What would have to be true for your team to adopt this for one project? </w:t>
+        <w:t>The framework splits the lifecycle into six phases with a human decision at</w:t>
+        <w:br/>
+        <w:t>the end of each. Which of those decisions would genuinely be made in your</w:t>
+        <w:br/>
+        <w:t xml:space="preserve">team, and which would be rubber-stamped? </w:t>
       </w:r>
     </w:p>
     <w:p>
@@ -28137,7 +29383,7 @@
       </w:pPr>
       <w:r>
         <w:rPr/>
-        <w:t xml:space="preserve">What would make you abandon it after two sprints? </w:t>
+        <w:t xml:space="preserve">Which phase would your team resist most? Why that one? </w:t>
       </w:r>
     </w:p>
     <w:p>
@@ -28159,9 +29405,9 @@
       </w:pPr>
       <w:r>
         <w:rPr/>
-        <w:t>Who in your team would have to own this for it to survive? Does that person</w:t>
-        <w:br/>
-        <w:t xml:space="preserve">exist? </w:t>
+        <w:t>The framework requires a specification to exist before code is generated.</w:t>
+        <w:br/>
+        <w:t xml:space="preserve">What does your team do today instead, and what would change? </w:t>
       </w:r>
     </w:p>
     <w:p>
@@ -28182,25 +29428,23 @@
       </w:pPr>
       <w:r>
         <w:rPr/>
-        <w:t>If the tool disappeared tomorrow but you kept the framework, would you still</w:t>
-        <w:br/>
-        <w:t xml:space="preserve">use it? Which parts? </w:t>
-      </w:r>
-    </w:p>
-    <w:p>
-      <w:pPr>
-        <w:pStyle w:val="TextBody"/>
-        <w:bidi w:val="0"/>
-        <w:jc w:val="left"/>
-        <w:rPr/>
-      </w:pPr>
-      <w:r>
-        <w:rPr/>
-        <w:t>Question 11 separates the method from the instantiation directly from the</w:t>
-        <w:br/>
-        <w:t>participant's mouth. It is the single strongest piece of interview evidence this</w:t>
-        <w:br/>
-        <w:t>thesis can obtain.</w:t>
+        <w:t xml:space="preserve">Where would the framework slow you down for no benefit? </w:t>
+      </w:r>
+    </w:p>
+    <w:p>
+      <w:pPr>
+        <w:pStyle w:val="TextBody"/>
+        <w:bidi w:val="0"/>
+        <w:jc w:val="left"/>
+        <w:rPr/>
+      </w:pPr>
+      <w:r>
+        <w:rPr/>
+        <w:t>Question 7 is the important one and it must be asked directly. A set of</w:t>
+        <w:br/>
+        <w:t>interviews in which nobody names a cost is an interview protocol failure, not a</w:t>
+        <w:br/>
+        <w:t>validation.</w:t>
       </w:r>
     </w:p>
     <w:p>
@@ -28212,7 +29456,7 @@
       </w:pPr>
       <w:r>
         <w:rPr/>
-        <w:t>Governance and responsibility (8 min)</w:t>
+        <w:t>Value and cost (10 min)</w:t>
       </w:r>
     </w:p>
     <w:p>
@@ -28234,9 +29478,7 @@
       </w:pPr>
       <w:r>
         <w:rPr/>
-        <w:t>When AI writes code that ships and later fails, who is accountable in your</w:t>
-        <w:br/>
-        <w:t xml:space="preserve">organisation today? </w:t>
+        <w:t xml:space="preserve">What would have to be true for your team to adopt this for one project? </w:t>
       </w:r>
     </w:p>
     <w:p>
@@ -28258,7 +29500,7 @@
       </w:pPr>
       <w:r>
         <w:rPr/>
-        <w:t xml:space="preserve">Does the framework change that answer? Should it? </w:t>
+        <w:t xml:space="preserve">What would make you abandon it after two sprints? </w:t>
       </w:r>
     </w:p>
     <w:p>
@@ -28273,15 +29515,55 @@
           <w:tab w:val="left" w:pos="709" w:leader="none"/>
         </w:tabs>
         <w:bidi w:val="0"/>
+        <w:spacing w:before="0" w:after="0"/>
         <w:ind w:left="709" w:hanging="283"/>
         <w:jc w:val="left"/>
         <w:rPr/>
       </w:pPr>
       <w:r>
         <w:rPr/>
-        <w:t>Does the framework's record of what was decided, and by whom, have value to</w:t>
-        <w:br/>
-        <w:t xml:space="preserve">anyone outside the team? Who? </w:t>
+        <w:t>Who in your team would have to own this for it to survive? Does that person</w:t>
+        <w:br/>
+        <w:t xml:space="preserve">exist? </w:t>
+      </w:r>
+    </w:p>
+    <w:p>
+      <w:pPr>
+        <w:pStyle w:val="TextBody"/>
+        <w:numPr>
+          <w:ilvl w:val="0"/>
+          <w:numId w:val="34"/>
+        </w:numPr>
+        <w:tabs>
+          <w:tab w:val="clear" w:pos="1134"/>
+          <w:tab w:val="left" w:pos="709" w:leader="none"/>
+        </w:tabs>
+        <w:bidi w:val="0"/>
+        <w:ind w:left="709" w:hanging="283"/>
+        <w:jc w:val="left"/>
+        <w:rPr/>
+      </w:pPr>
+      <w:r>
+        <w:rPr/>
+        <w:t>If the tool disappeared tomorrow but you kept the framework, would you still</w:t>
+        <w:br/>
+        <w:t xml:space="preserve">use it? Which parts? </w:t>
+      </w:r>
+    </w:p>
+    <w:p>
+      <w:pPr>
+        <w:pStyle w:val="TextBody"/>
+        <w:bidi w:val="0"/>
+        <w:jc w:val="left"/>
+        <w:rPr/>
+      </w:pPr>
+      <w:r>
+        <w:rPr/>
+        <w:t>Question 11 separates the method from the instantiation directly from the</w:t>
+        <w:br/>
+        <w:t>participant's mouth. It is the single strongest piece of interview evidence this</w:t>
+        <w:br/>
+        <w:t>thesis can obtain.</w:t>
       </w:r>
     </w:p>
     <w:p>
@@ -28293,7 +29575,7 @@
       </w:pPr>
       <w:r>
         <w:rPr/>
-        <w:t>Close (5 min)</w:t>
+        <w:t>Governance and responsibility (8 min)</w:t>
       </w:r>
     </w:p>
     <w:p>
@@ -28315,7 +29597,9 @@
       </w:pPr>
       <w:r>
         <w:rPr/>
-        <w:t xml:space="preserve">What is missing from the framework entirely? </w:t>
+        <w:t>When AI writes code that ships and later fails, who is accountable in your</w:t>
+        <w:br/>
+        <w:t xml:space="preserve">organisation today? </w:t>
       </w:r>
     </w:p>
     <w:p>
@@ -28330,68 +29614,37 @@
           <w:tab w:val="left" w:pos="709" w:leader="none"/>
         </w:tabs>
         <w:bidi w:val="0"/>
+        <w:spacing w:before="0" w:after="0"/>
         <w:ind w:left="709" w:hanging="283"/>
         <w:jc w:val="left"/>
         <w:rPr/>
       </w:pPr>
       <w:r>
         <w:rPr/>
-        <w:t xml:space="preserve">Is there anything you expected me to ask and I did not? </w:t>
-      </w:r>
-    </w:p>
-    <w:p>
-      <w:pPr>
-        <w:pStyle w:val="HorizontalLine"/>
-        <w:bidi w:val="0"/>
-        <w:jc w:val="left"/>
-        <w:rPr/>
-      </w:pPr>
-      <w:r>
-        <w:rPr/>
-      </w:r>
-    </w:p>
-    <w:p>
-      <w:pPr>
-        <w:pStyle w:val="Heading2"/>
-        <w:bidi w:val="0"/>
-        <w:jc w:val="left"/>
-        <w:rPr/>
-      </w:pPr>
-      <w:r>
-        <w:rPr/>
-        <w:t>Guide 2 - Agile and Scrum experts</w:t>
-      </w:r>
-    </w:p>
-    <w:p>
-      <w:pPr>
-        <w:pStyle w:val="TextBody"/>
-        <w:bidi w:val="0"/>
-        <w:spacing w:before="0" w:after="283"/>
-        <w:jc w:val="left"/>
-        <w:rPr/>
-      </w:pPr>
-      <w:r>
-        <w:rPr/>
-        <w:t>Target: 2-3 people with recognised depth in Agile delivery methodology, not</w:t>
-        <w:br/>
-        <w:t>necessarily users of Apex. Establishes alignment with, and departure from,</w:t>
-        <w:br/>
-        <w:t>established methodology.</w:t>
-      </w:r>
-    </w:p>
-    <w:p>
-      <w:pPr>
-        <w:pStyle w:val="TextBody"/>
-        <w:bidi w:val="0"/>
-        <w:spacing w:before="0" w:after="283"/>
-        <w:jc w:val="left"/>
-        <w:rPr/>
-      </w:pPr>
-      <w:r>
-        <w:rPr/>
-        <w:t>Give them the framework document in advance. This interview is about the method</w:t>
-        <w:br/>
-        <w:t>on paper; they do not have to have used the tool.</w:t>
+        <w:t xml:space="preserve">Does the framework change that answer? Should it? </w:t>
+      </w:r>
+    </w:p>
+    <w:p>
+      <w:pPr>
+        <w:pStyle w:val="TextBody"/>
+        <w:numPr>
+          <w:ilvl w:val="0"/>
+          <w:numId w:val="35"/>
+        </w:numPr>
+        <w:tabs>
+          <w:tab w:val="clear" w:pos="1134"/>
+          <w:tab w:val="left" w:pos="709" w:leader="none"/>
+        </w:tabs>
+        <w:bidi w:val="0"/>
+        <w:ind w:left="709" w:hanging="283"/>
+        <w:jc w:val="left"/>
+        <w:rPr/>
+      </w:pPr>
+      <w:r>
+        <w:rPr/>
+        <w:t>Does the framework's record of what was decided, and by whom, have value to</w:t>
+        <w:br/>
+        <w:t xml:space="preserve">anyone outside the team? Who? </w:t>
       </w:r>
     </w:p>
     <w:p>
@@ -28403,7 +29656,7 @@
       </w:pPr>
       <w:r>
         <w:rPr/>
-        <w:t>Opening (5 min)</w:t>
+        <w:t>Close (5 min)</w:t>
       </w:r>
     </w:p>
     <w:p>
@@ -28418,29 +29671,90 @@
           <w:tab w:val="left" w:pos="709" w:leader="none"/>
         </w:tabs>
         <w:bidi w:val="0"/>
+        <w:spacing w:before="0" w:after="0"/>
         <w:ind w:left="709" w:hanging="283"/>
         <w:jc w:val="left"/>
         <w:rPr/>
       </w:pPr>
       <w:r>
         <w:rPr/>
-        <w:t xml:space="preserve">How would you describe what this framework is, in your own words? </w:t>
-      </w:r>
-    </w:p>
-    <w:p>
-      <w:pPr>
-        <w:pStyle w:val="TextBody"/>
-        <w:bidi w:val="0"/>
-        <w:jc w:val="left"/>
-        <w:rPr/>
-      </w:pPr>
-      <w:r>
-        <w:rPr/>
-        <w:t>Purpose: an immediate comprehension check. If an expert cannot restate the</w:t>
-        <w:br/>
-        <w:t>framework after reading the document, that is a finding about the framework's</w:t>
-        <w:br/>
-        <w:t>clarity, and it belongs in the analytical assessment criterion "clarity".</w:t>
+        <w:t xml:space="preserve">What is missing from the framework entirely? </w:t>
+      </w:r>
+    </w:p>
+    <w:p>
+      <w:pPr>
+        <w:pStyle w:val="TextBody"/>
+        <w:numPr>
+          <w:ilvl w:val="0"/>
+          <w:numId w:val="36"/>
+        </w:numPr>
+        <w:tabs>
+          <w:tab w:val="clear" w:pos="1134"/>
+          <w:tab w:val="left" w:pos="709" w:leader="none"/>
+        </w:tabs>
+        <w:bidi w:val="0"/>
+        <w:ind w:left="709" w:hanging="283"/>
+        <w:jc w:val="left"/>
+        <w:rPr/>
+      </w:pPr>
+      <w:r>
+        <w:rPr/>
+        <w:t xml:space="preserve">Is there anything you expected me to ask and I did not? </w:t>
+      </w:r>
+    </w:p>
+    <w:p>
+      <w:pPr>
+        <w:pStyle w:val="HorizontalLine"/>
+        <w:bidi w:val="0"/>
+        <w:jc w:val="left"/>
+        <w:rPr/>
+      </w:pPr>
+      <w:r>
+        <w:rPr/>
+      </w:r>
+    </w:p>
+    <w:p>
+      <w:pPr>
+        <w:pStyle w:val="Heading2"/>
+        <w:bidi w:val="0"/>
+        <w:jc w:val="left"/>
+        <w:rPr/>
+      </w:pPr>
+      <w:r>
+        <w:rPr/>
+        <w:t>Guide 2 - Agile and Scrum experts</w:t>
+      </w:r>
+    </w:p>
+    <w:p>
+      <w:pPr>
+        <w:pStyle w:val="TextBody"/>
+        <w:bidi w:val="0"/>
+        <w:spacing w:before="0" w:after="283"/>
+        <w:jc w:val="left"/>
+        <w:rPr/>
+      </w:pPr>
+      <w:r>
+        <w:rPr/>
+        <w:t>Target: 2-3 people with recognised depth in Agile delivery methodology, not</w:t>
+        <w:br/>
+        <w:t>necessarily users of Apex. Establishes alignment with, and departure from,</w:t>
+        <w:br/>
+        <w:t>established methodology.</w:t>
+      </w:r>
+    </w:p>
+    <w:p>
+      <w:pPr>
+        <w:pStyle w:val="TextBody"/>
+        <w:bidi w:val="0"/>
+        <w:spacing w:before="0" w:after="283"/>
+        <w:jc w:val="left"/>
+        <w:rPr/>
+      </w:pPr>
+      <w:r>
+        <w:rPr/>
+        <w:t>Give them the framework document in advance. This interview is about the method</w:t>
+        <w:br/>
+        <w:t>on paper; they do not have to have used the tool.</w:t>
       </w:r>
     </w:p>
     <w:p>
@@ -28452,7 +29766,7 @@
       </w:pPr>
       <w:r>
         <w:rPr/>
-        <w:t>Alignment and departure (15 min)</w:t>
+        <w:t>Opening (5 min)</w:t>
       </w:r>
     </w:p>
     <w:p>
@@ -28467,103 +29781,29 @@
           <w:tab w:val="left" w:pos="709" w:leader="none"/>
         </w:tabs>
         <w:bidi w:val="0"/>
-        <w:spacing w:before="0" w:after="0"/>
         <w:ind w:left="709" w:hanging="283"/>
         <w:jc w:val="left"/>
         <w:rPr/>
       </w:pPr>
       <w:r>
         <w:rPr/>
-        <w:t xml:space="preserve">Where does this align with Scrum, or with Agile principles more broadly? </w:t>
-      </w:r>
-    </w:p>
-    <w:p>
-      <w:pPr>
-        <w:pStyle w:val="TextBody"/>
-        <w:numPr>
-          <w:ilvl w:val="0"/>
-          <w:numId w:val="37"/>
-        </w:numPr>
-        <w:tabs>
-          <w:tab w:val="clear" w:pos="1134"/>
-          <w:tab w:val="left" w:pos="709" w:leader="none"/>
-        </w:tabs>
-        <w:bidi w:val="0"/>
-        <w:spacing w:before="0" w:after="0"/>
-        <w:ind w:left="709" w:hanging="283"/>
-        <w:jc w:val="left"/>
-        <w:rPr/>
-      </w:pPr>
-      <w:r>
-        <w:rPr/>
-        <w:t>Where does it depart from them? Is the departure justified by what AI</w:t>
-        <w:br/>
-        <w:t xml:space="preserve">changes, or is it a reversion to stage-gated delivery? </w:t>
-      </w:r>
-    </w:p>
-    <w:p>
-      <w:pPr>
-        <w:pStyle w:val="TextBody"/>
-        <w:numPr>
-          <w:ilvl w:val="0"/>
-          <w:numId w:val="37"/>
-        </w:numPr>
-        <w:tabs>
-          <w:tab w:val="clear" w:pos="1134"/>
-          <w:tab w:val="left" w:pos="709" w:leader="none"/>
-        </w:tabs>
-        <w:bidi w:val="0"/>
-        <w:spacing w:before="0" w:after="0"/>
-        <w:ind w:left="709" w:hanging="283"/>
-        <w:jc w:val="left"/>
-        <w:rPr/>
-      </w:pPr>
-      <w:r>
-        <w:rPr/>
-        <w:t>The framework has explicit gates between phases. Distinguish for me: is that</w:t>
-        <w:br/>
-        <w:t xml:space="preserve">a guardrail or is that a phase gate in the Waterfall sense? </w:t>
-      </w:r>
-    </w:p>
-    <w:p>
-      <w:pPr>
-        <w:pStyle w:val="TextBody"/>
-        <w:numPr>
-          <w:ilvl w:val="0"/>
-          <w:numId w:val="37"/>
-        </w:numPr>
-        <w:tabs>
-          <w:tab w:val="clear" w:pos="1134"/>
-          <w:tab w:val="left" w:pos="709" w:leader="none"/>
-        </w:tabs>
-        <w:bidi w:val="0"/>
-        <w:ind w:left="709" w:hanging="283"/>
-        <w:jc w:val="left"/>
-        <w:rPr/>
-      </w:pPr>
-      <w:r>
-        <w:rPr/>
-        <w:t>Does the framework make the same mistake that heavyweight processes made in</w:t>
-        <w:br/>
-        <w:t xml:space="preserve">the 2000s? What specifically protects it from that, if anything? </w:t>
-      </w:r>
-    </w:p>
-    <w:p>
-      <w:pPr>
-        <w:pStyle w:val="TextBody"/>
-        <w:bidi w:val="0"/>
-        <w:jc w:val="left"/>
-        <w:rPr/>
-      </w:pPr>
-      <w:r>
-        <w:rPr/>
-        <w:t>Questions 4 and 5 must be asked as bluntly as they are written. "Too linear,</w:t>
-        <w:br/>
-        <w:t>this is Waterfall" is already the known criticism from earlier feedback; putting</w:t>
-        <w:br/>
-        <w:t>it in front of an expert and recording the answer is far stronger evidence than</w:t>
-        <w:br/>
-        <w:t>the author arguing against it.</w:t>
+        <w:t xml:space="preserve">How would you describe what this framework is, in your own words? </w:t>
+      </w:r>
+    </w:p>
+    <w:p>
+      <w:pPr>
+        <w:pStyle w:val="TextBody"/>
+        <w:bidi w:val="0"/>
+        <w:jc w:val="left"/>
+        <w:rPr/>
+      </w:pPr>
+      <w:r>
+        <w:rPr/>
+        <w:t>Purpose: an immediate comprehension check. If an expert cannot restate the</w:t>
+        <w:br/>
+        <w:t>framework after reading the document, that is a finding about the framework's</w:t>
+        <w:br/>
+        <w:t>clarity, and it belongs in the analytical assessment criterion "clarity".</w:t>
       </w:r>
     </w:p>
     <w:p>
@@ -28575,7 +29815,7 @@
       </w:pPr>
       <w:r>
         <w:rPr/>
-        <w:t>Roles and artefacts (10 min)</w:t>
+        <w:t>Alignment and departure (15 min)</w:t>
       </w:r>
     </w:p>
     <w:p>
@@ -28597,9 +29837,7 @@
       </w:pPr>
       <w:r>
         <w:rPr/>
-        <w:t>The framework treats roles as hats rather than as people. Does that work in a</w:t>
-        <w:br/>
-        <w:t xml:space="preserve">real team, or does it collapse into one person wearing all of them? </w:t>
+        <w:t xml:space="preserve">Where does this align with Scrum, or with Agile principles more broadly? </w:t>
       </w:r>
     </w:p>
     <w:p>
@@ -28621,7 +29859,9 @@
       </w:pPr>
       <w:r>
         <w:rPr/>
-        <w:t xml:space="preserve">Which of the required artefacts would you drop? Which would you add? </w:t>
+        <w:t>Where does it depart from them? Is the departure justified by what AI</w:t>
+        <w:br/>
+        <w:t xml:space="preserve">changes, or is it a reversion to stage-gated delivery? </w:t>
       </w:r>
     </w:p>
     <w:p>
@@ -28636,15 +29876,57 @@
           <w:tab w:val="left" w:pos="709" w:leader="none"/>
         </w:tabs>
         <w:bidi w:val="0"/>
+        <w:spacing w:before="0" w:after="0"/>
         <w:ind w:left="709" w:hanging="283"/>
         <w:jc w:val="left"/>
         <w:rPr/>
       </w:pPr>
       <w:r>
         <w:rPr/>
-        <w:t>Is the amount of documentation the framework produces proportionate to what</w:t>
-        <w:br/>
-        <w:t xml:space="preserve">it buys? </w:t>
+        <w:t>The framework has explicit gates between phases. Distinguish for me: is that</w:t>
+        <w:br/>
+        <w:t xml:space="preserve">a guardrail or is that a phase gate in the Waterfall sense? </w:t>
+      </w:r>
+    </w:p>
+    <w:p>
+      <w:pPr>
+        <w:pStyle w:val="TextBody"/>
+        <w:numPr>
+          <w:ilvl w:val="0"/>
+          <w:numId w:val="38"/>
+        </w:numPr>
+        <w:tabs>
+          <w:tab w:val="clear" w:pos="1134"/>
+          <w:tab w:val="left" w:pos="709" w:leader="none"/>
+        </w:tabs>
+        <w:bidi w:val="0"/>
+        <w:ind w:left="709" w:hanging="283"/>
+        <w:jc w:val="left"/>
+        <w:rPr/>
+      </w:pPr>
+      <w:r>
+        <w:rPr/>
+        <w:t>Does the framework make the same mistake that heavyweight processes made in</w:t>
+        <w:br/>
+        <w:t xml:space="preserve">the 2000s? What specifically protects it from that, if anything? </w:t>
+      </w:r>
+    </w:p>
+    <w:p>
+      <w:pPr>
+        <w:pStyle w:val="TextBody"/>
+        <w:bidi w:val="0"/>
+        <w:jc w:val="left"/>
+        <w:rPr/>
+      </w:pPr>
+      <w:r>
+        <w:rPr/>
+        <w:t>Questions 4 and 5 must be asked as bluntly as they are written. "Too linear,</w:t>
+        <w:br/>
+        <w:t>this is Waterfall" is already the known criticism from earlier feedback; putting</w:t>
+        <w:br/>
+        <w:t>it in front of an expert and recording the answer is far stronger evidence than</w:t>
+        <w:br/>
+        <w:t>the author arguing against it.</w:t>
       </w:r>
     </w:p>
     <w:p>
@@ -28656,7 +29938,7 @@
       </w:pPr>
       <w:r>
         <w:rPr/>
-        <w:t>Adoption (10 min)</w:t>
+        <w:t>Roles and artefacts (10 min)</w:t>
       </w:r>
     </w:p>
     <w:p>
@@ -28678,7 +29960,9 @@
       </w:pPr>
       <w:r>
         <w:rPr/>
-        <w:t xml:space="preserve">What kind of team is this framework wrong for? </w:t>
+        <w:t>The framework treats roles as hats rather than as people. Does that work in a</w:t>
+        <w:br/>
+        <w:t xml:space="preserve">real team, or does it collapse into one person wearing all of them? </w:t>
       </w:r>
     </w:p>
     <w:p>
@@ -28700,7 +29984,7 @@
       </w:pPr>
       <w:r>
         <w:rPr/>
-        <w:t xml:space="preserve">What would a coach have to teach for a team to run this correctly? </w:t>
+        <w:t xml:space="preserve">Which of the required artefacts would you drop? Which would you add? </w:t>
       </w:r>
     </w:p>
     <w:p>
@@ -28721,7 +30005,9 @@
       </w:pPr>
       <w:r>
         <w:rPr/>
-        <w:t xml:space="preserve">Would you recommend this to a client? Under what conditions would you refuse? </w:t>
+        <w:t>Is the amount of documentation the framework produces proportionate to what</w:t>
+        <w:br/>
+        <w:t xml:space="preserve">it buys? </w:t>
       </w:r>
     </w:p>
     <w:p>
@@ -28733,7 +30019,7 @@
       </w:pPr>
       <w:r>
         <w:rPr/>
-        <w:t>Close (5 min)</w:t>
+        <w:t>Adoption (10 min)</w:t>
       </w:r>
     </w:p>
     <w:p>
@@ -28748,38 +30034,69 @@
           <w:tab w:val="left" w:pos="709" w:leader="none"/>
         </w:tabs>
         <w:bidi w:val="0"/>
+        <w:spacing w:before="0" w:after="0"/>
         <w:ind w:left="709" w:hanging="283"/>
         <w:jc w:val="left"/>
         <w:rPr/>
       </w:pPr>
       <w:r>
         <w:rPr/>
-        <w:t>If you had to defend this framework to a sceptical engineering manager, what</w:t>
-        <w:br/>
-        <w:t xml:space="preserve">would your strongest argument be? And your weakest point? </w:t>
-      </w:r>
-    </w:p>
-    <w:p>
-      <w:pPr>
-        <w:pStyle w:val="HorizontalLine"/>
-        <w:bidi w:val="0"/>
-        <w:jc w:val="left"/>
-        <w:rPr/>
-      </w:pPr>
-      <w:r>
-        <w:rPr/>
-      </w:r>
-    </w:p>
-    <w:p>
-      <w:pPr>
-        <w:pStyle w:val="Heading2"/>
-        <w:bidi w:val="0"/>
-        <w:jc w:val="left"/>
-        <w:rPr/>
-      </w:pPr>
-      <w:r>
-        <w:rPr/>
-        <w:t>Analysis</w:t>
+        <w:t xml:space="preserve">What kind of team is this framework wrong for? </w:t>
+      </w:r>
+    </w:p>
+    <w:p>
+      <w:pPr>
+        <w:pStyle w:val="TextBody"/>
+        <w:numPr>
+          <w:ilvl w:val="0"/>
+          <w:numId w:val="40"/>
+        </w:numPr>
+        <w:tabs>
+          <w:tab w:val="clear" w:pos="1134"/>
+          <w:tab w:val="left" w:pos="709" w:leader="none"/>
+        </w:tabs>
+        <w:bidi w:val="0"/>
+        <w:spacing w:before="0" w:after="0"/>
+        <w:ind w:left="709" w:hanging="283"/>
+        <w:jc w:val="left"/>
+        <w:rPr/>
+      </w:pPr>
+      <w:r>
+        <w:rPr/>
+        <w:t xml:space="preserve">What would a coach have to teach for a team to run this correctly? </w:t>
+      </w:r>
+    </w:p>
+    <w:p>
+      <w:pPr>
+        <w:pStyle w:val="TextBody"/>
+        <w:numPr>
+          <w:ilvl w:val="0"/>
+          <w:numId w:val="40"/>
+        </w:numPr>
+        <w:tabs>
+          <w:tab w:val="clear" w:pos="1134"/>
+          <w:tab w:val="left" w:pos="709" w:leader="none"/>
+        </w:tabs>
+        <w:bidi w:val="0"/>
+        <w:ind w:left="709" w:hanging="283"/>
+        <w:jc w:val="left"/>
+        <w:rPr/>
+      </w:pPr>
+      <w:r>
+        <w:rPr/>
+        <w:t xml:space="preserve">Would you recommend this to a client? Under what conditions would you refuse? </w:t>
+      </w:r>
+    </w:p>
+    <w:p>
+      <w:pPr>
+        <w:pStyle w:val="Heading3"/>
+        <w:bidi w:val="0"/>
+        <w:jc w:val="left"/>
+        <w:rPr/>
+      </w:pPr>
+      <w:r>
+        <w:rPr/>
+        <w:t>Close (5 min)</w:t>
       </w:r>
     </w:p>
     <w:p>
@@ -28794,256 +30111,26 @@
           <w:tab w:val="left" w:pos="709" w:leader="none"/>
         </w:tabs>
         <w:bidi w:val="0"/>
-        <w:spacing w:before="0" w:after="0"/>
         <w:ind w:left="709" w:hanging="283"/>
         <w:jc w:val="left"/>
         <w:rPr/>
       </w:pPr>
       <w:r>
         <w:rPr/>
-        <w:t xml:space="preserve">Transcribe fully. Do not analyse from notes. </w:t>
-      </w:r>
-    </w:p>
-    <w:p>
-      <w:pPr>
-        <w:pStyle w:val="TextBody"/>
-        <w:numPr>
-          <w:ilvl w:val="0"/>
-          <w:numId w:val="41"/>
-        </w:numPr>
-        <w:tabs>
-          <w:tab w:val="clear" w:pos="1134"/>
-          <w:tab w:val="left" w:pos="709" w:leader="none"/>
-        </w:tabs>
-        <w:bidi w:val="0"/>
-        <w:spacing w:before="0" w:after="0"/>
-        <w:ind w:left="709" w:hanging="283"/>
-        <w:jc w:val="left"/>
-        <w:rPr/>
-      </w:pPr>
-      <w:r>
-        <w:rPr/>
-        <w:t xml:space="preserve">Codebook from the first two transcripts of each group, then applied across. </w:t>
-      </w:r>
-    </w:p>
-    <w:p>
-      <w:pPr>
-        <w:pStyle w:val="TextBody"/>
-        <w:numPr>
-          <w:ilvl w:val="0"/>
-          <w:numId w:val="41"/>
-        </w:numPr>
-        <w:tabs>
-          <w:tab w:val="clear" w:pos="1134"/>
-          <w:tab w:val="left" w:pos="709" w:leader="none"/>
-        </w:tabs>
-        <w:bidi w:val="0"/>
-        <w:spacing w:before="0" w:after="0"/>
-        <w:ind w:left="709" w:hanging="283"/>
-        <w:jc w:val="left"/>
-        <w:rPr/>
-      </w:pPr>
-      <w:r>
-        <w:rPr/>
-        <w:t>Report themes with representative anonymised quotations, identified as</w:t>
-        <w:br/>
-        <w:t xml:space="preserve">practitioner or expert. </w:t>
-      </w:r>
-    </w:p>
-    <w:p>
-      <w:pPr>
-        <w:pStyle w:val="TextBody"/>
-        <w:numPr>
-          <w:ilvl w:val="0"/>
-          <w:numId w:val="41"/>
-        </w:numPr>
-        <w:tabs>
-          <w:tab w:val="clear" w:pos="1134"/>
-          <w:tab w:val="left" w:pos="709" w:leader="none"/>
-        </w:tabs>
-        <w:bidi w:val="0"/>
-        <w:spacing w:before="0" w:after="0"/>
-        <w:ind w:left="709" w:hanging="283"/>
-        <w:jc w:val="left"/>
-        <w:rPr/>
-      </w:pPr>
-      <w:r>
-        <w:rPr>
-          <w:rStyle w:val="StrongEmphasis"/>
-        </w:rPr>
-        <w:t>Report disconfirming evidence with the same prominence as supporting</w:t>
-        <w:br/>
-        <w:t>evidence.</w:t>
-      </w:r>
-      <w:r>
-        <w:rPr/>
-        <w:t xml:space="preserve"> A themes section in which every quotation is favourable will be</w:t>
-        <w:br/>
-        <w:t xml:space="preserve">read, correctly, as selection. </w:t>
-      </w:r>
-    </w:p>
-    <w:p>
-      <w:pPr>
-        <w:pStyle w:val="TextBody"/>
-        <w:numPr>
-          <w:ilvl w:val="0"/>
-          <w:numId w:val="41"/>
-        </w:numPr>
-        <w:tabs>
-          <w:tab w:val="clear" w:pos="1134"/>
-          <w:tab w:val="left" w:pos="709" w:leader="none"/>
-        </w:tabs>
-        <w:bidi w:val="0"/>
-        <w:spacing w:before="0" w:after="0"/>
-        <w:ind w:left="709" w:hanging="283"/>
-        <w:jc w:val="left"/>
-        <w:rPr/>
-      </w:pPr>
-      <w:r>
-        <w:rPr/>
-        <w:t>Cross-read against the UX questionnaire items E1-E3, which are the only</w:t>
-        <w:br/>
-        <w:t xml:space="preserve">framework-level items on that sheet. </w:t>
-      </w:r>
-    </w:p>
-    <w:p>
-      <w:pPr>
-        <w:pStyle w:val="TextBody"/>
-        <w:numPr>
-          <w:ilvl w:val="0"/>
-          <w:numId w:val="41"/>
-        </w:numPr>
-        <w:tabs>
-          <w:tab w:val="clear" w:pos="1134"/>
-          <w:tab w:val="left" w:pos="709" w:leader="none"/>
-        </w:tabs>
-        <w:bidi w:val="0"/>
-        <w:ind w:left="709" w:hanging="283"/>
-        <w:jc w:val="left"/>
-        <w:rPr/>
-      </w:pPr>
-      <w:r>
-        <w:rPr/>
-        <w:t>Where practitioners and experts disagree with each other, that disagreement is</w:t>
-        <w:br/>
-        <w:t>a finding: it usually marks the gap between what a method claims and what</w:t>
-        <w:br/>
-        <w:t xml:space="preserve">survives contact with a delivery team. </w:t>
-      </w:r>
-    </w:p>
-    <w:p>
-      <w:pPr>
-        <w:pStyle w:val="Heading1"/>
-        <w:bidi w:val="0"/>
-        <w:jc w:val="left"/>
-        <w:rPr/>
-      </w:pPr>
-      <w:r>
-        <w:rPr/>
-        <w:t>Observer sheet - moderated arm only</w:t>
-      </w:r>
-    </w:p>
-    <w:p>
-      <w:pPr>
-        <w:pStyle w:val="TextBody"/>
-        <w:bidi w:val="0"/>
-        <w:spacing w:before="0" w:after="283"/>
-        <w:jc w:val="left"/>
-        <w:rPr/>
-      </w:pPr>
-      <w:r>
-        <w:rPr/>
-        <w:t xml:space="preserve">Print one per participant. </w:t>
-      </w:r>
-      <w:r>
-        <w:rPr>
-          <w:rStyle w:val="StrongEmphasis"/>
-        </w:rPr>
-        <w:t>Arm 2 only</w:t>
-      </w:r>
-      <w:r>
-        <w:rPr/>
-        <w:t xml:space="preserve"> - the unmoderated arm has no observer,</w:t>
-        <w:br/>
-        <w:t>which is exactly why arm 2 exists. This sheet produces the observational</w:t>
-        <w:br/>
-        <w:t>evidence a questionnaire cannot reach, and partly answers Chapter 9's own</w:t>
-        <w:br/>
-        <w:t>admitted threat that "the instruments measure perception rather than delivered</w:t>
-        <w:br/>
-        <w:t>software quality".</w:t>
-      </w:r>
-    </w:p>
-    <w:p>
-      <w:pPr>
-        <w:pStyle w:val="TextBody"/>
-        <w:bidi w:val="0"/>
-        <w:spacing w:before="0" w:after="283"/>
-        <w:jc w:val="left"/>
-        <w:rPr/>
-      </w:pPr>
-      <w:r>
-        <w:rPr/>
-        <w:t xml:space="preserve">Task numbering matches </w:t>
-      </w:r>
-      <w:r>
-        <w:rPr>
-          <w:rStyle w:val="SourceText"/>
-        </w:rPr>
-        <w:t>task-script.md</w:t>
-      </w:r>
-      <w:r>
-        <w:rPr/>
-        <w:t>.</w:t>
-      </w:r>
-    </w:p>
-    <w:p>
-      <w:pPr>
-        <w:pStyle w:val="PreformattedText"/>
-        <w:pBdr/>
-        <w:shd w:fill="F7F8FA" w:val="clear"/>
-        <w:bidi w:val="0"/>
-        <w:spacing w:before="0" w:after="0"/>
-        <w:jc w:val="left"/>
-        <w:rPr/>
-      </w:pPr>
-      <w:r>
-        <w:rPr>
-          <w:rStyle w:val="SourceText"/>
-        </w:rPr>
-        <w:t>Participant ID:  P____        Date: __________     Language: EN / PT</w:t>
-      </w:r>
-    </w:p>
-    <w:p>
-      <w:pPr>
-        <w:pStyle w:val="PreformattedText"/>
-        <w:pBdr/>
-        <w:shd w:fill="F7F8FA" w:val="clear"/>
-        <w:bidi w:val="0"/>
-        <w:spacing w:before="0" w:after="0"/>
-        <w:jc w:val="left"/>
-        <w:rPr/>
-      </w:pPr>
-      <w:r>
-        <w:rPr>
-          <w:rStyle w:val="SourceText"/>
-        </w:rPr>
-        <w:t>Session start: ______   Session end: ______        Remote / In person</w:t>
-      </w:r>
-    </w:p>
-    <w:p>
-      <w:pPr>
-        <w:pStyle w:val="PreformattedText"/>
-        <w:bidi w:val="0"/>
-        <w:spacing w:before="0" w:after="283"/>
-        <w:jc w:val="left"/>
-        <w:rPr/>
-      </w:pPr>
-      <w:r>
-        <w:rPr>
-          <w:rStyle w:val="SourceText"/>
-        </w:rPr>
-        <w:t>Facilitator: ______________</w:t>
+        <w:t>If you had to defend this framework to a sceptical engineering manager, what</w:t>
+        <w:br/>
+        <w:t xml:space="preserve">would your strongest argument be? And your weakest point? </w:t>
+      </w:r>
+    </w:p>
+    <w:p>
+      <w:pPr>
+        <w:pStyle w:val="HorizontalLine"/>
+        <w:bidi w:val="0"/>
+        <w:jc w:val="left"/>
+        <w:rPr/>
+      </w:pPr>
+      <w:r>
+        <w:rPr/>
       </w:r>
     </w:p>
     <w:p>
@@ -29055,7 +30142,7 @@
       </w:pPr>
       <w:r>
         <w:rPr/>
-        <w:t>Codes</w:t>
+        <w:t>Analysis</w:t>
       </w:r>
     </w:p>
     <w:p>
@@ -29076,46 +30163,8 @@
         <w:rPr/>
       </w:pPr>
       <w:r>
-        <w:rPr>
-          <w:rStyle w:val="StrongEmphasis"/>
-        </w:rPr>
-        <w:t>Outcome:</w:t>
-      </w:r>
-      <w:r>
-        <w:rPr/>
-        <w:t xml:space="preserve"> </w:t>
-      </w:r>
-      <w:r>
-        <w:rPr>
-          <w:rStyle w:val="SourceText"/>
-        </w:rPr>
-        <w:t>C</w:t>
-      </w:r>
-      <w:r>
-        <w:rPr/>
-        <w:t xml:space="preserve"> completed unaided, </w:t>
-      </w:r>
-      <w:r>
-        <w:rPr>
-          <w:rStyle w:val="SourceText"/>
-        </w:rPr>
-        <w:t>CA</w:t>
-      </w:r>
-      <w:r>
-        <w:rPr/>
-        <w:t xml:space="preserve"> completed with assists, </w:t>
-      </w:r>
-      <w:r>
-        <w:rPr>
-          <w:rStyle w:val="SourceText"/>
-        </w:rPr>
-        <w:t>F</w:t>
-      </w:r>
-      <w:r>
-        <w:rPr/>
-        <w:t xml:space="preserve"> failed or</w:t>
-        <w:br/>
-        <w:t xml:space="preserve">abandoned after three assists. </w:t>
+        <w:rPr/>
+        <w:t xml:space="preserve">Transcribe fully. Do not analyse from notes. </w:t>
       </w:r>
     </w:p>
     <w:p>
@@ -29136,28 +30185,8 @@
         <w:rPr/>
       </w:pPr>
       <w:r>
-        <w:rPr>
-          <w:rStyle w:val="StrongEmphasis"/>
-        </w:rPr>
-        <w:t>Assist:</w:t>
-      </w:r>
-      <w:r>
-        <w:rPr/>
-        <w:t xml:space="preserve"> any hint given. Write it down </w:t>
-      </w:r>
-      <w:r>
-        <w:rPr>
-          <w:rStyle w:val="StrongEmphasis"/>
-        </w:rPr>
-        <w:t>verbatim</w:t>
-      </w:r>
-      <w:r>
-        <w:rPr/>
-        <w:t>. Assists are the most</w:t>
-        <w:br/>
-        <w:t>reusable output of the whole study - each one is a specific place the</w:t>
-        <w:br/>
-        <w:t xml:space="preserve">interface failed to communicate. </w:t>
+        <w:rPr/>
+        <w:t xml:space="preserve">Codebook from the first two transcripts of each group, then applied across. </w:t>
       </w:r>
     </w:p>
     <w:p>
@@ -29166,6 +30195,340 @@
         <w:numPr>
           <w:ilvl w:val="0"/>
           <w:numId w:val="42"/>
+        </w:numPr>
+        <w:tabs>
+          <w:tab w:val="clear" w:pos="1134"/>
+          <w:tab w:val="left" w:pos="709" w:leader="none"/>
+        </w:tabs>
+        <w:bidi w:val="0"/>
+        <w:spacing w:before="0" w:after="0"/>
+        <w:ind w:left="709" w:hanging="283"/>
+        <w:jc w:val="left"/>
+        <w:rPr/>
+      </w:pPr>
+      <w:r>
+        <w:rPr/>
+        <w:t>Report themes with representative anonymised quotations, identified as</w:t>
+        <w:br/>
+        <w:t xml:space="preserve">practitioner or expert. </w:t>
+      </w:r>
+    </w:p>
+    <w:p>
+      <w:pPr>
+        <w:pStyle w:val="TextBody"/>
+        <w:numPr>
+          <w:ilvl w:val="0"/>
+          <w:numId w:val="42"/>
+        </w:numPr>
+        <w:tabs>
+          <w:tab w:val="clear" w:pos="1134"/>
+          <w:tab w:val="left" w:pos="709" w:leader="none"/>
+        </w:tabs>
+        <w:bidi w:val="0"/>
+        <w:spacing w:before="0" w:after="0"/>
+        <w:ind w:left="709" w:hanging="283"/>
+        <w:jc w:val="left"/>
+        <w:rPr/>
+      </w:pPr>
+      <w:r>
+        <w:rPr>
+          <w:rStyle w:val="StrongEmphasis"/>
+        </w:rPr>
+        <w:t>Report disconfirming evidence with the same prominence as supporting</w:t>
+        <w:br/>
+        <w:t>evidence.</w:t>
+      </w:r>
+      <w:r>
+        <w:rPr/>
+        <w:t xml:space="preserve"> A themes section in which every quotation is favourable will be</w:t>
+        <w:br/>
+        <w:t xml:space="preserve">read, correctly, as selection. </w:t>
+      </w:r>
+    </w:p>
+    <w:p>
+      <w:pPr>
+        <w:pStyle w:val="TextBody"/>
+        <w:numPr>
+          <w:ilvl w:val="0"/>
+          <w:numId w:val="42"/>
+        </w:numPr>
+        <w:tabs>
+          <w:tab w:val="clear" w:pos="1134"/>
+          <w:tab w:val="left" w:pos="709" w:leader="none"/>
+        </w:tabs>
+        <w:bidi w:val="0"/>
+        <w:spacing w:before="0" w:after="0"/>
+        <w:ind w:left="709" w:hanging="283"/>
+        <w:jc w:val="left"/>
+        <w:rPr/>
+      </w:pPr>
+      <w:r>
+        <w:rPr/>
+        <w:t>Cross-read against the UX questionnaire items E1-E3, which are the only</w:t>
+        <w:br/>
+        <w:t xml:space="preserve">framework-level items on that sheet. </w:t>
+      </w:r>
+    </w:p>
+    <w:p>
+      <w:pPr>
+        <w:pStyle w:val="TextBody"/>
+        <w:numPr>
+          <w:ilvl w:val="0"/>
+          <w:numId w:val="42"/>
+        </w:numPr>
+        <w:tabs>
+          <w:tab w:val="clear" w:pos="1134"/>
+          <w:tab w:val="left" w:pos="709" w:leader="none"/>
+        </w:tabs>
+        <w:bidi w:val="0"/>
+        <w:ind w:left="709" w:hanging="283"/>
+        <w:jc w:val="left"/>
+        <w:rPr/>
+      </w:pPr>
+      <w:r>
+        <w:rPr/>
+        <w:t>Where practitioners and experts disagree with each other, that disagreement is</w:t>
+        <w:br/>
+        <w:t>a finding: it usually marks the gap between what a method claims and what</w:t>
+        <w:br/>
+        <w:t xml:space="preserve">survives contact with a delivery team. </w:t>
+      </w:r>
+    </w:p>
+    <w:p>
+      <w:pPr>
+        <w:pStyle w:val="Heading1"/>
+        <w:bidi w:val="0"/>
+        <w:jc w:val="left"/>
+        <w:rPr/>
+      </w:pPr>
+      <w:r>
+        <w:rPr/>
+        <w:t>Observer sheet - moderated arm only</w:t>
+      </w:r>
+    </w:p>
+    <w:p>
+      <w:pPr>
+        <w:pStyle w:val="TextBody"/>
+        <w:bidi w:val="0"/>
+        <w:spacing w:before="0" w:after="283"/>
+        <w:jc w:val="left"/>
+        <w:rPr/>
+      </w:pPr>
+      <w:r>
+        <w:rPr/>
+        <w:t xml:space="preserve">Print one per participant. </w:t>
+      </w:r>
+      <w:r>
+        <w:rPr>
+          <w:rStyle w:val="StrongEmphasis"/>
+        </w:rPr>
+        <w:t>Arm 2 only</w:t>
+      </w:r>
+      <w:r>
+        <w:rPr/>
+        <w:t xml:space="preserve"> - the unmoderated arm has no observer,</w:t>
+        <w:br/>
+        <w:t>which is exactly why arm 2 exists. This sheet produces the observational</w:t>
+        <w:br/>
+        <w:t>evidence a questionnaire cannot reach, and partly answers Chapter 9's own</w:t>
+        <w:br/>
+        <w:t>admitted threat that "the instruments measure perception rather than delivered</w:t>
+        <w:br/>
+        <w:t>software quality".</w:t>
+      </w:r>
+    </w:p>
+    <w:p>
+      <w:pPr>
+        <w:pStyle w:val="TextBody"/>
+        <w:bidi w:val="0"/>
+        <w:spacing w:before="0" w:after="283"/>
+        <w:jc w:val="left"/>
+        <w:rPr/>
+      </w:pPr>
+      <w:r>
+        <w:rPr/>
+        <w:t xml:space="preserve">Task numbering matches </w:t>
+      </w:r>
+      <w:r>
+        <w:rPr>
+          <w:rStyle w:val="SourceText"/>
+        </w:rPr>
+        <w:t>task-script.md</w:t>
+      </w:r>
+      <w:r>
+        <w:rPr/>
+        <w:t>.</w:t>
+      </w:r>
+    </w:p>
+    <w:p>
+      <w:pPr>
+        <w:pStyle w:val="PreformattedText"/>
+        <w:pBdr/>
+        <w:shd w:fill="F7F8FA" w:val="clear"/>
+        <w:bidi w:val="0"/>
+        <w:spacing w:before="0" w:after="0"/>
+        <w:jc w:val="left"/>
+        <w:rPr/>
+      </w:pPr>
+      <w:r>
+        <w:rPr>
+          <w:rStyle w:val="SourceText"/>
+        </w:rPr>
+        <w:t>Participant ID:  P____        Date: __________     Language: EN / PT</w:t>
+      </w:r>
+    </w:p>
+    <w:p>
+      <w:pPr>
+        <w:pStyle w:val="PreformattedText"/>
+        <w:pBdr/>
+        <w:shd w:fill="F7F8FA" w:val="clear"/>
+        <w:bidi w:val="0"/>
+        <w:spacing w:before="0" w:after="0"/>
+        <w:jc w:val="left"/>
+        <w:rPr/>
+      </w:pPr>
+      <w:r>
+        <w:rPr>
+          <w:rStyle w:val="SourceText"/>
+        </w:rPr>
+        <w:t>Session start: ______   Session end: ______        Remote / In person</w:t>
+      </w:r>
+    </w:p>
+    <w:p>
+      <w:pPr>
+        <w:pStyle w:val="PreformattedText"/>
+        <w:bidi w:val="0"/>
+        <w:spacing w:before="0" w:after="283"/>
+        <w:jc w:val="left"/>
+        <w:rPr/>
+      </w:pPr>
+      <w:r>
+        <w:rPr>
+          <w:rStyle w:val="SourceText"/>
+        </w:rPr>
+        <w:t>Facilitator: ______________</w:t>
+      </w:r>
+    </w:p>
+    <w:p>
+      <w:pPr>
+        <w:pStyle w:val="Heading2"/>
+        <w:bidi w:val="0"/>
+        <w:jc w:val="left"/>
+        <w:rPr/>
+      </w:pPr>
+      <w:r>
+        <w:rPr/>
+        <w:t>Codes</w:t>
+      </w:r>
+    </w:p>
+    <w:p>
+      <w:pPr>
+        <w:pStyle w:val="TextBody"/>
+        <w:numPr>
+          <w:ilvl w:val="0"/>
+          <w:numId w:val="43"/>
+        </w:numPr>
+        <w:tabs>
+          <w:tab w:val="clear" w:pos="1134"/>
+          <w:tab w:val="left" w:pos="709" w:leader="none"/>
+        </w:tabs>
+        <w:bidi w:val="0"/>
+        <w:spacing w:before="0" w:after="0"/>
+        <w:ind w:left="709" w:hanging="283"/>
+        <w:jc w:val="left"/>
+        <w:rPr/>
+      </w:pPr>
+      <w:r>
+        <w:rPr>
+          <w:rStyle w:val="StrongEmphasis"/>
+        </w:rPr>
+        <w:t>Outcome:</w:t>
+      </w:r>
+      <w:r>
+        <w:rPr/>
+        <w:t xml:space="preserve"> </w:t>
+      </w:r>
+      <w:r>
+        <w:rPr>
+          <w:rStyle w:val="SourceText"/>
+        </w:rPr>
+        <w:t>C</w:t>
+      </w:r>
+      <w:r>
+        <w:rPr/>
+        <w:t xml:space="preserve"> completed unaided, </w:t>
+      </w:r>
+      <w:r>
+        <w:rPr>
+          <w:rStyle w:val="SourceText"/>
+        </w:rPr>
+        <w:t>CA</w:t>
+      </w:r>
+      <w:r>
+        <w:rPr/>
+        <w:t xml:space="preserve"> completed with assists, </w:t>
+      </w:r>
+      <w:r>
+        <w:rPr>
+          <w:rStyle w:val="SourceText"/>
+        </w:rPr>
+        <w:t>F</w:t>
+      </w:r>
+      <w:r>
+        <w:rPr/>
+        <w:t xml:space="preserve"> failed or</w:t>
+        <w:br/>
+        <w:t xml:space="preserve">abandoned after three assists. </w:t>
+      </w:r>
+    </w:p>
+    <w:p>
+      <w:pPr>
+        <w:pStyle w:val="TextBody"/>
+        <w:numPr>
+          <w:ilvl w:val="0"/>
+          <w:numId w:val="43"/>
+        </w:numPr>
+        <w:tabs>
+          <w:tab w:val="clear" w:pos="1134"/>
+          <w:tab w:val="left" w:pos="709" w:leader="none"/>
+        </w:tabs>
+        <w:bidi w:val="0"/>
+        <w:spacing w:before="0" w:after="0"/>
+        <w:ind w:left="709" w:hanging="283"/>
+        <w:jc w:val="left"/>
+        <w:rPr/>
+      </w:pPr>
+      <w:r>
+        <w:rPr>
+          <w:rStyle w:val="StrongEmphasis"/>
+        </w:rPr>
+        <w:t>Assist:</w:t>
+      </w:r>
+      <w:r>
+        <w:rPr/>
+        <w:t xml:space="preserve"> any hint given. Write it down </w:t>
+      </w:r>
+      <w:r>
+        <w:rPr>
+          <w:rStyle w:val="StrongEmphasis"/>
+        </w:rPr>
+        <w:t>verbatim</w:t>
+      </w:r>
+      <w:r>
+        <w:rPr/>
+        <w:t>. Assists are the most</w:t>
+        <w:br/>
+        <w:t>reusable output of the whole study - each one is a specific place the</w:t>
+        <w:br/>
+        <w:t xml:space="preserve">interface failed to communicate. </w:t>
+      </w:r>
+    </w:p>
+    <w:p>
+      <w:pPr>
+        <w:pStyle w:val="TextBody"/>
+        <w:numPr>
+          <w:ilvl w:val="0"/>
+          <w:numId w:val="43"/>
         </w:numPr>
         <w:tabs>
           <w:tab w:val="clear" w:pos="1134"/>
@@ -32858,7 +34221,7 @@
         <w:pStyle w:val="TextBody"/>
         <w:numPr>
           <w:ilvl w:val="0"/>
-          <w:numId w:val="43"/>
+          <w:numId w:val="44"/>
         </w:numPr>
         <w:tabs>
           <w:tab w:val="clear" w:pos="1134"/>
@@ -32880,7 +34243,7 @@
         <w:pStyle w:val="TextBody"/>
         <w:numPr>
           <w:ilvl w:val="0"/>
-          <w:numId w:val="43"/>
+          <w:numId w:val="44"/>
         </w:numPr>
         <w:tabs>
           <w:tab w:val="clear" w:pos="1134"/>
@@ -32902,7 +34265,7 @@
         <w:pStyle w:val="TextBody"/>
         <w:numPr>
           <w:ilvl w:val="0"/>
-          <w:numId w:val="43"/>
+          <w:numId w:val="44"/>
         </w:numPr>
         <w:tabs>
           <w:tab w:val="clear" w:pos="1134"/>
@@ -32924,7 +34287,7 @@
         <w:pStyle w:val="TextBody"/>
         <w:numPr>
           <w:ilvl w:val="0"/>
-          <w:numId w:val="43"/>
+          <w:numId w:val="44"/>
         </w:numPr>
         <w:tabs>
           <w:tab w:val="clear" w:pos="1134"/>
@@ -32946,7 +34309,7 @@
         <w:pStyle w:val="TextBody"/>
         <w:numPr>
           <w:ilvl w:val="0"/>
-          <w:numId w:val="43"/>
+          <w:numId w:val="44"/>
         </w:numPr>
         <w:tabs>
           <w:tab w:val="clear" w:pos="1134"/>
@@ -32970,7 +34333,7 @@
         <w:pStyle w:val="TextBody"/>
         <w:numPr>
           <w:ilvl w:val="0"/>
-          <w:numId w:val="43"/>
+          <w:numId w:val="44"/>
         </w:numPr>
         <w:tabs>
           <w:tab w:val="clear" w:pos="1134"/>
@@ -35877,6 +37240,125 @@
   <w:abstractNum w:abstractNumId="23">
     <w:lvl w:ilvl="0">
       <w:start w:val="1"/>
+      <w:numFmt w:val="decimal"/>
+      <w:lvlText w:val="%1."/>
+      <w:lvlJc w:val="left"/>
+      <w:pPr>
+        <w:tabs>
+          <w:tab w:val="num" w:pos="709"/>
+        </w:tabs>
+        <w:ind w:left="709" w:hanging="283"/>
+      </w:pPr>
+      <w:rPr/>
+    </w:lvl>
+    <w:lvl w:ilvl="1">
+      <w:start w:val="1"/>
+      <w:numFmt w:val="decimal"/>
+      <w:lvlText w:val="%2."/>
+      <w:lvlJc w:val="left"/>
+      <w:pPr>
+        <w:tabs>
+          <w:tab w:val="num" w:pos="1418"/>
+        </w:tabs>
+        <w:ind w:left="1418" w:hanging="283"/>
+      </w:pPr>
+      <w:rPr/>
+    </w:lvl>
+    <w:lvl w:ilvl="2">
+      <w:start w:val="1"/>
+      <w:numFmt w:val="decimal"/>
+      <w:lvlText w:val="%3."/>
+      <w:lvlJc w:val="left"/>
+      <w:pPr>
+        <w:tabs>
+          <w:tab w:val="num" w:pos="2127"/>
+        </w:tabs>
+        <w:ind w:left="2127" w:hanging="283"/>
+      </w:pPr>
+      <w:rPr/>
+    </w:lvl>
+    <w:lvl w:ilvl="3">
+      <w:start w:val="1"/>
+      <w:numFmt w:val="decimal"/>
+      <w:lvlText w:val="%4."/>
+      <w:lvlJc w:val="left"/>
+      <w:pPr>
+        <w:tabs>
+          <w:tab w:val="num" w:pos="2836"/>
+        </w:tabs>
+        <w:ind w:left="2836" w:hanging="283"/>
+      </w:pPr>
+      <w:rPr/>
+    </w:lvl>
+    <w:lvl w:ilvl="4">
+      <w:start w:val="1"/>
+      <w:numFmt w:val="decimal"/>
+      <w:lvlText w:val="%5."/>
+      <w:lvlJc w:val="left"/>
+      <w:pPr>
+        <w:tabs>
+          <w:tab w:val="num" w:pos="3545"/>
+        </w:tabs>
+        <w:ind w:left="3545" w:hanging="283"/>
+      </w:pPr>
+      <w:rPr/>
+    </w:lvl>
+    <w:lvl w:ilvl="5">
+      <w:start w:val="1"/>
+      <w:numFmt w:val="decimal"/>
+      <w:lvlText w:val="%6."/>
+      <w:lvlJc w:val="left"/>
+      <w:pPr>
+        <w:tabs>
+          <w:tab w:val="num" w:pos="4254"/>
+        </w:tabs>
+        <w:ind w:left="4254" w:hanging="283"/>
+      </w:pPr>
+      <w:rPr/>
+    </w:lvl>
+    <w:lvl w:ilvl="6">
+      <w:start w:val="1"/>
+      <w:numFmt w:val="decimal"/>
+      <w:lvlText w:val="%7."/>
+      <w:lvlJc w:val="left"/>
+      <w:pPr>
+        <w:tabs>
+          <w:tab w:val="num" w:pos="4963"/>
+        </w:tabs>
+        <w:ind w:left="4963" w:hanging="283"/>
+      </w:pPr>
+      <w:rPr/>
+    </w:lvl>
+    <w:lvl w:ilvl="7">
+      <w:start w:val="1"/>
+      <w:numFmt w:val="decimal"/>
+      <w:lvlText w:val="%8."/>
+      <w:lvlJc w:val="left"/>
+      <w:pPr>
+        <w:tabs>
+          <w:tab w:val="num" w:pos="5672"/>
+        </w:tabs>
+        <w:ind w:left="5672" w:hanging="283"/>
+      </w:pPr>
+      <w:rPr/>
+    </w:lvl>
+    <w:lvl w:ilvl="8">
+      <w:start w:val="1"/>
+      <w:numFmt w:val="decimal"/>
+      <w:lvlText w:val="%9."/>
+      <w:lvlJc w:val="left"/>
+      <w:pPr>
+        <w:tabs>
+          <w:tab w:val="num" w:pos="6381"/>
+        </w:tabs>
+        <w:ind w:left="6381" w:hanging="283"/>
+      </w:pPr>
+      <w:rPr/>
+    </w:lvl>
+  </w:abstractNum>
+  <w:abstractNum w:abstractNumId="24">
+    <w:lvl w:ilvl="0">
+      <w:start w:val="1"/>
       <w:numFmt w:val="bullet"/>
       <w:lvlText w:val=""/>
       <w:lvlJc w:val="left"/>
@@ -36011,7 +37493,7 @@
       </w:rPr>
     </w:lvl>
   </w:abstractNum>
-  <w:abstractNum w:abstractNumId="24">
+  <w:abstractNum w:abstractNumId="25">
     <w:lvl w:ilvl="0">
       <w:start w:val="1"/>
       <w:numFmt w:val="decimal"/>
@@ -36130,7 +37612,7 @@
       <w:rPr/>
     </w:lvl>
   </w:abstractNum>
-  <w:abstractNum w:abstractNumId="25">
+  <w:abstractNum w:abstractNumId="26">
     <w:lvl w:ilvl="0">
       <w:start w:val="1"/>
       <w:numFmt w:val="decimal"/>
@@ -36249,7 +37731,7 @@
       <w:rPr/>
     </w:lvl>
   </w:abstractNum>
-  <w:abstractNum w:abstractNumId="26">
+  <w:abstractNum w:abstractNumId="27">
     <w:lvl w:ilvl="0">
       <w:start w:val="1"/>
       <w:numFmt w:val="bullet"/>
@@ -36386,7 +37868,7 @@
       </w:rPr>
     </w:lvl>
   </w:abstractNum>
-  <w:abstractNum w:abstractNumId="27">
+  <w:abstractNum w:abstractNumId="28">
     <w:lvl w:ilvl="0">
       <w:start w:val="1"/>
       <w:numFmt w:val="bullet"/>
@@ -36523,7 +38005,7 @@
       </w:rPr>
     </w:lvl>
   </w:abstractNum>
-  <w:abstractNum w:abstractNumId="28">
+  <w:abstractNum w:abstractNumId="29">
     <w:lvl w:ilvl="0">
       <w:start w:val="1"/>
       <w:numFmt w:val="decimal"/>
@@ -36642,7 +38124,7 @@
       <w:rPr/>
     </w:lvl>
   </w:abstractNum>
-  <w:abstractNum w:abstractNumId="29">
+  <w:abstractNum w:abstractNumId="30">
     <w:lvl w:ilvl="0">
       <w:start w:val="1"/>
       <w:numFmt w:val="decimal"/>
@@ -36761,7 +38243,7 @@
       <w:rPr/>
     </w:lvl>
   </w:abstractNum>
-  <w:abstractNum w:abstractNumId="30">
+  <w:abstractNum w:abstractNumId="31">
     <w:lvl w:ilvl="0">
       <w:start w:val="1"/>
       <w:numFmt w:val="bullet"/>
@@ -36898,7 +38380,7 @@
       </w:rPr>
     </w:lvl>
   </w:abstractNum>
-  <w:abstractNum w:abstractNumId="31">
+  <w:abstractNum w:abstractNumId="32">
     <w:lvl w:ilvl="0">
       <w:start w:val="1"/>
       <w:numFmt w:val="decimal"/>
@@ -37017,7 +38499,7 @@
       <w:rPr/>
     </w:lvl>
   </w:abstractNum>
-  <w:abstractNum w:abstractNumId="32">
+  <w:abstractNum w:abstractNumId="33">
     <w:lvl w:ilvl="0">
       <w:start w:val="4"/>
       <w:numFmt w:val="decimal"/>
@@ -37136,7 +38618,7 @@
       <w:rPr/>
     </w:lvl>
   </w:abstractNum>
-  <w:abstractNum w:abstractNumId="33">
+  <w:abstractNum w:abstractNumId="34">
     <w:lvl w:ilvl="0">
       <w:start w:val="8"/>
       <w:numFmt w:val="decimal"/>
@@ -37255,7 +38737,7 @@
       <w:rPr/>
     </w:lvl>
   </w:abstractNum>
-  <w:abstractNum w:abstractNumId="34">
+  <w:abstractNum w:abstractNumId="35">
     <w:lvl w:ilvl="0">
       <w:start w:val="12"/>
       <w:numFmt w:val="decimal"/>
@@ -37374,7 +38856,7 @@
       <w:rPr/>
     </w:lvl>
   </w:abstractNum>
-  <w:abstractNum w:abstractNumId="35">
+  <w:abstractNum w:abstractNumId="36">
     <w:lvl w:ilvl="0">
       <w:start w:val="15"/>
       <w:numFmt w:val="decimal"/>
@@ -37493,7 +38975,7 @@
       <w:rPr/>
     </w:lvl>
   </w:abstractNum>
-  <w:abstractNum w:abstractNumId="36">
+  <w:abstractNum w:abstractNumId="37">
     <w:lvl w:ilvl="0">
       <w:start w:val="1"/>
       <w:numFmt w:val="decimal"/>
@@ -37612,7 +39094,7 @@
       <w:rPr/>
     </w:lvl>
   </w:abstractNum>
-  <w:abstractNum w:abstractNumId="37">
+  <w:abstractNum w:abstractNumId="38">
     <w:lvl w:ilvl="0">
       <w:start w:val="2"/>
       <w:numFmt w:val="decimal"/>
@@ -37731,7 +39213,7 @@
       <w:rPr/>
     </w:lvl>
   </w:abstractNum>
-  <w:abstractNum w:abstractNumId="38">
+  <w:abstractNum w:abstractNumId="39">
     <w:lvl w:ilvl="0">
       <w:start w:val="6"/>
       <w:numFmt w:val="decimal"/>
@@ -37850,7 +39332,7 @@
       <w:rPr/>
     </w:lvl>
   </w:abstractNum>
-  <w:abstractNum w:abstractNumId="39">
+  <w:abstractNum w:abstractNumId="40">
     <w:lvl w:ilvl="0">
       <w:start w:val="9"/>
       <w:numFmt w:val="decimal"/>
@@ -37969,7 +39451,7 @@
       <w:rPr/>
     </w:lvl>
   </w:abstractNum>
-  <w:abstractNum w:abstractNumId="40">
+  <w:abstractNum w:abstractNumId="41">
     <w:lvl w:ilvl="0">
       <w:start w:val="12"/>
       <w:numFmt w:val="decimal"/>
@@ -38086,143 +39568,6 @@
         <w:ind w:left="6381" w:hanging="283"/>
       </w:pPr>
       <w:rPr/>
-    </w:lvl>
-  </w:abstractNum>
-  <w:abstractNum w:abstractNumId="41">
-    <w:lvl w:ilvl="0">
-      <w:start w:val="1"/>
-      <w:numFmt w:val="bullet"/>
-      <w:lvlText w:val=""/>
-      <w:lvlJc w:val="left"/>
-      <w:pPr>
-        <w:tabs>
-          <w:tab w:val="num" w:pos="709"/>
-        </w:tabs>
-        <w:ind w:left="709" w:hanging="283"/>
-      </w:pPr>
-      <w:rPr>
-        <w:rFonts w:ascii="Symbol" w:hAnsi="Symbol" w:cs="Symbol" w:hint="default"/>
-      </w:rPr>
-    </w:lvl>
-    <w:lvl w:ilvl="1">
-      <w:start w:val="1"/>
-      <w:numFmt w:val="bullet"/>
-      <w:lvlText w:val=""/>
-      <w:lvlJc w:val="left"/>
-      <w:pPr>
-        <w:tabs>
-          <w:tab w:val="num" w:pos="1418"/>
-        </w:tabs>
-        <w:ind w:left="1418" w:hanging="283"/>
-      </w:pPr>
-      <w:rPr>
-        <w:rFonts w:ascii="Symbol" w:hAnsi="Symbol" w:cs="Symbol" w:hint="default"/>
-      </w:rPr>
-    </w:lvl>
-    <w:lvl w:ilvl="2">
-      <w:start w:val="1"/>
-      <w:numFmt w:val="bullet"/>
-      <w:lvlText w:val=""/>
-      <w:lvlJc w:val="left"/>
-      <w:pPr>
-        <w:tabs>
-          <w:tab w:val="num" w:pos="2127"/>
-        </w:tabs>
-        <w:ind w:left="2127" w:hanging="283"/>
-      </w:pPr>
-      <w:rPr>
-        <w:rFonts w:ascii="Symbol" w:hAnsi="Symbol" w:cs="Symbol" w:hint="default"/>
-      </w:rPr>
-    </w:lvl>
-    <w:lvl w:ilvl="3">
-      <w:start w:val="1"/>
-      <w:numFmt w:val="bullet"/>
-      <w:lvlText w:val=""/>
-      <w:lvlJc w:val="left"/>
-      <w:pPr>
-        <w:tabs>
-          <w:tab w:val="num" w:pos="2836"/>
-        </w:tabs>
-        <w:ind w:left="2836" w:hanging="283"/>
-      </w:pPr>
-      <w:rPr>
-        <w:rFonts w:ascii="Symbol" w:hAnsi="Symbol" w:cs="Symbol" w:hint="default"/>
-      </w:rPr>
-    </w:lvl>
-    <w:lvl w:ilvl="4">
-      <w:start w:val="1"/>
-      <w:numFmt w:val="bullet"/>
-      <w:lvlText w:val=""/>
-      <w:lvlJc w:val="left"/>
-      <w:pPr>
-        <w:tabs>
-          <w:tab w:val="num" w:pos="3545"/>
-        </w:tabs>
-        <w:ind w:left="3545" w:hanging="283"/>
-      </w:pPr>
-      <w:rPr>
-        <w:rFonts w:ascii="Symbol" w:hAnsi="Symbol" w:cs="Symbol" w:hint="default"/>
-      </w:rPr>
-    </w:lvl>
-    <w:lvl w:ilvl="5">
-      <w:start w:val="1"/>
-      <w:numFmt w:val="bullet"/>
-      <w:lvlText w:val=""/>
-      <w:lvlJc w:val="left"/>
-      <w:pPr>
-        <w:tabs>
-          <w:tab w:val="num" w:pos="4254"/>
-        </w:tabs>
-        <w:ind w:left="4254" w:hanging="283"/>
-      </w:pPr>
-      <w:rPr>
-        <w:rFonts w:ascii="Symbol" w:hAnsi="Symbol" w:cs="Symbol" w:hint="default"/>
-      </w:rPr>
-    </w:lvl>
-    <w:lvl w:ilvl="6">
-      <w:start w:val="1"/>
-      <w:numFmt w:val="bullet"/>
-      <w:lvlText w:val=""/>
-      <w:lvlJc w:val="left"/>
-      <w:pPr>
-        <w:tabs>
-          <w:tab w:val="num" w:pos="4963"/>
-        </w:tabs>
-        <w:ind w:left="4963" w:hanging="283"/>
-      </w:pPr>
-      <w:rPr>
-        <w:rFonts w:ascii="Symbol" w:hAnsi="Symbol" w:cs="Symbol" w:hint="default"/>
-      </w:rPr>
-    </w:lvl>
-    <w:lvl w:ilvl="7">
-      <w:start w:val="1"/>
-      <w:numFmt w:val="bullet"/>
-      <w:lvlText w:val=""/>
-      <w:lvlJc w:val="left"/>
-      <w:pPr>
-        <w:tabs>
-          <w:tab w:val="num" w:pos="5672"/>
-        </w:tabs>
-        <w:ind w:left="5672" w:hanging="283"/>
-      </w:pPr>
-      <w:rPr>
-        <w:rFonts w:ascii="Symbol" w:hAnsi="Symbol" w:cs="Symbol" w:hint="default"/>
-      </w:rPr>
-    </w:lvl>
-    <w:lvl w:ilvl="8">
-      <w:start w:val="1"/>
-      <w:numFmt w:val="bullet"/>
-      <w:lvlText w:val=""/>
-      <w:lvlJc w:val="left"/>
-      <w:pPr>
-        <w:tabs>
-          <w:tab w:val="num" w:pos="6381"/>
-        </w:tabs>
-        <w:ind w:left="6381" w:hanging="283"/>
-      </w:pPr>
-      <w:rPr>
-        <w:rFonts w:ascii="Symbol" w:hAnsi="Symbol" w:cs="Symbol" w:hint="default"/>
-      </w:rPr>
     </w:lvl>
   </w:abstractNum>
   <w:abstractNum w:abstractNumId="42">
@@ -38500,6 +39845,143 @@
     </w:lvl>
   </w:abstractNum>
   <w:abstractNum w:abstractNumId="44">
+    <w:lvl w:ilvl="0">
+      <w:start w:val="1"/>
+      <w:numFmt w:val="bullet"/>
+      <w:lvlText w:val=""/>
+      <w:lvlJc w:val="left"/>
+      <w:pPr>
+        <w:tabs>
+          <w:tab w:val="num" w:pos="709"/>
+        </w:tabs>
+        <w:ind w:left="709" w:hanging="283"/>
+      </w:pPr>
+      <w:rPr>
+        <w:rFonts w:ascii="Symbol" w:hAnsi="Symbol" w:cs="Symbol" w:hint="default"/>
+      </w:rPr>
+    </w:lvl>
+    <w:lvl w:ilvl="1">
+      <w:start w:val="1"/>
+      <w:numFmt w:val="bullet"/>
+      <w:lvlText w:val=""/>
+      <w:lvlJc w:val="left"/>
+      <w:pPr>
+        <w:tabs>
+          <w:tab w:val="num" w:pos="1418"/>
+        </w:tabs>
+        <w:ind w:left="1418" w:hanging="283"/>
+      </w:pPr>
+      <w:rPr>
+        <w:rFonts w:ascii="Symbol" w:hAnsi="Symbol" w:cs="Symbol" w:hint="default"/>
+      </w:rPr>
+    </w:lvl>
+    <w:lvl w:ilvl="2">
+      <w:start w:val="1"/>
+      <w:numFmt w:val="bullet"/>
+      <w:lvlText w:val=""/>
+      <w:lvlJc w:val="left"/>
+      <w:pPr>
+        <w:tabs>
+          <w:tab w:val="num" w:pos="2127"/>
+        </w:tabs>
+        <w:ind w:left="2127" w:hanging="283"/>
+      </w:pPr>
+      <w:rPr>
+        <w:rFonts w:ascii="Symbol" w:hAnsi="Symbol" w:cs="Symbol" w:hint="default"/>
+      </w:rPr>
+    </w:lvl>
+    <w:lvl w:ilvl="3">
+      <w:start w:val="1"/>
+      <w:numFmt w:val="bullet"/>
+      <w:lvlText w:val=""/>
+      <w:lvlJc w:val="left"/>
+      <w:pPr>
+        <w:tabs>
+          <w:tab w:val="num" w:pos="2836"/>
+        </w:tabs>
+        <w:ind w:left="2836" w:hanging="283"/>
+      </w:pPr>
+      <w:rPr>
+        <w:rFonts w:ascii="Symbol" w:hAnsi="Symbol" w:cs="Symbol" w:hint="default"/>
+      </w:rPr>
+    </w:lvl>
+    <w:lvl w:ilvl="4">
+      <w:start w:val="1"/>
+      <w:numFmt w:val="bullet"/>
+      <w:lvlText w:val=""/>
+      <w:lvlJc w:val="left"/>
+      <w:pPr>
+        <w:tabs>
+          <w:tab w:val="num" w:pos="3545"/>
+        </w:tabs>
+        <w:ind w:left="3545" w:hanging="283"/>
+      </w:pPr>
+      <w:rPr>
+        <w:rFonts w:ascii="Symbol" w:hAnsi="Symbol" w:cs="Symbol" w:hint="default"/>
+      </w:rPr>
+    </w:lvl>
+    <w:lvl w:ilvl="5">
+      <w:start w:val="1"/>
+      <w:numFmt w:val="bullet"/>
+      <w:lvlText w:val=""/>
+      <w:lvlJc w:val="left"/>
+      <w:pPr>
+        <w:tabs>
+          <w:tab w:val="num" w:pos="4254"/>
+        </w:tabs>
+        <w:ind w:left="4254" w:hanging="283"/>
+      </w:pPr>
+      <w:rPr>
+        <w:rFonts w:ascii="Symbol" w:hAnsi="Symbol" w:cs="Symbol" w:hint="default"/>
+      </w:rPr>
+    </w:lvl>
+    <w:lvl w:ilvl="6">
+      <w:start w:val="1"/>
+      <w:numFmt w:val="bullet"/>
+      <w:lvlText w:val=""/>
+      <w:lvlJc w:val="left"/>
+      <w:pPr>
+        <w:tabs>
+          <w:tab w:val="num" w:pos="4963"/>
+        </w:tabs>
+        <w:ind w:left="4963" w:hanging="283"/>
+      </w:pPr>
+      <w:rPr>
+        <w:rFonts w:ascii="Symbol" w:hAnsi="Symbol" w:cs="Symbol" w:hint="default"/>
+      </w:rPr>
+    </w:lvl>
+    <w:lvl w:ilvl="7">
+      <w:start w:val="1"/>
+      <w:numFmt w:val="bullet"/>
+      <w:lvlText w:val=""/>
+      <w:lvlJc w:val="left"/>
+      <w:pPr>
+        <w:tabs>
+          <w:tab w:val="num" w:pos="5672"/>
+        </w:tabs>
+        <w:ind w:left="5672" w:hanging="283"/>
+      </w:pPr>
+      <w:rPr>
+        <w:rFonts w:ascii="Symbol" w:hAnsi="Symbol" w:cs="Symbol" w:hint="default"/>
+      </w:rPr>
+    </w:lvl>
+    <w:lvl w:ilvl="8">
+      <w:start w:val="1"/>
+      <w:numFmt w:val="bullet"/>
+      <w:lvlText w:val=""/>
+      <w:lvlJc w:val="left"/>
+      <w:pPr>
+        <w:tabs>
+          <w:tab w:val="num" w:pos="6381"/>
+        </w:tabs>
+        <w:ind w:left="6381" w:hanging="283"/>
+      </w:pPr>
+      <w:rPr>
+        <w:rFonts w:ascii="Symbol" w:hAnsi="Symbol" w:cs="Symbol" w:hint="default"/>
+      </w:rPr>
+    </w:lvl>
+  </w:abstractNum>
+  <w:abstractNum w:abstractNumId="45">
     <w:lvl w:ilvl="0">
       <w:start w:val="1"/>
       <w:numFmt w:val="none"/>
@@ -38752,6 +40234,9 @@
   </w:num>
   <w:num w:numId="44">
     <w:abstractNumId w:val="44"/>
+  </w:num>
+  <w:num w:numId="45">
+    <w:abstractNumId w:val="45"/>
   </w:num>
 </w:numbering>
 </file>

--- a/docs/thesis/evaluation/Apex-Evaluation-Package.docx
+++ b/docs/thesis/evaluation/Apex-Evaluation-Package.docx
@@ -9083,14 +9083,86 @@
         <w:rPr/>
       </w:pPr>
       <w:r>
+        <w:rPr/>
+        <w:t xml:space="preserve">~~RQ naming.~~ </w:t>
+      </w:r>
+      <w:r>
         <w:rPr>
           <w:rStyle w:val="StrongEmphasis"/>
         </w:rPr>
-        <w:t>RQ naming.</w:t>
-      </w:r>
-      <w:r>
-        <w:rPr/>
-        <w:t xml:space="preserve"> </w:t>
+        <w:t>CLOSED 2026-08-11.</w:t>
+      </w:r>
+      <w:r>
+        <w:rPr/>
+        <w:t xml:space="preserve"> The dissertation's own research</w:t>
+        <w:br/>
+        <w:t xml:space="preserve">questions were renamed </w:t>
+      </w:r>
+      <w:r>
+        <w:rPr>
+          <w:rStyle w:val="SourceText"/>
+        </w:rPr>
+        <w:t>RQ-A</w:t>
+      </w:r>
+      <w:r>
+        <w:rPr/>
+        <w:t>..</w:t>
+      </w:r>
+      <w:r>
+        <w:rPr>
+          <w:rStyle w:val="SourceText"/>
+        </w:rPr>
+        <w:t>RQ-D</w:t>
+      </w:r>
+      <w:r>
+        <w:rPr/>
+        <w:t xml:space="preserve"> to </w:t>
+      </w:r>
+      <w:r>
+        <w:rPr>
+          <w:rStyle w:val="SourceText"/>
+        </w:rPr>
+        <w:t>DRQ1</w:t>
+      </w:r>
+      <w:r>
+        <w:rPr>
+          <w:rStyle w:val="StrongEmphasis"/>
+        </w:rPr>
+        <w:t>..</w:t>
+      </w:r>
+      <w:r>
+        <w:rPr>
+          <w:rStyle w:val="SourceText"/>
+        </w:rPr>
+        <w:t>DRQ4</w:t>
+      </w:r>
+      <w:r>
+        <w:rPr/>
+        <w:t xml:space="preserve"> (Dissertation</w:t>
+        <w:br/>
+        <w:t>Research Question) across Chapters 1, 6, 7 and 9, so they no longer collide</w:t>
+        <w:br/>
+        <w:t xml:space="preserve">with the systematic review's </w:t>
+      </w:r>
+      <w:r>
+        <w:rPr>
+          <w:rStyle w:val="SourceText"/>
+        </w:rPr>
+        <w:t>RQ1</w:t>
+      </w:r>
+      <w:r>
+        <w:rPr/>
+        <w:t>-</w:t>
+      </w:r>
+      <w:r>
+        <w:rPr>
+          <w:rStyle w:val="SourceText"/>
+        </w:rPr>
+        <w:t>RQ5</w:t>
+      </w:r>
+      <w:r>
+        <w:rPr/>
+        <w:t xml:space="preserve">. </w:t>
       </w:r>
       <w:r>
         <w:rPr>
@@ -9100,13 +9172,21 @@
       </w:r>
       <w:r>
         <w:rPr/>
-        <w:t xml:space="preserve"> maps instruments to RQ-A..RQ-D,</w:t>
-        <w:br/>
-        <w:t>which are still the unresolved assistant-written set colliding with the SLR's</w:t>
-        <w:br/>
-        <w:t>RQ1-RQ5. Every instrument mapping in this plan inherits that. Resolve the</w:t>
-        <w:br/>
-        <w:t xml:space="preserve">naming before Appendix B is typeset. </w:t>
+        <w:t xml:space="preserve"> now</w:t>
+        <w:br/>
+        <w:t>maps instruments to DRQ1..DRQ4. Chapter 1 states the distinction explicitly</w:t>
+        <w:br/>
+        <w:t xml:space="preserve">and </w:t>
+      </w:r>
+      <w:r>
+        <w:rPr>
+          <w:rStyle w:val="SourceText"/>
+        </w:rPr>
+        <w:t>DRQ</w:t>
+      </w:r>
+      <w:r>
+        <w:rPr/>
+        <w:t xml:space="preserve"> is in the acronym list. </w:t>
       </w:r>
     </w:p>
     <w:p>
@@ -9368,7 +9448,7 @@
       </w:pPr>
       <w:r>
         <w:rPr/>
-        <w:t>7. Missing bibliography entries</w:t>
+        <w:t>7. Bibliography entries - ADDED 2026-08-11</w:t>
       </w:r>
     </w:p>
     <w:p>
@@ -9381,7 +9461,7 @@
       </w:pPr>
       <w:r>
         <w:rPr/>
-        <w:t xml:space="preserve">None of these exist in </w:t>
+        <w:t xml:space="preserve">All seven are now in </w:t>
       </w:r>
       <w:r>
         <w:rPr>
@@ -9391,11 +9471,395 @@
       </w:r>
       <w:r>
         <w:rPr/>
-        <w:t xml:space="preserve"> yet. All are required before Chapter 9</w:t>
-        <w:br/>
-        <w:t>can cite the instruments.</w:t>
-      </w:r>
-    </w:p>
+        <w:t xml:space="preserve"> and cited from Chapter 9, and the build</w:t>
+        <w:br/>
+        <w:t>was reverified afterwards (87 pages, 0 errors, 0 undefined references or</w:t>
+        <w:br/>
+        <w:t>citations). Kept here as the record of what was added and where each is used.</w:t>
+      </w:r>
+    </w:p>
+    <w:tbl>
+      <w:tblPr>
+        <w:tblW w:w="5419" w:type="dxa"/>
+        <w:jc w:val="left"/>
+        <w:tblInd w:w="0" w:type="dxa"/>
+        <w:tblLayout w:type="fixed"/>
+        <w:tblCellMar>
+          <w:top w:w="28" w:type="dxa"/>
+          <w:left w:w="28" w:type="dxa"/>
+          <w:bottom w:w="28" w:type="dxa"/>
+          <w:right w:w="28" w:type="dxa"/>
+        </w:tblCellMar>
+      </w:tblPr>
+      <w:tblGrid>
+        <w:gridCol w:w="1813"/>
+        <w:gridCol w:w="3606"/>
+      </w:tblGrid>
+      <w:tr>
+        <w:trPr>
+          <w:tblHeader w:val="true"/>
+        </w:trPr>
+        <w:tc>
+          <w:tcPr>
+            <w:tcW w:w="1813" w:type="dxa"/>
+            <w:tcBorders/>
+            <w:vAlign w:val="center"/>
+          </w:tcPr>
+          <w:p>
+            <w:pPr>
+              <w:pStyle w:val="TableHeading"/>
+              <w:suppressLineNumbers/>
+              <w:shd w:fill="E8EDF5" w:val="clear"/>
+              <w:bidi w:val="0"/>
+              <w:spacing w:before="0" w:after="283"/>
+              <w:jc w:val="left"/>
+              <w:rPr/>
+            </w:pPr>
+            <w:r>
+              <w:rPr/>
+              <w:t>Key</w:t>
+            </w:r>
+          </w:p>
+        </w:tc>
+        <w:tc>
+          <w:tcPr>
+            <w:tcW w:w="3606" w:type="dxa"/>
+            <w:tcBorders/>
+            <w:vAlign w:val="center"/>
+          </w:tcPr>
+          <w:p>
+            <w:pPr>
+              <w:pStyle w:val="TableHeading"/>
+              <w:suppressLineNumbers/>
+              <w:shd w:fill="E8EDF5" w:val="clear"/>
+              <w:bidi w:val="0"/>
+              <w:spacing w:before="0" w:after="283"/>
+              <w:jc w:val="left"/>
+              <w:rPr/>
+            </w:pPr>
+            <w:r>
+              <w:rPr/>
+              <w:t>Used for</w:t>
+            </w:r>
+          </w:p>
+        </w:tc>
+      </w:tr>
+      <w:tr>
+        <w:trPr/>
+        <w:tc>
+          <w:tcPr>
+            <w:tcW w:w="1813" w:type="dxa"/>
+            <w:tcBorders/>
+            <w:vAlign w:val="center"/>
+          </w:tcPr>
+          <w:p>
+            <w:pPr>
+              <w:pStyle w:val="TableContents"/>
+              <w:bidi w:val="0"/>
+              <w:spacing w:before="0" w:after="283"/>
+              <w:jc w:val="left"/>
+              <w:rPr/>
+            </w:pPr>
+            <w:r>
+              <w:rPr>
+                <w:rStyle w:val="SourceText"/>
+              </w:rPr>
+              <w:t>Brooke:1996SUS</w:t>
+            </w:r>
+          </w:p>
+        </w:tc>
+        <w:tc>
+          <w:tcPr>
+            <w:tcW w:w="3606" w:type="dxa"/>
+            <w:tcBorders/>
+            <w:vAlign w:val="center"/>
+          </w:tcPr>
+          <w:p>
+            <w:pPr>
+              <w:pStyle w:val="TableContents"/>
+              <w:bidi w:val="0"/>
+              <w:spacing w:before="0" w:after="283"/>
+              <w:jc w:val="left"/>
+              <w:rPr/>
+            </w:pPr>
+            <w:r>
+              <w:rPr/>
+              <w:t>the SUS instrument itself</w:t>
+            </w:r>
+          </w:p>
+        </w:tc>
+      </w:tr>
+      <w:tr>
+        <w:trPr/>
+        <w:tc>
+          <w:tcPr>
+            <w:tcW w:w="1813" w:type="dxa"/>
+            <w:tcBorders/>
+            <w:vAlign w:val="center"/>
+          </w:tcPr>
+          <w:p>
+            <w:pPr>
+              <w:pStyle w:val="TableContents"/>
+              <w:bidi w:val="0"/>
+              <w:spacing w:before="0" w:after="283"/>
+              <w:jc w:val="left"/>
+              <w:rPr/>
+            </w:pPr>
+            <w:r>
+              <w:rPr>
+                <w:rStyle w:val="SourceText"/>
+              </w:rPr>
+              <w:t>Martins:2015SUS</w:t>
+            </w:r>
+          </w:p>
+        </w:tc>
+        <w:tc>
+          <w:tcPr>
+            <w:tcW w:w="3606" w:type="dxa"/>
+            <w:tcBorders/>
+            <w:vAlign w:val="center"/>
+          </w:tcPr>
+          <w:p>
+            <w:pPr>
+              <w:pStyle w:val="TableContents"/>
+              <w:bidi w:val="0"/>
+              <w:spacing w:before="0" w:after="283"/>
+              <w:jc w:val="left"/>
+              <w:rPr/>
+            </w:pPr>
+            <w:r>
+              <w:rPr/>
+              <w:t>the validated European Portuguese version</w:t>
+            </w:r>
+          </w:p>
+        </w:tc>
+      </w:tr>
+      <w:tr>
+        <w:trPr/>
+        <w:tc>
+          <w:tcPr>
+            <w:tcW w:w="1813" w:type="dxa"/>
+            <w:tcBorders/>
+            <w:vAlign w:val="center"/>
+          </w:tcPr>
+          <w:p>
+            <w:pPr>
+              <w:pStyle w:val="TableContents"/>
+              <w:bidi w:val="0"/>
+              <w:spacing w:before="0" w:after="283"/>
+              <w:jc w:val="left"/>
+              <w:rPr/>
+            </w:pPr>
+            <w:r>
+              <w:rPr>
+                <w:rStyle w:val="SourceText"/>
+              </w:rPr>
+              <w:t>Bangor:2009SUS</w:t>
+            </w:r>
+          </w:p>
+        </w:tc>
+        <w:tc>
+          <w:tcPr>
+            <w:tcW w:w="3606" w:type="dxa"/>
+            <w:tcBorders/>
+            <w:vAlign w:val="center"/>
+          </w:tcPr>
+          <w:p>
+            <w:pPr>
+              <w:pStyle w:val="TableContents"/>
+              <w:bidi w:val="0"/>
+              <w:spacing w:before="0" w:after="283"/>
+              <w:jc w:val="left"/>
+              <w:rPr/>
+            </w:pPr>
+            <w:r>
+              <w:rPr/>
+              <w:t>adjective rating bands</w:t>
+            </w:r>
+          </w:p>
+        </w:tc>
+      </w:tr>
+      <w:tr>
+        <w:trPr/>
+        <w:tc>
+          <w:tcPr>
+            <w:tcW w:w="1813" w:type="dxa"/>
+            <w:tcBorders/>
+            <w:vAlign w:val="center"/>
+          </w:tcPr>
+          <w:p>
+            <w:pPr>
+              <w:pStyle w:val="TableContents"/>
+              <w:bidi w:val="0"/>
+              <w:spacing w:before="0" w:after="283"/>
+              <w:jc w:val="left"/>
+              <w:rPr/>
+            </w:pPr>
+            <w:r>
+              <w:rPr>
+                <w:rStyle w:val="SourceText"/>
+              </w:rPr>
+              <w:t>Sauro:2016QUANT</w:t>
+            </w:r>
+          </w:p>
+        </w:tc>
+        <w:tc>
+          <w:tcPr>
+            <w:tcW w:w="3606" w:type="dxa"/>
+            <w:tcBorders/>
+            <w:vAlign w:val="center"/>
+          </w:tcPr>
+          <w:p>
+            <w:pPr>
+              <w:pStyle w:val="TableContents"/>
+              <w:bidi w:val="0"/>
+              <w:spacing w:before="0" w:after="283"/>
+              <w:jc w:val="left"/>
+              <w:rPr/>
+            </w:pPr>
+            <w:r>
+              <w:rPr/>
+              <w:t>curved grading scale, small-sample reporting</w:t>
+            </w:r>
+          </w:p>
+        </w:tc>
+      </w:tr>
+      <w:tr>
+        <w:trPr/>
+        <w:tc>
+          <w:tcPr>
+            <w:tcW w:w="1813" w:type="dxa"/>
+            <w:tcBorders/>
+            <w:vAlign w:val="center"/>
+          </w:tcPr>
+          <w:p>
+            <w:pPr>
+              <w:pStyle w:val="TableContents"/>
+              <w:bidi w:val="0"/>
+              <w:spacing w:before="0" w:after="283"/>
+              <w:jc w:val="left"/>
+              <w:rPr/>
+            </w:pPr>
+            <w:r>
+              <w:rPr>
+                <w:rStyle w:val="SourceText"/>
+              </w:rPr>
+              <w:t>Lewis:2009SUS</w:t>
+            </w:r>
+          </w:p>
+        </w:tc>
+        <w:tc>
+          <w:tcPr>
+            <w:tcW w:w="3606" w:type="dxa"/>
+            <w:tcBorders/>
+            <w:vAlign w:val="center"/>
+          </w:tcPr>
+          <w:p>
+            <w:pPr>
+              <w:pStyle w:val="TableContents"/>
+              <w:bidi w:val="0"/>
+              <w:spacing w:before="0" w:after="283"/>
+              <w:jc w:val="left"/>
+              <w:rPr/>
+            </w:pPr>
+            <w:r>
+              <w:rPr/>
+              <w:t>Usability and Learnability sub-scales</w:t>
+            </w:r>
+          </w:p>
+        </w:tc>
+      </w:tr>
+      <w:tr>
+        <w:trPr/>
+        <w:tc>
+          <w:tcPr>
+            <w:tcW w:w="1813" w:type="dxa"/>
+            <w:tcBorders/>
+            <w:vAlign w:val="center"/>
+          </w:tcPr>
+          <w:p>
+            <w:pPr>
+              <w:pStyle w:val="TableContents"/>
+              <w:bidi w:val="0"/>
+              <w:spacing w:before="0" w:after="283"/>
+              <w:jc w:val="left"/>
+              <w:rPr/>
+            </w:pPr>
+            <w:r>
+              <w:rPr>
+                <w:rStyle w:val="SourceText"/>
+              </w:rPr>
+              <w:t>Hart:1988TLX</w:t>
+            </w:r>
+          </w:p>
+        </w:tc>
+        <w:tc>
+          <w:tcPr>
+            <w:tcW w:w="3606" w:type="dxa"/>
+            <w:tcBorders/>
+            <w:vAlign w:val="center"/>
+          </w:tcPr>
+          <w:p>
+            <w:pPr>
+              <w:pStyle w:val="TableContents"/>
+              <w:bidi w:val="0"/>
+              <w:spacing w:before="0" w:after="283"/>
+              <w:jc w:val="left"/>
+              <w:rPr/>
+            </w:pPr>
+            <w:r>
+              <w:rPr/>
+              <w:t>the NASA-TLX instrument itself</w:t>
+            </w:r>
+          </w:p>
+        </w:tc>
+      </w:tr>
+      <w:tr>
+        <w:trPr/>
+        <w:tc>
+          <w:tcPr>
+            <w:tcW w:w="1813" w:type="dxa"/>
+            <w:tcBorders/>
+            <w:vAlign w:val="center"/>
+          </w:tcPr>
+          <w:p>
+            <w:pPr>
+              <w:pStyle w:val="TableContents"/>
+              <w:bidi w:val="0"/>
+              <w:spacing w:before="0" w:after="283"/>
+              <w:jc w:val="left"/>
+              <w:rPr/>
+            </w:pPr>
+            <w:r>
+              <w:rPr>
+                <w:rStyle w:val="SourceText"/>
+              </w:rPr>
+              <w:t>Hart:2006TLX</w:t>
+            </w:r>
+          </w:p>
+        </w:tc>
+        <w:tc>
+          <w:tcPr>
+            <w:tcW w:w="3606" w:type="dxa"/>
+            <w:tcBorders/>
+            <w:vAlign w:val="center"/>
+          </w:tcPr>
+          <w:p>
+            <w:pPr>
+              <w:pStyle w:val="TableContents"/>
+              <w:bidi w:val="0"/>
+              <w:spacing w:before="0" w:after="283"/>
+              <w:jc w:val="left"/>
+              <w:rPr/>
+            </w:pPr>
+            <w:r>
+              <w:rPr/>
+              <w:t>the Raw TLX variant</w:t>
+            </w:r>
+          </w:p>
+        </w:tc>
+      </w:tr>
+    </w:tbl>
     <w:p>
       <w:pPr>
         <w:pStyle w:val="PreformattedText"/>
@@ -10817,7 +11281,27 @@
       </w:pPr>
       <w:r>
         <w:rPr/>
-        <w:t xml:space="preserve">[ ] RQ naming resolved, </w:t>
+        <w:t xml:space="preserve">[x] RQ naming resolved: </w:t>
+      </w:r>
+      <w:r>
+        <w:rPr>
+          <w:rStyle w:val="SourceText"/>
+        </w:rPr>
+        <w:t>DRQ1</w:t>
+      </w:r>
+      <w:r>
+        <w:rPr/>
+        <w:t>..</w:t>
+      </w:r>
+      <w:r>
+        <w:rPr>
+          <w:rStyle w:val="SourceText"/>
+        </w:rPr>
+        <w:t>DRQ4</w:t>
+      </w:r>
+      <w:r>
+        <w:rPr/>
+        <w:t xml:space="preserve">, </w:t>
       </w:r>
       <w:r>
         <w:rPr>
@@ -10904,7 +11388,9 @@
       </w:pPr>
       <w:r>
         <w:rPr/>
-        <w:t xml:space="preserve">[ ] Bibliography entries above added and the build reverified </w:t>
+        <w:t>[x] Bibliography entries added and the build reverified (87 pages, 0 errors,</w:t>
+        <w:br/>
+        <w:t xml:space="preserve">0 undefined references or citations) </w:t>
       </w:r>
     </w:p>
     <w:p>

--- a/docs/thesis/evaluation/Apex-Evaluation-Package.docx
+++ b/docs/thesis/evaluation/Apex-Evaluation-Package.docx
@@ -740,16 +740,34 @@
         <w:rPr/>
       </w:pPr>
       <w:r>
+        <w:rPr/>
+        <w:t xml:space="preserve">~~Decide the TLX response scale.~~ </w:t>
+      </w:r>
+      <w:r>
         <w:rPr>
           <w:rStyle w:val="StrongEmphasis"/>
         </w:rPr>
-        <w:t>Decide the TLX response scale.</w:t>
-      </w:r>
-      <w:r>
-        <w:rPr/>
-        <w:t xml:space="preserve"> 0-10 rescaled to 0-100, or a form tool</w:t>
-        <w:br/>
-        <w:t xml:space="preserve">with a real slider. Cannot change mid-study. </w:t>
+        <w:t>CLOSED 2026-08-12: linear 0 to 10,</w:t>
+        <w:br/>
+        <w:t>multiplied by ten at analysis time.</w:t>
+      </w:r>
+      <w:r>
+        <w:rPr/>
+        <w:t xml:space="preserve"> Google Forms is therefore the platform.</w:t>
+        <w:br/>
+        <w:t>Frozen - it cannot change mid-study. Disclosure wording for Chapter 9 is</w:t>
+        <w:br/>
+        <w:t xml:space="preserve">drafted in </w:t>
+      </w:r>
+      <w:r>
+        <w:rPr>
+          <w:rStyle w:val="SourceText"/>
+        </w:rPr>
+        <w:t>EVALUATION-PLAN.md</w:t>
+      </w:r>
+      <w:r>
+        <w:rPr/>
+        <w:t xml:space="preserve"> section 6. </w:t>
       </w:r>
     </w:p>
     <w:p>
@@ -5240,7 +5258,7 @@
       </w:pPr>
       <w:r>
         <w:rPr/>
-        <w:t>Two decisions that must be made before you build</w:t>
+        <w:t>Decisions affecting the build</w:t>
       </w:r>
     </w:p>
     <w:p>
@@ -5264,52 +5282,63 @@
         <w:rPr>
           <w:rStyle w:val="StrongEmphasis"/>
         </w:rPr>
-        <w:t>TLX response scale.</w:t>
-      </w:r>
-      <w:r>
-        <w:rPr/>
-        <w:t xml:space="preserve"> Recommendation, and what this sheet assumes:</w:t>
-        <w:br/>
+        <w:t>TLX response scale: DECIDED 2026-08-12.</w:t>
+      </w:r>
+      <w:r>
+        <w:rPr/>
+        <w:t xml:space="preserve"> Linear scale </w:t>
       </w:r>
       <w:r>
         <w:rPr>
           <w:rStyle w:val="StrongEmphasis"/>
         </w:rPr>
-        <w:t>linear scale 0 to 10, multiplied by 10 at analysis time.</w:t>
-      </w:r>
-      <w:r>
-        <w:rPr/>
-        <w:t xml:space="preserve"> Google Forms has</w:t>
-        <w:br/>
-        <w:t>no slider and its linear scale stops at 10, so the original 20-interval line</w:t>
-        <w:br/>
-        <w:t>cannot be reproduced. This is a real deviation and Chapter 9 must state it in</w:t>
-        <w:br/>
-        <w:t xml:space="preserve">the words given in </w:t>
-      </w:r>
-      <w:r>
-        <w:rPr>
-          <w:rStyle w:val="SourceText"/>
-        </w:rPr>
-        <w:t>instrument-nasa-tlx.md</w:t>
-      </w:r>
-      <w:r>
-        <w:rPr/>
-        <w:t>. If you would rather stay faithful</w:t>
-        <w:br/>
-        <w:t>to the instrument, use a form tool with a genuine 0-100 slider instead, and</w:t>
-        <w:br/>
-        <w:t xml:space="preserve">rebuild F1 there. </w:t>
+        <w:t>0 to 10</w:t>
+      </w:r>
+      <w:r>
+        <w:rPr/>
+        <w:t>,</w:t>
+        <w:br/>
+        <w:t xml:space="preserve">multiplied by ten at analysis time, on </w:t>
       </w:r>
       <w:r>
         <w:rPr>
           <w:rStyle w:val="StrongEmphasis"/>
         </w:rPr>
-        <w:t>Cannot be changed once the first participant has run.</w:t>
-      </w:r>
-      <w:r>
-        <w:rPr/>
-        <w:t xml:space="preserve"> </w:t>
+        <w:t>Google Forms</w:t>
+      </w:r>
+      <w:r>
+        <w:rPr/>
+        <w:t>. The original</w:t>
+        <w:br/>
+        <w:t>20-interval line cannot be reproduced there - no slider, and the linear scale</w:t>
+        <w:br/>
+        <w:t>stops at 10. This is a real deviation from the instrument; the disclosure</w:t>
+        <w:br/>
+        <w:t xml:space="preserve">wording for Chapter 9 is drafted in </w:t>
+      </w:r>
+      <w:r>
+        <w:rPr>
+          <w:rStyle w:val="SourceText"/>
+        </w:rPr>
+        <w:t>EVALUATION-PLAN.md</w:t>
+      </w:r>
+      <w:r>
+        <w:rPr/>
+        <w:t xml:space="preserve"> section 6. </w:t>
+      </w:r>
+      <w:r>
+        <w:rPr>
+          <w:rStyle w:val="StrongEmphasis"/>
+        </w:rPr>
+        <w:t>Frozen:</w:t>
+        <w:br/>
+        <w:t>it cannot change once the first participant has run.</w:t>
+      </w:r>
+      <w:r>
+        <w:rPr/>
+        <w:t xml:space="preserve"> Build F1 exactly as</w:t>
+        <w:br/>
+        <w:t xml:space="preserve">specified below. </w:t>
       </w:r>
     </w:p>
     <w:p>
@@ -5332,15 +5361,19 @@
         <w:rPr>
           <w:rStyle w:val="StrongEmphasis"/>
         </w:rPr>
-        <w:t>Arm split.</w:t>
-      </w:r>
-      <w:r>
-        <w:rPr/>
-        <w:t xml:space="preserve"> If the moderated arm runs, F0 keeps the screen-recording</w:t>
-        <w:br/>
-        <w:t>consent item. If only the unmoderated arm runs, delete that item from F0</w:t>
-        <w:br/>
-        <w:t xml:space="preserve">rather than leaving an unused checkbox on the consent form. </w:t>
+        <w:t>Arm split: still open.</w:t>
+      </w:r>
+      <w:r>
+        <w:rPr/>
+        <w:t xml:space="preserve"> If the moderated arm runs, F0 keeps the</w:t>
+        <w:br/>
+        <w:t>screen-recording consent item. If only the unmoderated arm runs, delete that</w:t>
+        <w:br/>
+        <w:t>item from F0 rather than leaving an unused checkbox on the consent form. This</w:t>
+        <w:br/>
+        <w:t>is the only thing on this sheet still waiting on a decision, and it affects</w:t>
+        <w:br/>
+        <w:t xml:space="preserve">one question on one form. </w:t>
       </w:r>
     </w:p>
     <w:p>
@@ -20074,20 +20107,28 @@
         <w:rPr/>
       </w:pPr>
       <w:r>
+        <w:rPr/>
+        <w:t xml:space="preserve">~~TLX response scale.~~ </w:t>
+      </w:r>
+      <w:r>
         <w:rPr>
           <w:rStyle w:val="StrongEmphasis"/>
         </w:rPr>
-        <w:t>TLX response scale.</w:t>
-      </w:r>
-      <w:r>
-        <w:rPr/>
-        <w:t xml:space="preserve"> Google Forms cannot render the 20-interval line. The</w:t>
-        <w:br/>
-        <w:t>recommendation is a 0-10 scale rescaled to 0-100, documented as a deviation.</w:t>
-        <w:br/>
-        <w:t>Alternative: use a form tool with a real slider. Decide before the pilot, and</w:t>
-        <w:br/>
-        <w:t xml:space="preserve">never change it mid-study. </w:t>
+        <w:t>CLOSED 2026-08-12: linear scale 0 to 10, multiplied</w:t>
+        <w:br/>
+        <w:t>by 10 at analysis time</w:t>
+      </w:r>
+      <w:r>
+        <w:rPr/>
+        <w:t>, in place of the published 20-interval line, which</w:t>
+        <w:br/>
+        <w:t>Google Forms cannot render. This is a real deviation from the instrument and</w:t>
+        <w:br/>
+        <w:t>is disclosed in Chapter 9 in the wording drafted below. Frozen - it cannot</w:t>
+        <w:br/>
+        <w:t>change once the first participant has run, and a mid-study change would make</w:t>
+        <w:br/>
+        <w:t xml:space="preserve">the earlier and later responses two different instruments. </w:t>
       </w:r>
     </w:p>
     <w:p>
@@ -20102,44 +20143,132 @@
           <w:tab w:val="left" w:pos="709" w:leader="none"/>
         </w:tabs>
         <w:bidi w:val="0"/>
-        <w:spacing w:before="0" w:after="0"/>
         <w:ind w:left="709" w:hanging="283"/>
         <w:jc w:val="left"/>
         <w:rPr/>
       </w:pPr>
       <w:r>
+        <w:rPr/>
+        <w:t xml:space="preserve">~~Form platform.~~ </w:t>
+      </w:r>
+      <w:r>
         <w:rPr>
           <w:rStyle w:val="StrongEmphasis"/>
         </w:rPr>
-        <w:t>Form platform.</w:t>
-      </w:r>
-      <w:r>
-        <w:rPr/>
-        <w:t xml:space="preserve"> Google Forms is assumed. Anything with a 0-100 slider and</w:t>
-        <w:br/>
-        <w:t>CSV export is better. Whatever is chosen must let a participant submit the</w:t>
-        <w:br/>
-        <w:t>TLX form six times without re-entering their code by hand each time, or use a</w:t>
-        <w:br/>
-        <w:t xml:space="preserve">prefilled link per task. </w:t>
-      </w:r>
-    </w:p>
-    <w:p>
-      <w:pPr>
-        <w:pStyle w:val="TextBody"/>
-        <w:numPr>
-          <w:ilvl w:val="0"/>
-          <w:numId w:val="20"/>
-        </w:numPr>
-        <w:tabs>
-          <w:tab w:val="clear" w:pos="1134"/>
-          <w:tab w:val="left" w:pos="709" w:leader="none"/>
-        </w:tabs>
-        <w:bidi w:val="0"/>
-        <w:ind w:left="709" w:hanging="283"/>
-        <w:jc w:val="left"/>
-        <w:rPr/>
-      </w:pPr>
+        <w:t>CLOSED 2026-08-12: Google Forms</w:t>
+      </w:r>
+      <w:r>
+        <w:rPr/>
+        <w:t>, which follows from</w:t>
+        <w:br/>
+        <w:t>decision 6. Six submissions per participant are handled by one prefilled link</w:t>
+        <w:br/>
+        <w:t>per task, so the participant never retypes the task name or their code by</w:t>
+        <w:br/>
+        <w:t xml:space="preserve">hand. Build details in </w:t>
+      </w:r>
+      <w:r>
+        <w:rPr>
+          <w:rStyle w:val="SourceText"/>
+        </w:rPr>
+        <w:t>FORMS-BUILD-SHEET.md</w:t>
+      </w:r>
+      <w:r>
+        <w:rPr/>
+        <w:t xml:space="preserve">. </w:t>
+      </w:r>
+    </w:p>
+    <w:p>
+      <w:pPr>
+        <w:pStyle w:val="Heading3"/>
+        <w:bidi w:val="0"/>
+        <w:jc w:val="left"/>
+        <w:rPr/>
+      </w:pPr>
+      <w:r>
+        <w:rPr/>
+        <w:t>Drafted disclosure wording for Chapter 9</w:t>
+      </w:r>
+    </w:p>
+    <w:p>
+      <w:pPr>
+        <w:pStyle w:val="TextBody"/>
+        <w:bidi w:val="0"/>
+        <w:spacing w:before="0" w:after="283"/>
+        <w:jc w:val="left"/>
+        <w:rPr/>
+      </w:pPr>
+      <w:r>
+        <w:rPr/>
+        <w:t>Two deviations from the published instrument, disclosed together in</w:t>
+        <w:br/>
+      </w:r>
+      <w:r>
+        <w:rPr>
+          <w:rStyle w:val="SourceText"/>
+        </w:rPr>
+        <w:t>\Cref{sec:tlx}</w:t>
+      </w:r>
+      <w:r>
+        <w:rPr/>
+        <w:t xml:space="preserve"> rather than one being mentioned and the other not:</w:t>
+      </w:r>
+    </w:p>
+    <w:p>
+      <w:pPr>
+        <w:pStyle w:val="Quotations"/>
+        <w:pBdr>
+          <w:left w:val="single" w:sz="18" w:space="10" w:color="2F5496"/>
+        </w:pBdr>
+        <w:bidi w:val="0"/>
+        <w:spacing w:before="0" w:after="283"/>
+        <w:ind w:left="567" w:right="567" w:hanging="0"/>
+        <w:jc w:val="left"/>
+        <w:rPr/>
+      </w:pPr>
+      <w:r>
+        <w:rPr/>
+        <w:t>Workload was collected on a linear scale from 0 to 10 rather than on the</w:t>
+        <w:br/>
+        <w:t>original twenty-interval line, and the responses were rescaled to the</w:t>
+        <w:br/>
+        <w:t>instrument's 0-100 range by multiplying by ten. The subscales were also</w:t>
+        <w:br/>
+        <w:t>presented in the order mental, physical and temporal demand, effort,</w:t>
+        <w:br/>
+        <w:t>frustration and performance, placing the reversed performance scale last</w:t>
+        <w:br/>
+        <w:t>rather than fourth. Neither change affects the unweighted Raw TLX</w:t>
+        <w:br/>
+        <w:t>computation, but the first reduces the resolution of the instrument, and the</w:t>
+        <w:br/>
+        <w:t>resulting values are therefore not directly comparable to studies using the</w:t>
+        <w:br/>
+        <w:t>original response scale.</w:t>
+      </w:r>
+    </w:p>
+    <w:p>
+      <w:pPr>
+        <w:pStyle w:val="TextBody"/>
+        <w:bidi w:val="0"/>
+        <w:spacing w:before="0" w:after="283"/>
+        <w:jc w:val="left"/>
+        <w:rPr/>
+      </w:pPr>
+      <w:r>
+        <w:rPr/>
+        <w:t>The reason for each, for the surrounding prose: the response scale because no</w:t>
+        <w:br/>
+        <w:t>form tool available for an unmoderated study reproduces a twenty-interval line,</w:t>
+        <w:br/>
+        <w:t>and the item order because a reversed scale met in the middle of five forward</w:t>
+        <w:br/>
+        <w:t>ones, with no facilitator present to explain it, is the most likely way a</w:t>
+        <w:br/>
+        <w:t>participant inverts a sixth of the data set.</w:t>
+        <w:br/>
+        <w:t xml:space="preserve">8. </w:t>
+      </w:r>
       <w:r>
         <w:rPr>
           <w:rStyle w:val="StrongEmphasis"/>
@@ -20173,7 +20302,7 @@
         <w:br/>
         <w:t>study these are load-bearing, not decoration: without them a participant can</w:t>
         <w:br/>
-        <w:t xml:space="preserve">spend ten minutes doing the wrong thing with nobody there to notice. </w:t>
+        <w:t>spend ten minutes doing the wrong thing with nobody there to notice.</w:t>
       </w:r>
     </w:p>
     <w:p>
@@ -22254,7 +22383,11 @@
       </w:pPr>
       <w:r>
         <w:rPr/>
-        <w:t xml:space="preserve">[ ] TLX response scale decided and the deviation wording drafted </w:t>
+        <w:t>[x] TLX response scale decided 2026-08-12 - linear 0 to 10, rescaled by ten -</w:t>
+        <w:br/>
+        <w:t>and the disclosure wording drafted in section 6 above, covering both the</w:t>
+        <w:br/>
+        <w:t xml:space="preserve">scale and the reordered Performance subscale </w:t>
       </w:r>
     </w:p>
     <w:p>
@@ -36006,7 +36139,7 @@
         <w:rPr/>
         <w:t xml:space="preserve"> Its linear scale tops out at 10 points</w:t>
         <w:br/>
-        <w:t>and it has no slider. The options, in order of preference:</w:t>
+        <w:t>and it has no slider. The options considered:</w:t>
       </w:r>
     </w:p>
     <w:tbl>
@@ -36369,25 +36502,26 @@
         <w:rPr>
           <w:rStyle w:val="StrongEmphasis"/>
         </w:rPr>
-        <w:t>Recommendation: 0-10 linear scale, multiplied by 10 at analysis time.</w:t>
-      </w:r>
-      <w:r>
-        <w:rPr/>
-        <w:t xml:space="preserve"> Then</w:t>
-        <w:br/>
-        <w:t xml:space="preserve">write in Chapter 9, in plain words: </w:t>
-      </w:r>
-      <w:r>
-        <w:rPr>
-          <w:rStyle w:val="Emphasis"/>
-        </w:rPr>
-        <w:t>"a 0-10 response scale was used in place of</w:t>
-        <w:br/>
-        <w:t>the original 20-interval line, and scores were rescaled to 0-100; this reduces</w:t>
-        <w:br/>
-        <w:t>the resolution of the instrument and the resulting values are not directly</w:t>
-        <w:br/>
-        <w:t>comparable to studies using the original scale."</w:t>
+        <w:t>DECIDED 2026-08-12: linear scale 0 to 10, multiplied by ten at analysis time.</w:t>
+      </w:r>
+      <w:r>
+        <w:rPr/>
+        <w:br/>
+        <w:t xml:space="preserve">Google Forms is the platform that follows from it. </w:t>
+      </w:r>
+      <w:r>
+        <w:rPr>
+          <w:rStyle w:val="StrongEmphasis"/>
+        </w:rPr>
+        <w:t>Frozen</w:t>
+      </w:r>
+      <w:r>
+        <w:rPr/>
+        <w:t xml:space="preserve"> - the scale cannot</w:t>
+        <w:br/>
+        <w:t>change once the first participant has run, because a mid-study change would make</w:t>
+        <w:br/>
+        <w:t>the earlier and later responses two different instruments.</w:t>
       </w:r>
     </w:p>
     <w:p>
@@ -36400,9 +36534,66 @@
       </w:pPr>
       <w:r>
         <w:rPr/>
+        <w:t xml:space="preserve">The disclosure sentence for Chapter 9 is drafted in </w:t>
+      </w:r>
+      <w:r>
+        <w:rPr>
+          <w:rStyle w:val="SourceText"/>
+        </w:rPr>
+        <w:t>EVALUATION-PLAN.md</w:t>
+      </w:r>
+      <w:r>
+        <w:rPr/>
+        <w:br/>
+        <w:t>section 6 and covers this together with the item reordering below. In short: a</w:t>
+        <w:br/>
+        <w:t>0-10 scale was used in place of the 20-interval line and rescaled to 0-100; this</w:t>
+        <w:br/>
+        <w:t>reduces the resolution of the instrument and the values are not directly</w:t>
+        <w:br/>
+        <w:t>comparable to studies using the original scale.</w:t>
+      </w:r>
+    </w:p>
+    <w:p>
+      <w:pPr>
+        <w:pStyle w:val="TextBody"/>
+        <w:bidi w:val="0"/>
+        <w:spacing w:before="0" w:after="283"/>
+        <w:jc w:val="left"/>
+        <w:rPr/>
+      </w:pPr>
+      <w:r>
+        <w:rPr/>
         <w:t>Do not silently rescale and report it as NASA-TLX. That is the sort of quiet</w:t>
         <w:br/>
         <w:t>deviation that, once noticed in a viva, casts doubt on everything else.</w:t>
+      </w:r>
+    </w:p>
+    <w:p>
+      <w:pPr>
+        <w:pStyle w:val="TextBody"/>
+        <w:bidi w:val="0"/>
+        <w:spacing w:before="0" w:after="283"/>
+        <w:jc w:val="left"/>
+        <w:rPr/>
+      </w:pPr>
+      <w:r>
+        <w:rPr>
+          <w:rStyle w:val="StrongEmphasis"/>
+        </w:rPr>
+        <w:t>Consequence for analysis:</w:t>
+      </w:r>
+      <w:r>
+        <w:rPr/>
+        <w:t xml:space="preserve"> every response is a multiple of ten, so the</w:t>
+        <w:br/>
+        <w:t>subscale means are coarser than the instrument's own granularity. Report medians</w:t>
+        <w:br/>
+        <w:t>and ranges alongside means, and do not read a difference of a few points between</w:t>
+        <w:br/>
+        <w:t>two cells of the matrix as meaningful when the smallest step a participant could</w:t>
+        <w:br/>
+        <w:t>express was ten.</w:t>
       </w:r>
     </w:p>
     <w:p>

--- a/docs/thesis/evaluation/Apex-Evaluation-Package.docx
+++ b/docs/thesis/evaluation/Apex-Evaluation-Package.docx
@@ -141,9 +141,23 @@
       </w:pPr>
       <w:r>
         <w:rPr/>
-        <w:t>Four forms. The task script links to three of them; the fourth is completed</w:t>
-        <w:br/>
-        <w:t>before the script is opened.</w:t>
+        <w:t xml:space="preserve">Four instruments, built as </w:t>
+      </w:r>
+      <w:r>
+        <w:rPr>
+          <w:rStyle w:val="StrongEmphasis"/>
+        </w:rPr>
+        <w:t>eight forms</w:t>
+      </w:r>
+      <w:r>
+        <w:rPr/>
+        <w:t xml:space="preserve"> - each one in EN and PT, since the</w:t>
+        <w:br/>
+        <w:t>two languages are strictly two instruments and must not be pooled. The task</w:t>
+        <w:br/>
+        <w:t>script links to three of them; the fourth is completed before the script is</w:t>
+        <w:br/>
+        <w:t>opened.</w:t>
       </w:r>
     </w:p>
     <w:tbl>
@@ -161,9 +175,9 @@
       </w:tblPr>
       <w:tblGrid>
         <w:gridCol w:w="346"/>
-        <w:gridCol w:w="1967"/>
-        <w:gridCol w:w="1672"/>
-        <w:gridCol w:w="1434"/>
+        <w:gridCol w:w="1757"/>
+        <w:gridCol w:w="1401"/>
+        <w:gridCol w:w="1915"/>
       </w:tblGrid>
       <w:tr>
         <w:trPr>
@@ -193,7 +207,7 @@
         </w:tc>
         <w:tc>
           <w:tcPr>
-            <w:tcW w:w="1967" w:type="dxa"/>
+            <w:tcW w:w="1757" w:type="dxa"/>
             <w:tcBorders/>
             <w:vAlign w:val="center"/>
           </w:tcPr>
@@ -215,7 +229,7 @@
         </w:tc>
         <w:tc>
           <w:tcPr>
-            <w:tcW w:w="1672" w:type="dxa"/>
+            <w:tcW w:w="1401" w:type="dxa"/>
             <w:tcBorders/>
             <w:vAlign w:val="center"/>
           </w:tcPr>
@@ -237,7 +251,7 @@
         </w:tc>
         <w:tc>
           <w:tcPr>
-            <w:tcW w:w="1434" w:type="dxa"/>
+            <w:tcW w:w="1915" w:type="dxa"/>
             <w:tcBorders/>
             <w:vAlign w:val="center"/>
           </w:tcPr>
@@ -282,7 +296,7 @@
         </w:tc>
         <w:tc>
           <w:tcPr>
-            <w:tcW w:w="1967" w:type="dxa"/>
+            <w:tcW w:w="1757" w:type="dxa"/>
             <w:tcBorders/>
             <w:vAlign w:val="center"/>
           </w:tcPr>
@@ -302,7 +316,7 @@
         </w:tc>
         <w:tc>
           <w:tcPr>
-            <w:tcW w:w="1672" w:type="dxa"/>
+            <w:tcW w:w="1401" w:type="dxa"/>
             <w:tcBorders/>
             <w:vAlign w:val="center"/>
           </w:tcPr>
@@ -322,7 +336,7 @@
         </w:tc>
         <w:tc>
           <w:tcPr>
-            <w:tcW w:w="1434" w:type="dxa"/>
+            <w:tcW w:w="1915" w:type="dxa"/>
             <w:tcBorders/>
             <w:vAlign w:val="center"/>
           </w:tcPr>
@@ -365,7 +379,7 @@
         </w:tc>
         <w:tc>
           <w:tcPr>
-            <w:tcW w:w="1967" w:type="dxa"/>
+            <w:tcW w:w="1757" w:type="dxa"/>
             <w:tcBorders/>
             <w:vAlign w:val="center"/>
           </w:tcPr>
@@ -385,7 +399,7 @@
         </w:tc>
         <w:tc>
           <w:tcPr>
-            <w:tcW w:w="1672" w:type="dxa"/>
+            <w:tcW w:w="1401" w:type="dxa"/>
             <w:tcBorders/>
             <w:vAlign w:val="center"/>
           </w:tcPr>
@@ -405,7 +419,7 @@
         </w:tc>
         <w:tc>
           <w:tcPr>
-            <w:tcW w:w="1434" w:type="dxa"/>
+            <w:tcW w:w="1915" w:type="dxa"/>
             <w:tcBorders/>
             <w:vAlign w:val="center"/>
           </w:tcPr>
@@ -423,6 +437,10 @@
               </w:rPr>
               <w:t>six times</w:t>
             </w:r>
+            <w:r>
+              <w:rPr/>
+              <w:t>, one prefilled link per task</w:t>
+            </w:r>
           </w:p>
         </w:tc>
       </w:tr>
@@ -450,7 +468,7 @@
         </w:tc>
         <w:tc>
           <w:tcPr>
-            <w:tcW w:w="1967" w:type="dxa"/>
+            <w:tcW w:w="1757" w:type="dxa"/>
             <w:tcBorders/>
             <w:vAlign w:val="center"/>
           </w:tcPr>
@@ -470,7 +488,7 @@
         </w:tc>
         <w:tc>
           <w:tcPr>
-            <w:tcW w:w="1672" w:type="dxa"/>
+            <w:tcW w:w="1401" w:type="dxa"/>
             <w:tcBorders/>
             <w:vAlign w:val="center"/>
           </w:tcPr>
@@ -490,7 +508,7 @@
         </w:tc>
         <w:tc>
           <w:tcPr>
-            <w:tcW w:w="1434" w:type="dxa"/>
+            <w:tcW w:w="1915" w:type="dxa"/>
             <w:tcBorders/>
             <w:vAlign w:val="center"/>
           </w:tcPr>
@@ -533,7 +551,7 @@
         </w:tc>
         <w:tc>
           <w:tcPr>
-            <w:tcW w:w="1967" w:type="dxa"/>
+            <w:tcW w:w="1757" w:type="dxa"/>
             <w:tcBorders/>
             <w:vAlign w:val="center"/>
           </w:tcPr>
@@ -553,7 +571,7 @@
         </w:tc>
         <w:tc>
           <w:tcPr>
-            <w:tcW w:w="1672" w:type="dxa"/>
+            <w:tcW w:w="1401" w:type="dxa"/>
             <w:tcBorders/>
             <w:vAlign w:val="center"/>
           </w:tcPr>
@@ -573,7 +591,7 @@
         </w:tc>
         <w:tc>
           <w:tcPr>
-            <w:tcW w:w="1434" w:type="dxa"/>
+            <w:tcW w:w="1915" w:type="dxa"/>
             <w:tcBorders/>
             <w:vAlign w:val="center"/>
           </w:tcPr>
@@ -876,13 +894,37 @@
       </w:pPr>
       <w:r>
         <w:rPr/>
-        <w:t>Generate six prefilled F1 links, one per task, so the participant does not</w:t>
-        <w:br/>
-        <w:t>retype the task name. Google Forms: three-dot menu, "Get pre-filled link",</w:t>
-        <w:br/>
-        <w:t>set the task field, copy the URL. Paste each into the matching task in the</w:t>
-        <w:br/>
-        <w:t xml:space="preserve">script. </w:t>
+        <w:t>Generate six prefilled F1 links per language, twelve in total, one per task,</w:t>
+        <w:br/>
+        <w:t>so the participant does not retype the task name. Google Forms: three-dot</w:t>
+        <w:br/>
+        <w:t>menu, "Get pre-filled link", set the task field, copy the URL. Paste each</w:t>
+        <w:br/>
+        <w:t xml:space="preserve">into the matching </w:t>
+      </w:r>
+      <w:r>
+        <w:rPr>
+          <w:rStyle w:val="SourceText"/>
+        </w:rPr>
+        <w:t>&lt;TLX LINK T3&gt;</w:t>
+      </w:r>
+      <w:r>
+        <w:rPr/>
+        <w:t>..</w:t>
+      </w:r>
+      <w:r>
+        <w:rPr>
+          <w:rStyle w:val="SourceText"/>
+        </w:rPr>
+        <w:t>&lt;TLX LINK T9&gt;</w:t>
+      </w:r>
+      <w:r>
+        <w:rPr/>
+        <w:t xml:space="preserve"> slot in the script. Do not</w:t>
+        <w:br/>
+        <w:t>edit F1 after generating them; editing can invalidate the entry IDs baked</w:t>
+        <w:br/>
+        <w:t xml:space="preserve">into the URLs. </w:t>
       </w:r>
     </w:p>
     <w:p>
@@ -969,7 +1011,7 @@
       </w:pPr>
       <w:r>
         <w:rPr/>
-        <w:t xml:space="preserve">Fill the four placeholder links into </w:t>
+        <w:t xml:space="preserve">Fill all eighteen placeholder links into </w:t>
       </w:r>
       <w:r>
         <w:rPr>
@@ -979,7 +1021,11 @@
       </w:r>
       <w:r>
         <w:rPr/>
-        <w:t xml:space="preserve"> and export it to PDF. </w:t>
+        <w:t xml:space="preserve"> - nine per</w:t>
+        <w:br/>
+        <w:t>language: the tool link, the six per-task TLX links, the SUS link and the UX</w:t>
+        <w:br/>
+        <w:t xml:space="preserve">link - then export it to PDF. </w:t>
       </w:r>
     </w:p>
     <w:p>
@@ -12240,7 +12286,7 @@
       </w:pPr>
       <w:r>
         <w:rPr/>
-        <w:t xml:space="preserve">Paste each into the matching task block in </w:t>
+        <w:t xml:space="preserve">Paste each into the matching slot in </w:t>
       </w:r>
       <w:r>
         <w:rPr>
@@ -12250,18 +12296,83 @@
       </w:r>
       <w:r>
         <w:rPr/>
-        <w:t>, replacing the</w:t>
-        <w:br/>
-      </w:r>
-      <w:r>
-        <w:rPr>
-          <w:rStyle w:val="SourceText"/>
-        </w:rPr>
-        <w:t>&lt;TLX FORM LINK&gt;</w:t>
-      </w:r>
-      <w:r>
-        <w:rPr/>
-        <w:t xml:space="preserve"> placeholder in that task. </w:t>
+        <w:t xml:space="preserve">: </w:t>
+      </w:r>
+      <w:r>
+        <w:rPr>
+          <w:rStyle w:val="SourceText"/>
+        </w:rPr>
+        <w:t>&lt;TLX LINK T3&gt;</w:t>
+      </w:r>
+      <w:r>
+        <w:rPr/>
+        <w:t>,</w:t>
+        <w:br/>
+      </w:r>
+      <w:r>
+        <w:rPr>
+          <w:rStyle w:val="SourceText"/>
+        </w:rPr>
+        <w:t>&lt;TLX LINK T4&gt;</w:t>
+      </w:r>
+      <w:r>
+        <w:rPr/>
+        <w:t xml:space="preserve">, </w:t>
+      </w:r>
+      <w:r>
+        <w:rPr>
+          <w:rStyle w:val="SourceText"/>
+        </w:rPr>
+        <w:t>&lt;TLX LINK T6&gt;</w:t>
+      </w:r>
+      <w:r>
+        <w:rPr/>
+        <w:t xml:space="preserve">, </w:t>
+      </w:r>
+      <w:r>
+        <w:rPr>
+          <w:rStyle w:val="SourceText"/>
+        </w:rPr>
+        <w:t>&lt;TLX LINK T7&gt;</w:t>
+      </w:r>
+      <w:r>
+        <w:rPr/>
+        <w:t xml:space="preserve">, </w:t>
+      </w:r>
+      <w:r>
+        <w:rPr>
+          <w:rStyle w:val="SourceText"/>
+        </w:rPr>
+        <w:t>&lt;TLX LINK T8&gt;</w:t>
+      </w:r>
+      <w:r>
+        <w:rPr/>
+        <w:t>,</w:t>
+        <w:br/>
+      </w:r>
+      <w:r>
+        <w:rPr>
+          <w:rStyle w:val="SourceText"/>
+        </w:rPr>
+        <w:t>&lt;TLX LINK T9&gt;</w:t>
+      </w:r>
+      <w:r>
+        <w:rPr/>
+        <w:t xml:space="preserve">. Each appears </w:t>
+      </w:r>
+      <w:r>
+        <w:rPr>
+          <w:rStyle w:val="StrongEmphasis"/>
+        </w:rPr>
+        <w:t>twice</w:t>
+      </w:r>
+      <w:r>
+        <w:rPr/>
+        <w:t xml:space="preserve"> per language - once in the form-links</w:t>
+        <w:br/>
+        <w:t>table under "Before You Begin" and once in the stop instruction at the end of</w:t>
+        <w:br/>
+        <w:t xml:space="preserve">that task - so both copies must be replaced. </w:t>
       </w:r>
     </w:p>
     <w:p>
@@ -12282,21 +12393,46 @@
       </w:pPr>
       <w:r>
         <w:rPr/>
-        <w:t xml:space="preserve">Repeat all six for F1-PT. </w:t>
-      </w:r>
-    </w:p>
-    <w:p>
-      <w:pPr>
-        <w:pStyle w:val="TextBody"/>
-        <w:bidi w:val="0"/>
-        <w:jc w:val="left"/>
-        <w:rPr/>
-      </w:pPr>
-      <w:r>
-        <w:rPr/>
-        <w:t>Twelve links in total. Open each one and confirm the task field arrives</w:t>
-        <w:br/>
-        <w:t>pre-selected before you export the script to PDF.</w:t>
+        <w:t xml:space="preserve">Repeat all six for F1-PT, against the PT half of the script. </w:t>
+      </w:r>
+    </w:p>
+    <w:p>
+      <w:pPr>
+        <w:pStyle w:val="TextBody"/>
+        <w:bidi w:val="0"/>
+        <w:jc w:val="left"/>
+        <w:rPr/>
+      </w:pPr>
+      <w:r>
+        <w:rPr/>
+        <w:t>Twelve links in total, twenty-four substitutions. Open each one and confirm the</w:t>
+        <w:br/>
+        <w:t>task field arrives pre-selected before you export the script to PDF.</w:t>
+      </w:r>
+    </w:p>
+    <w:p>
+      <w:pPr>
+        <w:pStyle w:val="TextBody"/>
+        <w:bidi w:val="0"/>
+        <w:spacing w:before="0" w:after="283"/>
+        <w:jc w:val="left"/>
+        <w:rPr/>
+      </w:pPr>
+      <w:r>
+        <w:rPr>
+          <w:rStyle w:val="StrongEmphasis"/>
+        </w:rPr>
+        <w:t>Do not paste the same bare form link into all six slots.</w:t>
+      </w:r>
+      <w:r>
+        <w:rPr/>
+        <w:t xml:space="preserve"> That re-creates the</w:t>
+        <w:br/>
+        <w:t>exact failure the prefilled links exist to prevent: the participant picks the</w:t>
+        <w:br/>
+        <w:t>wrong task, or none, and their six rows cannot be reassembled into the workload</w:t>
+        <w:br/>
+        <w:t>matrix.</w:t>
       </w:r>
     </w:p>
     <w:p>
@@ -19175,9 +19311,9 @@
       </w:r>
       <w:r>
         <w:rPr/>
-        <w:t>, which is not</w:t>
-        <w:br/>
-        <w:t xml:space="preserve">survivable in a 60-minute unmoderated session. </w:t>
+        <w:t>, or ninety per</w:t>
+        <w:br/>
+        <w:t xml:space="preserve">participant, which is not survivable in a 60-minute unmoderated session. </w:t>
       </w:r>
     </w:p>
     <w:p>
@@ -19199,9 +19335,13 @@
       </w:pPr>
       <w:r>
         <w:rPr/>
-        <w:t>Raw TLX correlates highly with weighted TLX and is the dominant form in</w:t>
-        <w:br/>
-        <w:t xml:space="preserve">software-tool evaluation. </w:t>
+        <w:t>The weights would have to be either collected once and applied to all six</w:t>
+        <w:br/>
+        <w:t>tasks, which assumes the participant's priorities do not change between</w:t>
+        <w:br/>
+        <w:t>phases, or collected six times, which nobody will complete. Neither is</w:t>
+        <w:br/>
+        <w:t xml:space="preserve">attractive; Raw TLX avoids the choice. </w:t>
       </w:r>
     </w:p>
     <w:p>
@@ -19216,41 +19356,129 @@
           <w:tab w:val="left" w:pos="709" w:leader="none"/>
         </w:tabs>
         <w:bidi w:val="0"/>
+        <w:spacing w:before="0" w:after="0"/>
         <w:ind w:left="709" w:hanging="283"/>
         <w:jc w:val="left"/>
         <w:rPr/>
       </w:pPr>
       <w:r>
         <w:rPr/>
-        <w:t>The weights would have to be either collected once and applied to all six</w:t>
-        <w:br/>
-        <w:t>tasks, which assumes the participant's priorities do not change between</w:t>
-        <w:br/>
-        <w:t>phases, or collected six times, which nobody will complete. Neither is</w:t>
-        <w:br/>
-        <w:t xml:space="preserve">attractive; Raw TLX avoids the choice. </w:t>
-      </w:r>
-    </w:p>
-    <w:p>
-      <w:pPr>
-        <w:pStyle w:val="TextBody"/>
-        <w:bidi w:val="0"/>
-        <w:jc w:val="left"/>
-        <w:rPr/>
-      </w:pPr>
-      <w:r>
-        <w:rPr/>
-        <w:t xml:space="preserve">Chapter 9's </w:t>
-      </w:r>
-      <w:r>
-        <w:rPr>
-          <w:rStyle w:val="SourceText"/>
-        </w:rPr>
-        <w:t>\todo</w:t>
-      </w:r>
-      <w:r>
-        <w:rPr/>
-        <w:t xml:space="preserve"> at </w:t>
+        <w:t xml:space="preserve">Weights earn their cost when workload is compared </w:t>
+      </w:r>
+      <w:r>
+        <w:rPr>
+          <w:rStyle w:val="StrongEmphasis"/>
+        </w:rPr>
+        <w:t>across conditions</w:t>
+      </w:r>
+      <w:r>
+        <w:rPr/>
+        <w:t>, since</w:t>
+        <w:br/>
+        <w:t>their purpose is to make aggregates commensurable between raters. This</w:t>
+        <w:br/>
+        <w:t>evaluation has a single condition, so there is nothing for them to</w:t>
+        <w:br/>
+        <w:t>discriminate between. They would also put each participant's aggregate on a</w:t>
+        <w:br/>
+        <w:t>slightly different scale, which adds variance to an N of about twelve in</w:t>
+        <w:br/>
+        <w:t xml:space="preserve">exchange for nothing. </w:t>
+      </w:r>
+    </w:p>
+    <w:p>
+      <w:pPr>
+        <w:pStyle w:val="TextBody"/>
+        <w:numPr>
+          <w:ilvl w:val="0"/>
+          <w:numId w:val="18"/>
+        </w:numPr>
+        <w:tabs>
+          <w:tab w:val="clear" w:pos="1134"/>
+          <w:tab w:val="left" w:pos="709" w:leader="none"/>
+        </w:tabs>
+        <w:bidi w:val="0"/>
+        <w:spacing w:before="0" w:after="0"/>
+        <w:ind w:left="709" w:hanging="283"/>
+        <w:jc w:val="left"/>
+        <w:rPr/>
+      </w:pPr>
+      <w:r>
+        <w:rPr>
+          <w:rStyle w:val="StrongEmphasis"/>
+        </w:rPr>
+        <w:t>The literature does not favour weighting.</w:t>
+      </w:r>
+      <w:r>
+        <w:rPr/>
+        <w:t xml:space="preserve"> Reviewing 550 studies twenty</w:t>
+        <w:br/>
+        <w:t>years after the instrument's publication, Hart records that dropping the</w:t>
+        <w:br/>
+        <w:t>weighting is the most common modification made to the NASA-TLX, and that</w:t>
+        <w:br/>
+        <w:t>across the 29 studies directly comparing the two versions the Raw variant was</w:t>
+        <w:br/>
+        <w:t>found more sensitive, less sensitive, or equally sensitive depending on the</w:t>
+        <w:br/>
+        <w:t xml:space="preserve">study - no consistent advantage either way (Hart, 2006; </w:t>
+      </w:r>
+      <w:r>
+        <w:rPr>
+          <w:rStyle w:val="SourceText"/>
+        </w:rPr>
+        <w:t>Hart:2006TLX</w:t>
+      </w:r>
+      <w:r>
+        <w:rPr/>
+        <w:t>). This is the</w:t>
+        <w:br/>
+        <w:t>strongest of the four arguments, because it turns the decision from "the</w:t>
+        <w:br/>
+        <w:t>weighted version was impractical for us" into "the weighted version buys</w:t>
+        <w:br/>
+        <w:t xml:space="preserve">nothing reliable". </w:t>
+      </w:r>
+    </w:p>
+    <w:p>
+      <w:pPr>
+        <w:pStyle w:val="TextBody"/>
+        <w:numPr>
+          <w:ilvl w:val="0"/>
+          <w:numId w:val="18"/>
+        </w:numPr>
+        <w:tabs>
+          <w:tab w:val="clear" w:pos="1134"/>
+          <w:tab w:val="left" w:pos="709" w:leader="none"/>
+        </w:tabs>
+        <w:bidi w:val="0"/>
+        <w:ind w:left="709" w:hanging="283"/>
+        <w:jc w:val="left"/>
+        <w:rPr/>
+      </w:pPr>
+      <w:r>
+        <w:rPr/>
+        <w:t>What is given up: Raw aggregates are not directly comparable to weighted</w:t>
+        <w:br/>
+        <w:t>aggregates published elsewhere. This costs almost nothing here, since the</w:t>
+        <w:br/>
+        <w:t>six-subscale profile is the primary result and the subscale scores are</w:t>
+        <w:br/>
+        <w:t xml:space="preserve">identical under both versions - weighting affects only how they are combined. </w:t>
+      </w:r>
+    </w:p>
+    <w:p>
+      <w:pPr>
+        <w:pStyle w:val="TextBody"/>
+        <w:bidi w:val="0"/>
+        <w:jc w:val="left"/>
+        <w:rPr/>
+      </w:pPr>
+      <w:r>
+        <w:rPr>
+          <w:rStyle w:val="StrongEmphasis"/>
+        </w:rPr>
+        <w:t xml:space="preserve">Written into Chapter 9 </w:t>
       </w:r>
       <w:r>
         <w:rPr>
@@ -19259,12 +19487,18 @@
         <w:t>sec:tlx</w:t>
       </w:r>
       <w:r>
-        <w:rPr/>
-        <w:t xml:space="preserve"> says the justification matters more than the</w:t>
-        <w:br/>
-        <w:t>choice. This is the justification. Report it as "Raw TLX" explicitly, never as</w:t>
-        <w:br/>
-        <w:t>"NASA-TLX" unqualified.</w:t>
+        <w:rPr>
+          <w:rStyle w:val="StrongEmphasis"/>
+        </w:rPr>
+        <w:t xml:space="preserve"> 2026-08-12</w:t>
+      </w:r>
+      <w:r>
+        <w:rPr/>
+        <w:t>, replacing the writing prompt</w:t>
+        <w:br/>
+        <w:t>that used to sit there. Report it as "Raw TLX" explicitly, never as "NASA-TLX"</w:t>
+        <w:br/>
+        <w:t>unqualified.</w:t>
       </w:r>
     </w:p>
     <w:p>
@@ -20339,9 +20573,13 @@
         <w:rPr/>
         <w:t xml:space="preserve"> and cited from Chapter 9, and the build</w:t>
         <w:br/>
-        <w:t>was reverified afterwards (87 pages, 0 errors, 0 undefined references or</w:t>
-        <w:br/>
-        <w:t>citations). Kept here as the record of what was added and where each is used.</w:t>
+        <w:t>was reverified afterwards. Kept here as the record of what was added and where</w:t>
+        <w:br/>
+        <w:t>each is used. Page counts move with every chapter written, so they are recorded</w:t>
+        <w:br/>
+        <w:t>in the commit messages rather than here; the current build is verified at each</w:t>
+        <w:br/>
+        <w:t>change with 0 errors and 0 undefined references or citations.</w:t>
       </w:r>
     </w:p>
     <w:tbl>
@@ -20358,8 +20596,8 @@
         </w:tblCellMar>
       </w:tblPr>
       <w:tblGrid>
-        <w:gridCol w:w="1813"/>
-        <w:gridCol w:w="3606"/>
+        <w:gridCol w:w="1387"/>
+        <w:gridCol w:w="4032"/>
       </w:tblGrid>
       <w:tr>
         <w:trPr>
@@ -20367,7 +20605,7 @@
         </w:trPr>
         <w:tc>
           <w:tcPr>
-            <w:tcW w:w="1813" w:type="dxa"/>
+            <w:tcW w:w="1387" w:type="dxa"/>
             <w:tcBorders/>
             <w:vAlign w:val="center"/>
           </w:tcPr>
@@ -20389,7 +20627,7 @@
         </w:tc>
         <w:tc>
           <w:tcPr>
-            <w:tcW w:w="3606" w:type="dxa"/>
+            <w:tcW w:w="4032" w:type="dxa"/>
             <w:tcBorders/>
             <w:vAlign w:val="center"/>
           </w:tcPr>
@@ -20414,7 +20652,7 @@
         <w:trPr/>
         <w:tc>
           <w:tcPr>
-            <w:tcW w:w="1813" w:type="dxa"/>
+            <w:tcW w:w="1387" w:type="dxa"/>
             <w:tcBorders/>
             <w:vAlign w:val="center"/>
           </w:tcPr>
@@ -20436,7 +20674,7 @@
         </w:tc>
         <w:tc>
           <w:tcPr>
-            <w:tcW w:w="3606" w:type="dxa"/>
+            <w:tcW w:w="4032" w:type="dxa"/>
             <w:tcBorders/>
             <w:vAlign w:val="center"/>
           </w:tcPr>
@@ -20459,7 +20697,7 @@
         <w:trPr/>
         <w:tc>
           <w:tcPr>
-            <w:tcW w:w="1813" w:type="dxa"/>
+            <w:tcW w:w="1387" w:type="dxa"/>
             <w:tcBorders/>
             <w:vAlign w:val="center"/>
           </w:tcPr>
@@ -20481,7 +20719,7 @@
         </w:tc>
         <w:tc>
           <w:tcPr>
-            <w:tcW w:w="3606" w:type="dxa"/>
+            <w:tcW w:w="4032" w:type="dxa"/>
             <w:tcBorders/>
             <w:vAlign w:val="center"/>
           </w:tcPr>
@@ -20504,7 +20742,7 @@
         <w:trPr/>
         <w:tc>
           <w:tcPr>
-            <w:tcW w:w="1813" w:type="dxa"/>
+            <w:tcW w:w="1387" w:type="dxa"/>
             <w:tcBorders/>
             <w:vAlign w:val="center"/>
           </w:tcPr>
@@ -20526,7 +20764,7 @@
         </w:tc>
         <w:tc>
           <w:tcPr>
-            <w:tcW w:w="3606" w:type="dxa"/>
+            <w:tcW w:w="4032" w:type="dxa"/>
             <w:tcBorders/>
             <w:vAlign w:val="center"/>
           </w:tcPr>
@@ -20549,7 +20787,7 @@
         <w:trPr/>
         <w:tc>
           <w:tcPr>
-            <w:tcW w:w="1813" w:type="dxa"/>
+            <w:tcW w:w="1387" w:type="dxa"/>
             <w:tcBorders/>
             <w:vAlign w:val="center"/>
           </w:tcPr>
@@ -20571,7 +20809,7 @@
         </w:tc>
         <w:tc>
           <w:tcPr>
-            <w:tcW w:w="3606" w:type="dxa"/>
+            <w:tcW w:w="4032" w:type="dxa"/>
             <w:tcBorders/>
             <w:vAlign w:val="center"/>
           </w:tcPr>
@@ -20594,7 +20832,7 @@
         <w:trPr/>
         <w:tc>
           <w:tcPr>
-            <w:tcW w:w="1813" w:type="dxa"/>
+            <w:tcW w:w="1387" w:type="dxa"/>
             <w:tcBorders/>
             <w:vAlign w:val="center"/>
           </w:tcPr>
@@ -20616,7 +20854,7 @@
         </w:tc>
         <w:tc>
           <w:tcPr>
-            <w:tcW w:w="3606" w:type="dxa"/>
+            <w:tcW w:w="4032" w:type="dxa"/>
             <w:tcBorders/>
             <w:vAlign w:val="center"/>
           </w:tcPr>
@@ -20639,7 +20877,7 @@
         <w:trPr/>
         <w:tc>
           <w:tcPr>
-            <w:tcW w:w="1813" w:type="dxa"/>
+            <w:tcW w:w="1387" w:type="dxa"/>
             <w:tcBorders/>
             <w:vAlign w:val="center"/>
           </w:tcPr>
@@ -20661,7 +20899,7 @@
         </w:tc>
         <w:tc>
           <w:tcPr>
-            <w:tcW w:w="3606" w:type="dxa"/>
+            <w:tcW w:w="4032" w:type="dxa"/>
             <w:tcBorders/>
             <w:vAlign w:val="center"/>
           </w:tcPr>
@@ -20684,7 +20922,7 @@
         <w:trPr/>
         <w:tc>
           <w:tcPr>
-            <w:tcW w:w="1813" w:type="dxa"/>
+            <w:tcW w:w="1387" w:type="dxa"/>
             <w:tcBorders/>
             <w:vAlign w:val="center"/>
           </w:tcPr>
@@ -20706,21 +20944,21 @@
         </w:tc>
         <w:tc>
           <w:tcPr>
-            <w:tcW w:w="3606" w:type="dxa"/>
-            <w:tcBorders/>
-            <w:vAlign w:val="center"/>
-          </w:tcPr>
-          <w:p>
-            <w:pPr>
-              <w:pStyle w:val="TableContents"/>
-              <w:bidi w:val="0"/>
-              <w:spacing w:before="0" w:after="283"/>
-              <w:jc w:val="left"/>
-              <w:rPr/>
-            </w:pPr>
-            <w:r>
-              <w:rPr/>
-              <w:t>the Raw TLX variant</w:t>
+            <w:tcW w:w="4032" w:type="dxa"/>
+            <w:tcBorders/>
+            <w:vAlign w:val="center"/>
+          </w:tcPr>
+          <w:p>
+            <w:pPr>
+              <w:pStyle w:val="TableContents"/>
+              <w:bidi w:val="0"/>
+              <w:spacing w:before="0" w:after="283"/>
+              <w:jc w:val="left"/>
+              <w:rPr/>
+            </w:pPr>
+            <w:r>
+              <w:rPr/>
+              <w:t>the Raw TLX variant, and the twenty-year review finding that it has no consistent sensitivity disadvantage against the weighted version</w:t>
             </w:r>
           </w:p>
         </w:tc>
@@ -22254,9 +22492,9 @@
       </w:pPr>
       <w:r>
         <w:rPr/>
-        <w:t>[x] Bibliography entries added and the build reverified (87 pages, 0 errors,</w:t>
-        <w:br/>
-        <w:t xml:space="preserve">0 undefined references or citations) </w:t>
+        <w:t>[x] Bibliography entries added and the build reverified (0 errors, 0 undefined</w:t>
+        <w:br/>
+        <w:t xml:space="preserve">references or citations) </w:t>
       </w:r>
     </w:p>
     <w:p>
@@ -22278,24 +22516,31 @@
       </w:pPr>
       <w:r>
         <w:rPr/>
-        <w:t>[x] Sauro and Lewis curved grading scale boundaries verified 2026-08-12</w:t>
-        <w:br/>
-        <w:t>against two independent reproductions, one of them by a co-author of the</w:t>
-        <w:br/>
-        <w:t>scale. Every band confirmed; percentile ranges added. See</w:t>
-        <w:br/>
-      </w:r>
-      <w:r>
-        <w:rPr>
-          <w:rStyle w:val="SourceText"/>
-        </w:rPr>
-        <w:t>instrument-sus.md</w:t>
-      </w:r>
-      <w:r>
-        <w:rPr/>
-        <w:t>, "Verification status of these boundaries". The book's</w:t>
-        <w:br/>
-        <w:t xml:space="preserve">page locator is still unverified, so cite the book without one </w:t>
+        <w:t xml:space="preserve">[x] </w:t>
+      </w:r>
+      <w:r>
+        <w:rPr>
+          <w:rStyle w:val="SourceText"/>
+        </w:rPr>
+        <w:t>sec:tlx</w:t>
+      </w:r>
+      <w:r>
+        <w:rPr/>
+        <w:t xml:space="preserve"> written 2026-08-12: Raw-variant justification including Hart's</w:t>
+        <w:br/>
+        <w:t>review finding, both instrument deviations disclosed together, anchoring</w:t>
+        <w:br/>
+        <w:t xml:space="preserve">and fatigue carried into </w:t>
+      </w:r>
+      <w:r>
+        <w:rPr>
+          <w:rStyle w:val="SourceText"/>
+        </w:rPr>
+        <w:t>sec:threats</w:t>
+      </w:r>
+      <w:r>
+        <w:rPr/>
+        <w:t xml:space="preserve"> </w:t>
       </w:r>
     </w:p>
     <w:p>
@@ -22317,7 +22562,24 @@
       </w:pPr>
       <w:r>
         <w:rPr/>
-        <w:t xml:space="preserve">[ ] Supervisor sign-off on the task set and the session length </w:t>
+        <w:t>[x] Sauro and Lewis curved grading scale boundaries verified 2026-08-12</w:t>
+        <w:br/>
+        <w:t>against two independent reproductions, one of them by a co-author of the</w:t>
+        <w:br/>
+        <w:t>scale. Every band confirmed; percentile ranges added. See</w:t>
+        <w:br/>
+      </w:r>
+      <w:r>
+        <w:rPr>
+          <w:rStyle w:val="SourceText"/>
+        </w:rPr>
+        <w:t>instrument-sus.md</w:t>
+      </w:r>
+      <w:r>
+        <w:rPr/>
+        <w:t>, "Verification status of these boundaries". The book's</w:t>
+        <w:br/>
+        <w:t xml:space="preserve">page locator is still unverified, so cite the book without one </w:t>
       </w:r>
     </w:p>
     <w:p>
@@ -22339,7 +22601,7 @@
       </w:pPr>
       <w:r>
         <w:rPr/>
-        <w:t xml:space="preserve">[ ] Ethics/consent route confirmed with the supervisor </w:t>
+        <w:t xml:space="preserve">[ ] Supervisor sign-off on the task set and the session length </w:t>
       </w:r>
     </w:p>
     <w:p>
@@ -22361,7 +22623,7 @@
       </w:pPr>
       <w:r>
         <w:rPr/>
-        <w:t xml:space="preserve">[ ] Arm split confirmed, or the moderated arm dropped </w:t>
+        <w:t xml:space="preserve">[ ] Ethics/consent route confirmed with the supervisor </w:t>
       </w:r>
     </w:p>
     <w:p>
@@ -22383,11 +22645,7 @@
       </w:pPr>
       <w:r>
         <w:rPr/>
-        <w:t>[x] TLX response scale decided 2026-08-12 - linear 0 to 10, rescaled by ten -</w:t>
-        <w:br/>
-        <w:t>and the disclosure wording drafted in section 6 above, covering both the</w:t>
-        <w:br/>
-        <w:t xml:space="preserve">scale and the reordered Performance subscale </w:t>
+        <w:t xml:space="preserve">[ ] Arm split confirmed, or the moderated arm dropped </w:t>
       </w:r>
     </w:p>
     <w:p>
@@ -22409,23 +22667,11 @@
       </w:pPr>
       <w:r>
         <w:rPr/>
-        <w:t>[ ] Eight forms built - consent/demographics, TLX, SUS and UX, each in EN and</w:t>
-        <w:br/>
-        <w:t xml:space="preserve">PT. Every string is paste-ready in </w:t>
-      </w:r>
-      <w:r>
-        <w:rPr>
-          <w:rStyle w:val="SourceText"/>
-        </w:rPr>
-        <w:t>FORMS-BUILD-SHEET.md</w:t>
-      </w:r>
-      <w:r>
-        <w:rPr/>
-        <w:t>; the acceptance</w:t>
-        <w:br/>
-        <w:t>check at the end of that file is the test-submit procedure, and it must be</w:t>
-        <w:br/>
-        <w:t xml:space="preserve">run in full before the pilot </w:t>
+        <w:t>[x] TLX response scale decided 2026-08-12 - linear 0 to 10, rescaled by ten -</w:t>
+        <w:br/>
+        <w:t>and the disclosure wording drafted in section 6 above, covering both the</w:t>
+        <w:br/>
+        <w:t xml:space="preserve">scale and the reordered Performance subscale </w:t>
       </w:r>
     </w:p>
     <w:p>
@@ -22447,7 +22693,23 @@
       </w:pPr>
       <w:r>
         <w:rPr/>
-        <w:t xml:space="preserve">[ ] All nine reference screenshots captured from a seeded project </w:t>
+        <w:t>[ ] Eight forms built - consent/demographics, TLX, SUS and UX, each in EN and</w:t>
+        <w:br/>
+        <w:t xml:space="preserve">PT. Every string is paste-ready in </w:t>
+      </w:r>
+      <w:r>
+        <w:rPr>
+          <w:rStyle w:val="SourceText"/>
+        </w:rPr>
+        <w:t>FORMS-BUILD-SHEET.md</w:t>
+      </w:r>
+      <w:r>
+        <w:rPr/>
+        <w:t>; the acceptance</w:t>
+        <w:br/>
+        <w:t>check at the end of that file is the test-submit procedure, and it must be</w:t>
+        <w:br/>
+        <w:t xml:space="preserve">run in full before the pilot </w:t>
       </w:r>
     </w:p>
     <w:p>
@@ -22469,19 +22731,7 @@
       </w:pPr>
       <w:r>
         <w:rPr/>
-        <w:t xml:space="preserve">[ ] </w:t>
-      </w:r>
-      <w:r>
-        <w:rPr>
-          <w:rStyle w:val="SourceText"/>
-        </w:rPr>
-        <w:t>task-script.md</w:t>
-      </w:r>
-      <w:r>
-        <w:rPr/>
-        <w:t xml:space="preserve"> exported to the participant-facing format with the four</w:t>
-        <w:br/>
-        <w:t xml:space="preserve">placeholder links filled in </w:t>
+        <w:t xml:space="preserve">[ ] All nine reference screenshots captured from a seeded project </w:t>
       </w:r>
     </w:p>
     <w:p>
@@ -22503,7 +22753,21 @@
       </w:pPr>
       <w:r>
         <w:rPr/>
-        <w:t xml:space="preserve">[ ] Participant code cards printed </w:t>
+        <w:t xml:space="preserve">[ ] </w:t>
+      </w:r>
+      <w:r>
+        <w:rPr>
+          <w:rStyle w:val="SourceText"/>
+        </w:rPr>
+        <w:t>task-script.md</w:t>
+      </w:r>
+      <w:r>
+        <w:rPr/>
+        <w:t xml:space="preserve"> exported to the participant-facing format with all</w:t>
+        <w:br/>
+        <w:t>eighteen placeholder links filled in - nine per language: the tool link,</w:t>
+        <w:br/>
+        <w:t xml:space="preserve">six per-task prefilled TLX links, the SUS link and the UX link </w:t>
       </w:r>
     </w:p>
     <w:p>
@@ -22525,21 +22789,7 @@
       </w:pPr>
       <w:r>
         <w:rPr/>
-        <w:t xml:space="preserve">[ ] Pilot run with </w:t>
-      </w:r>
-      <w:r>
-        <w:rPr>
-          <w:rStyle w:val="StrongEmphasis"/>
-        </w:rPr>
-        <w:t>one</w:t>
-      </w:r>
-      <w:r>
-        <w:rPr/>
-        <w:t xml:space="preserve"> participant, not counted in results, to time the</w:t>
-        <w:br/>
-        <w:t>script and catch broken instructions. Six TLX submissions must come back</w:t>
-        <w:br/>
-        <w:t xml:space="preserve">correctly labelled - if they do not, fix the form before anyone else runs </w:t>
+        <w:t xml:space="preserve">[ ] Participant code cards printed </w:t>
       </w:r>
     </w:p>
     <w:p>
@@ -22561,18 +22811,21 @@
       </w:pPr>
       <w:r>
         <w:rPr/>
-        <w:t xml:space="preserve">[ ] A clean demo project seeded, including the un-QA'd </w:t>
-      </w:r>
-      <w:r>
-        <w:rPr>
-          <w:rStyle w:val="SourceText"/>
-        </w:rPr>
-        <w:t>Export board to CSV</w:t>
-      </w:r>
-      <w:r>
-        <w:rPr/>
-        <w:br/>
-        <w:t xml:space="preserve">story that task 8 depends on, and a reset procedure that actually works </w:t>
+        <w:t xml:space="preserve">[ ] Pilot run with </w:t>
+      </w:r>
+      <w:r>
+        <w:rPr>
+          <w:rStyle w:val="StrongEmphasis"/>
+        </w:rPr>
+        <w:t>one</w:t>
+      </w:r>
+      <w:r>
+        <w:rPr/>
+        <w:t xml:space="preserve"> participant, not counted in results, to time the</w:t>
+        <w:br/>
+        <w:t>script and catch broken instructions. Six TLX submissions must come back</w:t>
+        <w:br/>
+        <w:t xml:space="preserve">correctly labelled - if they do not, fix the form before anyone else runs </w:t>
       </w:r>
     </w:p>
     <w:p>
@@ -22587,6 +22840,39 @@
           <w:tab w:val="left" w:pos="709" w:leader="none"/>
         </w:tabs>
         <w:bidi w:val="0"/>
+        <w:spacing w:before="0" w:after="0"/>
+        <w:ind w:left="709" w:hanging="283"/>
+        <w:jc w:val="left"/>
+        <w:rPr/>
+      </w:pPr>
+      <w:r>
+        <w:rPr/>
+        <w:t xml:space="preserve">[ ] A clean demo project seeded, including the un-QA'd </w:t>
+      </w:r>
+      <w:r>
+        <w:rPr>
+          <w:rStyle w:val="SourceText"/>
+        </w:rPr>
+        <w:t>Export board to CSV</w:t>
+      </w:r>
+      <w:r>
+        <w:rPr/>
+        <w:br/>
+        <w:t xml:space="preserve">story that task 8 depends on, and a reset procedure that actually works </w:t>
+      </w:r>
+    </w:p>
+    <w:p>
+      <w:pPr>
+        <w:pStyle w:val="TextBody"/>
+        <w:numPr>
+          <w:ilvl w:val="0"/>
+          <w:numId w:val="21"/>
+        </w:numPr>
+        <w:tabs>
+          <w:tab w:val="clear" w:pos="1134"/>
+          <w:tab w:val="left" w:pos="709" w:leader="none"/>
+        </w:tabs>
+        <w:bidi w:val="0"/>
         <w:ind w:left="709" w:hanging="283"/>
         <w:jc w:val="left"/>
         <w:rPr/>
@@ -24262,7 +24548,7 @@
       <w:r>
         <w:rPr/>
         <w:br/>
-        <w:t xml:space="preserve">- Replace </w:t>
+        <w:t xml:space="preserve">- Replace all nine placeholders per language: </w:t>
       </w:r>
       <w:r>
         <w:rPr>
@@ -24272,13 +24558,25 @@
       </w:r>
       <w:r>
         <w:rPr/>
+        <w:t>, the six per-task</w:t>
+        <w:br/>
+        <w:t xml:space="preserve">links </w:t>
+      </w:r>
+      <w:r>
+        <w:rPr>
+          <w:rStyle w:val="SourceText"/>
+        </w:rPr>
+        <w:t>&lt;TLX LINK T3&gt;</w:t>
+      </w:r>
+      <w:r>
+        <w:rPr/>
         <w:t xml:space="preserve">, </w:t>
       </w:r>
       <w:r>
         <w:rPr>
           <w:rStyle w:val="SourceText"/>
         </w:rPr>
-        <w:t>&lt;TLX FORM LINK&gt;</w:t>
+        <w:t>&lt;TLX LINK T4&gt;</w:t>
       </w:r>
       <w:r>
         <w:rPr/>
@@ -24288,11 +24586,53 @@
         <w:rPr>
           <w:rStyle w:val="SourceText"/>
         </w:rPr>
+        <w:t>&lt;TLX LINK T6&gt;</w:t>
+      </w:r>
+      <w:r>
+        <w:rPr/>
+        <w:t xml:space="preserve">, </w:t>
+      </w:r>
+      <w:r>
+        <w:rPr>
+          <w:rStyle w:val="SourceText"/>
+        </w:rPr>
+        <w:t>&lt;TLX LINK T7&gt;</w:t>
+      </w:r>
+      <w:r>
+        <w:rPr/>
+        <w:t>,</w:t>
+        <w:br/>
+      </w:r>
+      <w:r>
+        <w:rPr>
+          <w:rStyle w:val="SourceText"/>
+        </w:rPr>
+        <w:t>&lt;TLX LINK T8&gt;</w:t>
+      </w:r>
+      <w:r>
+        <w:rPr/>
+        <w:t xml:space="preserve">, </w:t>
+      </w:r>
+      <w:r>
+        <w:rPr>
+          <w:rStyle w:val="SourceText"/>
+        </w:rPr>
+        <w:t>&lt;TLX LINK T9&gt;</w:t>
+      </w:r>
+      <w:r>
+        <w:rPr/>
+        <w:t xml:space="preserve">, then </w:t>
+      </w:r>
+      <w:r>
+        <w:rPr>
+          <w:rStyle w:val="SourceText"/>
+        </w:rPr>
         <w:t>&lt;SUS FORM LINK&gt;</w:t>
       </w:r>
       <w:r>
         <w:rPr/>
-        <w:t xml:space="preserve">, </w:t>
+        <w:t xml:space="preserve"> and</w:t>
+        <w:br/>
       </w:r>
       <w:r>
         <w:rPr>
@@ -24302,7 +24642,37 @@
       </w:r>
       <w:r>
         <w:rPr/>
-        <w:t>.</w:t>
+        <w:t>. Eighteen substitutions across both languages.</w:t>
+        <w:br/>
+        <w:t xml:space="preserve">- </w:t>
+      </w:r>
+      <w:r>
+        <w:rPr>
+          <w:rStyle w:val="StrongEmphasis"/>
+        </w:rPr>
+        <w:t>The six TLX links are prefilled links, not one link repeated.</w:t>
+      </w:r>
+      <w:r>
+        <w:rPr/>
+        <w:t xml:space="preserve"> Each has its</w:t>
+        <w:br/>
+        <w:t xml:space="preserve">task already selected, generated per </w:t>
+      </w:r>
+      <w:r>
+        <w:rPr>
+          <w:rStyle w:val="SourceText"/>
+        </w:rPr>
+        <w:t>FORMS-BUILD-SHEET.md</w:t>
+      </w:r>
+      <w:r>
+        <w:rPr/>
+        <w:t>. Pasting the same</w:t>
+        <w:br/>
+        <w:t>bare form link into all six slots re-creates exactly the failure the prefilled</w:t>
+        <w:br/>
+        <w:t>links exist to prevent: a participant selecting the wrong task, or none, and</w:t>
+        <w:br/>
+        <w:t>six rows that cannot be reassembled into the workload matrix.</w:t>
         <w:br/>
         <w:t>- Capture the reference screenshots (slots marked below). They are not optional:</w:t>
         <w:br/>
@@ -24606,9 +24976,42 @@
         <w:t>Your form links - keep this document open throughout</w:t>
       </w:r>
     </w:p>
+    <w:p>
+      <w:pPr>
+        <w:pStyle w:val="TextBody"/>
+        <w:bidi w:val="0"/>
+        <w:spacing w:before="0" w:after="283"/>
+        <w:jc w:val="left"/>
+        <w:rPr/>
+      </w:pPr>
+      <w:r>
+        <w:rPr>
+          <w:rStyle w:val="StrongEmphasis"/>
+        </w:rPr>
+        <w:t xml:space="preserve">Each </w:t>
+      </w:r>
+      <w:r>
+        <w:rPr>
+          <w:rStyle w:val="SourceText"/>
+        </w:rPr>
+        <w:t>[TLX]</w:t>
+      </w:r>
+      <w:r>
+        <w:rPr>
+          <w:rStyle w:val="StrongEmphasis"/>
+        </w:rPr>
+        <w:t xml:space="preserve"> task has its own link.</w:t>
+      </w:r>
+      <w:r>
+        <w:rPr/>
+        <w:t xml:space="preserve"> Use the one printed in that task, not</w:t>
+        <w:br/>
+        <w:t>the one above or below it - each link already knows which task it belongs to.</w:t>
+      </w:r>
+    </w:p>
     <w:tbl>
       <w:tblPr>
-        <w:tblW w:w="5419" w:type="dxa"/>
+        <w:tblW w:w="4817" w:type="dxa"/>
         <w:jc w:val="left"/>
         <w:tblInd w:w="0" w:type="dxa"/>
         <w:tblLayout w:type="fixed"/>
@@ -24620,8 +25023,8 @@
         </w:tblCellMar>
       </w:tblPr>
       <w:tblGrid>
-        <w:gridCol w:w="3575"/>
-        <w:gridCol w:w="1844"/>
+        <w:gridCol w:w="2866"/>
+        <w:gridCol w:w="1951"/>
       </w:tblGrid>
       <w:tr>
         <w:trPr>
@@ -24629,7 +25032,7 @@
         </w:trPr>
         <w:tc>
           <w:tcPr>
-            <w:tcW w:w="3575" w:type="dxa"/>
+            <w:tcW w:w="2866" w:type="dxa"/>
             <w:tcBorders/>
             <w:vAlign w:val="center"/>
           </w:tcPr>
@@ -24651,7 +25054,7 @@
         </w:tc>
         <w:tc>
           <w:tcPr>
-            <w:tcW w:w="1844" w:type="dxa"/>
+            <w:tcW w:w="1951" w:type="dxa"/>
             <w:tcBorders/>
             <w:vAlign w:val="center"/>
           </w:tcPr>
@@ -24676,7 +25079,7 @@
         <w:trPr/>
         <w:tc>
           <w:tcPr>
-            <w:tcW w:w="3575" w:type="dxa"/>
+            <w:tcW w:w="2866" w:type="dxa"/>
             <w:tcBorders/>
             <w:vAlign w:val="center"/>
           </w:tcPr>
@@ -24692,27 +25095,60 @@
               <w:rPr>
                 <w:rStyle w:val="StrongEmphasis"/>
               </w:rPr>
-              <w:t>NASA-TLX form</w:t>
-            </w:r>
-            <w:r>
-              <w:rPr/>
-              <w:t xml:space="preserve"> (after every </w:t>
-            </w:r>
+              <w:t>Workload form, Task 3</w:t>
+            </w:r>
+          </w:p>
+        </w:tc>
+        <w:tc>
+          <w:tcPr>
+            <w:tcW w:w="1951" w:type="dxa"/>
+            <w:tcBorders/>
+            <w:vAlign w:val="center"/>
+          </w:tcPr>
+          <w:p>
+            <w:pPr>
+              <w:pStyle w:val="TableContents"/>
+              <w:bidi w:val="0"/>
+              <w:spacing w:before="0" w:after="283"/>
+              <w:jc w:val="left"/>
+              <w:rPr/>
+            </w:pPr>
             <w:r>
               <w:rPr>
                 <w:rStyle w:val="SourceText"/>
               </w:rPr>
-              <w:t>[TLX]</w:t>
-            </w:r>
-            <w:r>
-              <w:rPr/>
-              <w:t xml:space="preserve"> task)</w:t>
-            </w:r>
-          </w:p>
-        </w:tc>
-        <w:tc>
-          <w:tcPr>
-            <w:tcW w:w="1844" w:type="dxa"/>
+              <w:t>&lt;TLX LINK T3&gt;</w:t>
+            </w:r>
+          </w:p>
+        </w:tc>
+      </w:tr>
+      <w:tr>
+        <w:trPr/>
+        <w:tc>
+          <w:tcPr>
+            <w:tcW w:w="2866" w:type="dxa"/>
+            <w:tcBorders/>
+            <w:vAlign w:val="center"/>
+          </w:tcPr>
+          <w:p>
+            <w:pPr>
+              <w:pStyle w:val="TableContents"/>
+              <w:bidi w:val="0"/>
+              <w:spacing w:before="0" w:after="283"/>
+              <w:jc w:val="left"/>
+              <w:rPr/>
+            </w:pPr>
+            <w:r>
+              <w:rPr>
+                <w:rStyle w:val="StrongEmphasis"/>
+              </w:rPr>
+              <w:t>Workload form, Task 4</w:t>
+            </w:r>
+          </w:p>
+        </w:tc>
+        <w:tc>
+          <w:tcPr>
+            <w:tcW w:w="1951" w:type="dxa"/>
             <w:tcBorders/>
             <w:vAlign w:val="center"/>
           </w:tcPr>
@@ -24728,7 +25164,7 @@
               <w:rPr>
                 <w:rStyle w:val="SourceText"/>
               </w:rPr>
-              <w:t>&lt;TLX FORM LINK&gt;</w:t>
+              <w:t>&lt;TLX LINK T4&gt;</w:t>
             </w:r>
           </w:p>
         </w:tc>
@@ -24737,7 +25173,195 @@
         <w:trPr/>
         <w:tc>
           <w:tcPr>
-            <w:tcW w:w="3575" w:type="dxa"/>
+            <w:tcW w:w="2866" w:type="dxa"/>
+            <w:tcBorders/>
+            <w:vAlign w:val="center"/>
+          </w:tcPr>
+          <w:p>
+            <w:pPr>
+              <w:pStyle w:val="TableContents"/>
+              <w:bidi w:val="0"/>
+              <w:spacing w:before="0" w:after="283"/>
+              <w:jc w:val="left"/>
+              <w:rPr/>
+            </w:pPr>
+            <w:r>
+              <w:rPr>
+                <w:rStyle w:val="StrongEmphasis"/>
+              </w:rPr>
+              <w:t>Workload form, Task 6</w:t>
+            </w:r>
+          </w:p>
+        </w:tc>
+        <w:tc>
+          <w:tcPr>
+            <w:tcW w:w="1951" w:type="dxa"/>
+            <w:tcBorders/>
+            <w:vAlign w:val="center"/>
+          </w:tcPr>
+          <w:p>
+            <w:pPr>
+              <w:pStyle w:val="TableContents"/>
+              <w:bidi w:val="0"/>
+              <w:spacing w:before="0" w:after="283"/>
+              <w:jc w:val="left"/>
+              <w:rPr/>
+            </w:pPr>
+            <w:r>
+              <w:rPr>
+                <w:rStyle w:val="SourceText"/>
+              </w:rPr>
+              <w:t>&lt;TLX LINK T6&gt;</w:t>
+            </w:r>
+          </w:p>
+        </w:tc>
+      </w:tr>
+      <w:tr>
+        <w:trPr/>
+        <w:tc>
+          <w:tcPr>
+            <w:tcW w:w="2866" w:type="dxa"/>
+            <w:tcBorders/>
+            <w:vAlign w:val="center"/>
+          </w:tcPr>
+          <w:p>
+            <w:pPr>
+              <w:pStyle w:val="TableContents"/>
+              <w:bidi w:val="0"/>
+              <w:spacing w:before="0" w:after="283"/>
+              <w:jc w:val="left"/>
+              <w:rPr/>
+            </w:pPr>
+            <w:r>
+              <w:rPr>
+                <w:rStyle w:val="StrongEmphasis"/>
+              </w:rPr>
+              <w:t>Workload form, Task 7</w:t>
+            </w:r>
+          </w:p>
+        </w:tc>
+        <w:tc>
+          <w:tcPr>
+            <w:tcW w:w="1951" w:type="dxa"/>
+            <w:tcBorders/>
+            <w:vAlign w:val="center"/>
+          </w:tcPr>
+          <w:p>
+            <w:pPr>
+              <w:pStyle w:val="TableContents"/>
+              <w:bidi w:val="0"/>
+              <w:spacing w:before="0" w:after="283"/>
+              <w:jc w:val="left"/>
+              <w:rPr/>
+            </w:pPr>
+            <w:r>
+              <w:rPr>
+                <w:rStyle w:val="SourceText"/>
+              </w:rPr>
+              <w:t>&lt;TLX LINK T7&gt;</w:t>
+            </w:r>
+          </w:p>
+        </w:tc>
+      </w:tr>
+      <w:tr>
+        <w:trPr/>
+        <w:tc>
+          <w:tcPr>
+            <w:tcW w:w="2866" w:type="dxa"/>
+            <w:tcBorders/>
+            <w:vAlign w:val="center"/>
+          </w:tcPr>
+          <w:p>
+            <w:pPr>
+              <w:pStyle w:val="TableContents"/>
+              <w:bidi w:val="0"/>
+              <w:spacing w:before="0" w:after="283"/>
+              <w:jc w:val="left"/>
+              <w:rPr/>
+            </w:pPr>
+            <w:r>
+              <w:rPr>
+                <w:rStyle w:val="StrongEmphasis"/>
+              </w:rPr>
+              <w:t>Workload form, Task 8</w:t>
+            </w:r>
+          </w:p>
+        </w:tc>
+        <w:tc>
+          <w:tcPr>
+            <w:tcW w:w="1951" w:type="dxa"/>
+            <w:tcBorders/>
+            <w:vAlign w:val="center"/>
+          </w:tcPr>
+          <w:p>
+            <w:pPr>
+              <w:pStyle w:val="TableContents"/>
+              <w:bidi w:val="0"/>
+              <w:spacing w:before="0" w:after="283"/>
+              <w:jc w:val="left"/>
+              <w:rPr/>
+            </w:pPr>
+            <w:r>
+              <w:rPr>
+                <w:rStyle w:val="SourceText"/>
+              </w:rPr>
+              <w:t>&lt;TLX LINK T8&gt;</w:t>
+            </w:r>
+          </w:p>
+        </w:tc>
+      </w:tr>
+      <w:tr>
+        <w:trPr/>
+        <w:tc>
+          <w:tcPr>
+            <w:tcW w:w="2866" w:type="dxa"/>
+            <w:tcBorders/>
+            <w:vAlign w:val="center"/>
+          </w:tcPr>
+          <w:p>
+            <w:pPr>
+              <w:pStyle w:val="TableContents"/>
+              <w:bidi w:val="0"/>
+              <w:spacing w:before="0" w:after="283"/>
+              <w:jc w:val="left"/>
+              <w:rPr/>
+            </w:pPr>
+            <w:r>
+              <w:rPr>
+                <w:rStyle w:val="StrongEmphasis"/>
+              </w:rPr>
+              <w:t>Workload form, Task 9</w:t>
+            </w:r>
+          </w:p>
+        </w:tc>
+        <w:tc>
+          <w:tcPr>
+            <w:tcW w:w="1951" w:type="dxa"/>
+            <w:tcBorders/>
+            <w:vAlign w:val="center"/>
+          </w:tcPr>
+          <w:p>
+            <w:pPr>
+              <w:pStyle w:val="TableContents"/>
+              <w:bidi w:val="0"/>
+              <w:spacing w:before="0" w:after="283"/>
+              <w:jc w:val="left"/>
+              <w:rPr/>
+            </w:pPr>
+            <w:r>
+              <w:rPr>
+                <w:rStyle w:val="SourceText"/>
+              </w:rPr>
+              <w:t>&lt;TLX LINK T9&gt;</w:t>
+            </w:r>
+          </w:p>
+        </w:tc>
+      </w:tr>
+      <w:tr>
+        <w:trPr/>
+        <w:tc>
+          <w:tcPr>
+            <w:tcW w:w="2866" w:type="dxa"/>
             <w:tcBorders/>
             <w:vAlign w:val="center"/>
           </w:tcPr>
@@ -24763,7 +25387,7 @@
         </w:tc>
         <w:tc>
           <w:tcPr>
-            <w:tcW w:w="1844" w:type="dxa"/>
+            <w:tcW w:w="1951" w:type="dxa"/>
             <w:tcBorders/>
             <w:vAlign w:val="center"/>
           </w:tcPr>
@@ -24788,7 +25412,7 @@
         <w:trPr/>
         <w:tc>
           <w:tcPr>
-            <w:tcW w:w="3575" w:type="dxa"/>
+            <w:tcW w:w="2866" w:type="dxa"/>
             <w:tcBorders/>
             <w:vAlign w:val="center"/>
           </w:tcPr>
@@ -24814,7 +25438,7 @@
         </w:tc>
         <w:tc>
           <w:tcPr>
-            <w:tcW w:w="1844" w:type="dxa"/>
+            <w:tcW w:w="1951" w:type="dxa"/>
             <w:tcBorders/>
             <w:vAlign w:val="center"/>
           </w:tcPr>
@@ -25164,9 +25788,19 @@
         <w:rPr>
           <w:rStyle w:val="StrongEmphasis"/>
         </w:rPr>
-        <w:t>Stop here. Open the NASA-TLX form and fill it in for Task 3 before</w:t>
-        <w:br/>
-        <w:t>continuing.</w:t>
+        <w:t xml:space="preserve">Stop here. Open the workload form for Task 3 - </w:t>
+      </w:r>
+      <w:r>
+        <w:rPr>
+          <w:rStyle w:val="SourceText"/>
+        </w:rPr>
+        <w:t>&lt;TLX LINK T3&gt;</w:t>
+      </w:r>
+      <w:r>
+        <w:rPr>
+          <w:rStyle w:val="StrongEmphasis"/>
+        </w:rPr>
+        <w:t xml:space="preserve"> - and fill it in before continuing.</w:t>
       </w:r>
     </w:p>
     <w:p>
@@ -25270,9 +25904,19 @@
         <w:rPr>
           <w:rStyle w:val="StrongEmphasis"/>
         </w:rPr>
-        <w:t>Stop here. Open the NASA-TLX form and fill it in for Task 4 before</w:t>
-        <w:br/>
-        <w:t>continuing.</w:t>
+        <w:t xml:space="preserve">Stop here. Open the workload form for Task 4 - </w:t>
+      </w:r>
+      <w:r>
+        <w:rPr>
+          <w:rStyle w:val="SourceText"/>
+        </w:rPr>
+        <w:t>&lt;TLX LINK T4&gt;</w:t>
+      </w:r>
+      <w:r>
+        <w:rPr>
+          <w:rStyle w:val="StrongEmphasis"/>
+        </w:rPr>
+        <w:t xml:space="preserve"> - and fill it in before continuing.</w:t>
       </w:r>
     </w:p>
     <w:p>
@@ -25475,9 +26119,19 @@
         <w:rPr>
           <w:rStyle w:val="StrongEmphasis"/>
         </w:rPr>
-        <w:t>Stop here. Open the NASA-TLX form and fill it in for Task 6 before</w:t>
-        <w:br/>
-        <w:t>continuing.</w:t>
+        <w:t xml:space="preserve">Stop here. Open the workload form for Task 6 - </w:t>
+      </w:r>
+      <w:r>
+        <w:rPr>
+          <w:rStyle w:val="SourceText"/>
+        </w:rPr>
+        <w:t>&lt;TLX LINK T6&gt;</w:t>
+      </w:r>
+      <w:r>
+        <w:rPr>
+          <w:rStyle w:val="StrongEmphasis"/>
+        </w:rPr>
+        <w:t xml:space="preserve"> - and fill it in before continuing.</w:t>
       </w:r>
     </w:p>
     <w:p>
@@ -25579,9 +26233,19 @@
         <w:rPr>
           <w:rStyle w:val="StrongEmphasis"/>
         </w:rPr>
-        <w:t>Stop here. Open the NASA-TLX form and fill it in for Task 7 before</w:t>
-        <w:br/>
-        <w:t>continuing.</w:t>
+        <w:t xml:space="preserve">Stop here. Open the workload form for Task 7 - </w:t>
+      </w:r>
+      <w:r>
+        <w:rPr>
+          <w:rStyle w:val="SourceText"/>
+        </w:rPr>
+        <w:t>&lt;TLX LINK T7&gt;</w:t>
+      </w:r>
+      <w:r>
+        <w:rPr>
+          <w:rStyle w:val="StrongEmphasis"/>
+        </w:rPr>
+        <w:t xml:space="preserve"> - and fill it in before continuing.</w:t>
       </w:r>
     </w:p>
     <w:p>
@@ -25714,9 +26378,19 @@
         <w:rPr>
           <w:rStyle w:val="StrongEmphasis"/>
         </w:rPr>
-        <w:t>Stop here. Open the NASA-TLX form and fill it in for Task 8 before</w:t>
-        <w:br/>
-        <w:t>continuing.</w:t>
+        <w:t xml:space="preserve">Stop here. Open the workload form for Task 8 - </w:t>
+      </w:r>
+      <w:r>
+        <w:rPr>
+          <w:rStyle w:val="SourceText"/>
+        </w:rPr>
+        <w:t>&lt;TLX LINK T8&gt;</w:t>
+      </w:r>
+      <w:r>
+        <w:rPr>
+          <w:rStyle w:val="StrongEmphasis"/>
+        </w:rPr>
+        <w:t xml:space="preserve"> - and fill it in before continuing.</w:t>
       </w:r>
     </w:p>
     <w:p>
@@ -25818,9 +26492,19 @@
         <w:rPr>
           <w:rStyle w:val="StrongEmphasis"/>
         </w:rPr>
-        <w:t>Stop here. Open the NASA-TLX form and fill it in for Task 9 before</w:t>
-        <w:br/>
-        <w:t>continuing.</w:t>
+        <w:t xml:space="preserve">Stop here. Open the workload form for Task 9 - </w:t>
+      </w:r>
+      <w:r>
+        <w:rPr>
+          <w:rStyle w:val="SourceText"/>
+        </w:rPr>
+        <w:t>&lt;TLX LINK T9&gt;</w:t>
+      </w:r>
+      <w:r>
+        <w:rPr>
+          <w:rStyle w:val="StrongEmphasis"/>
+        </w:rPr>
+        <w:t xml:space="preserve"> - and fill it in before continuing.</w:t>
       </w:r>
     </w:p>
     <w:p>
@@ -26348,6 +27032,41 @@
       <w:r>
         <w:rPr/>
         <w:t>As suas ligações - mantenha este documento aberto</w:t>
+      </w:r>
+    </w:p>
+    <w:p>
+      <w:pPr>
+        <w:pStyle w:val="TextBody"/>
+        <w:bidi w:val="0"/>
+        <w:spacing w:before="0" w:after="283"/>
+        <w:jc w:val="left"/>
+        <w:rPr/>
+      </w:pPr>
+      <w:r>
+        <w:rPr>
+          <w:rStyle w:val="StrongEmphasis"/>
+        </w:rPr>
+        <w:t xml:space="preserve">Cada tarefa </w:t>
+      </w:r>
+      <w:r>
+        <w:rPr>
+          <w:rStyle w:val="SourceText"/>
+        </w:rPr>
+        <w:t>[TLX]</w:t>
+      </w:r>
+      <w:r>
+        <w:rPr>
+          <w:rStyle w:val="StrongEmphasis"/>
+        </w:rPr>
+        <w:t xml:space="preserve"> tem a sua própria ligação.</w:t>
+      </w:r>
+      <w:r>
+        <w:rPr/>
+        <w:t xml:space="preserve"> Utilize a que está indicada</w:t>
+        <w:br/>
+        <w:t>nessa tarefa, e não a de cima ou a de baixo - cada ligação já sabe a que tarefa</w:t>
+        <w:br/>
+        <w:t>pertence.</w:t>
       </w:r>
     </w:p>
     <w:tbl>
@@ -26364,8 +27083,8 @@
         </w:tblCellMar>
       </w:tblPr>
       <w:tblGrid>
-        <w:gridCol w:w="3714"/>
-        <w:gridCol w:w="1705"/>
+        <w:gridCol w:w="3607"/>
+        <w:gridCol w:w="1812"/>
       </w:tblGrid>
       <w:tr>
         <w:trPr>
@@ -26373,7 +27092,7 @@
         </w:trPr>
         <w:tc>
           <w:tcPr>
-            <w:tcW w:w="3714" w:type="dxa"/>
+            <w:tcW w:w="3607" w:type="dxa"/>
             <w:tcBorders/>
             <w:vAlign w:val="center"/>
           </w:tcPr>
@@ -26395,7 +27114,7 @@
         </w:tc>
         <w:tc>
           <w:tcPr>
-            <w:tcW w:w="1705" w:type="dxa"/>
+            <w:tcW w:w="1812" w:type="dxa"/>
             <w:tcBorders/>
             <w:vAlign w:val="center"/>
           </w:tcPr>
@@ -26420,7 +27139,7 @@
         <w:trPr/>
         <w:tc>
           <w:tcPr>
-            <w:tcW w:w="3714" w:type="dxa"/>
+            <w:tcW w:w="3607" w:type="dxa"/>
             <w:tcBorders/>
             <w:vAlign w:val="center"/>
           </w:tcPr>
@@ -26436,27 +27155,60 @@
               <w:rPr>
                 <w:rStyle w:val="StrongEmphasis"/>
               </w:rPr>
-              <w:t>Formulário NASA-TLX</w:t>
-            </w:r>
-            <w:r>
-              <w:rPr/>
-              <w:t xml:space="preserve"> (após cada tarefa </w:t>
-            </w:r>
+              <w:t>Formulário de carga de trabalho, Tarefa 3</w:t>
+            </w:r>
+          </w:p>
+        </w:tc>
+        <w:tc>
+          <w:tcPr>
+            <w:tcW w:w="1812" w:type="dxa"/>
+            <w:tcBorders/>
+            <w:vAlign w:val="center"/>
+          </w:tcPr>
+          <w:p>
+            <w:pPr>
+              <w:pStyle w:val="TableContents"/>
+              <w:bidi w:val="0"/>
+              <w:spacing w:before="0" w:after="283"/>
+              <w:jc w:val="left"/>
+              <w:rPr/>
+            </w:pPr>
             <w:r>
               <w:rPr>
                 <w:rStyle w:val="SourceText"/>
               </w:rPr>
-              <w:t>[TLX]</w:t>
-            </w:r>
-            <w:r>
-              <w:rPr/>
-              <w:t>)</w:t>
-            </w:r>
-          </w:p>
-        </w:tc>
-        <w:tc>
-          <w:tcPr>
-            <w:tcW w:w="1705" w:type="dxa"/>
+              <w:t>&lt;TLX LINK T3&gt;</w:t>
+            </w:r>
+          </w:p>
+        </w:tc>
+      </w:tr>
+      <w:tr>
+        <w:trPr/>
+        <w:tc>
+          <w:tcPr>
+            <w:tcW w:w="3607" w:type="dxa"/>
+            <w:tcBorders/>
+            <w:vAlign w:val="center"/>
+          </w:tcPr>
+          <w:p>
+            <w:pPr>
+              <w:pStyle w:val="TableContents"/>
+              <w:bidi w:val="0"/>
+              <w:spacing w:before="0" w:after="283"/>
+              <w:jc w:val="left"/>
+              <w:rPr/>
+            </w:pPr>
+            <w:r>
+              <w:rPr>
+                <w:rStyle w:val="StrongEmphasis"/>
+              </w:rPr>
+              <w:t>Formulário de carga de trabalho, Tarefa 4</w:t>
+            </w:r>
+          </w:p>
+        </w:tc>
+        <w:tc>
+          <w:tcPr>
+            <w:tcW w:w="1812" w:type="dxa"/>
             <w:tcBorders/>
             <w:vAlign w:val="center"/>
           </w:tcPr>
@@ -26472,7 +27224,7 @@
               <w:rPr>
                 <w:rStyle w:val="SourceText"/>
               </w:rPr>
-              <w:t>&lt;TLX FORM LINK&gt;</w:t>
+              <w:t>&lt;TLX LINK T4&gt;</w:t>
             </w:r>
           </w:p>
         </w:tc>
@@ -26481,7 +27233,195 @@
         <w:trPr/>
         <w:tc>
           <w:tcPr>
-            <w:tcW w:w="3714" w:type="dxa"/>
+            <w:tcW w:w="3607" w:type="dxa"/>
+            <w:tcBorders/>
+            <w:vAlign w:val="center"/>
+          </w:tcPr>
+          <w:p>
+            <w:pPr>
+              <w:pStyle w:val="TableContents"/>
+              <w:bidi w:val="0"/>
+              <w:spacing w:before="0" w:after="283"/>
+              <w:jc w:val="left"/>
+              <w:rPr/>
+            </w:pPr>
+            <w:r>
+              <w:rPr>
+                <w:rStyle w:val="StrongEmphasis"/>
+              </w:rPr>
+              <w:t>Formulário de carga de trabalho, Tarefa 6</w:t>
+            </w:r>
+          </w:p>
+        </w:tc>
+        <w:tc>
+          <w:tcPr>
+            <w:tcW w:w="1812" w:type="dxa"/>
+            <w:tcBorders/>
+            <w:vAlign w:val="center"/>
+          </w:tcPr>
+          <w:p>
+            <w:pPr>
+              <w:pStyle w:val="TableContents"/>
+              <w:bidi w:val="0"/>
+              <w:spacing w:before="0" w:after="283"/>
+              <w:jc w:val="left"/>
+              <w:rPr/>
+            </w:pPr>
+            <w:r>
+              <w:rPr>
+                <w:rStyle w:val="SourceText"/>
+              </w:rPr>
+              <w:t>&lt;TLX LINK T6&gt;</w:t>
+            </w:r>
+          </w:p>
+        </w:tc>
+      </w:tr>
+      <w:tr>
+        <w:trPr/>
+        <w:tc>
+          <w:tcPr>
+            <w:tcW w:w="3607" w:type="dxa"/>
+            <w:tcBorders/>
+            <w:vAlign w:val="center"/>
+          </w:tcPr>
+          <w:p>
+            <w:pPr>
+              <w:pStyle w:val="TableContents"/>
+              <w:bidi w:val="0"/>
+              <w:spacing w:before="0" w:after="283"/>
+              <w:jc w:val="left"/>
+              <w:rPr/>
+            </w:pPr>
+            <w:r>
+              <w:rPr>
+                <w:rStyle w:val="StrongEmphasis"/>
+              </w:rPr>
+              <w:t>Formulário de carga de trabalho, Tarefa 7</w:t>
+            </w:r>
+          </w:p>
+        </w:tc>
+        <w:tc>
+          <w:tcPr>
+            <w:tcW w:w="1812" w:type="dxa"/>
+            <w:tcBorders/>
+            <w:vAlign w:val="center"/>
+          </w:tcPr>
+          <w:p>
+            <w:pPr>
+              <w:pStyle w:val="TableContents"/>
+              <w:bidi w:val="0"/>
+              <w:spacing w:before="0" w:after="283"/>
+              <w:jc w:val="left"/>
+              <w:rPr/>
+            </w:pPr>
+            <w:r>
+              <w:rPr>
+                <w:rStyle w:val="SourceText"/>
+              </w:rPr>
+              <w:t>&lt;TLX LINK T7&gt;</w:t>
+            </w:r>
+          </w:p>
+        </w:tc>
+      </w:tr>
+      <w:tr>
+        <w:trPr/>
+        <w:tc>
+          <w:tcPr>
+            <w:tcW w:w="3607" w:type="dxa"/>
+            <w:tcBorders/>
+            <w:vAlign w:val="center"/>
+          </w:tcPr>
+          <w:p>
+            <w:pPr>
+              <w:pStyle w:val="TableContents"/>
+              <w:bidi w:val="0"/>
+              <w:spacing w:before="0" w:after="283"/>
+              <w:jc w:val="left"/>
+              <w:rPr/>
+            </w:pPr>
+            <w:r>
+              <w:rPr>
+                <w:rStyle w:val="StrongEmphasis"/>
+              </w:rPr>
+              <w:t>Formulário de carga de trabalho, Tarefa 8</w:t>
+            </w:r>
+          </w:p>
+        </w:tc>
+        <w:tc>
+          <w:tcPr>
+            <w:tcW w:w="1812" w:type="dxa"/>
+            <w:tcBorders/>
+            <w:vAlign w:val="center"/>
+          </w:tcPr>
+          <w:p>
+            <w:pPr>
+              <w:pStyle w:val="TableContents"/>
+              <w:bidi w:val="0"/>
+              <w:spacing w:before="0" w:after="283"/>
+              <w:jc w:val="left"/>
+              <w:rPr/>
+            </w:pPr>
+            <w:r>
+              <w:rPr>
+                <w:rStyle w:val="SourceText"/>
+              </w:rPr>
+              <w:t>&lt;TLX LINK T8&gt;</w:t>
+            </w:r>
+          </w:p>
+        </w:tc>
+      </w:tr>
+      <w:tr>
+        <w:trPr/>
+        <w:tc>
+          <w:tcPr>
+            <w:tcW w:w="3607" w:type="dxa"/>
+            <w:tcBorders/>
+            <w:vAlign w:val="center"/>
+          </w:tcPr>
+          <w:p>
+            <w:pPr>
+              <w:pStyle w:val="TableContents"/>
+              <w:bidi w:val="0"/>
+              <w:spacing w:before="0" w:after="283"/>
+              <w:jc w:val="left"/>
+              <w:rPr/>
+            </w:pPr>
+            <w:r>
+              <w:rPr>
+                <w:rStyle w:val="StrongEmphasis"/>
+              </w:rPr>
+              <w:t>Formulário de carga de trabalho, Tarefa 9</w:t>
+            </w:r>
+          </w:p>
+        </w:tc>
+        <w:tc>
+          <w:tcPr>
+            <w:tcW w:w="1812" w:type="dxa"/>
+            <w:tcBorders/>
+            <w:vAlign w:val="center"/>
+          </w:tcPr>
+          <w:p>
+            <w:pPr>
+              <w:pStyle w:val="TableContents"/>
+              <w:bidi w:val="0"/>
+              <w:spacing w:before="0" w:after="283"/>
+              <w:jc w:val="left"/>
+              <w:rPr/>
+            </w:pPr>
+            <w:r>
+              <w:rPr>
+                <w:rStyle w:val="SourceText"/>
+              </w:rPr>
+              <w:t>&lt;TLX LINK T9&gt;</w:t>
+            </w:r>
+          </w:p>
+        </w:tc>
+      </w:tr>
+      <w:tr>
+        <w:trPr/>
+        <w:tc>
+          <w:tcPr>
+            <w:tcW w:w="3607" w:type="dxa"/>
             <w:tcBorders/>
             <w:vAlign w:val="center"/>
           </w:tcPr>
@@ -26507,7 +27447,7 @@
         </w:tc>
         <w:tc>
           <w:tcPr>
-            <w:tcW w:w="1705" w:type="dxa"/>
+            <w:tcW w:w="1812" w:type="dxa"/>
             <w:tcBorders/>
             <w:vAlign w:val="center"/>
           </w:tcPr>
@@ -26532,7 +27472,7 @@
         <w:trPr/>
         <w:tc>
           <w:tcPr>
-            <w:tcW w:w="3714" w:type="dxa"/>
+            <w:tcW w:w="3607" w:type="dxa"/>
             <w:tcBorders/>
             <w:vAlign w:val="center"/>
           </w:tcPr>
@@ -26558,7 +27498,7 @@
         </w:tc>
         <w:tc>
           <w:tcPr>
-            <w:tcW w:w="1705" w:type="dxa"/>
+            <w:tcW w:w="1812" w:type="dxa"/>
             <w:tcBorders/>
             <w:vAlign w:val="center"/>
           </w:tcPr>
@@ -26835,9 +27775,19 @@
         <w:rPr>
           <w:rStyle w:val="StrongEmphasis"/>
         </w:rPr>
-        <w:t>Pare aqui. Abra o formulário NASA-TLX e preencha-o para a Tarefa 3 antes</w:t>
-        <w:br/>
-        <w:t>de continuar.</w:t>
+        <w:t xml:space="preserve">Pare aqui. Abra o formulário de carga de trabalho da Tarefa 3 - </w:t>
+      </w:r>
+      <w:r>
+        <w:rPr>
+          <w:rStyle w:val="SourceText"/>
+        </w:rPr>
+        <w:t>&lt;TLX LINK T3&gt;</w:t>
+      </w:r>
+      <w:r>
+        <w:rPr>
+          <w:rStyle w:val="StrongEmphasis"/>
+        </w:rPr>
+        <w:t xml:space="preserve"> - e preencha-o antes de continuar.</w:t>
       </w:r>
     </w:p>
     <w:p>
@@ -26916,9 +27866,19 @@
         <w:rPr>
           <w:rStyle w:val="StrongEmphasis"/>
         </w:rPr>
-        <w:t>Pare aqui. Abra o formulário NASA-TLX e preencha-o para a Tarefa 4 antes</w:t>
-        <w:br/>
-        <w:t>de continuar.</w:t>
+        <w:t xml:space="preserve">Pare aqui. Abra o formulário de carga de trabalho da Tarefa 4 - </w:t>
+      </w:r>
+      <w:r>
+        <w:rPr>
+          <w:rStyle w:val="SourceText"/>
+        </w:rPr>
+        <w:t>&lt;TLX LINK T4&gt;</w:t>
+      </w:r>
+      <w:r>
+        <w:rPr>
+          <w:rStyle w:val="StrongEmphasis"/>
+        </w:rPr>
+        <w:t xml:space="preserve"> - e preencha-o antes de continuar.</w:t>
       </w:r>
     </w:p>
     <w:p>
@@ -27075,9 +28035,19 @@
         <w:rPr>
           <w:rStyle w:val="StrongEmphasis"/>
         </w:rPr>
-        <w:t>Pare aqui. Abra o formulário NASA-TLX e preencha-o para a Tarefa 6 antes</w:t>
-        <w:br/>
-        <w:t>de continuar.</w:t>
+        <w:t xml:space="preserve">Pare aqui. Abra o formulário de carga de trabalho da Tarefa 6 - </w:t>
+      </w:r>
+      <w:r>
+        <w:rPr>
+          <w:rStyle w:val="SourceText"/>
+        </w:rPr>
+        <w:t>&lt;TLX LINK T6&gt;</w:t>
+      </w:r>
+      <w:r>
+        <w:rPr>
+          <w:rStyle w:val="StrongEmphasis"/>
+        </w:rPr>
+        <w:t xml:space="preserve"> - e preencha-o antes de continuar.</w:t>
       </w:r>
     </w:p>
     <w:p>
@@ -27154,9 +28124,19 @@
         <w:rPr>
           <w:rStyle w:val="StrongEmphasis"/>
         </w:rPr>
-        <w:t>Pare aqui. Abra o formulário NASA-TLX e preencha-o para a Tarefa 7 antes</w:t>
-        <w:br/>
-        <w:t>de continuar.</w:t>
+        <w:t xml:space="preserve">Pare aqui. Abra o formulário de carga de trabalho da Tarefa 7 - </w:t>
+      </w:r>
+      <w:r>
+        <w:rPr>
+          <w:rStyle w:val="SourceText"/>
+        </w:rPr>
+        <w:t>&lt;TLX LINK T7&gt;</w:t>
+      </w:r>
+      <w:r>
+        <w:rPr>
+          <w:rStyle w:val="StrongEmphasis"/>
+        </w:rPr>
+        <w:t xml:space="preserve"> - e preencha-o antes de continuar.</w:t>
       </w:r>
     </w:p>
     <w:p>
@@ -27265,9 +28245,19 @@
         <w:rPr>
           <w:rStyle w:val="StrongEmphasis"/>
         </w:rPr>
-        <w:t>Pare aqui. Abra o formulário NASA-TLX e preencha-o para a Tarefa 8 antes</w:t>
-        <w:br/>
-        <w:t>de continuar.</w:t>
+        <w:t xml:space="preserve">Pare aqui. Abra o formulário de carga de trabalho da Tarefa 8 - </w:t>
+      </w:r>
+      <w:r>
+        <w:rPr>
+          <w:rStyle w:val="SourceText"/>
+        </w:rPr>
+        <w:t>&lt;TLX LINK T8&gt;</w:t>
+      </w:r>
+      <w:r>
+        <w:rPr>
+          <w:rStyle w:val="StrongEmphasis"/>
+        </w:rPr>
+        <w:t xml:space="preserve"> - e preencha-o antes de continuar.</w:t>
       </w:r>
     </w:p>
     <w:p>
@@ -27346,9 +28336,19 @@
         <w:rPr>
           <w:rStyle w:val="StrongEmphasis"/>
         </w:rPr>
-        <w:t>Pare aqui. Abra o formulário NASA-TLX e preencha-o para a Tarefa 9 antes</w:t>
-        <w:br/>
-        <w:t>de continuar.</w:t>
+        <w:t xml:space="preserve">Pare aqui. Abra o formulário de carga de trabalho da Tarefa 9 - </w:t>
+      </w:r>
+      <w:r>
+        <w:rPr>
+          <w:rStyle w:val="SourceText"/>
+        </w:rPr>
+        <w:t>&lt;TLX LINK T9&gt;</w:t>
+      </w:r>
+      <w:r>
+        <w:rPr>
+          <w:rStyle w:val="StrongEmphasis"/>
+        </w:rPr>
+        <w:t xml:space="preserve"> - e preencha-o antes de continuar.</w:t>
       </w:r>
     </w:p>
     <w:p>
@@ -34944,7 +35944,7 @@
       </w:r>
       <w:r>
         <w:rPr/>
-        <w:t xml:space="preserve"> administered. Justification is in </w:t>
+        <w:t xml:space="preserve"> administered. Full justification is in </w:t>
       </w:r>
       <w:r>
         <w:rPr>
@@ -34954,23 +35954,22 @@
       </w:r>
       <w:r>
         <w:rPr/>
-        <w:t xml:space="preserve"> section 4 and</w:t>
-        <w:br/>
-        <w:t>must appear in Chapter 9 - reporting an unweighted score as plain "NASA-TLX" is</w:t>
-        <w:br/>
-        <w:t>the error to avoid. Always write "Raw TLX".</w:t>
-      </w:r>
-    </w:p>
-    <w:p>
-      <w:pPr>
-        <w:pStyle w:val="Heading2"/>
-        <w:bidi w:val="0"/>
-        <w:jc w:val="left"/>
-        <w:rPr/>
-      </w:pPr>
-      <w:r>
-        <w:rPr/>
-        <w:t>Administration: per task, not per session</w:t>
+        <w:br/>
+        <w:t xml:space="preserve">section 4, and it is written into Chapter 9 </w:t>
+      </w:r>
+      <w:r>
+        <w:rPr>
+          <w:rStyle w:val="SourceText"/>
+        </w:rPr>
+        <w:t>sec:tlx</w:t>
+      </w:r>
+      <w:r>
+        <w:rPr/>
+        <w:t xml:space="preserve"> as of 2026-08-12.</w:t>
+        <w:br/>
+        <w:t>Reporting an unweighted score as plain "NASA-TLX" is the error to avoid. Always</w:t>
+        <w:br/>
+        <w:t>write "Raw TLX".</w:t>
       </w:r>
     </w:p>
     <w:p>
@@ -34982,45 +35981,10 @@
         <w:rPr/>
       </w:pPr>
       <w:r>
-        <w:rPr>
-          <w:rStyle w:val="StrongEmphasis"/>
-        </w:rPr>
-        <w:t>Decision: Raw TLX is administered once after each marked task</w:t>
-      </w:r>
-      <w:r>
-        <w:rPr/>
-        <w:t>, immediately,</w:t>
-        <w:br/>
-        <w:t>before the participant reads the next task. Six administrations per participant</w:t>
-        <w:br/>
-        <w:t>(script tasks 3, 4, 6, 7, 8, 9).</w:t>
-      </w:r>
-    </w:p>
-    <w:p>
-      <w:pPr>
-        <w:pStyle w:val="TextBody"/>
-        <w:bidi w:val="0"/>
-        <w:spacing w:before="0" w:after="283"/>
-        <w:jc w:val="left"/>
-        <w:rPr/>
-      </w:pPr>
-      <w:r>
-        <w:rPr/>
-        <w:t xml:space="preserve">This is the instrument's intended use. NASA-TLX is a </w:t>
-      </w:r>
-      <w:r>
-        <w:rPr>
-          <w:rStyle w:val="Emphasis"/>
-        </w:rPr>
-        <w:t>task</w:t>
-      </w:r>
-      <w:r>
-        <w:rPr/>
-        <w:t xml:space="preserve"> load index; a single</w:t>
-        <w:br/>
-        <w:t>end-of-session administration is the compromise, not the standard. Three</w:t>
-        <w:br/>
-        <w:t>consequences, all favourable:</w:t>
+        <w:rPr/>
+        <w:t>The short form of the argument, in the order the arguments actually carry</w:t>
+        <w:br/>
+        <w:t>weight:</w:t>
       </w:r>
     </w:p>
     <w:p>
@@ -35044,29 +36008,21 @@
         <w:rPr>
           <w:rStyle w:val="StrongEmphasis"/>
         </w:rPr>
-        <w:t>Workload profile per phase.</w:t>
-      </w:r>
-      <w:r>
-        <w:rPr/>
-        <w:t xml:space="preserve"> The primary result becomes a matrix of six</w:t>
-        <w:br/>
-        <w:t>subscales by six tasks, not one flat score. "Phase 2 design carries the</w:t>
-        <w:br/>
-        <w:t>highest mental demand while Phase 5 carries the highest frustration" is a</w:t>
-        <w:br/>
-        <w:t xml:space="preserve">claim about </w:t>
-      </w:r>
-      <w:r>
-        <w:rPr>
-          <w:rStyle w:val="Emphasis"/>
-        </w:rPr>
-        <w:t>where in the framework</w:t>
-      </w:r>
-      <w:r>
-        <w:rPr/>
-        <w:t xml:space="preserve"> the burden sits, which is what this</w:t>
-        <w:br/>
-        <w:t xml:space="preserve">thesis is actually arguing about. A single aggregate cannot say that. </w:t>
+        <w:t>The literature does not favour weighting.</w:t>
+      </w:r>
+      <w:r>
+        <w:rPr/>
+        <w:t xml:space="preserve"> Hart's twenty-year review of</w:t>
+        <w:br/>
+        <w:t>550 studies records that dropping the weighting is the most common</w:t>
+        <w:br/>
+        <w:t>modification made to the instrument, and that across the 29 studies directly</w:t>
+        <w:br/>
+        <w:t>comparing the two versions the Raw variant was found more sensitive, less</w:t>
+        <w:br/>
+        <w:t>sensitive, or equally sensitive depending on the study - no consistent</w:t>
+        <w:br/>
+        <w:t xml:space="preserve">advantage either way (Hart, 2006). </w:t>
       </w:r>
     </w:p>
     <w:p>
@@ -35090,13 +36046,15 @@
         <w:rPr>
           <w:rStyle w:val="StrongEmphasis"/>
         </w:rPr>
-        <w:t>No recall decay.</w:t>
-      </w:r>
-      <w:r>
-        <w:rPr/>
-        <w:t xml:space="preserve"> Each rating is taken within a minute of the work it</w:t>
-        <w:br/>
-        <w:t xml:space="preserve">describes. </w:t>
+        <w:t>Weights only earn their cost across conditions.</w:t>
+      </w:r>
+      <w:r>
+        <w:rPr/>
+        <w:t xml:space="preserve"> Their purpose is to make</w:t>
+        <w:br/>
+        <w:t>aggregates commensurable between raters when conditions are compared. This</w:t>
+        <w:br/>
+        <w:t xml:space="preserve">evaluation has one condition. </w:t>
       </w:r>
     </w:p>
     <w:p>
@@ -35105,6 +36063,216 @@
         <w:numPr>
           <w:ilvl w:val="0"/>
           <w:numId w:val="35"/>
+        </w:numPr>
+        <w:tabs>
+          <w:tab w:val="clear" w:pos="1134"/>
+          <w:tab w:val="left" w:pos="709" w:leader="none"/>
+        </w:tabs>
+        <w:bidi w:val="0"/>
+        <w:spacing w:before="0" w:after="0"/>
+        <w:ind w:left="709" w:hanging="283"/>
+        <w:jc w:val="left"/>
+        <w:rPr/>
+      </w:pPr>
+      <w:r>
+        <w:rPr>
+          <w:rStyle w:val="StrongEmphasis"/>
+        </w:rPr>
+        <w:t>Ninety comparisons per participant.</w:t>
+      </w:r>
+      <w:r>
+        <w:rPr/>
+        <w:t xml:space="preserve"> Fifteen pairwise comparisons times</w:t>
+        <w:br/>
+        <w:t xml:space="preserve">six tasks, on top of 36 ratings, inside a 60-minute unmoderated session. </w:t>
+      </w:r>
+    </w:p>
+    <w:p>
+      <w:pPr>
+        <w:pStyle w:val="TextBody"/>
+        <w:numPr>
+          <w:ilvl w:val="0"/>
+          <w:numId w:val="35"/>
+        </w:numPr>
+        <w:tabs>
+          <w:tab w:val="clear" w:pos="1134"/>
+          <w:tab w:val="left" w:pos="709" w:leader="none"/>
+        </w:tabs>
+        <w:bidi w:val="0"/>
+        <w:ind w:left="709" w:hanging="283"/>
+        <w:jc w:val="left"/>
+        <w:rPr/>
+      </w:pPr>
+      <w:r>
+        <w:rPr>
+          <w:rStyle w:val="StrongEmphasis"/>
+        </w:rPr>
+        <w:t>The subscale scores are identical either way.</w:t>
+      </w:r>
+      <w:r>
+        <w:rPr/>
+        <w:t xml:space="preserve"> Weighting affects only how</w:t>
+        <w:br/>
+        <w:t>they are combined into an aggregate, and the six-subscale profile is this</w:t>
+        <w:br/>
+        <w:t>evaluation's primary result. What is given up is comparability of the</w:t>
+        <w:br/>
+      </w:r>
+      <w:r>
+        <w:rPr>
+          <w:rStyle w:val="Emphasis"/>
+        </w:rPr>
+        <w:t>aggregate</w:t>
+      </w:r>
+      <w:r>
+        <w:rPr/>
+        <w:t xml:space="preserve"> to weighted aggregates published elsewhere. </w:t>
+      </w:r>
+    </w:p>
+    <w:p>
+      <w:pPr>
+        <w:pStyle w:val="Heading2"/>
+        <w:bidi w:val="0"/>
+        <w:jc w:val="left"/>
+        <w:rPr/>
+      </w:pPr>
+      <w:r>
+        <w:rPr/>
+        <w:t>Administration: per task, not per session</w:t>
+      </w:r>
+    </w:p>
+    <w:p>
+      <w:pPr>
+        <w:pStyle w:val="TextBody"/>
+        <w:bidi w:val="0"/>
+        <w:spacing w:before="0" w:after="283"/>
+        <w:jc w:val="left"/>
+        <w:rPr/>
+      </w:pPr>
+      <w:r>
+        <w:rPr>
+          <w:rStyle w:val="StrongEmphasis"/>
+        </w:rPr>
+        <w:t>Decision: Raw TLX is administered once after each marked task</w:t>
+      </w:r>
+      <w:r>
+        <w:rPr/>
+        <w:t>, immediately,</w:t>
+        <w:br/>
+        <w:t>before the participant reads the next task. Six administrations per participant</w:t>
+        <w:br/>
+        <w:t>(script tasks 3, 4, 6, 7, 8, 9).</w:t>
+      </w:r>
+    </w:p>
+    <w:p>
+      <w:pPr>
+        <w:pStyle w:val="TextBody"/>
+        <w:bidi w:val="0"/>
+        <w:spacing w:before="0" w:after="283"/>
+        <w:jc w:val="left"/>
+        <w:rPr/>
+      </w:pPr>
+      <w:r>
+        <w:rPr/>
+        <w:t xml:space="preserve">This is the instrument's intended use. NASA-TLX is a </w:t>
+      </w:r>
+      <w:r>
+        <w:rPr>
+          <w:rStyle w:val="Emphasis"/>
+        </w:rPr>
+        <w:t>task</w:t>
+      </w:r>
+      <w:r>
+        <w:rPr/>
+        <w:t xml:space="preserve"> load index; a single</w:t>
+        <w:br/>
+        <w:t>end-of-session administration is the compromise, not the standard. Three</w:t>
+        <w:br/>
+        <w:t>consequences, all favourable:</w:t>
+      </w:r>
+    </w:p>
+    <w:p>
+      <w:pPr>
+        <w:pStyle w:val="TextBody"/>
+        <w:numPr>
+          <w:ilvl w:val="0"/>
+          <w:numId w:val="36"/>
+        </w:numPr>
+        <w:tabs>
+          <w:tab w:val="clear" w:pos="1134"/>
+          <w:tab w:val="left" w:pos="709" w:leader="none"/>
+        </w:tabs>
+        <w:bidi w:val="0"/>
+        <w:spacing w:before="0" w:after="0"/>
+        <w:ind w:left="709" w:hanging="283"/>
+        <w:jc w:val="left"/>
+        <w:rPr/>
+      </w:pPr>
+      <w:r>
+        <w:rPr>
+          <w:rStyle w:val="StrongEmphasis"/>
+        </w:rPr>
+        <w:t>Workload profile per phase.</w:t>
+      </w:r>
+      <w:r>
+        <w:rPr/>
+        <w:t xml:space="preserve"> The primary result becomes a matrix of six</w:t>
+        <w:br/>
+        <w:t>subscales by six tasks, not one flat score. "Phase 2 design carries the</w:t>
+        <w:br/>
+        <w:t>highest mental demand while Phase 5 carries the highest frustration" is a</w:t>
+        <w:br/>
+        <w:t xml:space="preserve">claim about </w:t>
+      </w:r>
+      <w:r>
+        <w:rPr>
+          <w:rStyle w:val="Emphasis"/>
+        </w:rPr>
+        <w:t>where in the framework</w:t>
+      </w:r>
+      <w:r>
+        <w:rPr/>
+        <w:t xml:space="preserve"> the burden sits, which is what this</w:t>
+        <w:br/>
+        <w:t xml:space="preserve">thesis is actually arguing about. A single aggregate cannot say that. </w:t>
+      </w:r>
+    </w:p>
+    <w:p>
+      <w:pPr>
+        <w:pStyle w:val="TextBody"/>
+        <w:numPr>
+          <w:ilvl w:val="0"/>
+          <w:numId w:val="36"/>
+        </w:numPr>
+        <w:tabs>
+          <w:tab w:val="clear" w:pos="1134"/>
+          <w:tab w:val="left" w:pos="709" w:leader="none"/>
+        </w:tabs>
+        <w:bidi w:val="0"/>
+        <w:spacing w:before="0" w:after="0"/>
+        <w:ind w:left="709" w:hanging="283"/>
+        <w:jc w:val="left"/>
+        <w:rPr/>
+      </w:pPr>
+      <w:r>
+        <w:rPr>
+          <w:rStyle w:val="StrongEmphasis"/>
+        </w:rPr>
+        <w:t>No recall decay.</w:t>
+      </w:r>
+      <w:r>
+        <w:rPr/>
+        <w:t xml:space="preserve"> Each rating is taken within a minute of the work it</w:t>
+        <w:br/>
+        <w:t xml:space="preserve">describes. </w:t>
+      </w:r>
+    </w:p>
+    <w:p>
+      <w:pPr>
+        <w:pStyle w:val="TextBody"/>
+        <w:numPr>
+          <w:ilvl w:val="0"/>
+          <w:numId w:val="36"/>
         </w:numPr>
         <w:tabs>
           <w:tab w:val="clear" w:pos="1134"/>
@@ -36767,7 +37935,7 @@
         <w:pStyle w:val="TextBody"/>
         <w:numPr>
           <w:ilvl w:val="0"/>
-          <w:numId w:val="36"/>
+          <w:numId w:val="37"/>
         </w:numPr>
         <w:tabs>
           <w:tab w:val="clear" w:pos="1134"/>
@@ -36796,131 +37964,6 @@
         <w:t>0-10 form scale was used, multiply the response by 10 and record the</w:t>
         <w:br/>
         <w:t xml:space="preserve">deviation. </w:t>
-      </w:r>
-    </w:p>
-    <w:p>
-      <w:pPr>
-        <w:pStyle w:val="TextBody"/>
-        <w:numPr>
-          <w:ilvl w:val="0"/>
-          <w:numId w:val="36"/>
-        </w:numPr>
-        <w:tabs>
-          <w:tab w:val="clear" w:pos="1134"/>
-          <w:tab w:val="left" w:pos="709" w:leader="none"/>
-        </w:tabs>
-        <w:bidi w:val="0"/>
-        <w:spacing w:before="0" w:after="0"/>
-        <w:ind w:left="709" w:hanging="283"/>
-        <w:jc w:val="left"/>
-        <w:rPr/>
-      </w:pPr>
-      <w:r>
-        <w:rPr>
-          <w:rStyle w:val="StrongEmphasis"/>
-        </w:rPr>
-        <w:t>Performance is recorded as marked, on its own Perfect-to-Failure scale.</w:t>
-      </w:r>
-      <w:r>
-        <w:rPr/>
-        <w:br/>
-        <w:t>Do not silently invert it. If it is inverted to make the aggregate</w:t>
-        <w:br/>
-        <w:t xml:space="preserve">directionally consistent, state that in the caption, every time. </w:t>
-      </w:r>
-    </w:p>
-    <w:p>
-      <w:pPr>
-        <w:pStyle w:val="TextBody"/>
-        <w:numPr>
-          <w:ilvl w:val="0"/>
-          <w:numId w:val="36"/>
-        </w:numPr>
-        <w:tabs>
-          <w:tab w:val="clear" w:pos="1134"/>
-          <w:tab w:val="left" w:pos="709" w:leader="none"/>
-        </w:tabs>
-        <w:bidi w:val="0"/>
-        <w:ind w:left="709" w:hanging="283"/>
-        <w:jc w:val="left"/>
-        <w:rPr/>
-      </w:pPr>
-      <w:r>
-        <w:rPr/>
-        <w:t>Raw TLX overall score = the unweighted arithmetic mean of the six subscale</w:t>
-        <w:br/>
-        <w:t xml:space="preserve">scores. </w:t>
-      </w:r>
-    </w:p>
-    <w:p>
-      <w:pPr>
-        <w:pStyle w:val="Heading2"/>
-        <w:bidi w:val="0"/>
-        <w:jc w:val="left"/>
-        <w:rPr/>
-      </w:pPr>
-      <w:r>
-        <w:rPr/>
-        <w:t>Reporting</w:t>
-      </w:r>
-    </w:p>
-    <w:p>
-      <w:pPr>
-        <w:pStyle w:val="TextBody"/>
-        <w:bidi w:val="0"/>
-        <w:spacing w:before="0" w:after="283"/>
-        <w:jc w:val="left"/>
-        <w:rPr/>
-      </w:pPr>
-      <w:r>
-        <w:rPr>
-          <w:rStyle w:val="StrongEmphasis"/>
-        </w:rPr>
-        <w:t>The six-subscale profile is the primary result.</w:t>
-      </w:r>
-      <w:r>
-        <w:rPr/>
-        <w:t xml:space="preserve"> The single aggregate is</w:t>
-        <w:br/>
-        <w:t>secondary and reported after it, never instead of it.</w:t>
-      </w:r>
-    </w:p>
-    <w:p>
-      <w:pPr>
-        <w:pStyle w:val="TextBody"/>
-        <w:bidi w:val="0"/>
-        <w:spacing w:before="0" w:after="283"/>
-        <w:jc w:val="left"/>
-        <w:rPr/>
-      </w:pPr>
-      <w:r>
-        <w:rPr/>
-        <w:t xml:space="preserve">With per-task administration the primary artefact is a </w:t>
-      </w:r>
-      <w:r>
-        <w:rPr>
-          <w:rStyle w:val="StrongEmphasis"/>
-        </w:rPr>
-        <w:t>six-by-six matrix</w:t>
-      </w:r>
-      <w:r>
-        <w:rPr/>
-        <w:t>:</w:t>
-        <w:br/>
-        <w:t>six subscales across six tasks, each cell a mean across participants.</w:t>
-      </w:r>
-    </w:p>
-    <w:p>
-      <w:pPr>
-        <w:pStyle w:val="TextBody"/>
-        <w:bidi w:val="0"/>
-        <w:spacing w:before="0" w:after="283"/>
-        <w:jc w:val="left"/>
-        <w:rPr/>
-      </w:pPr>
-      <w:r>
-        <w:rPr/>
-        <w:t>Report as:</w:t>
       </w:r>
     </w:p>
     <w:p>
@@ -36941,10 +37984,17 @@
         <w:rPr/>
       </w:pPr>
       <w:r>
-        <w:rPr/>
-        <w:t>the subscale-by-task matrix as a heatmap or grouped bar chart. This is the</w:t>
-        <w:br/>
-        <w:t xml:space="preserve">headline figure of the evaluation chapter </w:t>
+        <w:rPr>
+          <w:rStyle w:val="StrongEmphasis"/>
+        </w:rPr>
+        <w:t>Performance is recorded as marked, on its own Perfect-to-Failure scale.</w:t>
+      </w:r>
+      <w:r>
+        <w:rPr/>
+        <w:br/>
+        <w:t>Do not silently invert it. If it is inverted to make the aggregate</w:t>
+        <w:br/>
+        <w:t xml:space="preserve">directionally consistent, state that in the caption, every time. </w:t>
       </w:r>
     </w:p>
     <w:p>
@@ -36959,6 +38009,100 @@
           <w:tab w:val="left" w:pos="709" w:leader="none"/>
         </w:tabs>
         <w:bidi w:val="0"/>
+        <w:ind w:left="709" w:hanging="283"/>
+        <w:jc w:val="left"/>
+        <w:rPr/>
+      </w:pPr>
+      <w:r>
+        <w:rPr/>
+        <w:t>Raw TLX overall score = the unweighted arithmetic mean of the six subscale</w:t>
+        <w:br/>
+        <w:t xml:space="preserve">scores. </w:t>
+      </w:r>
+    </w:p>
+    <w:p>
+      <w:pPr>
+        <w:pStyle w:val="Heading2"/>
+        <w:bidi w:val="0"/>
+        <w:jc w:val="left"/>
+        <w:rPr/>
+      </w:pPr>
+      <w:r>
+        <w:rPr/>
+        <w:t>Reporting</w:t>
+      </w:r>
+    </w:p>
+    <w:p>
+      <w:pPr>
+        <w:pStyle w:val="TextBody"/>
+        <w:bidi w:val="0"/>
+        <w:spacing w:before="0" w:after="283"/>
+        <w:jc w:val="left"/>
+        <w:rPr/>
+      </w:pPr>
+      <w:r>
+        <w:rPr>
+          <w:rStyle w:val="StrongEmphasis"/>
+        </w:rPr>
+        <w:t>The six-subscale profile is the primary result.</w:t>
+      </w:r>
+      <w:r>
+        <w:rPr/>
+        <w:t xml:space="preserve"> The single aggregate is</w:t>
+        <w:br/>
+        <w:t>secondary and reported after it, never instead of it.</w:t>
+      </w:r>
+    </w:p>
+    <w:p>
+      <w:pPr>
+        <w:pStyle w:val="TextBody"/>
+        <w:bidi w:val="0"/>
+        <w:spacing w:before="0" w:after="283"/>
+        <w:jc w:val="left"/>
+        <w:rPr/>
+      </w:pPr>
+      <w:r>
+        <w:rPr/>
+        <w:t xml:space="preserve">With per-task administration the primary artefact is a </w:t>
+      </w:r>
+      <w:r>
+        <w:rPr>
+          <w:rStyle w:val="StrongEmphasis"/>
+        </w:rPr>
+        <w:t>six-by-six matrix</w:t>
+      </w:r>
+      <w:r>
+        <w:rPr/>
+        <w:t>:</w:t>
+        <w:br/>
+        <w:t>six subscales across six tasks, each cell a mean across participants.</w:t>
+      </w:r>
+    </w:p>
+    <w:p>
+      <w:pPr>
+        <w:pStyle w:val="TextBody"/>
+        <w:bidi w:val="0"/>
+        <w:spacing w:before="0" w:after="283"/>
+        <w:jc w:val="left"/>
+        <w:rPr/>
+      </w:pPr>
+      <w:r>
+        <w:rPr/>
+        <w:t>Report as:</w:t>
+      </w:r>
+    </w:p>
+    <w:p>
+      <w:pPr>
+        <w:pStyle w:val="TextBody"/>
+        <w:numPr>
+          <w:ilvl w:val="0"/>
+          <w:numId w:val="38"/>
+        </w:numPr>
+        <w:tabs>
+          <w:tab w:val="clear" w:pos="1134"/>
+          <w:tab w:val="left" w:pos="709" w:leader="none"/>
+        </w:tabs>
+        <w:bidi w:val="0"/>
         <w:spacing w:before="0" w:after="0"/>
         <w:ind w:left="709" w:hanging="283"/>
         <w:jc w:val="left"/>
@@ -36966,7 +38110,9 @@
       </w:pPr>
       <w:r>
         <w:rPr/>
-        <w:t xml:space="preserve">per-task aggregate Raw TLX, so the phases can be ranked by total workload </w:t>
+        <w:t>the subscale-by-task matrix as a heatmap or grouped bar chart. This is the</w:t>
+        <w:br/>
+        <w:t xml:space="preserve">headline figure of the evaluation chapter </w:t>
       </w:r>
     </w:p>
     <w:p>
@@ -36974,7 +38120,7 @@
         <w:pStyle w:val="TextBody"/>
         <w:numPr>
           <w:ilvl w:val="0"/>
-          <w:numId w:val="37"/>
+          <w:numId w:val="38"/>
         </w:numPr>
         <w:tabs>
           <w:tab w:val="clear" w:pos="1134"/>
@@ -36988,7 +38134,7 @@
       </w:pPr>
       <w:r>
         <w:rPr/>
-        <w:t xml:space="preserve">per-subscale profile collapsed across tasks, for the overall claim </w:t>
+        <w:t xml:space="preserve">per-task aggregate Raw TLX, so the phases can be ranked by total workload </w:t>
       </w:r>
     </w:p>
     <w:p>
@@ -36996,7 +38142,7 @@
         <w:pStyle w:val="TextBody"/>
         <w:numPr>
           <w:ilvl w:val="0"/>
-          <w:numId w:val="37"/>
+          <w:numId w:val="38"/>
         </w:numPr>
         <w:tabs>
           <w:tab w:val="clear" w:pos="1134"/>
@@ -37010,9 +38156,7 @@
       </w:pPr>
       <w:r>
         <w:rPr/>
-        <w:t>a table of per-participant, per-task scores in Appendix B so the figures can</w:t>
-        <w:br/>
-        <w:t xml:space="preserve">be recomputed </w:t>
+        <w:t xml:space="preserve">per-subscale profile collapsed across tasks, for the overall claim </w:t>
       </w:r>
     </w:p>
     <w:p>
@@ -37020,7 +38164,31 @@
         <w:pStyle w:val="TextBody"/>
         <w:numPr>
           <w:ilvl w:val="0"/>
-          <w:numId w:val="37"/>
+          <w:numId w:val="38"/>
+        </w:numPr>
+        <w:tabs>
+          <w:tab w:val="clear" w:pos="1134"/>
+          <w:tab w:val="left" w:pos="709" w:leader="none"/>
+        </w:tabs>
+        <w:bidi w:val="0"/>
+        <w:spacing w:before="0" w:after="0"/>
+        <w:ind w:left="709" w:hanging="283"/>
+        <w:jc w:val="left"/>
+        <w:rPr/>
+      </w:pPr>
+      <w:r>
+        <w:rPr/>
+        <w:t>a table of per-participant, per-task scores in Appendix B so the figures can</w:t>
+        <w:br/>
+        <w:t xml:space="preserve">be recomputed </w:t>
+      </w:r>
+    </w:p>
+    <w:p>
+      <w:pPr>
+        <w:pStyle w:val="TextBody"/>
+        <w:numPr>
+          <w:ilvl w:val="0"/>
+          <w:numId w:val="38"/>
         </w:numPr>
         <w:tabs>
           <w:tab w:val="clear" w:pos="1134"/>
@@ -37641,7 +38809,7 @@
         <w:pStyle w:val="TextBody"/>
         <w:numPr>
           <w:ilvl w:val="0"/>
-          <w:numId w:val="38"/>
+          <w:numId w:val="39"/>
         </w:numPr>
         <w:tabs>
           <w:tab w:val="clear" w:pos="1134"/>
@@ -37673,7 +38841,7 @@
         <w:pStyle w:val="TextBody"/>
         <w:numPr>
           <w:ilvl w:val="0"/>
-          <w:numId w:val="38"/>
+          <w:numId w:val="39"/>
         </w:numPr>
         <w:tabs>
           <w:tab w:val="clear" w:pos="1134"/>
@@ -37705,7 +38873,7 @@
         <w:pStyle w:val="TextBody"/>
         <w:numPr>
           <w:ilvl w:val="0"/>
-          <w:numId w:val="38"/>
+          <w:numId w:val="39"/>
         </w:numPr>
         <w:tabs>
           <w:tab w:val="clear" w:pos="1134"/>
@@ -37729,7 +38897,7 @@
         <w:pStyle w:val="TextBody"/>
         <w:numPr>
           <w:ilvl w:val="0"/>
-          <w:numId w:val="38"/>
+          <w:numId w:val="39"/>
         </w:numPr>
         <w:tabs>
           <w:tab w:val="clear" w:pos="1134"/>
@@ -40431,7 +41599,7 @@
         <w:pStyle w:val="TextBody"/>
         <w:numPr>
           <w:ilvl w:val="0"/>
-          <w:numId w:val="39"/>
+          <w:numId w:val="40"/>
         </w:numPr>
         <w:tabs>
           <w:tab w:val="clear" w:pos="1134"/>
@@ -40446,65 +41614,6 @@
       <w:r>
         <w:rPr/>
         <w:t xml:space="preserve">What was the single most confusing thing about using Apex? </w:t>
-      </w:r>
-    </w:p>
-    <w:p>
-      <w:pPr>
-        <w:pStyle w:val="TextBody"/>
-        <w:numPr>
-          <w:ilvl w:val="0"/>
-          <w:numId w:val="39"/>
-        </w:numPr>
-        <w:tabs>
-          <w:tab w:val="clear" w:pos="1134"/>
-          <w:tab w:val="left" w:pos="709" w:leader="none"/>
-        </w:tabs>
-        <w:bidi w:val="0"/>
-        <w:spacing w:before="0" w:after="0"/>
-        <w:ind w:left="709" w:hanging="283"/>
-        <w:jc w:val="left"/>
-        <w:rPr/>
-      </w:pPr>
-      <w:r>
-        <w:rPr/>
-        <w:t>Was there a point where you did not trust what the tool had produced? What</w:t>
-        <w:br/>
-        <w:t xml:space="preserve">made you doubt it? </w:t>
-      </w:r>
-    </w:p>
-    <w:p>
-      <w:pPr>
-        <w:pStyle w:val="TextBody"/>
-        <w:numPr>
-          <w:ilvl w:val="0"/>
-          <w:numId w:val="39"/>
-        </w:numPr>
-        <w:tabs>
-          <w:tab w:val="clear" w:pos="1134"/>
-          <w:tab w:val="left" w:pos="709" w:leader="none"/>
-        </w:tabs>
-        <w:bidi w:val="0"/>
-        <w:ind w:left="709" w:hanging="283"/>
-        <w:jc w:val="left"/>
-        <w:rPr/>
-      </w:pPr>
-      <w:r>
-        <w:rPr/>
-        <w:t xml:space="preserve">If you could change one thing about the interface, what would it be? </w:t>
-      </w:r>
-    </w:p>
-    <w:p>
-      <w:pPr>
-        <w:pStyle w:val="TextBody"/>
-        <w:bidi w:val="0"/>
-        <w:jc w:val="left"/>
-        <w:rPr/>
-      </w:pPr>
-      <w:r>
-        <w:rPr>
-          <w:rStyle w:val="StrongEmphasis"/>
-        </w:rPr>
-        <w:t>PT</w:t>
       </w:r>
     </w:p>
     <w:p>
@@ -40526,7 +41635,9 @@
       </w:pPr>
       <w:r>
         <w:rPr/>
-        <w:t xml:space="preserve">Qual foi a coisa mais confusa em utilizar o Apex? </w:t>
+        <w:t>Was there a point where you did not trust what the tool had produced? What</w:t>
+        <w:br/>
+        <w:t xml:space="preserve">made you doubt it? </w:t>
       </w:r>
     </w:p>
     <w:p>
@@ -40541,6 +41652,41 @@
           <w:tab w:val="left" w:pos="709" w:leader="none"/>
         </w:tabs>
         <w:bidi w:val="0"/>
+        <w:ind w:left="709" w:hanging="283"/>
+        <w:jc w:val="left"/>
+        <w:rPr/>
+      </w:pPr>
+      <w:r>
+        <w:rPr/>
+        <w:t xml:space="preserve">If you could change one thing about the interface, what would it be? </w:t>
+      </w:r>
+    </w:p>
+    <w:p>
+      <w:pPr>
+        <w:pStyle w:val="TextBody"/>
+        <w:bidi w:val="0"/>
+        <w:jc w:val="left"/>
+        <w:rPr/>
+      </w:pPr>
+      <w:r>
+        <w:rPr>
+          <w:rStyle w:val="StrongEmphasis"/>
+        </w:rPr>
+        <w:t>PT</w:t>
+      </w:r>
+    </w:p>
+    <w:p>
+      <w:pPr>
+        <w:pStyle w:val="TextBody"/>
+        <w:numPr>
+          <w:ilvl w:val="0"/>
+          <w:numId w:val="41"/>
+        </w:numPr>
+        <w:tabs>
+          <w:tab w:val="clear" w:pos="1134"/>
+          <w:tab w:val="left" w:pos="709" w:leader="none"/>
+        </w:tabs>
+        <w:bidi w:val="0"/>
         <w:spacing w:before="0" w:after="0"/>
         <w:ind w:left="709" w:hanging="283"/>
         <w:jc w:val="left"/>
@@ -40548,9 +41694,7 @@
       </w:pPr>
       <w:r>
         <w:rPr/>
-        <w:t>Houve algum momento em que não confiou naquilo que a ferramenta produziu? O</w:t>
-        <w:br/>
-        <w:t xml:space="preserve">que o levou a duvidar? </w:t>
+        <w:t xml:space="preserve">Qual foi a coisa mais confusa em utilizar o Apex? </w:t>
       </w:r>
     </w:p>
     <w:p>
@@ -40558,7 +41702,31 @@
         <w:pStyle w:val="TextBody"/>
         <w:numPr>
           <w:ilvl w:val="0"/>
-          <w:numId w:val="40"/>
+          <w:numId w:val="41"/>
+        </w:numPr>
+        <w:tabs>
+          <w:tab w:val="clear" w:pos="1134"/>
+          <w:tab w:val="left" w:pos="709" w:leader="none"/>
+        </w:tabs>
+        <w:bidi w:val="0"/>
+        <w:spacing w:before="0" w:after="0"/>
+        <w:ind w:left="709" w:hanging="283"/>
+        <w:jc w:val="left"/>
+        <w:rPr/>
+      </w:pPr>
+      <w:r>
+        <w:rPr/>
+        <w:t>Houve algum momento em que não confiou naquilo que a ferramenta produziu? O</w:t>
+        <w:br/>
+        <w:t xml:space="preserve">que o levou a duvidar? </w:t>
+      </w:r>
+    </w:p>
+    <w:p>
+      <w:pPr>
+        <w:pStyle w:val="TextBody"/>
+        <w:numPr>
+          <w:ilvl w:val="0"/>
+          <w:numId w:val="41"/>
         </w:numPr>
         <w:tabs>
           <w:tab w:val="clear" w:pos="1134"/>
@@ -41009,7 +42177,7 @@
         <w:pStyle w:val="TextBody"/>
         <w:numPr>
           <w:ilvl w:val="0"/>
-          <w:numId w:val="41"/>
+          <w:numId w:val="42"/>
         </w:numPr>
         <w:tabs>
           <w:tab w:val="clear" w:pos="1134"/>
@@ -41031,7 +42199,7 @@
         <w:pStyle w:val="TextBody"/>
         <w:numPr>
           <w:ilvl w:val="0"/>
-          <w:numId w:val="41"/>
+          <w:numId w:val="42"/>
         </w:numPr>
         <w:tabs>
           <w:tab w:val="clear" w:pos="1134"/>
@@ -41053,7 +42221,7 @@
         <w:pStyle w:val="TextBody"/>
         <w:numPr>
           <w:ilvl w:val="0"/>
-          <w:numId w:val="41"/>
+          <w:numId w:val="42"/>
         </w:numPr>
         <w:tabs>
           <w:tab w:val="clear" w:pos="1134"/>
@@ -41079,7 +42247,7 @@
         <w:pStyle w:val="TextBody"/>
         <w:numPr>
           <w:ilvl w:val="0"/>
-          <w:numId w:val="41"/>
+          <w:numId w:val="42"/>
         </w:numPr>
         <w:tabs>
           <w:tab w:val="clear" w:pos="1134"/>
@@ -41264,7 +42432,7 @@
         <w:pStyle w:val="TextBody"/>
         <w:numPr>
           <w:ilvl w:val="0"/>
-          <w:numId w:val="42"/>
+          <w:numId w:val="43"/>
         </w:numPr>
         <w:tabs>
           <w:tab w:val="clear" w:pos="1134"/>
@@ -41279,77 +42447,6 @@
       <w:r>
         <w:rPr/>
         <w:t xml:space="preserve">Describe how your team currently goes from an idea to code in production. </w:t>
-      </w:r>
-    </w:p>
-    <w:p>
-      <w:pPr>
-        <w:pStyle w:val="TextBody"/>
-        <w:numPr>
-          <w:ilvl w:val="0"/>
-          <w:numId w:val="42"/>
-        </w:numPr>
-        <w:tabs>
-          <w:tab w:val="clear" w:pos="1134"/>
-          <w:tab w:val="left" w:pos="709" w:leader="none"/>
-        </w:tabs>
-        <w:bidi w:val="0"/>
-        <w:spacing w:before="0" w:after="0"/>
-        <w:ind w:left="709" w:hanging="283"/>
-        <w:jc w:val="left"/>
-        <w:rPr/>
-      </w:pPr>
-      <w:r>
-        <w:rPr/>
-        <w:t xml:space="preserve">Where does AI already appear in that, if at all? Who decided that? </w:t>
-      </w:r>
-    </w:p>
-    <w:p>
-      <w:pPr>
-        <w:pStyle w:val="TextBody"/>
-        <w:numPr>
-          <w:ilvl w:val="0"/>
-          <w:numId w:val="42"/>
-        </w:numPr>
-        <w:tabs>
-          <w:tab w:val="clear" w:pos="1134"/>
-          <w:tab w:val="left" w:pos="709" w:leader="none"/>
-        </w:tabs>
-        <w:bidi w:val="0"/>
-        <w:ind w:left="709" w:hanging="283"/>
-        <w:jc w:val="left"/>
-        <w:rPr/>
-      </w:pPr>
-      <w:r>
-        <w:rPr/>
-        <w:t xml:space="preserve">What goes wrong most often in that path today? </w:t>
-      </w:r>
-    </w:p>
-    <w:p>
-      <w:pPr>
-        <w:pStyle w:val="TextBody"/>
-        <w:bidi w:val="0"/>
-        <w:jc w:val="left"/>
-        <w:rPr/>
-      </w:pPr>
-      <w:r>
-        <w:rPr/>
-        <w:t>Purpose: get the baseline in their own words before Apex is mentioned, so that</w:t>
-        <w:br/>
-        <w:t>later comparisons are against their real process and not against an idealised</w:t>
-        <w:br/>
-        <w:t>one they reconstruct after seeing the framework.</w:t>
-      </w:r>
-    </w:p>
-    <w:p>
-      <w:pPr>
-        <w:pStyle w:val="Heading3"/>
-        <w:bidi w:val="0"/>
-        <w:jc w:val="left"/>
-        <w:rPr/>
-      </w:pPr>
-      <w:r>
-        <w:rPr/>
-        <w:t>Framework practicality (12 min)</w:t>
       </w:r>
     </w:p>
     <w:p>
@@ -41371,11 +42468,7 @@
       </w:pPr>
       <w:r>
         <w:rPr/>
-        <w:t>The framework splits the lifecycle into six phases with a human decision at</w:t>
-        <w:br/>
-        <w:t>the end of each. Which of those decisions would genuinely be made in your</w:t>
-        <w:br/>
-        <w:t xml:space="preserve">team, and which would be rubber-stamped? </w:t>
+        <w:t xml:space="preserve">Where does AI already appear in that, if at all? Who decided that? </w:t>
       </w:r>
     </w:p>
     <w:p>
@@ -41390,75 +42483,29 @@
           <w:tab w:val="left" w:pos="709" w:leader="none"/>
         </w:tabs>
         <w:bidi w:val="0"/>
-        <w:spacing w:before="0" w:after="0"/>
         <w:ind w:left="709" w:hanging="283"/>
         <w:jc w:val="left"/>
         <w:rPr/>
       </w:pPr>
       <w:r>
         <w:rPr/>
-        <w:t xml:space="preserve">Which phase would your team resist most? Why that one? </w:t>
-      </w:r>
-    </w:p>
-    <w:p>
-      <w:pPr>
-        <w:pStyle w:val="TextBody"/>
-        <w:numPr>
-          <w:ilvl w:val="0"/>
-          <w:numId w:val="43"/>
-        </w:numPr>
-        <w:tabs>
-          <w:tab w:val="clear" w:pos="1134"/>
-          <w:tab w:val="left" w:pos="709" w:leader="none"/>
-        </w:tabs>
-        <w:bidi w:val="0"/>
-        <w:spacing w:before="0" w:after="0"/>
-        <w:ind w:left="709" w:hanging="283"/>
-        <w:jc w:val="left"/>
-        <w:rPr/>
-      </w:pPr>
-      <w:r>
-        <w:rPr/>
-        <w:t>The framework requires a specification to exist before code is generated.</w:t>
-        <w:br/>
-        <w:t xml:space="preserve">What does your team do today instead, and what would change? </w:t>
-      </w:r>
-    </w:p>
-    <w:p>
-      <w:pPr>
-        <w:pStyle w:val="TextBody"/>
-        <w:numPr>
-          <w:ilvl w:val="0"/>
-          <w:numId w:val="43"/>
-        </w:numPr>
-        <w:tabs>
-          <w:tab w:val="clear" w:pos="1134"/>
-          <w:tab w:val="left" w:pos="709" w:leader="none"/>
-        </w:tabs>
-        <w:bidi w:val="0"/>
-        <w:ind w:left="709" w:hanging="283"/>
-        <w:jc w:val="left"/>
-        <w:rPr/>
-      </w:pPr>
-      <w:r>
-        <w:rPr/>
-        <w:t xml:space="preserve">Where would the framework slow you down for no benefit? </w:t>
-      </w:r>
-    </w:p>
-    <w:p>
-      <w:pPr>
-        <w:pStyle w:val="TextBody"/>
-        <w:bidi w:val="0"/>
-        <w:jc w:val="left"/>
-        <w:rPr/>
-      </w:pPr>
-      <w:r>
-        <w:rPr/>
-        <w:t>Question 7 is the important one and it must be asked directly. A set of</w:t>
-        <w:br/>
-        <w:t>interviews in which nobody names a cost is an interview protocol failure, not a</w:t>
-        <w:br/>
-        <w:t>validation.</w:t>
+        <w:t xml:space="preserve">What goes wrong most often in that path today? </w:t>
+      </w:r>
+    </w:p>
+    <w:p>
+      <w:pPr>
+        <w:pStyle w:val="TextBody"/>
+        <w:bidi w:val="0"/>
+        <w:jc w:val="left"/>
+        <w:rPr/>
+      </w:pPr>
+      <w:r>
+        <w:rPr/>
+        <w:t>Purpose: get the baseline in their own words before Apex is mentioned, so that</w:t>
+        <w:br/>
+        <w:t>later comparisons are against their real process and not against an idealised</w:t>
+        <w:br/>
+        <w:t>one they reconstruct after seeing the framework.</w:t>
       </w:r>
     </w:p>
     <w:p>
@@ -41470,7 +42517,7 @@
       </w:pPr>
       <w:r>
         <w:rPr/>
-        <w:t>Value and cost (10 min)</w:t>
+        <w:t>Framework practicality (12 min)</w:t>
       </w:r>
     </w:p>
     <w:p>
@@ -41492,7 +42539,11 @@
       </w:pPr>
       <w:r>
         <w:rPr/>
-        <w:t xml:space="preserve">What would have to be true for your team to adopt this for one project? </w:t>
+        <w:t>The framework splits the lifecycle into six phases with a human decision at</w:t>
+        <w:br/>
+        <w:t>the end of each. Which of those decisions would genuinely be made in your</w:t>
+        <w:br/>
+        <w:t xml:space="preserve">team, and which would be rubber-stamped? </w:t>
       </w:r>
     </w:p>
     <w:p>
@@ -41514,7 +42565,7 @@
       </w:pPr>
       <w:r>
         <w:rPr/>
-        <w:t xml:space="preserve">What would make you abandon it after two sprints? </w:t>
+        <w:t xml:space="preserve">Which phase would your team resist most? Why that one? </w:t>
       </w:r>
     </w:p>
     <w:p>
@@ -41536,9 +42587,9 @@
       </w:pPr>
       <w:r>
         <w:rPr/>
-        <w:t>Who in your team would have to own this for it to survive? Does that person</w:t>
-        <w:br/>
-        <w:t xml:space="preserve">exist? </w:t>
+        <w:t>The framework requires a specification to exist before code is generated.</w:t>
+        <w:br/>
+        <w:t xml:space="preserve">What does your team do today instead, and what would change? </w:t>
       </w:r>
     </w:p>
     <w:p>
@@ -41559,25 +42610,23 @@
       </w:pPr>
       <w:r>
         <w:rPr/>
-        <w:t>If the tool disappeared tomorrow but you kept the framework, would you still</w:t>
-        <w:br/>
-        <w:t xml:space="preserve">use it? Which parts? </w:t>
-      </w:r>
-    </w:p>
-    <w:p>
-      <w:pPr>
-        <w:pStyle w:val="TextBody"/>
-        <w:bidi w:val="0"/>
-        <w:jc w:val="left"/>
-        <w:rPr/>
-      </w:pPr>
-      <w:r>
-        <w:rPr/>
-        <w:t>Question 11 separates the method from the instantiation directly from the</w:t>
-        <w:br/>
-        <w:t>participant's mouth. It is the single strongest piece of interview evidence this</w:t>
-        <w:br/>
-        <w:t>thesis can obtain.</w:t>
+        <w:t xml:space="preserve">Where would the framework slow you down for no benefit? </w:t>
+      </w:r>
+    </w:p>
+    <w:p>
+      <w:pPr>
+        <w:pStyle w:val="TextBody"/>
+        <w:bidi w:val="0"/>
+        <w:jc w:val="left"/>
+        <w:rPr/>
+      </w:pPr>
+      <w:r>
+        <w:rPr/>
+        <w:t>Question 7 is the important one and it must be asked directly. A set of</w:t>
+        <w:br/>
+        <w:t>interviews in which nobody names a cost is an interview protocol failure, not a</w:t>
+        <w:br/>
+        <w:t>validation.</w:t>
       </w:r>
     </w:p>
     <w:p>
@@ -41589,7 +42638,7 @@
       </w:pPr>
       <w:r>
         <w:rPr/>
-        <w:t>Governance and responsibility (8 min)</w:t>
+        <w:t>Value and cost (10 min)</w:t>
       </w:r>
     </w:p>
     <w:p>
@@ -41611,9 +42660,7 @@
       </w:pPr>
       <w:r>
         <w:rPr/>
-        <w:t>When AI writes code that ships and later fails, who is accountable in your</w:t>
-        <w:br/>
-        <w:t xml:space="preserve">organisation today? </w:t>
+        <w:t xml:space="preserve">What would have to be true for your team to adopt this for one project? </w:t>
       </w:r>
     </w:p>
     <w:p>
@@ -41635,7 +42682,7 @@
       </w:pPr>
       <w:r>
         <w:rPr/>
-        <w:t xml:space="preserve">Does the framework change that answer? Should it? </w:t>
+        <w:t xml:space="preserve">What would make you abandon it after two sprints? </w:t>
       </w:r>
     </w:p>
     <w:p>
@@ -41650,15 +42697,55 @@
           <w:tab w:val="left" w:pos="709" w:leader="none"/>
         </w:tabs>
         <w:bidi w:val="0"/>
+        <w:spacing w:before="0" w:after="0"/>
         <w:ind w:left="709" w:hanging="283"/>
         <w:jc w:val="left"/>
         <w:rPr/>
       </w:pPr>
       <w:r>
         <w:rPr/>
-        <w:t>Does the framework's record of what was decided, and by whom, have value to</w:t>
-        <w:br/>
-        <w:t xml:space="preserve">anyone outside the team? Who? </w:t>
+        <w:t>Who in your team would have to own this for it to survive? Does that person</w:t>
+        <w:br/>
+        <w:t xml:space="preserve">exist? </w:t>
+      </w:r>
+    </w:p>
+    <w:p>
+      <w:pPr>
+        <w:pStyle w:val="TextBody"/>
+        <w:numPr>
+          <w:ilvl w:val="0"/>
+          <w:numId w:val="45"/>
+        </w:numPr>
+        <w:tabs>
+          <w:tab w:val="clear" w:pos="1134"/>
+          <w:tab w:val="left" w:pos="709" w:leader="none"/>
+        </w:tabs>
+        <w:bidi w:val="0"/>
+        <w:ind w:left="709" w:hanging="283"/>
+        <w:jc w:val="left"/>
+        <w:rPr/>
+      </w:pPr>
+      <w:r>
+        <w:rPr/>
+        <w:t>If the tool disappeared tomorrow but you kept the framework, would you still</w:t>
+        <w:br/>
+        <w:t xml:space="preserve">use it? Which parts? </w:t>
+      </w:r>
+    </w:p>
+    <w:p>
+      <w:pPr>
+        <w:pStyle w:val="TextBody"/>
+        <w:bidi w:val="0"/>
+        <w:jc w:val="left"/>
+        <w:rPr/>
+      </w:pPr>
+      <w:r>
+        <w:rPr/>
+        <w:t>Question 11 separates the method from the instantiation directly from the</w:t>
+        <w:br/>
+        <w:t>participant's mouth. It is the single strongest piece of interview evidence this</w:t>
+        <w:br/>
+        <w:t>thesis can obtain.</w:t>
       </w:r>
     </w:p>
     <w:p>
@@ -41670,7 +42757,7 @@
       </w:pPr>
       <w:r>
         <w:rPr/>
-        <w:t>Close (5 min)</w:t>
+        <w:t>Governance and responsibility (8 min)</w:t>
       </w:r>
     </w:p>
     <w:p>
@@ -41692,7 +42779,9 @@
       </w:pPr>
       <w:r>
         <w:rPr/>
-        <w:t xml:space="preserve">What is missing from the framework entirely? </w:t>
+        <w:t>When AI writes code that ships and later fails, who is accountable in your</w:t>
+        <w:br/>
+        <w:t xml:space="preserve">organisation today? </w:t>
       </w:r>
     </w:p>
     <w:p>
@@ -41707,68 +42796,37 @@
           <w:tab w:val="left" w:pos="709" w:leader="none"/>
         </w:tabs>
         <w:bidi w:val="0"/>
+        <w:spacing w:before="0" w:after="0"/>
         <w:ind w:left="709" w:hanging="283"/>
         <w:jc w:val="left"/>
         <w:rPr/>
       </w:pPr>
       <w:r>
         <w:rPr/>
-        <w:t xml:space="preserve">Is there anything you expected me to ask and I did not? </w:t>
-      </w:r>
-    </w:p>
-    <w:p>
-      <w:pPr>
-        <w:pStyle w:val="HorizontalLine"/>
-        <w:bidi w:val="0"/>
-        <w:jc w:val="left"/>
-        <w:rPr/>
-      </w:pPr>
-      <w:r>
-        <w:rPr/>
-      </w:r>
-    </w:p>
-    <w:p>
-      <w:pPr>
-        <w:pStyle w:val="Heading2"/>
-        <w:bidi w:val="0"/>
-        <w:jc w:val="left"/>
-        <w:rPr/>
-      </w:pPr>
-      <w:r>
-        <w:rPr/>
-        <w:t>Guide 2 - Agile and Scrum experts</w:t>
-      </w:r>
-    </w:p>
-    <w:p>
-      <w:pPr>
-        <w:pStyle w:val="TextBody"/>
-        <w:bidi w:val="0"/>
-        <w:spacing w:before="0" w:after="283"/>
-        <w:jc w:val="left"/>
-        <w:rPr/>
-      </w:pPr>
-      <w:r>
-        <w:rPr/>
-        <w:t>Target: 2-3 people with recognised depth in Agile delivery methodology, not</w:t>
-        <w:br/>
-        <w:t>necessarily users of Apex. Establishes alignment with, and departure from,</w:t>
-        <w:br/>
-        <w:t>established methodology.</w:t>
-      </w:r>
-    </w:p>
-    <w:p>
-      <w:pPr>
-        <w:pStyle w:val="TextBody"/>
-        <w:bidi w:val="0"/>
-        <w:spacing w:before="0" w:after="283"/>
-        <w:jc w:val="left"/>
-        <w:rPr/>
-      </w:pPr>
-      <w:r>
-        <w:rPr/>
-        <w:t>Give them the framework document in advance. This interview is about the method</w:t>
-        <w:br/>
-        <w:t>on paper; they do not have to have used the tool.</w:t>
+        <w:t xml:space="preserve">Does the framework change that answer? Should it? </w:t>
+      </w:r>
+    </w:p>
+    <w:p>
+      <w:pPr>
+        <w:pStyle w:val="TextBody"/>
+        <w:numPr>
+          <w:ilvl w:val="0"/>
+          <w:numId w:val="46"/>
+        </w:numPr>
+        <w:tabs>
+          <w:tab w:val="clear" w:pos="1134"/>
+          <w:tab w:val="left" w:pos="709" w:leader="none"/>
+        </w:tabs>
+        <w:bidi w:val="0"/>
+        <w:ind w:left="709" w:hanging="283"/>
+        <w:jc w:val="left"/>
+        <w:rPr/>
+      </w:pPr>
+      <w:r>
+        <w:rPr/>
+        <w:t>Does the framework's record of what was decided, and by whom, have value to</w:t>
+        <w:br/>
+        <w:t xml:space="preserve">anyone outside the team? Who? </w:t>
       </w:r>
     </w:p>
     <w:p>
@@ -41780,7 +42838,7 @@
       </w:pPr>
       <w:r>
         <w:rPr/>
-        <w:t>Opening (5 min)</w:t>
+        <w:t>Close (5 min)</w:t>
       </w:r>
     </w:p>
     <w:p>
@@ -41795,29 +42853,90 @@
           <w:tab w:val="left" w:pos="709" w:leader="none"/>
         </w:tabs>
         <w:bidi w:val="0"/>
+        <w:spacing w:before="0" w:after="0"/>
         <w:ind w:left="709" w:hanging="283"/>
         <w:jc w:val="left"/>
         <w:rPr/>
       </w:pPr>
       <w:r>
         <w:rPr/>
-        <w:t xml:space="preserve">How would you describe what this framework is, in your own words? </w:t>
-      </w:r>
-    </w:p>
-    <w:p>
-      <w:pPr>
-        <w:pStyle w:val="TextBody"/>
-        <w:bidi w:val="0"/>
-        <w:jc w:val="left"/>
-        <w:rPr/>
-      </w:pPr>
-      <w:r>
-        <w:rPr/>
-        <w:t>Purpose: an immediate comprehension check. If an expert cannot restate the</w:t>
-        <w:br/>
-        <w:t>framework after reading the document, that is a finding about the framework's</w:t>
-        <w:br/>
-        <w:t>clarity, and it belongs in the analytical assessment criterion "clarity".</w:t>
+        <w:t xml:space="preserve">What is missing from the framework entirely? </w:t>
+      </w:r>
+    </w:p>
+    <w:p>
+      <w:pPr>
+        <w:pStyle w:val="TextBody"/>
+        <w:numPr>
+          <w:ilvl w:val="0"/>
+          <w:numId w:val="47"/>
+        </w:numPr>
+        <w:tabs>
+          <w:tab w:val="clear" w:pos="1134"/>
+          <w:tab w:val="left" w:pos="709" w:leader="none"/>
+        </w:tabs>
+        <w:bidi w:val="0"/>
+        <w:ind w:left="709" w:hanging="283"/>
+        <w:jc w:val="left"/>
+        <w:rPr/>
+      </w:pPr>
+      <w:r>
+        <w:rPr/>
+        <w:t xml:space="preserve">Is there anything you expected me to ask and I did not? </w:t>
+      </w:r>
+    </w:p>
+    <w:p>
+      <w:pPr>
+        <w:pStyle w:val="HorizontalLine"/>
+        <w:bidi w:val="0"/>
+        <w:jc w:val="left"/>
+        <w:rPr/>
+      </w:pPr>
+      <w:r>
+        <w:rPr/>
+      </w:r>
+    </w:p>
+    <w:p>
+      <w:pPr>
+        <w:pStyle w:val="Heading2"/>
+        <w:bidi w:val="0"/>
+        <w:jc w:val="left"/>
+        <w:rPr/>
+      </w:pPr>
+      <w:r>
+        <w:rPr/>
+        <w:t>Guide 2 - Agile and Scrum experts</w:t>
+      </w:r>
+    </w:p>
+    <w:p>
+      <w:pPr>
+        <w:pStyle w:val="TextBody"/>
+        <w:bidi w:val="0"/>
+        <w:spacing w:before="0" w:after="283"/>
+        <w:jc w:val="left"/>
+        <w:rPr/>
+      </w:pPr>
+      <w:r>
+        <w:rPr/>
+        <w:t>Target: 2-3 people with recognised depth in Agile delivery methodology, not</w:t>
+        <w:br/>
+        <w:t>necessarily users of Apex. Establishes alignment with, and departure from,</w:t>
+        <w:br/>
+        <w:t>established methodology.</w:t>
+      </w:r>
+    </w:p>
+    <w:p>
+      <w:pPr>
+        <w:pStyle w:val="TextBody"/>
+        <w:bidi w:val="0"/>
+        <w:spacing w:before="0" w:after="283"/>
+        <w:jc w:val="left"/>
+        <w:rPr/>
+      </w:pPr>
+      <w:r>
+        <w:rPr/>
+        <w:t>Give them the framework document in advance. This interview is about the method</w:t>
+        <w:br/>
+        <w:t>on paper; they do not have to have used the tool.</w:t>
       </w:r>
     </w:p>
     <w:p>
@@ -41829,7 +42948,7 @@
       </w:pPr>
       <w:r>
         <w:rPr/>
-        <w:t>Alignment and departure (15 min)</w:t>
+        <w:t>Opening (5 min)</w:t>
       </w:r>
     </w:p>
     <w:p>
@@ -41844,103 +42963,29 @@
           <w:tab w:val="left" w:pos="709" w:leader="none"/>
         </w:tabs>
         <w:bidi w:val="0"/>
-        <w:spacing w:before="0" w:after="0"/>
         <w:ind w:left="709" w:hanging="283"/>
         <w:jc w:val="left"/>
         <w:rPr/>
       </w:pPr>
       <w:r>
         <w:rPr/>
-        <w:t xml:space="preserve">Where does this align with Scrum, or with Agile principles more broadly? </w:t>
-      </w:r>
-    </w:p>
-    <w:p>
-      <w:pPr>
-        <w:pStyle w:val="TextBody"/>
-        <w:numPr>
-          <w:ilvl w:val="0"/>
-          <w:numId w:val="48"/>
-        </w:numPr>
-        <w:tabs>
-          <w:tab w:val="clear" w:pos="1134"/>
-          <w:tab w:val="left" w:pos="709" w:leader="none"/>
-        </w:tabs>
-        <w:bidi w:val="0"/>
-        <w:spacing w:before="0" w:after="0"/>
-        <w:ind w:left="709" w:hanging="283"/>
-        <w:jc w:val="left"/>
-        <w:rPr/>
-      </w:pPr>
-      <w:r>
-        <w:rPr/>
-        <w:t>Where does it depart from them? Is the departure justified by what AI</w:t>
-        <w:br/>
-        <w:t xml:space="preserve">changes, or is it a reversion to stage-gated delivery? </w:t>
-      </w:r>
-    </w:p>
-    <w:p>
-      <w:pPr>
-        <w:pStyle w:val="TextBody"/>
-        <w:numPr>
-          <w:ilvl w:val="0"/>
-          <w:numId w:val="48"/>
-        </w:numPr>
-        <w:tabs>
-          <w:tab w:val="clear" w:pos="1134"/>
-          <w:tab w:val="left" w:pos="709" w:leader="none"/>
-        </w:tabs>
-        <w:bidi w:val="0"/>
-        <w:spacing w:before="0" w:after="0"/>
-        <w:ind w:left="709" w:hanging="283"/>
-        <w:jc w:val="left"/>
-        <w:rPr/>
-      </w:pPr>
-      <w:r>
-        <w:rPr/>
-        <w:t>The framework has explicit gates between phases. Distinguish for me: is that</w:t>
-        <w:br/>
-        <w:t xml:space="preserve">a guardrail or is that a phase gate in the Waterfall sense? </w:t>
-      </w:r>
-    </w:p>
-    <w:p>
-      <w:pPr>
-        <w:pStyle w:val="TextBody"/>
-        <w:numPr>
-          <w:ilvl w:val="0"/>
-          <w:numId w:val="48"/>
-        </w:numPr>
-        <w:tabs>
-          <w:tab w:val="clear" w:pos="1134"/>
-          <w:tab w:val="left" w:pos="709" w:leader="none"/>
-        </w:tabs>
-        <w:bidi w:val="0"/>
-        <w:ind w:left="709" w:hanging="283"/>
-        <w:jc w:val="left"/>
-        <w:rPr/>
-      </w:pPr>
-      <w:r>
-        <w:rPr/>
-        <w:t>Does the framework make the same mistake that heavyweight processes made in</w:t>
-        <w:br/>
-        <w:t xml:space="preserve">the 2000s? What specifically protects it from that, if anything? </w:t>
-      </w:r>
-    </w:p>
-    <w:p>
-      <w:pPr>
-        <w:pStyle w:val="TextBody"/>
-        <w:bidi w:val="0"/>
-        <w:jc w:val="left"/>
-        <w:rPr/>
-      </w:pPr>
-      <w:r>
-        <w:rPr/>
-        <w:t>Questions 4 and 5 must be asked as bluntly as they are written. "Too linear,</w:t>
-        <w:br/>
-        <w:t>this is Waterfall" is already the known criticism from earlier feedback; putting</w:t>
-        <w:br/>
-        <w:t>it in front of an expert and recording the answer is far stronger evidence than</w:t>
-        <w:br/>
-        <w:t>the author arguing against it.</w:t>
+        <w:t xml:space="preserve">How would you describe what this framework is, in your own words? </w:t>
+      </w:r>
+    </w:p>
+    <w:p>
+      <w:pPr>
+        <w:pStyle w:val="TextBody"/>
+        <w:bidi w:val="0"/>
+        <w:jc w:val="left"/>
+        <w:rPr/>
+      </w:pPr>
+      <w:r>
+        <w:rPr/>
+        <w:t>Purpose: an immediate comprehension check. If an expert cannot restate the</w:t>
+        <w:br/>
+        <w:t>framework after reading the document, that is a finding about the framework's</w:t>
+        <w:br/>
+        <w:t>clarity, and it belongs in the analytical assessment criterion "clarity".</w:t>
       </w:r>
     </w:p>
     <w:p>
@@ -41952,7 +42997,7 @@
       </w:pPr>
       <w:r>
         <w:rPr/>
-        <w:t>Roles and artefacts (10 min)</w:t>
+        <w:t>Alignment and departure (15 min)</w:t>
       </w:r>
     </w:p>
     <w:p>
@@ -41974,9 +43019,7 @@
       </w:pPr>
       <w:r>
         <w:rPr/>
-        <w:t>The framework treats roles as hats rather than as people. Does that work in a</w:t>
-        <w:br/>
-        <w:t xml:space="preserve">real team, or does it collapse into one person wearing all of them? </w:t>
+        <w:t xml:space="preserve">Where does this align with Scrum, or with Agile principles more broadly? </w:t>
       </w:r>
     </w:p>
     <w:p>
@@ -41998,7 +43041,9 @@
       </w:pPr>
       <w:r>
         <w:rPr/>
-        <w:t xml:space="preserve">Which of the required artefacts would you drop? Which would you add? </w:t>
+        <w:t>Where does it depart from them? Is the departure justified by what AI</w:t>
+        <w:br/>
+        <w:t xml:space="preserve">changes, or is it a reversion to stage-gated delivery? </w:t>
       </w:r>
     </w:p>
     <w:p>
@@ -42013,15 +43058,57 @@
           <w:tab w:val="left" w:pos="709" w:leader="none"/>
         </w:tabs>
         <w:bidi w:val="0"/>
+        <w:spacing w:before="0" w:after="0"/>
         <w:ind w:left="709" w:hanging="283"/>
         <w:jc w:val="left"/>
         <w:rPr/>
       </w:pPr>
       <w:r>
         <w:rPr/>
-        <w:t>Is the amount of documentation the framework produces proportionate to what</w:t>
-        <w:br/>
-        <w:t xml:space="preserve">it buys? </w:t>
+        <w:t>The framework has explicit gates between phases. Distinguish for me: is that</w:t>
+        <w:br/>
+        <w:t xml:space="preserve">a guardrail or is that a phase gate in the Waterfall sense? </w:t>
+      </w:r>
+    </w:p>
+    <w:p>
+      <w:pPr>
+        <w:pStyle w:val="TextBody"/>
+        <w:numPr>
+          <w:ilvl w:val="0"/>
+          <w:numId w:val="49"/>
+        </w:numPr>
+        <w:tabs>
+          <w:tab w:val="clear" w:pos="1134"/>
+          <w:tab w:val="left" w:pos="709" w:leader="none"/>
+        </w:tabs>
+        <w:bidi w:val="0"/>
+        <w:ind w:left="709" w:hanging="283"/>
+        <w:jc w:val="left"/>
+        <w:rPr/>
+      </w:pPr>
+      <w:r>
+        <w:rPr/>
+        <w:t>Does the framework make the same mistake that heavyweight processes made in</w:t>
+        <w:br/>
+        <w:t xml:space="preserve">the 2000s? What specifically protects it from that, if anything? </w:t>
+      </w:r>
+    </w:p>
+    <w:p>
+      <w:pPr>
+        <w:pStyle w:val="TextBody"/>
+        <w:bidi w:val="0"/>
+        <w:jc w:val="left"/>
+        <w:rPr/>
+      </w:pPr>
+      <w:r>
+        <w:rPr/>
+        <w:t>Questions 4 and 5 must be asked as bluntly as they are written. "Too linear,</w:t>
+        <w:br/>
+        <w:t>this is Waterfall" is already the known criticism from earlier feedback; putting</w:t>
+        <w:br/>
+        <w:t>it in front of an expert and recording the answer is far stronger evidence than</w:t>
+        <w:br/>
+        <w:t>the author arguing against it.</w:t>
       </w:r>
     </w:p>
     <w:p>
@@ -42033,7 +43120,7 @@
       </w:pPr>
       <w:r>
         <w:rPr/>
-        <w:t>Adoption (10 min)</w:t>
+        <w:t>Roles and artefacts (10 min)</w:t>
       </w:r>
     </w:p>
     <w:p>
@@ -42055,7 +43142,9 @@
       </w:pPr>
       <w:r>
         <w:rPr/>
-        <w:t xml:space="preserve">What kind of team is this framework wrong for? </w:t>
+        <w:t>The framework treats roles as hats rather than as people. Does that work in a</w:t>
+        <w:br/>
+        <w:t xml:space="preserve">real team, or does it collapse into one person wearing all of them? </w:t>
       </w:r>
     </w:p>
     <w:p>
@@ -42077,7 +43166,7 @@
       </w:pPr>
       <w:r>
         <w:rPr/>
-        <w:t xml:space="preserve">What would a coach have to teach for a team to run this correctly? </w:t>
+        <w:t xml:space="preserve">Which of the required artefacts would you drop? Which would you add? </w:t>
       </w:r>
     </w:p>
     <w:p>
@@ -42098,7 +43187,9 @@
       </w:pPr>
       <w:r>
         <w:rPr/>
-        <w:t xml:space="preserve">Would you recommend this to a client? Under what conditions would you refuse? </w:t>
+        <w:t>Is the amount of documentation the framework produces proportionate to what</w:t>
+        <w:br/>
+        <w:t xml:space="preserve">it buys? </w:t>
       </w:r>
     </w:p>
     <w:p>
@@ -42110,7 +43201,7 @@
       </w:pPr>
       <w:r>
         <w:rPr/>
-        <w:t>Close (5 min)</w:t>
+        <w:t>Adoption (10 min)</w:t>
       </w:r>
     </w:p>
     <w:p>
@@ -42125,38 +43216,69 @@
           <w:tab w:val="left" w:pos="709" w:leader="none"/>
         </w:tabs>
         <w:bidi w:val="0"/>
+        <w:spacing w:before="0" w:after="0"/>
         <w:ind w:left="709" w:hanging="283"/>
         <w:jc w:val="left"/>
         <w:rPr/>
       </w:pPr>
       <w:r>
         <w:rPr/>
-        <w:t>If you had to defend this framework to a sceptical engineering manager, what</w:t>
-        <w:br/>
-        <w:t xml:space="preserve">would your strongest argument be? And your weakest point? </w:t>
-      </w:r>
-    </w:p>
-    <w:p>
-      <w:pPr>
-        <w:pStyle w:val="HorizontalLine"/>
-        <w:bidi w:val="0"/>
-        <w:jc w:val="left"/>
-        <w:rPr/>
-      </w:pPr>
-      <w:r>
-        <w:rPr/>
-      </w:r>
-    </w:p>
-    <w:p>
-      <w:pPr>
-        <w:pStyle w:val="Heading2"/>
-        <w:bidi w:val="0"/>
-        <w:jc w:val="left"/>
-        <w:rPr/>
-      </w:pPr>
-      <w:r>
-        <w:rPr/>
-        <w:t>Analysis</w:t>
+        <w:t xml:space="preserve">What kind of team is this framework wrong for? </w:t>
+      </w:r>
+    </w:p>
+    <w:p>
+      <w:pPr>
+        <w:pStyle w:val="TextBody"/>
+        <w:numPr>
+          <w:ilvl w:val="0"/>
+          <w:numId w:val="51"/>
+        </w:numPr>
+        <w:tabs>
+          <w:tab w:val="clear" w:pos="1134"/>
+          <w:tab w:val="left" w:pos="709" w:leader="none"/>
+        </w:tabs>
+        <w:bidi w:val="0"/>
+        <w:spacing w:before="0" w:after="0"/>
+        <w:ind w:left="709" w:hanging="283"/>
+        <w:jc w:val="left"/>
+        <w:rPr/>
+      </w:pPr>
+      <w:r>
+        <w:rPr/>
+        <w:t xml:space="preserve">What would a coach have to teach for a team to run this correctly? </w:t>
+      </w:r>
+    </w:p>
+    <w:p>
+      <w:pPr>
+        <w:pStyle w:val="TextBody"/>
+        <w:numPr>
+          <w:ilvl w:val="0"/>
+          <w:numId w:val="51"/>
+        </w:numPr>
+        <w:tabs>
+          <w:tab w:val="clear" w:pos="1134"/>
+          <w:tab w:val="left" w:pos="709" w:leader="none"/>
+        </w:tabs>
+        <w:bidi w:val="0"/>
+        <w:ind w:left="709" w:hanging="283"/>
+        <w:jc w:val="left"/>
+        <w:rPr/>
+      </w:pPr>
+      <w:r>
+        <w:rPr/>
+        <w:t xml:space="preserve">Would you recommend this to a client? Under what conditions would you refuse? </w:t>
+      </w:r>
+    </w:p>
+    <w:p>
+      <w:pPr>
+        <w:pStyle w:val="Heading3"/>
+        <w:bidi w:val="0"/>
+        <w:jc w:val="left"/>
+        <w:rPr/>
+      </w:pPr>
+      <w:r>
+        <w:rPr/>
+        <w:t>Close (5 min)</w:t>
       </w:r>
     </w:p>
     <w:p>
@@ -42171,256 +43293,26 @@
           <w:tab w:val="left" w:pos="709" w:leader="none"/>
         </w:tabs>
         <w:bidi w:val="0"/>
-        <w:spacing w:before="0" w:after="0"/>
         <w:ind w:left="709" w:hanging="283"/>
         <w:jc w:val="left"/>
         <w:rPr/>
       </w:pPr>
       <w:r>
         <w:rPr/>
-        <w:t xml:space="preserve">Transcribe fully. Do not analyse from notes. </w:t>
-      </w:r>
-    </w:p>
-    <w:p>
-      <w:pPr>
-        <w:pStyle w:val="TextBody"/>
-        <w:numPr>
-          <w:ilvl w:val="0"/>
-          <w:numId w:val="52"/>
-        </w:numPr>
-        <w:tabs>
-          <w:tab w:val="clear" w:pos="1134"/>
-          <w:tab w:val="left" w:pos="709" w:leader="none"/>
-        </w:tabs>
-        <w:bidi w:val="0"/>
-        <w:spacing w:before="0" w:after="0"/>
-        <w:ind w:left="709" w:hanging="283"/>
-        <w:jc w:val="left"/>
-        <w:rPr/>
-      </w:pPr>
-      <w:r>
-        <w:rPr/>
-        <w:t xml:space="preserve">Codebook from the first two transcripts of each group, then applied across. </w:t>
-      </w:r>
-    </w:p>
-    <w:p>
-      <w:pPr>
-        <w:pStyle w:val="TextBody"/>
-        <w:numPr>
-          <w:ilvl w:val="0"/>
-          <w:numId w:val="52"/>
-        </w:numPr>
-        <w:tabs>
-          <w:tab w:val="clear" w:pos="1134"/>
-          <w:tab w:val="left" w:pos="709" w:leader="none"/>
-        </w:tabs>
-        <w:bidi w:val="0"/>
-        <w:spacing w:before="0" w:after="0"/>
-        <w:ind w:left="709" w:hanging="283"/>
-        <w:jc w:val="left"/>
-        <w:rPr/>
-      </w:pPr>
-      <w:r>
-        <w:rPr/>
-        <w:t>Report themes with representative anonymised quotations, identified as</w:t>
-        <w:br/>
-        <w:t xml:space="preserve">practitioner or expert. </w:t>
-      </w:r>
-    </w:p>
-    <w:p>
-      <w:pPr>
-        <w:pStyle w:val="TextBody"/>
-        <w:numPr>
-          <w:ilvl w:val="0"/>
-          <w:numId w:val="52"/>
-        </w:numPr>
-        <w:tabs>
-          <w:tab w:val="clear" w:pos="1134"/>
-          <w:tab w:val="left" w:pos="709" w:leader="none"/>
-        </w:tabs>
-        <w:bidi w:val="0"/>
-        <w:spacing w:before="0" w:after="0"/>
-        <w:ind w:left="709" w:hanging="283"/>
-        <w:jc w:val="left"/>
-        <w:rPr/>
-      </w:pPr>
-      <w:r>
-        <w:rPr>
-          <w:rStyle w:val="StrongEmphasis"/>
-        </w:rPr>
-        <w:t>Report disconfirming evidence with the same prominence as supporting</w:t>
-        <w:br/>
-        <w:t>evidence.</w:t>
-      </w:r>
-      <w:r>
-        <w:rPr/>
-        <w:t xml:space="preserve"> A themes section in which every quotation is favourable will be</w:t>
-        <w:br/>
-        <w:t xml:space="preserve">read, correctly, as selection. </w:t>
-      </w:r>
-    </w:p>
-    <w:p>
-      <w:pPr>
-        <w:pStyle w:val="TextBody"/>
-        <w:numPr>
-          <w:ilvl w:val="0"/>
-          <w:numId w:val="52"/>
-        </w:numPr>
-        <w:tabs>
-          <w:tab w:val="clear" w:pos="1134"/>
-          <w:tab w:val="left" w:pos="709" w:leader="none"/>
-        </w:tabs>
-        <w:bidi w:val="0"/>
-        <w:spacing w:before="0" w:after="0"/>
-        <w:ind w:left="709" w:hanging="283"/>
-        <w:jc w:val="left"/>
-        <w:rPr/>
-      </w:pPr>
-      <w:r>
-        <w:rPr/>
-        <w:t>Cross-read against the UX questionnaire items E1-E3, which are the only</w:t>
-        <w:br/>
-        <w:t xml:space="preserve">framework-level items on that sheet. </w:t>
-      </w:r>
-    </w:p>
-    <w:p>
-      <w:pPr>
-        <w:pStyle w:val="TextBody"/>
-        <w:numPr>
-          <w:ilvl w:val="0"/>
-          <w:numId w:val="52"/>
-        </w:numPr>
-        <w:tabs>
-          <w:tab w:val="clear" w:pos="1134"/>
-          <w:tab w:val="left" w:pos="709" w:leader="none"/>
-        </w:tabs>
-        <w:bidi w:val="0"/>
-        <w:ind w:left="709" w:hanging="283"/>
-        <w:jc w:val="left"/>
-        <w:rPr/>
-      </w:pPr>
-      <w:r>
-        <w:rPr/>
-        <w:t>Where practitioners and experts disagree with each other, that disagreement is</w:t>
-        <w:br/>
-        <w:t>a finding: it usually marks the gap between what a method claims and what</w:t>
-        <w:br/>
-        <w:t xml:space="preserve">survives contact with a delivery team. </w:t>
-      </w:r>
-    </w:p>
-    <w:p>
-      <w:pPr>
-        <w:pStyle w:val="Heading1"/>
-        <w:bidi w:val="0"/>
-        <w:jc w:val="left"/>
-        <w:rPr/>
-      </w:pPr>
-      <w:r>
-        <w:rPr/>
-        <w:t>Observer sheet - moderated arm only</w:t>
-      </w:r>
-    </w:p>
-    <w:p>
-      <w:pPr>
-        <w:pStyle w:val="TextBody"/>
-        <w:bidi w:val="0"/>
-        <w:spacing w:before="0" w:after="283"/>
-        <w:jc w:val="left"/>
-        <w:rPr/>
-      </w:pPr>
-      <w:r>
-        <w:rPr/>
-        <w:t xml:space="preserve">Print one per participant. </w:t>
-      </w:r>
-      <w:r>
-        <w:rPr>
-          <w:rStyle w:val="StrongEmphasis"/>
-        </w:rPr>
-        <w:t>Arm 2 only</w:t>
-      </w:r>
-      <w:r>
-        <w:rPr/>
-        <w:t xml:space="preserve"> - the unmoderated arm has no observer,</w:t>
-        <w:br/>
-        <w:t>which is exactly why arm 2 exists. This sheet produces the observational</w:t>
-        <w:br/>
-        <w:t>evidence a questionnaire cannot reach, and partly answers Chapter 9's own</w:t>
-        <w:br/>
-        <w:t>admitted threat that "the instruments measure perception rather than delivered</w:t>
-        <w:br/>
-        <w:t>software quality".</w:t>
-      </w:r>
-    </w:p>
-    <w:p>
-      <w:pPr>
-        <w:pStyle w:val="TextBody"/>
-        <w:bidi w:val="0"/>
-        <w:spacing w:before="0" w:after="283"/>
-        <w:jc w:val="left"/>
-        <w:rPr/>
-      </w:pPr>
-      <w:r>
-        <w:rPr/>
-        <w:t xml:space="preserve">Task numbering matches </w:t>
-      </w:r>
-      <w:r>
-        <w:rPr>
-          <w:rStyle w:val="SourceText"/>
-        </w:rPr>
-        <w:t>task-script.md</w:t>
-      </w:r>
-      <w:r>
-        <w:rPr/>
-        <w:t>.</w:t>
-      </w:r>
-    </w:p>
-    <w:p>
-      <w:pPr>
-        <w:pStyle w:val="PreformattedText"/>
-        <w:pBdr/>
-        <w:shd w:fill="F7F8FA" w:val="clear"/>
-        <w:bidi w:val="0"/>
-        <w:spacing w:before="0" w:after="0"/>
-        <w:jc w:val="left"/>
-        <w:rPr/>
-      </w:pPr>
-      <w:r>
-        <w:rPr>
-          <w:rStyle w:val="SourceText"/>
-        </w:rPr>
-        <w:t>Participant ID:  P____        Date: __________     Language: EN / PT</w:t>
-      </w:r>
-    </w:p>
-    <w:p>
-      <w:pPr>
-        <w:pStyle w:val="PreformattedText"/>
-        <w:pBdr/>
-        <w:shd w:fill="F7F8FA" w:val="clear"/>
-        <w:bidi w:val="0"/>
-        <w:spacing w:before="0" w:after="0"/>
-        <w:jc w:val="left"/>
-        <w:rPr/>
-      </w:pPr>
-      <w:r>
-        <w:rPr>
-          <w:rStyle w:val="SourceText"/>
-        </w:rPr>
-        <w:t>Session start: ______   Session end: ______        Remote / In person</w:t>
-      </w:r>
-    </w:p>
-    <w:p>
-      <w:pPr>
-        <w:pStyle w:val="PreformattedText"/>
-        <w:bidi w:val="0"/>
-        <w:spacing w:before="0" w:after="283"/>
-        <w:jc w:val="left"/>
-        <w:rPr/>
-      </w:pPr>
-      <w:r>
-        <w:rPr>
-          <w:rStyle w:val="SourceText"/>
-        </w:rPr>
-        <w:t>Facilitator: ______________</w:t>
+        <w:t>If you had to defend this framework to a sceptical engineering manager, what</w:t>
+        <w:br/>
+        <w:t xml:space="preserve">would your strongest argument be? And your weakest point? </w:t>
+      </w:r>
+    </w:p>
+    <w:p>
+      <w:pPr>
+        <w:pStyle w:val="HorizontalLine"/>
+        <w:bidi w:val="0"/>
+        <w:jc w:val="left"/>
+        <w:rPr/>
+      </w:pPr>
+      <w:r>
+        <w:rPr/>
       </w:r>
     </w:p>
     <w:p>
@@ -42432,7 +43324,7 @@
       </w:pPr>
       <w:r>
         <w:rPr/>
-        <w:t>Codes</w:t>
+        <w:t>Analysis</w:t>
       </w:r>
     </w:p>
     <w:p>
@@ -42453,46 +43345,8 @@
         <w:rPr/>
       </w:pPr>
       <w:r>
-        <w:rPr>
-          <w:rStyle w:val="StrongEmphasis"/>
-        </w:rPr>
-        <w:t>Outcome:</w:t>
-      </w:r>
-      <w:r>
-        <w:rPr/>
-        <w:t xml:space="preserve"> </w:t>
-      </w:r>
-      <w:r>
-        <w:rPr>
-          <w:rStyle w:val="SourceText"/>
-        </w:rPr>
-        <w:t>C</w:t>
-      </w:r>
-      <w:r>
-        <w:rPr/>
-        <w:t xml:space="preserve"> completed unaided, </w:t>
-      </w:r>
-      <w:r>
-        <w:rPr>
-          <w:rStyle w:val="SourceText"/>
-        </w:rPr>
-        <w:t>CA</w:t>
-      </w:r>
-      <w:r>
-        <w:rPr/>
-        <w:t xml:space="preserve"> completed with assists, </w:t>
-      </w:r>
-      <w:r>
-        <w:rPr>
-          <w:rStyle w:val="SourceText"/>
-        </w:rPr>
-        <w:t>F</w:t>
-      </w:r>
-      <w:r>
-        <w:rPr/>
-        <w:t xml:space="preserve"> failed or</w:t>
-        <w:br/>
-        <w:t xml:space="preserve">abandoned after three assists. </w:t>
+        <w:rPr/>
+        <w:t xml:space="preserve">Transcribe fully. Do not analyse from notes. </w:t>
       </w:r>
     </w:p>
     <w:p>
@@ -42513,28 +43367,8 @@
         <w:rPr/>
       </w:pPr>
       <w:r>
-        <w:rPr>
-          <w:rStyle w:val="StrongEmphasis"/>
-        </w:rPr>
-        <w:t>Assist:</w:t>
-      </w:r>
-      <w:r>
-        <w:rPr/>
-        <w:t xml:space="preserve"> any hint given. Write it down </w:t>
-      </w:r>
-      <w:r>
-        <w:rPr>
-          <w:rStyle w:val="StrongEmphasis"/>
-        </w:rPr>
-        <w:t>verbatim</w:t>
-      </w:r>
-      <w:r>
-        <w:rPr/>
-        <w:t>. Assists are the most</w:t>
-        <w:br/>
-        <w:t>reusable output of the whole study - each one is a specific place the</w:t>
-        <w:br/>
-        <w:t xml:space="preserve">interface failed to communicate. </w:t>
+        <w:rPr/>
+        <w:t xml:space="preserve">Codebook from the first two transcripts of each group, then applied across. </w:t>
       </w:r>
     </w:p>
     <w:p>
@@ -42543,6 +43377,340 @@
         <w:numPr>
           <w:ilvl w:val="0"/>
           <w:numId w:val="53"/>
+        </w:numPr>
+        <w:tabs>
+          <w:tab w:val="clear" w:pos="1134"/>
+          <w:tab w:val="left" w:pos="709" w:leader="none"/>
+        </w:tabs>
+        <w:bidi w:val="0"/>
+        <w:spacing w:before="0" w:after="0"/>
+        <w:ind w:left="709" w:hanging="283"/>
+        <w:jc w:val="left"/>
+        <w:rPr/>
+      </w:pPr>
+      <w:r>
+        <w:rPr/>
+        <w:t>Report themes with representative anonymised quotations, identified as</w:t>
+        <w:br/>
+        <w:t xml:space="preserve">practitioner or expert. </w:t>
+      </w:r>
+    </w:p>
+    <w:p>
+      <w:pPr>
+        <w:pStyle w:val="TextBody"/>
+        <w:numPr>
+          <w:ilvl w:val="0"/>
+          <w:numId w:val="53"/>
+        </w:numPr>
+        <w:tabs>
+          <w:tab w:val="clear" w:pos="1134"/>
+          <w:tab w:val="left" w:pos="709" w:leader="none"/>
+        </w:tabs>
+        <w:bidi w:val="0"/>
+        <w:spacing w:before="0" w:after="0"/>
+        <w:ind w:left="709" w:hanging="283"/>
+        <w:jc w:val="left"/>
+        <w:rPr/>
+      </w:pPr>
+      <w:r>
+        <w:rPr>
+          <w:rStyle w:val="StrongEmphasis"/>
+        </w:rPr>
+        <w:t>Report disconfirming evidence with the same prominence as supporting</w:t>
+        <w:br/>
+        <w:t>evidence.</w:t>
+      </w:r>
+      <w:r>
+        <w:rPr/>
+        <w:t xml:space="preserve"> A themes section in which every quotation is favourable will be</w:t>
+        <w:br/>
+        <w:t xml:space="preserve">read, correctly, as selection. </w:t>
+      </w:r>
+    </w:p>
+    <w:p>
+      <w:pPr>
+        <w:pStyle w:val="TextBody"/>
+        <w:numPr>
+          <w:ilvl w:val="0"/>
+          <w:numId w:val="53"/>
+        </w:numPr>
+        <w:tabs>
+          <w:tab w:val="clear" w:pos="1134"/>
+          <w:tab w:val="left" w:pos="709" w:leader="none"/>
+        </w:tabs>
+        <w:bidi w:val="0"/>
+        <w:spacing w:before="0" w:after="0"/>
+        <w:ind w:left="709" w:hanging="283"/>
+        <w:jc w:val="left"/>
+        <w:rPr/>
+      </w:pPr>
+      <w:r>
+        <w:rPr/>
+        <w:t>Cross-read against the UX questionnaire items E1-E3, which are the only</w:t>
+        <w:br/>
+        <w:t xml:space="preserve">framework-level items on that sheet. </w:t>
+      </w:r>
+    </w:p>
+    <w:p>
+      <w:pPr>
+        <w:pStyle w:val="TextBody"/>
+        <w:numPr>
+          <w:ilvl w:val="0"/>
+          <w:numId w:val="53"/>
+        </w:numPr>
+        <w:tabs>
+          <w:tab w:val="clear" w:pos="1134"/>
+          <w:tab w:val="left" w:pos="709" w:leader="none"/>
+        </w:tabs>
+        <w:bidi w:val="0"/>
+        <w:ind w:left="709" w:hanging="283"/>
+        <w:jc w:val="left"/>
+        <w:rPr/>
+      </w:pPr>
+      <w:r>
+        <w:rPr/>
+        <w:t>Where practitioners and experts disagree with each other, that disagreement is</w:t>
+        <w:br/>
+        <w:t>a finding: it usually marks the gap between what a method claims and what</w:t>
+        <w:br/>
+        <w:t xml:space="preserve">survives contact with a delivery team. </w:t>
+      </w:r>
+    </w:p>
+    <w:p>
+      <w:pPr>
+        <w:pStyle w:val="Heading1"/>
+        <w:bidi w:val="0"/>
+        <w:jc w:val="left"/>
+        <w:rPr/>
+      </w:pPr>
+      <w:r>
+        <w:rPr/>
+        <w:t>Observer sheet - moderated arm only</w:t>
+      </w:r>
+    </w:p>
+    <w:p>
+      <w:pPr>
+        <w:pStyle w:val="TextBody"/>
+        <w:bidi w:val="0"/>
+        <w:spacing w:before="0" w:after="283"/>
+        <w:jc w:val="left"/>
+        <w:rPr/>
+      </w:pPr>
+      <w:r>
+        <w:rPr/>
+        <w:t xml:space="preserve">Print one per participant. </w:t>
+      </w:r>
+      <w:r>
+        <w:rPr>
+          <w:rStyle w:val="StrongEmphasis"/>
+        </w:rPr>
+        <w:t>Arm 2 only</w:t>
+      </w:r>
+      <w:r>
+        <w:rPr/>
+        <w:t xml:space="preserve"> - the unmoderated arm has no observer,</w:t>
+        <w:br/>
+        <w:t>which is exactly why arm 2 exists. This sheet produces the observational</w:t>
+        <w:br/>
+        <w:t>evidence a questionnaire cannot reach, and partly answers Chapter 9's own</w:t>
+        <w:br/>
+        <w:t>admitted threat that "the instruments measure perception rather than delivered</w:t>
+        <w:br/>
+        <w:t>software quality".</w:t>
+      </w:r>
+    </w:p>
+    <w:p>
+      <w:pPr>
+        <w:pStyle w:val="TextBody"/>
+        <w:bidi w:val="0"/>
+        <w:spacing w:before="0" w:after="283"/>
+        <w:jc w:val="left"/>
+        <w:rPr/>
+      </w:pPr>
+      <w:r>
+        <w:rPr/>
+        <w:t xml:space="preserve">Task numbering matches </w:t>
+      </w:r>
+      <w:r>
+        <w:rPr>
+          <w:rStyle w:val="SourceText"/>
+        </w:rPr>
+        <w:t>task-script.md</w:t>
+      </w:r>
+      <w:r>
+        <w:rPr/>
+        <w:t>.</w:t>
+      </w:r>
+    </w:p>
+    <w:p>
+      <w:pPr>
+        <w:pStyle w:val="PreformattedText"/>
+        <w:pBdr/>
+        <w:shd w:fill="F7F8FA" w:val="clear"/>
+        <w:bidi w:val="0"/>
+        <w:spacing w:before="0" w:after="0"/>
+        <w:jc w:val="left"/>
+        <w:rPr/>
+      </w:pPr>
+      <w:r>
+        <w:rPr>
+          <w:rStyle w:val="SourceText"/>
+        </w:rPr>
+        <w:t>Participant ID:  P____        Date: __________     Language: EN / PT</w:t>
+      </w:r>
+    </w:p>
+    <w:p>
+      <w:pPr>
+        <w:pStyle w:val="PreformattedText"/>
+        <w:pBdr/>
+        <w:shd w:fill="F7F8FA" w:val="clear"/>
+        <w:bidi w:val="0"/>
+        <w:spacing w:before="0" w:after="0"/>
+        <w:jc w:val="left"/>
+        <w:rPr/>
+      </w:pPr>
+      <w:r>
+        <w:rPr>
+          <w:rStyle w:val="SourceText"/>
+        </w:rPr>
+        <w:t>Session start: ______   Session end: ______        Remote / In person</w:t>
+      </w:r>
+    </w:p>
+    <w:p>
+      <w:pPr>
+        <w:pStyle w:val="PreformattedText"/>
+        <w:bidi w:val="0"/>
+        <w:spacing w:before="0" w:after="283"/>
+        <w:jc w:val="left"/>
+        <w:rPr/>
+      </w:pPr>
+      <w:r>
+        <w:rPr>
+          <w:rStyle w:val="SourceText"/>
+        </w:rPr>
+        <w:t>Facilitator: ______________</w:t>
+      </w:r>
+    </w:p>
+    <w:p>
+      <w:pPr>
+        <w:pStyle w:val="Heading2"/>
+        <w:bidi w:val="0"/>
+        <w:jc w:val="left"/>
+        <w:rPr/>
+      </w:pPr>
+      <w:r>
+        <w:rPr/>
+        <w:t>Codes</w:t>
+      </w:r>
+    </w:p>
+    <w:p>
+      <w:pPr>
+        <w:pStyle w:val="TextBody"/>
+        <w:numPr>
+          <w:ilvl w:val="0"/>
+          <w:numId w:val="54"/>
+        </w:numPr>
+        <w:tabs>
+          <w:tab w:val="clear" w:pos="1134"/>
+          <w:tab w:val="left" w:pos="709" w:leader="none"/>
+        </w:tabs>
+        <w:bidi w:val="0"/>
+        <w:spacing w:before="0" w:after="0"/>
+        <w:ind w:left="709" w:hanging="283"/>
+        <w:jc w:val="left"/>
+        <w:rPr/>
+      </w:pPr>
+      <w:r>
+        <w:rPr>
+          <w:rStyle w:val="StrongEmphasis"/>
+        </w:rPr>
+        <w:t>Outcome:</w:t>
+      </w:r>
+      <w:r>
+        <w:rPr/>
+        <w:t xml:space="preserve"> </w:t>
+      </w:r>
+      <w:r>
+        <w:rPr>
+          <w:rStyle w:val="SourceText"/>
+        </w:rPr>
+        <w:t>C</w:t>
+      </w:r>
+      <w:r>
+        <w:rPr/>
+        <w:t xml:space="preserve"> completed unaided, </w:t>
+      </w:r>
+      <w:r>
+        <w:rPr>
+          <w:rStyle w:val="SourceText"/>
+        </w:rPr>
+        <w:t>CA</w:t>
+      </w:r>
+      <w:r>
+        <w:rPr/>
+        <w:t xml:space="preserve"> completed with assists, </w:t>
+      </w:r>
+      <w:r>
+        <w:rPr>
+          <w:rStyle w:val="SourceText"/>
+        </w:rPr>
+        <w:t>F</w:t>
+      </w:r>
+      <w:r>
+        <w:rPr/>
+        <w:t xml:space="preserve"> failed or</w:t>
+        <w:br/>
+        <w:t xml:space="preserve">abandoned after three assists. </w:t>
+      </w:r>
+    </w:p>
+    <w:p>
+      <w:pPr>
+        <w:pStyle w:val="TextBody"/>
+        <w:numPr>
+          <w:ilvl w:val="0"/>
+          <w:numId w:val="54"/>
+        </w:numPr>
+        <w:tabs>
+          <w:tab w:val="clear" w:pos="1134"/>
+          <w:tab w:val="left" w:pos="709" w:leader="none"/>
+        </w:tabs>
+        <w:bidi w:val="0"/>
+        <w:spacing w:before="0" w:after="0"/>
+        <w:ind w:left="709" w:hanging="283"/>
+        <w:jc w:val="left"/>
+        <w:rPr/>
+      </w:pPr>
+      <w:r>
+        <w:rPr>
+          <w:rStyle w:val="StrongEmphasis"/>
+        </w:rPr>
+        <w:t>Assist:</w:t>
+      </w:r>
+      <w:r>
+        <w:rPr/>
+        <w:t xml:space="preserve"> any hint given. Write it down </w:t>
+      </w:r>
+      <w:r>
+        <w:rPr>
+          <w:rStyle w:val="StrongEmphasis"/>
+        </w:rPr>
+        <w:t>verbatim</w:t>
+      </w:r>
+      <w:r>
+        <w:rPr/>
+        <w:t>. Assists are the most</w:t>
+        <w:br/>
+        <w:t>reusable output of the whole study - each one is a specific place the</w:t>
+        <w:br/>
+        <w:t xml:space="preserve">interface failed to communicate. </w:t>
+      </w:r>
+    </w:p>
+    <w:p>
+      <w:pPr>
+        <w:pStyle w:val="TextBody"/>
+        <w:numPr>
+          <w:ilvl w:val="0"/>
+          <w:numId w:val="54"/>
         </w:numPr>
         <w:tabs>
           <w:tab w:val="clear" w:pos="1134"/>
@@ -44902,11 +46070,15 @@
         <w:rPr/>
         <w:t xml:space="preserve"> You will use a software tool for about 60 minutes to</w:t>
         <w:br/>
-        <w:t>complete a set of predefined tasks, thinking aloud as you go. Afterwards you</w:t>
-        <w:br/>
-        <w:t>will fill in three short questionnaires, taking about 20 minutes. You may</w:t>
-        <w:br/>
-        <w:t>optionally be invited to a separate interview of 30 to 45 minutes.</w:t>
+        <w:t>complete nine predefined tasks, thinking aloud as you go. After six of those</w:t>
+        <w:br/>
+        <w:t>tasks you will fill in a short workload questionnaire, which takes about a</w:t>
+        <w:br/>
+        <w:t>minute each time. At the end of the session you will fill in two further short</w:t>
+        <w:br/>
+        <w:t>questionnaires, taking about 20 minutes in total. You may optionally be invited</w:t>
+        <w:br/>
+        <w:t>to a separate interview of 30 to 45 minutes.</w:t>
       </w:r>
     </w:p>
     <w:p>
@@ -45297,11 +46469,15 @@
         <w:rPr/>
         <w:t xml:space="preserve"> Vai utilizar uma ferramenta de software durante cerca de 60</w:t>
         <w:br/>
-        <w:t>minutos para realizar um conjunto de tarefas predefinidas, verbalizando o seu</w:t>
-        <w:br/>
-        <w:t>raciocínio. Depois preencherá três questionários curtos, cerca de 20 minutos.</w:t>
-        <w:br/>
-        <w:t>Poderá ainda ser convidado para uma entrevista separada de 30 a 45 minutos.</w:t>
+        <w:t>minutos para realizar nove tarefas predefinidas, verbalizando o seu raciocínio.</w:t>
+        <w:br/>
+        <w:t>Depois de seis dessas tarefas preencherá um questionário curto sobre a carga de</w:t>
+        <w:br/>
+        <w:t>trabalho, que demora cerca de um minuto de cada vez. No fim da sessão</w:t>
+        <w:br/>
+        <w:t>preencherá mais dois questionários curtos, cerca de 20 minutos no total. Poderá</w:t>
+        <w:br/>
+        <w:t>ainda ser convidado para uma entrevista separada de 30 a 45 minutos.</w:t>
       </w:r>
     </w:p>
     <w:p>
@@ -46087,13 +47263,15 @@
       </w:pPr>
       <w:r>
         <w:rPr/>
-        <w:t>I am going to ask you to complete six tasks in a tool called Apex. I want to</w:t>
-        <w:br/>
-        <w:t>be clear that we are testing the tool, not you. If something is confusing or</w:t>
-        <w:br/>
-        <w:t>you cannot find something, that is exactly what I need to know. There is no</w:t>
-        <w:br/>
-        <w:t>way for you to get this wrong.</w:t>
+        <w:t>I am going to ask you to complete nine tasks in a tool called Apex, and after</w:t>
+        <w:br/>
+        <w:t>six of them a short workload questionnaire. I want to be clear that we are</w:t>
+        <w:br/>
+        <w:t>testing the tool, not you. If something is confusing or you cannot find</w:t>
+        <w:br/>
+        <w:t>something, that is exactly what I need to know. There is no way for you to get</w:t>
+        <w:br/>
+        <w:t>this wrong.</w:t>
       </w:r>
     </w:p>
     <w:p>
@@ -46235,7 +47413,7 @@
         <w:pStyle w:val="TextBody"/>
         <w:numPr>
           <w:ilvl w:val="0"/>
-          <w:numId w:val="54"/>
+          <w:numId w:val="55"/>
         </w:numPr>
         <w:tabs>
           <w:tab w:val="clear" w:pos="1134"/>
@@ -46257,7 +47435,7 @@
         <w:pStyle w:val="TextBody"/>
         <w:numPr>
           <w:ilvl w:val="0"/>
-          <w:numId w:val="54"/>
+          <w:numId w:val="55"/>
         </w:numPr>
         <w:tabs>
           <w:tab w:val="clear" w:pos="1134"/>
@@ -46279,7 +47457,7 @@
         <w:pStyle w:val="TextBody"/>
         <w:numPr>
           <w:ilvl w:val="0"/>
-          <w:numId w:val="54"/>
+          <w:numId w:val="55"/>
         </w:numPr>
         <w:tabs>
           <w:tab w:val="clear" w:pos="1134"/>
@@ -46301,7 +47479,7 @@
         <w:pStyle w:val="TextBody"/>
         <w:numPr>
           <w:ilvl w:val="0"/>
-          <w:numId w:val="54"/>
+          <w:numId w:val="55"/>
         </w:numPr>
         <w:tabs>
           <w:tab w:val="clear" w:pos="1134"/>
@@ -46323,7 +47501,7 @@
         <w:pStyle w:val="TextBody"/>
         <w:numPr>
           <w:ilvl w:val="0"/>
-          <w:numId w:val="54"/>
+          <w:numId w:val="55"/>
         </w:numPr>
         <w:tabs>
           <w:tab w:val="clear" w:pos="1134"/>
@@ -46347,7 +47525,7 @@
         <w:pStyle w:val="TextBody"/>
         <w:numPr>
           <w:ilvl w:val="0"/>
-          <w:numId w:val="54"/>
+          <w:numId w:val="55"/>
         </w:numPr>
         <w:tabs>
           <w:tab w:val="clear" w:pos="1134"/>
@@ -51064,6 +52242,125 @@
   <w:abstractNum w:abstractNumId="37">
     <w:lvl w:ilvl="0">
       <w:start w:val="1"/>
+      <w:numFmt w:val="decimal"/>
+      <w:lvlText w:val="%1."/>
+      <w:lvlJc w:val="left"/>
+      <w:pPr>
+        <w:tabs>
+          <w:tab w:val="num" w:pos="709"/>
+        </w:tabs>
+        <w:ind w:left="709" w:hanging="283"/>
+      </w:pPr>
+      <w:rPr/>
+    </w:lvl>
+    <w:lvl w:ilvl="1">
+      <w:start w:val="1"/>
+      <w:numFmt w:val="decimal"/>
+      <w:lvlText w:val="%2."/>
+      <w:lvlJc w:val="left"/>
+      <w:pPr>
+        <w:tabs>
+          <w:tab w:val="num" w:pos="1418"/>
+        </w:tabs>
+        <w:ind w:left="1418" w:hanging="283"/>
+      </w:pPr>
+      <w:rPr/>
+    </w:lvl>
+    <w:lvl w:ilvl="2">
+      <w:start w:val="1"/>
+      <w:numFmt w:val="decimal"/>
+      <w:lvlText w:val="%3."/>
+      <w:lvlJc w:val="left"/>
+      <w:pPr>
+        <w:tabs>
+          <w:tab w:val="num" w:pos="2127"/>
+        </w:tabs>
+        <w:ind w:left="2127" w:hanging="283"/>
+      </w:pPr>
+      <w:rPr/>
+    </w:lvl>
+    <w:lvl w:ilvl="3">
+      <w:start w:val="1"/>
+      <w:numFmt w:val="decimal"/>
+      <w:lvlText w:val="%4."/>
+      <w:lvlJc w:val="left"/>
+      <w:pPr>
+        <w:tabs>
+          <w:tab w:val="num" w:pos="2836"/>
+        </w:tabs>
+        <w:ind w:left="2836" w:hanging="283"/>
+      </w:pPr>
+      <w:rPr/>
+    </w:lvl>
+    <w:lvl w:ilvl="4">
+      <w:start w:val="1"/>
+      <w:numFmt w:val="decimal"/>
+      <w:lvlText w:val="%5."/>
+      <w:lvlJc w:val="left"/>
+      <w:pPr>
+        <w:tabs>
+          <w:tab w:val="num" w:pos="3545"/>
+        </w:tabs>
+        <w:ind w:left="3545" w:hanging="283"/>
+      </w:pPr>
+      <w:rPr/>
+    </w:lvl>
+    <w:lvl w:ilvl="5">
+      <w:start w:val="1"/>
+      <w:numFmt w:val="decimal"/>
+      <w:lvlText w:val="%6."/>
+      <w:lvlJc w:val="left"/>
+      <w:pPr>
+        <w:tabs>
+          <w:tab w:val="num" w:pos="4254"/>
+        </w:tabs>
+        <w:ind w:left="4254" w:hanging="283"/>
+      </w:pPr>
+      <w:rPr/>
+    </w:lvl>
+    <w:lvl w:ilvl="6">
+      <w:start w:val="1"/>
+      <w:numFmt w:val="decimal"/>
+      <w:lvlText w:val="%7."/>
+      <w:lvlJc w:val="left"/>
+      <w:pPr>
+        <w:tabs>
+          <w:tab w:val="num" w:pos="4963"/>
+        </w:tabs>
+        <w:ind w:left="4963" w:hanging="283"/>
+      </w:pPr>
+      <w:rPr/>
+    </w:lvl>
+    <w:lvl w:ilvl="7">
+      <w:start w:val="1"/>
+      <w:numFmt w:val="decimal"/>
+      <w:lvlText w:val="%8."/>
+      <w:lvlJc w:val="left"/>
+      <w:pPr>
+        <w:tabs>
+          <w:tab w:val="num" w:pos="5672"/>
+        </w:tabs>
+        <w:ind w:left="5672" w:hanging="283"/>
+      </w:pPr>
+      <w:rPr/>
+    </w:lvl>
+    <w:lvl w:ilvl="8">
+      <w:start w:val="1"/>
+      <w:numFmt w:val="decimal"/>
+      <w:lvlText w:val="%9."/>
+      <w:lvlJc w:val="left"/>
+      <w:pPr>
+        <w:tabs>
+          <w:tab w:val="num" w:pos="6381"/>
+        </w:tabs>
+        <w:ind w:left="6381" w:hanging="283"/>
+      </w:pPr>
+      <w:rPr/>
+    </w:lvl>
+  </w:abstractNum>
+  <w:abstractNum w:abstractNumId="38">
+    <w:lvl w:ilvl="0">
+      <w:start w:val="1"/>
       <w:numFmt w:val="bullet"/>
       <w:lvlText w:val=""/>
       <w:lvlJc w:val="left"/>
@@ -51198,7 +52495,7 @@
       </w:rPr>
     </w:lvl>
   </w:abstractNum>
-  <w:abstractNum w:abstractNumId="38">
+  <w:abstractNum w:abstractNumId="39">
     <w:lvl w:ilvl="0">
       <w:start w:val="1"/>
       <w:numFmt w:val="bullet"/>
@@ -51335,7 +52632,7 @@
       </w:rPr>
     </w:lvl>
   </w:abstractNum>
-  <w:abstractNum w:abstractNumId="39">
+  <w:abstractNum w:abstractNumId="40">
     <w:lvl w:ilvl="0">
       <w:start w:val="1"/>
       <w:numFmt w:val="decimal"/>
@@ -51454,7 +52751,7 @@
       <w:rPr/>
     </w:lvl>
   </w:abstractNum>
-  <w:abstractNum w:abstractNumId="40">
+  <w:abstractNum w:abstractNumId="41">
     <w:lvl w:ilvl="0">
       <w:start w:val="1"/>
       <w:numFmt w:val="decimal"/>
@@ -51573,7 +52870,7 @@
       <w:rPr/>
     </w:lvl>
   </w:abstractNum>
-  <w:abstractNum w:abstractNumId="41">
+  <w:abstractNum w:abstractNumId="42">
     <w:lvl w:ilvl="0">
       <w:start w:val="1"/>
       <w:numFmt w:val="bullet"/>
@@ -51710,7 +53007,7 @@
       </w:rPr>
     </w:lvl>
   </w:abstractNum>
-  <w:abstractNum w:abstractNumId="42">
+  <w:abstractNum w:abstractNumId="43">
     <w:lvl w:ilvl="0">
       <w:start w:val="1"/>
       <w:numFmt w:val="decimal"/>
@@ -51829,7 +53126,7 @@
       <w:rPr/>
     </w:lvl>
   </w:abstractNum>
-  <w:abstractNum w:abstractNumId="43">
+  <w:abstractNum w:abstractNumId="44">
     <w:lvl w:ilvl="0">
       <w:start w:val="4"/>
       <w:numFmt w:val="decimal"/>
@@ -51948,7 +53245,7 @@
       <w:rPr/>
     </w:lvl>
   </w:abstractNum>
-  <w:abstractNum w:abstractNumId="44">
+  <w:abstractNum w:abstractNumId="45">
     <w:lvl w:ilvl="0">
       <w:start w:val="8"/>
       <w:numFmt w:val="decimal"/>
@@ -52067,7 +53364,7 @@
       <w:rPr/>
     </w:lvl>
   </w:abstractNum>
-  <w:abstractNum w:abstractNumId="45">
+  <w:abstractNum w:abstractNumId="46">
     <w:lvl w:ilvl="0">
       <w:start w:val="12"/>
       <w:numFmt w:val="decimal"/>
@@ -52186,7 +53483,7 @@
       <w:rPr/>
     </w:lvl>
   </w:abstractNum>
-  <w:abstractNum w:abstractNumId="46">
+  <w:abstractNum w:abstractNumId="47">
     <w:lvl w:ilvl="0">
       <w:start w:val="15"/>
       <w:numFmt w:val="decimal"/>
@@ -52305,7 +53602,7 @@
       <w:rPr/>
     </w:lvl>
   </w:abstractNum>
-  <w:abstractNum w:abstractNumId="47">
+  <w:abstractNum w:abstractNumId="48">
     <w:lvl w:ilvl="0">
       <w:start w:val="1"/>
       <w:numFmt w:val="decimal"/>
@@ -52424,7 +53721,7 @@
       <w:rPr/>
     </w:lvl>
   </w:abstractNum>
-  <w:abstractNum w:abstractNumId="48">
+  <w:abstractNum w:abstractNumId="49">
     <w:lvl w:ilvl="0">
       <w:start w:val="2"/>
       <w:numFmt w:val="decimal"/>
@@ -52543,7 +53840,7 @@
       <w:rPr/>
     </w:lvl>
   </w:abstractNum>
-  <w:abstractNum w:abstractNumId="49">
+  <w:abstractNum w:abstractNumId="50">
     <w:lvl w:ilvl="0">
       <w:start w:val="6"/>
       <w:numFmt w:val="decimal"/>
@@ -52662,7 +53959,7 @@
       <w:rPr/>
     </w:lvl>
   </w:abstractNum>
-  <w:abstractNum w:abstractNumId="50">
+  <w:abstractNum w:abstractNumId="51">
     <w:lvl w:ilvl="0">
       <w:start w:val="9"/>
       <w:numFmt w:val="decimal"/>
@@ -52781,7 +54078,7 @@
       <w:rPr/>
     </w:lvl>
   </w:abstractNum>
-  <w:abstractNum w:abstractNumId="51">
+  <w:abstractNum w:abstractNumId="52">
     <w:lvl w:ilvl="0">
       <w:start w:val="12"/>
       <w:numFmt w:val="decimal"/>
@@ -52898,143 +54195,6 @@
         <w:ind w:left="6381" w:hanging="283"/>
       </w:pPr>
       <w:rPr/>
-    </w:lvl>
-  </w:abstractNum>
-  <w:abstractNum w:abstractNumId="52">
-    <w:lvl w:ilvl="0">
-      <w:start w:val="1"/>
-      <w:numFmt w:val="bullet"/>
-      <w:lvlText w:val=""/>
-      <w:lvlJc w:val="left"/>
-      <w:pPr>
-        <w:tabs>
-          <w:tab w:val="num" w:pos="709"/>
-        </w:tabs>
-        <w:ind w:left="709" w:hanging="283"/>
-      </w:pPr>
-      <w:rPr>
-        <w:rFonts w:ascii="Symbol" w:hAnsi="Symbol" w:cs="Symbol" w:hint="default"/>
-      </w:rPr>
-    </w:lvl>
-    <w:lvl w:ilvl="1">
-      <w:start w:val="1"/>
-      <w:numFmt w:val="bullet"/>
-      <w:lvlText w:val=""/>
-      <w:lvlJc w:val="left"/>
-      <w:pPr>
-        <w:tabs>
-          <w:tab w:val="num" w:pos="1418"/>
-        </w:tabs>
-        <w:ind w:left="1418" w:hanging="283"/>
-      </w:pPr>
-      <w:rPr>
-        <w:rFonts w:ascii="Symbol" w:hAnsi="Symbol" w:cs="Symbol" w:hint="default"/>
-      </w:rPr>
-    </w:lvl>
-    <w:lvl w:ilvl="2">
-      <w:start w:val="1"/>
-      <w:numFmt w:val="bullet"/>
-      <w:lvlText w:val=""/>
-      <w:lvlJc w:val="left"/>
-      <w:pPr>
-        <w:tabs>
-          <w:tab w:val="num" w:pos="2127"/>
-        </w:tabs>
-        <w:ind w:left="2127" w:hanging="283"/>
-      </w:pPr>
-      <w:rPr>
-        <w:rFonts w:ascii="Symbol" w:hAnsi="Symbol" w:cs="Symbol" w:hint="default"/>
-      </w:rPr>
-    </w:lvl>
-    <w:lvl w:ilvl="3">
-      <w:start w:val="1"/>
-      <w:numFmt w:val="bullet"/>
-      <w:lvlText w:val=""/>
-      <w:lvlJc w:val="left"/>
-      <w:pPr>
-        <w:tabs>
-          <w:tab w:val="num" w:pos="2836"/>
-        </w:tabs>
-        <w:ind w:left="2836" w:hanging="283"/>
-      </w:pPr>
-      <w:rPr>
-        <w:rFonts w:ascii="Symbol" w:hAnsi="Symbol" w:cs="Symbol" w:hint="default"/>
-      </w:rPr>
-    </w:lvl>
-    <w:lvl w:ilvl="4">
-      <w:start w:val="1"/>
-      <w:numFmt w:val="bullet"/>
-      <w:lvlText w:val=""/>
-      <w:lvlJc w:val="left"/>
-      <w:pPr>
-        <w:tabs>
-          <w:tab w:val="num" w:pos="3545"/>
-        </w:tabs>
-        <w:ind w:left="3545" w:hanging="283"/>
-      </w:pPr>
-      <w:rPr>
-        <w:rFonts w:ascii="Symbol" w:hAnsi="Symbol" w:cs="Symbol" w:hint="default"/>
-      </w:rPr>
-    </w:lvl>
-    <w:lvl w:ilvl="5">
-      <w:start w:val="1"/>
-      <w:numFmt w:val="bullet"/>
-      <w:lvlText w:val=""/>
-      <w:lvlJc w:val="left"/>
-      <w:pPr>
-        <w:tabs>
-          <w:tab w:val="num" w:pos="4254"/>
-        </w:tabs>
-        <w:ind w:left="4254" w:hanging="283"/>
-      </w:pPr>
-      <w:rPr>
-        <w:rFonts w:ascii="Symbol" w:hAnsi="Symbol" w:cs="Symbol" w:hint="default"/>
-      </w:rPr>
-    </w:lvl>
-    <w:lvl w:ilvl="6">
-      <w:start w:val="1"/>
-      <w:numFmt w:val="bullet"/>
-      <w:lvlText w:val=""/>
-      <w:lvlJc w:val="left"/>
-      <w:pPr>
-        <w:tabs>
-          <w:tab w:val="num" w:pos="4963"/>
-        </w:tabs>
-        <w:ind w:left="4963" w:hanging="283"/>
-      </w:pPr>
-      <w:rPr>
-        <w:rFonts w:ascii="Symbol" w:hAnsi="Symbol" w:cs="Symbol" w:hint="default"/>
-      </w:rPr>
-    </w:lvl>
-    <w:lvl w:ilvl="7">
-      <w:start w:val="1"/>
-      <w:numFmt w:val="bullet"/>
-      <w:lvlText w:val=""/>
-      <w:lvlJc w:val="left"/>
-      <w:pPr>
-        <w:tabs>
-          <w:tab w:val="num" w:pos="5672"/>
-        </w:tabs>
-        <w:ind w:left="5672" w:hanging="283"/>
-      </w:pPr>
-      <w:rPr>
-        <w:rFonts w:ascii="Symbol" w:hAnsi="Symbol" w:cs="Symbol" w:hint="default"/>
-      </w:rPr>
-    </w:lvl>
-    <w:lvl w:ilvl="8">
-      <w:start w:val="1"/>
-      <w:numFmt w:val="bullet"/>
-      <w:lvlText w:val=""/>
-      <w:lvlJc w:val="left"/>
-      <w:pPr>
-        <w:tabs>
-          <w:tab w:val="num" w:pos="6381"/>
-        </w:tabs>
-        <w:ind w:left="6381" w:hanging="283"/>
-      </w:pPr>
-      <w:rPr>
-        <w:rFonts w:ascii="Symbol" w:hAnsi="Symbol" w:cs="Symbol" w:hint="default"/>
-      </w:rPr>
     </w:lvl>
   </w:abstractNum>
   <w:abstractNum w:abstractNumId="53">
@@ -53312,6 +54472,143 @@
     </w:lvl>
   </w:abstractNum>
   <w:abstractNum w:abstractNumId="55">
+    <w:lvl w:ilvl="0">
+      <w:start w:val="1"/>
+      <w:numFmt w:val="bullet"/>
+      <w:lvlText w:val=""/>
+      <w:lvlJc w:val="left"/>
+      <w:pPr>
+        <w:tabs>
+          <w:tab w:val="num" w:pos="709"/>
+        </w:tabs>
+        <w:ind w:left="709" w:hanging="283"/>
+      </w:pPr>
+      <w:rPr>
+        <w:rFonts w:ascii="Symbol" w:hAnsi="Symbol" w:cs="Symbol" w:hint="default"/>
+      </w:rPr>
+    </w:lvl>
+    <w:lvl w:ilvl="1">
+      <w:start w:val="1"/>
+      <w:numFmt w:val="bullet"/>
+      <w:lvlText w:val=""/>
+      <w:lvlJc w:val="left"/>
+      <w:pPr>
+        <w:tabs>
+          <w:tab w:val="num" w:pos="1418"/>
+        </w:tabs>
+        <w:ind w:left="1418" w:hanging="283"/>
+      </w:pPr>
+      <w:rPr>
+        <w:rFonts w:ascii="Symbol" w:hAnsi="Symbol" w:cs="Symbol" w:hint="default"/>
+      </w:rPr>
+    </w:lvl>
+    <w:lvl w:ilvl="2">
+      <w:start w:val="1"/>
+      <w:numFmt w:val="bullet"/>
+      <w:lvlText w:val=""/>
+      <w:lvlJc w:val="left"/>
+      <w:pPr>
+        <w:tabs>
+          <w:tab w:val="num" w:pos="2127"/>
+        </w:tabs>
+        <w:ind w:left="2127" w:hanging="283"/>
+      </w:pPr>
+      <w:rPr>
+        <w:rFonts w:ascii="Symbol" w:hAnsi="Symbol" w:cs="Symbol" w:hint="default"/>
+      </w:rPr>
+    </w:lvl>
+    <w:lvl w:ilvl="3">
+      <w:start w:val="1"/>
+      <w:numFmt w:val="bullet"/>
+      <w:lvlText w:val=""/>
+      <w:lvlJc w:val="left"/>
+      <w:pPr>
+        <w:tabs>
+          <w:tab w:val="num" w:pos="2836"/>
+        </w:tabs>
+        <w:ind w:left="2836" w:hanging="283"/>
+      </w:pPr>
+      <w:rPr>
+        <w:rFonts w:ascii="Symbol" w:hAnsi="Symbol" w:cs="Symbol" w:hint="default"/>
+      </w:rPr>
+    </w:lvl>
+    <w:lvl w:ilvl="4">
+      <w:start w:val="1"/>
+      <w:numFmt w:val="bullet"/>
+      <w:lvlText w:val=""/>
+      <w:lvlJc w:val="left"/>
+      <w:pPr>
+        <w:tabs>
+          <w:tab w:val="num" w:pos="3545"/>
+        </w:tabs>
+        <w:ind w:left="3545" w:hanging="283"/>
+      </w:pPr>
+      <w:rPr>
+        <w:rFonts w:ascii="Symbol" w:hAnsi="Symbol" w:cs="Symbol" w:hint="default"/>
+      </w:rPr>
+    </w:lvl>
+    <w:lvl w:ilvl="5">
+      <w:start w:val="1"/>
+      <w:numFmt w:val="bullet"/>
+      <w:lvlText w:val=""/>
+      <w:lvlJc w:val="left"/>
+      <w:pPr>
+        <w:tabs>
+          <w:tab w:val="num" w:pos="4254"/>
+        </w:tabs>
+        <w:ind w:left="4254" w:hanging="283"/>
+      </w:pPr>
+      <w:rPr>
+        <w:rFonts w:ascii="Symbol" w:hAnsi="Symbol" w:cs="Symbol" w:hint="default"/>
+      </w:rPr>
+    </w:lvl>
+    <w:lvl w:ilvl="6">
+      <w:start w:val="1"/>
+      <w:numFmt w:val="bullet"/>
+      <w:lvlText w:val=""/>
+      <w:lvlJc w:val="left"/>
+      <w:pPr>
+        <w:tabs>
+          <w:tab w:val="num" w:pos="4963"/>
+        </w:tabs>
+        <w:ind w:left="4963" w:hanging="283"/>
+      </w:pPr>
+      <w:rPr>
+        <w:rFonts w:ascii="Symbol" w:hAnsi="Symbol" w:cs="Symbol" w:hint="default"/>
+      </w:rPr>
+    </w:lvl>
+    <w:lvl w:ilvl="7">
+      <w:start w:val="1"/>
+      <w:numFmt w:val="bullet"/>
+      <w:lvlText w:val=""/>
+      <w:lvlJc w:val="left"/>
+      <w:pPr>
+        <w:tabs>
+          <w:tab w:val="num" w:pos="5672"/>
+        </w:tabs>
+        <w:ind w:left="5672" w:hanging="283"/>
+      </w:pPr>
+      <w:rPr>
+        <w:rFonts w:ascii="Symbol" w:hAnsi="Symbol" w:cs="Symbol" w:hint="default"/>
+      </w:rPr>
+    </w:lvl>
+    <w:lvl w:ilvl="8">
+      <w:start w:val="1"/>
+      <w:numFmt w:val="bullet"/>
+      <w:lvlText w:val=""/>
+      <w:lvlJc w:val="left"/>
+      <w:pPr>
+        <w:tabs>
+          <w:tab w:val="num" w:pos="6381"/>
+        </w:tabs>
+        <w:ind w:left="6381" w:hanging="283"/>
+      </w:pPr>
+      <w:rPr>
+        <w:rFonts w:ascii="Symbol" w:hAnsi="Symbol" w:cs="Symbol" w:hint="default"/>
+      </w:rPr>
+    </w:lvl>
+  </w:abstractNum>
+  <w:abstractNum w:abstractNumId="56">
     <w:lvl w:ilvl="0">
       <w:start w:val="1"/>
       <w:numFmt w:val="none"/>
@@ -53597,6 +54894,9 @@
   </w:num>
   <w:num w:numId="55">
     <w:abstractNumId w:val="55"/>
+  </w:num>
+  <w:num w:numId="56">
+    <w:abstractNumId w:val="56"/>
   </w:num>
 </w:numbering>
 </file>

--- a/docs/thesis/evaluation/Apex-Evaluation-Package.docx
+++ b/docs/thesis/evaluation/Apex-Evaluation-Package.docx
@@ -55,7 +55,7 @@
       <w:r>
         <w:rPr/>
         <w:br/>
-        <w:t xml:space="preserve">Generated 2026-08-12 </w:t>
+        <w:t xml:space="preserve">Generated 2026-08-17 </w:t>
       </w:r>
     </w:p>
     <w:p>
@@ -668,18 +668,22 @@
         <w:rPr/>
       </w:pPr>
       <w:r>
+        <w:rPr/>
+        <w:t>~~Ask the supervisor about ethics approval and an IST consent template.~~</w:t>
+        <w:br/>
+      </w:r>
+      <w:r>
         <w:rPr>
           <w:rStyle w:val="StrongEmphasis"/>
         </w:rPr>
-        <w:t>Email the supervisor.</w:t>
-      </w:r>
-      <w:r>
-        <w:rPr/>
-        <w:t xml:space="preserve"> Two questions: does this study need an ethics</w:t>
-        <w:br/>
-        <w:t>committee submission, and is there a standard IST consent template to use</w:t>
-        <w:br/>
-        <w:t xml:space="preserve">instead of the one in </w:t>
+        <w:t>CLOSED 2026-08-15. Informed consent is sufficient, no ethics committee</w:t>
+        <w:br/>
+        <w:t>submission, and no IST template exists</w:t>
+      </w:r>
+      <w:r>
+        <w:rPr/>
+        <w:t xml:space="preserve"> - build F0 from the form in</w:t>
+        <w:br/>
       </w:r>
       <w:r>
         <w:rPr>
@@ -689,9 +693,9 @@
       </w:r>
       <w:r>
         <w:rPr/>
-        <w:t>. This gates the first</w:t>
-        <w:br/>
-        <w:t xml:space="preserve">session and nothing else unblocks it. </w:t>
+        <w:t xml:space="preserve"> as written. Nothing gates the first session on</w:t>
+        <w:br/>
+        <w:t xml:space="preserve">ethics any more. </w:t>
       </w:r>
     </w:p>
     <w:p>
@@ -20258,7 +20262,23 @@
         <w:br/>
         <w:t>whether the sample gets topped up with MEIC students, which changes the</w:t>
         <w:br/>
-        <w:t xml:space="preserve">external-validity claim. </w:t>
+        <w:t>external-validity claim. The LinkedIn free-tier limit of five noted</w:t>
+        <w:br/>
+        <w:t>connection requests per month was raised with the supervisor 2026-08-12; he</w:t>
+        <w:br/>
+        <w:t xml:space="preserve">deferred it to a meeting on </w:t>
+      </w:r>
+      <w:r>
+        <w:rPr>
+          <w:rStyle w:val="StrongEmphasis"/>
+        </w:rPr>
+        <w:t>Monday 2026-08-17</w:t>
+      </w:r>
+      <w:r>
+        <w:rPr/>
+        <w:t>. Still open - this is the</w:t>
+        <w:br/>
+        <w:t xml:space="preserve">only remaining blocker on running sessions. </w:t>
       </w:r>
     </w:p>
     <w:p>
@@ -20279,16 +20299,66 @@
         <w:rPr/>
       </w:pPr>
       <w:r>
+        <w:rPr/>
+        <w:t xml:space="preserve">~~Ethics approval.~~ </w:t>
+      </w:r>
+      <w:r>
         <w:rPr>
           <w:rStyle w:val="StrongEmphasis"/>
         </w:rPr>
-        <w:t>Ethics approval.</w:t>
-      </w:r>
-      <w:r>
-        <w:rPr/>
-        <w:t xml:space="preserve"> Whether IST requires a formal submission for this study</w:t>
-        <w:br/>
-        <w:t xml:space="preserve">or whether informed consent plus anonymisation suffices. Ask the supervisor. </w:t>
+        <w:t>CLOSED 2026-08-15.</w:t>
+      </w:r>
+      <w:r>
+        <w:rPr/>
+        <w:t xml:space="preserve"> The supervisor confirmed that</w:t>
+        <w:br/>
+      </w:r>
+      <w:r>
+        <w:rPr>
+          <w:rStyle w:val="StrongEmphasis"/>
+        </w:rPr>
+        <w:t>informed consent is sufficient</w:t>
+      </w:r>
+      <w:r>
+        <w:rPr/>
+        <w:t xml:space="preserve"> - no submission to an ethics committee is</w:t>
+        <w:br/>
+        <w:t xml:space="preserve">required - and that </w:t>
+      </w:r>
+      <w:r>
+        <w:rPr>
+          <w:rStyle w:val="StrongEmphasis"/>
+        </w:rPr>
+        <w:t>no standard IST consent template exists</w:t>
+      </w:r>
+      <w:r>
+        <w:rPr/>
+        <w:t>, so the form</w:t>
+        <w:br/>
+        <w:t xml:space="preserve">in </w:t>
+      </w:r>
+      <w:r>
+        <w:rPr>
+          <w:rStyle w:val="SourceText"/>
+        </w:rPr>
+        <w:t>consent-and-briefing.md</w:t>
+      </w:r>
+      <w:r>
+        <w:rPr/>
+        <w:t xml:space="preserve"> is the one that will be used. Written up in</w:t>
+        <w:br/>
+      </w:r>
+      <w:r>
+        <w:rPr>
+          <w:rStyle w:val="SourceText"/>
+        </w:rPr>
+        <w:t>\Cref{sec:eval_participants}</w:t>
+      </w:r>
+      <w:r>
+        <w:rPr/>
+        <w:t xml:space="preserve"> of Chapter 9, which now states the route, the</w:t>
+        <w:br/>
+        <w:t xml:space="preserve">four-item consent structure, the coding scheme and the retention rule. </w:t>
       </w:r>
     </w:p>
     <w:p>
@@ -22601,7 +22671,11 @@
       </w:pPr>
       <w:r>
         <w:rPr/>
-        <w:t xml:space="preserve">[ ] Supervisor sign-off on the task set and the session length </w:t>
+        <w:t>[ ] Supervisor sign-off on the task set and the session length. Raise it at</w:t>
+        <w:br/>
+        <w:t>the recruitment meeting on Monday 2026-08-17, which is already scheduled -</w:t>
+        <w:br/>
+        <w:t xml:space="preserve">it costs nothing extra and both items gate the same first session </w:t>
       </w:r>
     </w:p>
     <w:p>
@@ -22623,7 +22697,21 @@
       </w:pPr>
       <w:r>
         <w:rPr/>
-        <w:t xml:space="preserve">[ ] Ethics/consent route confirmed with the supervisor </w:t>
+        <w:t>[x] Ethics/consent route confirmed with the supervisor 2026-08-15: informed</w:t>
+        <w:br/>
+        <w:t>consent is sufficient, no committee submission, no IST template. The form</w:t>
+        <w:br/>
+        <w:t xml:space="preserve">in </w:t>
+      </w:r>
+      <w:r>
+        <w:rPr>
+          <w:rStyle w:val="SourceText"/>
+        </w:rPr>
+        <w:t>consent-and-briefing.md</w:t>
+      </w:r>
+      <w:r>
+        <w:rPr/>
+        <w:t xml:space="preserve"> is final and is reproduced in Appendix B </w:t>
       </w:r>
     </w:p>
     <w:p>
@@ -45536,17 +45624,47 @@
         <w:rPr>
           <w:rStyle w:val="StrongEmphasis"/>
         </w:rPr>
-        <w:t>Check with the supervisor whether IST requires formal ethics approval for this</w:t>
-        <w:br/>
-        <w:t>study before running the first session.</w:t>
-      </w:r>
-      <w:r>
-        <w:rPr/>
-        <w:t xml:space="preserve"> The consent form below is written to</w:t>
-        <w:br/>
-        <w:t>be sufficient on its own, but it is not a substitute for an institutional</w:t>
-        <w:br/>
-        <w:t>requirement if one exists. This is on the pre-flight checklist.</w:t>
+        <w:t>Ethics route CLOSED 2026-08-15.</w:t>
+      </w:r>
+      <w:r>
+        <w:rPr/>
+        <w:t xml:space="preserve"> The supervisor confirmed that no submission</w:t>
+        <w:br/>
+        <w:t>to an ethics committee is required for this study - informed consent with</w:t>
+        <w:br/>
+        <w:t xml:space="preserve">anonymisation and a stated retention period is sufficient - and that </w:t>
+      </w:r>
+      <w:r>
+        <w:rPr>
+          <w:rStyle w:val="StrongEmphasis"/>
+        </w:rPr>
+        <w:t>no</w:t>
+        <w:br/>
+        <w:t>standard IST consent template exists</w:t>
+      </w:r>
+      <w:r>
+        <w:rPr/>
+        <w:t>. The form below is therefore the form</w:t>
+        <w:br/>
+        <w:t>that will be used, not a placeholder for an institutional one. It is written to</w:t>
+        <w:br/>
+        <w:t>be sufficient on its own, and nothing further gates the first session on this</w:t>
+        <w:br/>
+        <w:t>point. Reproduced verbatim in Appendix B of the dissertation</w:t>
+        <w:br/>
+        <w:t>(</w:t>
+      </w:r>
+      <w:r>
+        <w:rPr>
+          <w:rStyle w:val="SourceText"/>
+        </w:rPr>
+        <w:t>\label{chapter:appendixB}</w:t>
+      </w:r>
+      <w:r>
+        <w:rPr/>
+        <w:t>), so any edit here must be carried into the</w:t>
+        <w:br/>
+        <w:t>appendix.</w:t>
       </w:r>
     </w:p>
     <w:p>

--- a/docs/thesis/evaluation/Apex-Evaluation-Package.docx
+++ b/docs/thesis/evaluation/Apex-Evaluation-Package.docx
@@ -55,7 +55,7 @@
       <w:r>
         <w:rPr/>
         <w:br/>
-        <w:t xml:space="preserve">Generated 2026-08-17 </w:t>
+        <w:t xml:space="preserve">Generated 2026-08-19 </w:t>
       </w:r>
     </w:p>
     <w:p>
@@ -820,6 +820,22 @@
         <w:br/>
         <w:t xml:space="preserve">moderated sessions. </w:t>
       </w:r>
+      <w:r>
+        <w:rPr>
+          <w:rStyle w:val="StrongEmphasis"/>
+        </w:rPr>
+        <w:t>This is now the only open decision in this list</w:t>
+      </w:r>
+      <w:r>
+        <w:rPr/>
+        <w:t>, and</w:t>
+        <w:br/>
+        <w:t>the only thing it changes in the build is F0 question 5, the screen-and-audio</w:t>
+        <w:br/>
+        <w:t>recording consent item: keep it if the moderated arm runs, delete it if not.</w:t>
+        <w:br/>
+        <w:t xml:space="preserve">Everything else can be built before it is settled. </w:t>
+      </w:r>
     </w:p>
     <w:p>
       <w:pPr>
@@ -1201,9 +1217,24 @@
       </w:pPr>
       <w:r>
         <w:rPr/>
-        <w:t>Recruit and run. Reset the demo project between participants and verify the</w:t>
-        <w:br/>
-        <w:t xml:space="preserve">reset. </w:t>
+        <w:t>Recruit and run. Recruitment runs through the supervisor's professional</w:t>
+        <w:br/>
+        <w:t>connections (settled 2026-08-17), so the job here is scheduling, not</w:t>
+        <w:br/>
+        <w:t>sourcing. Record which channel each participant came from - it is what</w:t>
+        <w:br/>
+      </w:r>
+      <w:r>
+        <w:rPr>
+          <w:rStyle w:val="SourceText"/>
+        </w:rPr>
+        <w:t>\Cref{sec:eval_participants}</w:t>
+      </w:r>
+      <w:r>
+        <w:rPr/>
+        <w:t xml:space="preserve"> has to report. Reset the demo project</w:t>
+        <w:br/>
+        <w:t xml:space="preserve">between participants and verify the reset. </w:t>
       </w:r>
     </w:p>
     <w:p>
@@ -20245,62 +20276,89 @@
           <w:tab w:val="left" w:pos="709" w:leader="none"/>
         </w:tabs>
         <w:bidi w:val="0"/>
-        <w:spacing w:before="0" w:after="0"/>
         <w:ind w:left="709" w:hanging="283"/>
         <w:jc w:val="left"/>
         <w:rPr/>
       </w:pPr>
       <w:r>
+        <w:rPr/>
+        <w:t xml:space="preserve">~~N and recruitment.~~ </w:t>
+      </w:r>
+      <w:r>
         <w:rPr>
           <w:rStyle w:val="StrongEmphasis"/>
         </w:rPr>
-        <w:t>N and recruitment.</w:t>
-      </w:r>
-      <w:r>
-        <w:rPr/>
-        <w:t xml:space="preserve"> Whether the partner organisation can supply 12, or</w:t>
-        <w:br/>
-        <w:t>whether the sample gets topped up with MEIC students, which changes the</w:t>
-        <w:br/>
-        <w:t>external-validity claim. The LinkedIn free-tier limit of five noted</w:t>
-        <w:br/>
-        <w:t>connection requests per month was raised with the supervisor 2026-08-12; he</w:t>
-        <w:br/>
-        <w:t xml:space="preserve">deferred it to a meeting on </w:t>
+        <w:t>Resolved 2026-08-17: the supervisor is recruiting</w:t>
+        <w:br/>
+        <w:t>through his own professional connections.</w:t>
+      </w:r>
+      <w:r>
+        <w:rPr/>
+        <w:t xml:space="preserve"> The LinkedIn free-tier limit of</w:t>
+        <w:br/>
+        <w:t>five noted connection requests per month, raised 2026-08-12, is therefore</w:t>
+        <w:br/>
+        <w:t>moot - that channel is not the one being used. This is no longer a blocker</w:t>
+        <w:br/>
+        <w:t xml:space="preserve">on our side and no longer a work item; it is a waiting item. </w:t>
+      </w:r>
+    </w:p>
+    <w:p>
+      <w:pPr>
+        <w:pStyle w:val="TextBody"/>
+        <w:bidi w:val="0"/>
+        <w:jc w:val="left"/>
+        <w:rPr/>
+      </w:pPr>
+      <w:r>
+        <w:rPr/>
+        <w:t xml:space="preserve">What it does </w:t>
       </w:r>
       <w:r>
         <w:rPr>
           <w:rStyle w:val="StrongEmphasis"/>
         </w:rPr>
-        <w:t>Monday 2026-08-17</w:t>
-      </w:r>
-      <w:r>
-        <w:rPr/>
-        <w:t>. Still open - this is the</w:t>
-        <w:br/>
-        <w:t xml:space="preserve">only remaining blocker on running sessions. </w:t>
-      </w:r>
-    </w:p>
-    <w:p>
-      <w:pPr>
-        <w:pStyle w:val="TextBody"/>
-        <w:numPr>
-          <w:ilvl w:val="0"/>
-          <w:numId w:val="20"/>
-        </w:numPr>
-        <w:tabs>
-          <w:tab w:val="clear" w:pos="1134"/>
-          <w:tab w:val="left" w:pos="709" w:leader="none"/>
-        </w:tabs>
-        <w:bidi w:val="0"/>
-        <w:spacing w:before="0" w:after="0"/>
-        <w:ind w:left="709" w:hanging="283"/>
-        <w:jc w:val="left"/>
-        <w:rPr/>
-      </w:pPr>
-      <w:r>
-        <w:rPr/>
-        <w:t xml:space="preserve">~~Ethics approval.~~ </w:t>
+        <w:t>not</w:t>
+      </w:r>
+      <w:r>
+        <w:rPr/>
+        <w:t xml:space="preserve"> resolve, and what still has to be recorded once the</w:t>
+        <w:br/>
+        <w:t>participants are known: the achieved N, and the composition of the sample.</w:t>
+        <w:br/>
+        <w:t>A sample drawn entirely from one supervisor's network is a convenience</w:t>
+        <w:br/>
+        <w:t>sample, and if it turns out to be academic rather than industrial, or</w:t>
+        <w:br/>
+        <w:t>concentrated in one organisation, that bounds the external-validity claim.</w:t>
+        <w:br/>
+        <w:t>State the channel and the composition plainly in</w:t>
+        <w:br/>
+      </w:r>
+      <w:r>
+        <w:rPr>
+          <w:rStyle w:val="SourceText"/>
+        </w:rPr>
+        <w:t>\Cref{sec:eval_participants}</w:t>
+      </w:r>
+      <w:r>
+        <w:rPr/>
+        <w:t xml:space="preserve"> and carry the limit into</w:t>
+        <w:br/>
+      </w:r>
+      <w:r>
+        <w:rPr>
+          <w:rStyle w:val="SourceText"/>
+        </w:rPr>
+        <w:t>\Cref{sec:threats}</w:t>
+      </w:r>
+      <w:r>
+        <w:rPr/>
+        <w:t>; do not let it read as a random sample of</w:t>
+        <w:br/>
+        <w:t>practitioners.</w:t>
+        <w:br/>
+        <w:t xml:space="preserve">4. ~~Ethics approval.~~ </w:t>
       </w:r>
       <w:r>
         <w:rPr>
@@ -20358,26 +20416,10 @@
         <w:rPr/>
         <w:t xml:space="preserve"> of Chapter 9, which now states the route, the</w:t>
         <w:br/>
-        <w:t xml:space="preserve">four-item consent structure, the coding scheme and the retention rule. </w:t>
-      </w:r>
-    </w:p>
-    <w:p>
-      <w:pPr>
-        <w:pStyle w:val="TextBody"/>
-        <w:numPr>
-          <w:ilvl w:val="0"/>
-          <w:numId w:val="20"/>
-        </w:numPr>
-        <w:tabs>
-          <w:tab w:val="clear" w:pos="1134"/>
-          <w:tab w:val="left" w:pos="709" w:leader="none"/>
-        </w:tabs>
-        <w:bidi w:val="0"/>
-        <w:spacing w:before="0" w:after="0"/>
-        <w:ind w:left="709" w:hanging="283"/>
-        <w:jc w:val="left"/>
-        <w:rPr/>
-      </w:pPr>
+        <w:t>four-item consent structure, the coding scheme and the retention rule.</w:t>
+        <w:br/>
+        <w:t xml:space="preserve">5. </w:t>
+      </w:r>
       <w:r>
         <w:rPr>
           <w:rStyle w:val="StrongEmphasis"/>
@@ -20390,29 +20432,9 @@
         <w:br/>
         <w:t>proposal. Confirm the moderated arm is worth the scheduling cost, or drop it</w:t>
         <w:br/>
-        <w:t xml:space="preserve">and accept losing the observational findings. </w:t>
-      </w:r>
-    </w:p>
-    <w:p>
-      <w:pPr>
-        <w:pStyle w:val="TextBody"/>
-        <w:numPr>
-          <w:ilvl w:val="0"/>
-          <w:numId w:val="20"/>
-        </w:numPr>
-        <w:tabs>
-          <w:tab w:val="clear" w:pos="1134"/>
-          <w:tab w:val="left" w:pos="709" w:leader="none"/>
-        </w:tabs>
-        <w:bidi w:val="0"/>
-        <w:spacing w:before="0" w:after="0"/>
-        <w:ind w:left="709" w:hanging="283"/>
-        <w:jc w:val="left"/>
-        <w:rPr/>
-      </w:pPr>
-      <w:r>
-        <w:rPr/>
-        <w:t xml:space="preserve">~~TLX response scale.~~ </w:t>
+        <w:t>and accept losing the observational findings.</w:t>
+        <w:br/>
+        <w:t xml:space="preserve">6. ~~TLX response scale.~~ </w:t>
       </w:r>
       <w:r>
         <w:rPr>
@@ -20432,28 +20454,9 @@
         <w:br/>
         <w:t>change once the first participant has run, and a mid-study change would make</w:t>
         <w:br/>
-        <w:t xml:space="preserve">the earlier and later responses two different instruments. </w:t>
-      </w:r>
-    </w:p>
-    <w:p>
-      <w:pPr>
-        <w:pStyle w:val="TextBody"/>
-        <w:numPr>
-          <w:ilvl w:val="0"/>
-          <w:numId w:val="20"/>
-        </w:numPr>
-        <w:tabs>
-          <w:tab w:val="clear" w:pos="1134"/>
-          <w:tab w:val="left" w:pos="709" w:leader="none"/>
-        </w:tabs>
-        <w:bidi w:val="0"/>
-        <w:ind w:left="709" w:hanging="283"/>
-        <w:jc w:val="left"/>
-        <w:rPr/>
-      </w:pPr>
-      <w:r>
-        <w:rPr/>
-        <w:t xml:space="preserve">~~Form platform.~~ </w:t>
+        <w:t>the earlier and later responses two different instruments.</w:t>
+        <w:br/>
+        <w:t xml:space="preserve">7. ~~Form platform.~~ </w:t>
       </w:r>
       <w:r>
         <w:rPr>
@@ -20479,7 +20482,7 @@
       </w:r>
       <w:r>
         <w:rPr/>
-        <w:t xml:space="preserve">. </w:t>
+        <w:t>.</w:t>
       </w:r>
     </w:p>
     <w:p>
@@ -22671,11 +22674,51 @@
       </w:pPr>
       <w:r>
         <w:rPr/>
-        <w:t>[ ] Supervisor sign-off on the task set and the session length. Raise it at</w:t>
-        <w:br/>
-        <w:t>the recruitment meeting on Monday 2026-08-17, which is already scheduled -</w:t>
-        <w:br/>
-        <w:t xml:space="preserve">it costs nothing extra and both items gate the same first session </w:t>
+        <w:t xml:space="preserve">[x] Supervisor sign-off on the task set and the session length - </w:t>
+      </w:r>
+      <w:r>
+        <w:rPr>
+          <w:rStyle w:val="StrongEmphasis"/>
+        </w:rPr>
+        <w:t>dropped</w:t>
+        <w:br/>
+        <w:t>2026-08-17 by decision.</w:t>
+      </w:r>
+      <w:r>
+        <w:rPr/>
+        <w:t xml:space="preserve"> The task set and the 60-minute budget are the</w:t>
+        <w:br/>
+        <w:t>researcher's own call and are not being put to the supervisor. The pilot</w:t>
+        <w:br/>
+        <w:t>run (step 12 of the forms build guide) is what validates the session</w:t>
+        <w:br/>
+        <w:t xml:space="preserve">length, and it now carries that job alone </w:t>
+      </w:r>
+    </w:p>
+    <w:p>
+      <w:pPr>
+        <w:pStyle w:val="TextBody"/>
+        <w:numPr>
+          <w:ilvl w:val="0"/>
+          <w:numId w:val="21"/>
+        </w:numPr>
+        <w:tabs>
+          <w:tab w:val="clear" w:pos="1134"/>
+          <w:tab w:val="left" w:pos="709" w:leader="none"/>
+        </w:tabs>
+        <w:bidi w:val="0"/>
+        <w:spacing w:before="0" w:after="0"/>
+        <w:ind w:left="709" w:hanging="283"/>
+        <w:jc w:val="left"/>
+        <w:rPr/>
+      </w:pPr>
+      <w:r>
+        <w:rPr/>
+        <w:t>[x] Recruitment channel settled 2026-08-17: the supervisor recruits through</w:t>
+        <w:br/>
+        <w:t>his professional connections. Achieved N and sample composition are still</w:t>
+        <w:br/>
+        <w:t xml:space="preserve">unknown and must be reported honestly when they are </w:t>
       </w:r>
     </w:p>
     <w:p>

--- a/docs/thesis/evaluation/Apex-Evaluation-Package.docx
+++ b/docs/thesis/evaluation/Apex-Evaluation-Package.docx
@@ -809,32 +809,48 @@
         <w:rPr/>
       </w:pPr>
       <w:r>
+        <w:rPr/>
+        <w:t xml:space="preserve">~~Decide the arm split.~~ </w:t>
+      </w:r>
+      <w:r>
         <w:rPr>
           <w:rStyle w:val="StrongEmphasis"/>
         </w:rPr>
-        <w:t>Decide the arm split.</w:t>
-      </w:r>
-      <w:r>
-        <w:rPr/>
-        <w:t xml:space="preserve"> Unmoderated only, or unmoderated plus 3-4</w:t>
-        <w:br/>
-        <w:t xml:space="preserve">moderated sessions. </w:t>
+        <w:t>CLOSED 2026-08-17: unmoderated only, and nothing</w:t>
+        <w:br/>
+        <w:t>is recorded</w:t>
+      </w:r>
+      <w:r>
+        <w:rPr/>
+        <w:t xml:space="preserve"> - not the sessions, not the interviews. F0 therefore has four</w:t>
+        <w:br/>
+        <w:t>questions in section 1, not five: the screen-and-audio recording consent item</w:t>
+        <w:br/>
+        <w:t xml:space="preserve">is deleted in both languages. </w:t>
+      </w:r>
+      <w:r>
+        <w:rPr>
+          <w:rStyle w:val="SourceText"/>
+        </w:rPr>
+        <w:t>observer-sheet.md</w:t>
+      </w:r>
+      <w:r>
+        <w:rPr/>
+        <w:t xml:space="preserve"> is unused. </w:t>
       </w:r>
       <w:r>
         <w:rPr>
           <w:rStyle w:val="StrongEmphasis"/>
         </w:rPr>
-        <w:t>This is now the only open decision in this list</w:t>
-      </w:r>
-      <w:r>
-        <w:rPr/>
-        <w:t>, and</w:t>
-        <w:br/>
-        <w:t>the only thing it changes in the build is F0 question 5, the screen-and-audio</w:t>
-        <w:br/>
-        <w:t>recording consent item: keep it if the moderated arm runs, delete it if not.</w:t>
-        <w:br/>
-        <w:t xml:space="preserve">Everything else can be built before it is settled. </w:t>
+        <w:t>Nothing in</w:t>
+        <w:br/>
+        <w:t>this list is waiting on a decision any more</w:t>
+      </w:r>
+      <w:r>
+        <w:rPr/>
+        <w:t xml:space="preserve"> - the forms are fully</w:t>
+        <w:br/>
+        <w:t xml:space="preserve">buildable. </w:t>
       </w:r>
     </w:p>
     <w:p>
@@ -1461,9 +1477,9 @@
       </w:tblPr>
       <w:tblGrid>
         <w:gridCol w:w="271"/>
-        <w:gridCol w:w="1193"/>
+        <w:gridCol w:w="1197"/>
         <w:gridCol w:w="946"/>
-        <w:gridCol w:w="3009"/>
+        <w:gridCol w:w="3005"/>
       </w:tblGrid>
       <w:tr>
         <w:trPr>
@@ -1493,7 +1509,7 @@
         </w:tc>
         <w:tc>
           <w:tcPr>
-            <w:tcW w:w="1193" w:type="dxa"/>
+            <w:tcW w:w="1197" w:type="dxa"/>
             <w:tcBorders/>
             <w:vAlign w:val="center"/>
           </w:tcPr>
@@ -1537,7 +1553,7 @@
         </w:tc>
         <w:tc>
           <w:tcPr>
-            <w:tcW w:w="3009" w:type="dxa"/>
+            <w:tcW w:w="3005" w:type="dxa"/>
             <w:tcBorders/>
             <w:vAlign w:val="center"/>
           </w:tcPr>
@@ -1582,7 +1598,7 @@
         </w:tc>
         <w:tc>
           <w:tcPr>
-            <w:tcW w:w="1193" w:type="dxa"/>
+            <w:tcW w:w="1197" w:type="dxa"/>
             <w:tcBorders/>
             <w:vAlign w:val="center"/>
           </w:tcPr>
@@ -1622,7 +1638,7 @@
         </w:tc>
         <w:tc>
           <w:tcPr>
-            <w:tcW w:w="3009" w:type="dxa"/>
+            <w:tcW w:w="3005" w:type="dxa"/>
             <w:tcBorders/>
             <w:vAlign w:val="center"/>
           </w:tcPr>
@@ -1665,7 +1681,7 @@
         </w:tc>
         <w:tc>
           <w:tcPr>
-            <w:tcW w:w="1193" w:type="dxa"/>
+            <w:tcW w:w="1197" w:type="dxa"/>
             <w:tcBorders/>
             <w:vAlign w:val="center"/>
           </w:tcPr>
@@ -1705,7 +1721,7 @@
         </w:tc>
         <w:tc>
           <w:tcPr>
-            <w:tcW w:w="3009" w:type="dxa"/>
+            <w:tcW w:w="3005" w:type="dxa"/>
             <w:tcBorders/>
             <w:vAlign w:val="center"/>
           </w:tcPr>
@@ -1750,7 +1766,7 @@
         </w:tc>
         <w:tc>
           <w:tcPr>
-            <w:tcW w:w="1193" w:type="dxa"/>
+            <w:tcW w:w="1197" w:type="dxa"/>
             <w:tcBorders/>
             <w:vAlign w:val="center"/>
           </w:tcPr>
@@ -1790,7 +1806,7 @@
         </w:tc>
         <w:tc>
           <w:tcPr>
-            <w:tcW w:w="3009" w:type="dxa"/>
+            <w:tcW w:w="3005" w:type="dxa"/>
             <w:tcBorders/>
             <w:vAlign w:val="center"/>
           </w:tcPr>
@@ -1835,7 +1851,7 @@
         </w:tc>
         <w:tc>
           <w:tcPr>
-            <w:tcW w:w="1193" w:type="dxa"/>
+            <w:tcW w:w="1197" w:type="dxa"/>
             <w:tcBorders/>
             <w:vAlign w:val="center"/>
           </w:tcPr>
@@ -1875,7 +1891,7 @@
         </w:tc>
         <w:tc>
           <w:tcPr>
-            <w:tcW w:w="3009" w:type="dxa"/>
+            <w:tcW w:w="3005" w:type="dxa"/>
             <w:tcBorders/>
             <w:vAlign w:val="center"/>
           </w:tcPr>
@@ -1896,106 +1912,22 @@
           </w:p>
         </w:tc>
       </w:tr>
-      <w:tr>
-        <w:trPr/>
-        <w:tc>
-          <w:tcPr>
-            <w:tcW w:w="271" w:type="dxa"/>
-            <w:tcBorders/>
-            <w:vAlign w:val="center"/>
-          </w:tcPr>
-          <w:p>
-            <w:pPr>
-              <w:pStyle w:val="TableContents"/>
-              <w:bidi w:val="0"/>
-              <w:spacing w:before="0" w:after="283"/>
-              <w:jc w:val="left"/>
-              <w:rPr/>
-            </w:pPr>
-            <w:r>
-              <w:rPr/>
-              <w:t>5</w:t>
-            </w:r>
-          </w:p>
-        </w:tc>
-        <w:tc>
-          <w:tcPr>
-            <w:tcW w:w="1193" w:type="dxa"/>
-            <w:tcBorders/>
-            <w:vAlign w:val="center"/>
-          </w:tcPr>
-          <w:p>
-            <w:pPr>
-              <w:pStyle w:val="TableContents"/>
-              <w:bidi w:val="0"/>
-              <w:spacing w:before="0" w:after="283"/>
-              <w:jc w:val="left"/>
-              <w:rPr/>
-            </w:pPr>
-            <w:r>
-              <w:rPr/>
-              <w:t>Checkboxes</w:t>
-            </w:r>
-          </w:p>
-        </w:tc>
-        <w:tc>
-          <w:tcPr>
-            <w:tcW w:w="946" w:type="dxa"/>
-            <w:tcBorders/>
-            <w:vAlign w:val="center"/>
-          </w:tcPr>
-          <w:p>
-            <w:pPr>
-              <w:pStyle w:val="TableContents"/>
-              <w:bidi w:val="0"/>
-              <w:spacing w:before="0" w:after="283"/>
-              <w:jc w:val="left"/>
-              <w:rPr/>
-            </w:pPr>
-            <w:r>
-              <w:rPr/>
-              <w:t>no</w:t>
-            </w:r>
-          </w:p>
-        </w:tc>
-        <w:tc>
-          <w:tcPr>
-            <w:tcW w:w="3009" w:type="dxa"/>
-            <w:tcBorders/>
-            <w:vAlign w:val="center"/>
-          </w:tcPr>
-          <w:p>
-            <w:pPr>
-              <w:pStyle w:val="TableContents"/>
-              <w:bidi w:val="0"/>
-              <w:spacing w:before="0" w:after="283"/>
-              <w:jc w:val="left"/>
-              <w:rPr/>
-            </w:pPr>
-            <w:r>
-              <w:rPr>
-                <w:rStyle w:val="SourceText"/>
-              </w:rPr>
-              <w:t>I consent to the session being screen and audio recorded</w:t>
-            </w:r>
-            <w:r>
-              <w:rPr/>
-              <w:t xml:space="preserve"> - </w:t>
-            </w:r>
-            <w:r>
-              <w:rPr>
-                <w:rStyle w:val="StrongEmphasis"/>
-              </w:rPr>
-              <w:t>moderated arm only</w:t>
-            </w:r>
-            <w:r>
-              <w:rPr/>
-              <w:t>, delete this question for the unmoderated form</w:t>
-            </w:r>
-          </w:p>
-        </w:tc>
-      </w:tr>
     </w:tbl>
+    <w:p>
+      <w:pPr>
+        <w:pStyle w:val="TextBody"/>
+        <w:bidi w:val="0"/>
+        <w:spacing w:before="0" w:after="283"/>
+        <w:jc w:val="left"/>
+        <w:rPr/>
+      </w:pPr>
+      <w:r>
+        <w:rPr/>
+        <w:t>Four questions only. No recording-consent item exists, in either language,</w:t>
+        <w:br/>
+        <w:t>because nothing is recorded.</w:t>
+      </w:r>
+    </w:p>
     <w:p>
       <w:pPr>
         <w:pStyle w:val="TextBody"/>
@@ -5439,22 +5371,36 @@
         <w:rPr/>
       </w:pPr>
       <w:r>
+        <w:rPr/>
+        <w:t xml:space="preserve">~~Arm split.~~ </w:t>
+      </w:r>
+      <w:r>
         <w:rPr>
           <w:rStyle w:val="StrongEmphasis"/>
         </w:rPr>
-        <w:t>Arm split: still open.</w:t>
-      </w:r>
-      <w:r>
-        <w:rPr/>
-        <w:t xml:space="preserve"> If the moderated arm runs, F0 keeps the</w:t>
-        <w:br/>
-        <w:t>screen-recording consent item. If only the unmoderated arm runs, delete that</w:t>
-        <w:br/>
-        <w:t>item from F0 rather than leaving an unused checkbox on the consent form. This</w:t>
-        <w:br/>
-        <w:t>is the only thing on this sheet still waiting on a decision, and it affects</w:t>
-        <w:br/>
-        <w:t xml:space="preserve">one question on one form. </w:t>
+        <w:t>CLOSED 2026-08-17: unmoderated only, and nothing is</w:t>
+        <w:br/>
+        <w:t>recorded.</w:t>
+      </w:r>
+      <w:r>
+        <w:rPr/>
+        <w:t xml:space="preserve"> The screen-and-audio recording consent item is </w:t>
+      </w:r>
+      <w:r>
+        <w:rPr>
+          <w:rStyle w:val="StrongEmphasis"/>
+        </w:rPr>
+        <w:t>deleted from F0</w:t>
+        <w:br/>
+        <w:t>in both languages</w:t>
+      </w:r>
+      <w:r>
+        <w:rPr/>
+        <w:t xml:space="preserve"> - it is gone from the tables below, not left as an</w:t>
+        <w:br/>
+        <w:t>optional extra. Do not add it back. Nothing on this sheet is waiting on a</w:t>
+        <w:br/>
+        <w:t xml:space="preserve">decision any more; every string here is final and buildable. </w:t>
       </w:r>
     </w:p>
     <w:p>
@@ -6407,106 +6353,34 @@
           </w:p>
         </w:tc>
       </w:tr>
-      <w:tr>
-        <w:trPr/>
-        <w:tc>
-          <w:tcPr>
-            <w:tcW w:w="271" w:type="dxa"/>
-            <w:tcBorders/>
-            <w:vAlign w:val="center"/>
-          </w:tcPr>
-          <w:p>
-            <w:pPr>
-              <w:pStyle w:val="TableContents"/>
-              <w:bidi w:val="0"/>
-              <w:spacing w:before="0" w:after="283"/>
-              <w:jc w:val="left"/>
-              <w:rPr/>
-            </w:pPr>
-            <w:r>
-              <w:rPr/>
-              <w:t>5</w:t>
-            </w:r>
-          </w:p>
-        </w:tc>
-        <w:tc>
-          <w:tcPr>
-            <w:tcW w:w="1348" w:type="dxa"/>
-            <w:tcBorders/>
-            <w:vAlign w:val="center"/>
-          </w:tcPr>
-          <w:p>
-            <w:pPr>
-              <w:pStyle w:val="TableContents"/>
-              <w:bidi w:val="0"/>
-              <w:spacing w:before="0" w:after="283"/>
-              <w:jc w:val="left"/>
-              <w:rPr/>
-            </w:pPr>
-            <w:r>
-              <w:rPr/>
-              <w:t>Checkboxes, one option</w:t>
-            </w:r>
-          </w:p>
-        </w:tc>
-        <w:tc>
-          <w:tcPr>
-            <w:tcW w:w="946" w:type="dxa"/>
-            <w:tcBorders/>
-            <w:vAlign w:val="center"/>
-          </w:tcPr>
-          <w:p>
-            <w:pPr>
-              <w:pStyle w:val="TableContents"/>
-              <w:bidi w:val="0"/>
-              <w:spacing w:before="0" w:after="283"/>
-              <w:jc w:val="left"/>
-              <w:rPr/>
-            </w:pPr>
-            <w:r>
-              <w:rPr/>
-              <w:t>no</w:t>
-            </w:r>
-          </w:p>
-        </w:tc>
-        <w:tc>
-          <w:tcPr>
-            <w:tcW w:w="2854" w:type="dxa"/>
-            <w:tcBorders/>
-            <w:vAlign w:val="center"/>
-          </w:tcPr>
-          <w:p>
-            <w:pPr>
-              <w:pStyle w:val="TableContents"/>
-              <w:bidi w:val="0"/>
-              <w:spacing w:before="0" w:after="283"/>
-              <w:jc w:val="left"/>
-              <w:rPr/>
-            </w:pPr>
-            <w:r>
-              <w:rPr/>
-              <w:t xml:space="preserve">option: </w:t>
-            </w:r>
-            <w:r>
-              <w:rPr>
-                <w:rStyle w:val="SourceText"/>
-              </w:rPr>
-              <w:t>I consent to the session being screen and audio recorded</w:t>
-            </w:r>
-            <w:r>
-              <w:rPr/>
-              <w:t xml:space="preserve"> - </w:t>
-            </w:r>
-            <w:r>
-              <w:rPr>
-                <w:rStyle w:val="StrongEmphasis"/>
-              </w:rPr>
-              <w:t>moderated arm only, delete otherwise</w:t>
-            </w:r>
-          </w:p>
-        </w:tc>
-      </w:tr>
     </w:tbl>
+    <w:p>
+      <w:pPr>
+        <w:pStyle w:val="TextBody"/>
+        <w:bidi w:val="0"/>
+        <w:spacing w:before="0" w:after="283"/>
+        <w:jc w:val="left"/>
+        <w:rPr/>
+      </w:pPr>
+      <w:r>
+        <w:rPr/>
+        <w:t xml:space="preserve">Four questions, not five. There is </w:t>
+      </w:r>
+      <w:r>
+        <w:rPr>
+          <w:rStyle w:val="StrongEmphasis"/>
+        </w:rPr>
+        <w:t>no</w:t>
+      </w:r>
+      <w:r>
+        <w:rPr/>
+        <w:t xml:space="preserve"> screen-or-audio recording item: the</w:t>
+        <w:br/>
+        <w:t>study is unmoderated and nothing is recorded, so a recording checkbox on the</w:t>
+        <w:br/>
+        <w:t>consent form would be asking permission for something that never happens.</w:t>
+      </w:r>
+    </w:p>
     <w:p>
       <w:pPr>
         <w:pStyle w:val="TextBody"/>
@@ -8109,106 +7983,22 @@
           </w:p>
         </w:tc>
       </w:tr>
-      <w:tr>
-        <w:trPr/>
-        <w:tc>
-          <w:tcPr>
-            <w:tcW w:w="271" w:type="dxa"/>
-            <w:tcBorders/>
-            <w:vAlign w:val="center"/>
-          </w:tcPr>
-          <w:p>
-            <w:pPr>
-              <w:pStyle w:val="TableContents"/>
-              <w:bidi w:val="0"/>
-              <w:spacing w:before="0" w:after="283"/>
-              <w:jc w:val="left"/>
-              <w:rPr/>
-            </w:pPr>
-            <w:r>
-              <w:rPr/>
-              <w:t>5</w:t>
-            </w:r>
-          </w:p>
-        </w:tc>
-        <w:tc>
-          <w:tcPr>
-            <w:tcW w:w="1194" w:type="dxa"/>
-            <w:tcBorders/>
-            <w:vAlign w:val="center"/>
-          </w:tcPr>
-          <w:p>
-            <w:pPr>
-              <w:pStyle w:val="TableContents"/>
-              <w:bidi w:val="0"/>
-              <w:spacing w:before="0" w:after="283"/>
-              <w:jc w:val="left"/>
-              <w:rPr/>
-            </w:pPr>
-            <w:r>
-              <w:rPr/>
-              <w:t>Checkboxes</w:t>
-            </w:r>
-          </w:p>
-        </w:tc>
-        <w:tc>
-          <w:tcPr>
-            <w:tcW w:w="946" w:type="dxa"/>
-            <w:tcBorders/>
-            <w:vAlign w:val="center"/>
-          </w:tcPr>
-          <w:p>
-            <w:pPr>
-              <w:pStyle w:val="TableContents"/>
-              <w:bidi w:val="0"/>
-              <w:spacing w:before="0" w:after="283"/>
-              <w:jc w:val="left"/>
-              <w:rPr/>
-            </w:pPr>
-            <w:r>
-              <w:rPr/>
-              <w:t>no</w:t>
-            </w:r>
-          </w:p>
-        </w:tc>
-        <w:tc>
-          <w:tcPr>
-            <w:tcW w:w="3008" w:type="dxa"/>
-            <w:tcBorders/>
-            <w:vAlign w:val="center"/>
-          </w:tcPr>
-          <w:p>
-            <w:pPr>
-              <w:pStyle w:val="TableContents"/>
-              <w:bidi w:val="0"/>
-              <w:spacing w:before="0" w:after="283"/>
-              <w:jc w:val="left"/>
-              <w:rPr/>
-            </w:pPr>
-            <w:r>
-              <w:rPr/>
-              <w:t xml:space="preserve">option: </w:t>
-            </w:r>
-            <w:r>
-              <w:rPr>
-                <w:rStyle w:val="SourceText"/>
-              </w:rPr>
-              <w:t>Consinto na gravação de ecrã e áudio da sessão</w:t>
-            </w:r>
-            <w:r>
-              <w:rPr/>
-              <w:t xml:space="preserve"> - </w:t>
-            </w:r>
-            <w:r>
-              <w:rPr>
-                <w:rStyle w:val="StrongEmphasis"/>
-              </w:rPr>
-              <w:t>apenas braço moderado</w:t>
-            </w:r>
-          </w:p>
-        </w:tc>
-      </w:tr>
     </w:tbl>
+    <w:p>
+      <w:pPr>
+        <w:pStyle w:val="TextBody"/>
+        <w:bidi w:val="0"/>
+        <w:spacing w:before="0" w:after="283"/>
+        <w:jc w:val="left"/>
+        <w:rPr/>
+      </w:pPr>
+      <w:r>
+        <w:rPr/>
+        <w:t>Quatro perguntas, não cinco - o item de gravação de ecrã e áudio foi eliminado:</w:t>
+        <w:br/>
+        <w:t>nada é gravado.</w:t>
+      </w:r>
+    </w:p>
     <w:p>
       <w:pPr>
         <w:pStyle w:val="TextBody"/>
@@ -16391,7 +16181,7 @@
       </w:r>
       <w:r>
         <w:rPr/>
-        <w:t xml:space="preserve"> about 60 minutes unmoderated, about 80 minutes moderated. </w:t>
+        <w:t xml:space="preserve"> about 60 minutes, self-paced. </w:t>
       </w:r>
     </w:p>
     <w:p>
@@ -16444,7 +16234,7 @@
       </w:pPr>
       <w:r>
         <w:rPr/>
-        <w:t>Two arms: unmoderated primary, moderated secondary</w:t>
+        <w:t>One arm: unmoderated, self-administered</w:t>
       </w:r>
     </w:p>
     <w:p>
@@ -16456,10 +16246,22 @@
         <w:rPr/>
       </w:pPr>
       <w:r>
-        <w:rPr/>
-        <w:t>The study runs in two arms. This is a deliberate split, not indecision, and it</w:t>
-        <w:br/>
-        <w:t>must be described as such in Chapter 9.</w:t>
+        <w:rPr>
+          <w:rStyle w:val="StrongEmphasis"/>
+        </w:rPr>
+        <w:t>Decided 2026-08-17. The study runs unmoderated only.</w:t>
+      </w:r>
+      <w:r>
+        <w:rPr/>
+        <w:t xml:space="preserve"> A second, moderated</w:t>
+        <w:br/>
+        <w:t>arm of 3-4 observed sessions was designed and is now dropped. Every participant</w:t>
+        <w:br/>
+        <w:t>receives the same self-administered task script and the same four online forms;</w:t>
+        <w:br/>
+        <w:t>there is no facilitator, no observation, and nothing is screen or audio</w:t>
+        <w:br/>
+        <w:t>recorded.</w:t>
       </w:r>
     </w:p>
     <w:tbl>
@@ -16476,9 +16278,8 @@
         </w:tblCellMar>
       </w:tblPr>
       <w:tblGrid>
-        <w:gridCol w:w="994"/>
-        <w:gridCol w:w="1963"/>
-        <w:gridCol w:w="2462"/>
+        <w:gridCol w:w="1103"/>
+        <w:gridCol w:w="4316"/>
       </w:tblGrid>
       <w:tr>
         <w:trPr>
@@ -16486,7 +16287,7 @@
         </w:trPr>
         <w:tc>
           <w:tcPr>
-            <w:tcW w:w="994" w:type="dxa"/>
+            <w:tcW w:w="1103" w:type="dxa"/>
             <w:tcBorders/>
             <w:vAlign w:val="center"/>
           </w:tcPr>
@@ -16511,7 +16312,7 @@
         </w:tc>
         <w:tc>
           <w:tcPr>
-            <w:tcW w:w="1963" w:type="dxa"/>
+            <w:tcW w:w="4316" w:type="dxa"/>
             <w:tcBorders/>
             <w:vAlign w:val="center"/>
           </w:tcPr>
@@ -16530,32 +16331,7 @@
                 <w:rStyle w:val="StrongEmphasis"/>
                 <w:b/>
               </w:rPr>
-              <w:t>Arm 1 - unmoderated</w:t>
-            </w:r>
-          </w:p>
-        </w:tc>
-        <w:tc>
-          <w:tcPr>
-            <w:tcW w:w="2462" w:type="dxa"/>
-            <w:tcBorders/>
-            <w:vAlign w:val="center"/>
-          </w:tcPr>
-          <w:p>
-            <w:pPr>
-              <w:pStyle w:val="TableHeading"/>
-              <w:suppressLineNumbers/>
-              <w:shd w:fill="E8EDF5" w:val="clear"/>
-              <w:bidi w:val="0"/>
-              <w:spacing w:before="0" w:after="283"/>
-              <w:jc w:val="left"/>
-              <w:rPr/>
-            </w:pPr>
-            <w:r>
-              <w:rPr>
-                <w:rStyle w:val="StrongEmphasis"/>
-                <w:b/>
-              </w:rPr>
-              <w:t>Arm 2 - moderated</w:t>
+              <w:t>As run</w:t>
             </w:r>
           </w:p>
         </w:tc>
@@ -16564,7 +16340,7 @@
         <w:trPr/>
         <w:tc>
           <w:tcPr>
-            <w:tcW w:w="994" w:type="dxa"/>
+            <w:tcW w:w="1103" w:type="dxa"/>
             <w:tcBorders/>
             <w:vAlign w:val="center"/>
           </w:tcPr>
@@ -16584,41 +16360,21 @@
         </w:tc>
         <w:tc>
           <w:tcPr>
-            <w:tcW w:w="1963" w:type="dxa"/>
-            <w:tcBorders/>
-            <w:vAlign w:val="center"/>
-          </w:tcPr>
-          <w:p>
-            <w:pPr>
-              <w:pStyle w:val="TableContents"/>
-              <w:bidi w:val="0"/>
-              <w:spacing w:before="0" w:after="283"/>
-              <w:jc w:val="left"/>
-              <w:rPr/>
-            </w:pPr>
-            <w:r>
-              <w:rPr/>
-              <w:t>10-12</w:t>
-            </w:r>
-          </w:p>
-        </w:tc>
-        <w:tc>
-          <w:tcPr>
-            <w:tcW w:w="2462" w:type="dxa"/>
-            <w:tcBorders/>
-            <w:vAlign w:val="center"/>
-          </w:tcPr>
-          <w:p>
-            <w:pPr>
-              <w:pStyle w:val="TableContents"/>
-              <w:bidi w:val="0"/>
-              <w:spacing w:before="0" w:after="283"/>
-              <w:jc w:val="left"/>
-              <w:rPr/>
-            </w:pPr>
-            <w:r>
-              <w:rPr/>
-              <w:t>3-4</w:t>
+            <w:tcW w:w="4316" w:type="dxa"/>
+            <w:tcBorders/>
+            <w:vAlign w:val="center"/>
+          </w:tcPr>
+          <w:p>
+            <w:pPr>
+              <w:pStyle w:val="TableContents"/>
+              <w:bidi w:val="0"/>
+              <w:spacing w:before="0" w:after="283"/>
+              <w:jc w:val="left"/>
+              <w:rPr/>
+            </w:pPr>
+            <w:r>
+              <w:rPr/>
+              <w:t>12, see Participants below</w:t>
             </w:r>
           </w:p>
         </w:tc>
@@ -16627,7 +16383,7 @@
         <w:trPr/>
         <w:tc>
           <w:tcPr>
-            <w:tcW w:w="994" w:type="dxa"/>
+            <w:tcW w:w="1103" w:type="dxa"/>
             <w:tcBorders/>
             <w:vAlign w:val="center"/>
           </w:tcPr>
@@ -16647,7 +16403,7 @@
         </w:tc>
         <w:tc>
           <w:tcPr>
-            <w:tcW w:w="1963" w:type="dxa"/>
+            <w:tcW w:w="4316" w:type="dxa"/>
             <w:tcBorders/>
             <w:vAlign w:val="center"/>
           </w:tcPr>
@@ -16662,26 +16418,6 @@
             <w:r>
               <w:rPr/>
               <w:t>Self-administered task script, remote, participant's own time</w:t>
-            </w:r>
-          </w:p>
-        </w:tc>
-        <w:tc>
-          <w:tcPr>
-            <w:tcW w:w="2462" w:type="dxa"/>
-            <w:tcBorders/>
-            <w:vAlign w:val="center"/>
-          </w:tcPr>
-          <w:p>
-            <w:pPr>
-              <w:pStyle w:val="TableContents"/>
-              <w:bidi w:val="0"/>
-              <w:spacing w:before="0" w:after="283"/>
-              <w:jc w:val="left"/>
-              <w:rPr/>
-            </w:pPr>
-            <w:r>
-              <w:rPr/>
-              <w:t>In person or screen-shared, facilitator present</w:t>
             </w:r>
           </w:p>
         </w:tc>
@@ -16690,7 +16426,7 @@
         <w:trPr/>
         <w:tc>
           <w:tcPr>
-            <w:tcW w:w="994" w:type="dxa"/>
+            <w:tcW w:w="1103" w:type="dxa"/>
             <w:tcBorders/>
             <w:vAlign w:val="center"/>
           </w:tcPr>
@@ -16710,7 +16446,7 @@
         </w:tc>
         <w:tc>
           <w:tcPr>
-            <w:tcW w:w="1963" w:type="dxa"/>
+            <w:tcW w:w="4316" w:type="dxa"/>
             <w:tcBorders/>
             <w:vAlign w:val="center"/>
           </w:tcPr>
@@ -16730,33 +16466,7 @@
             </w:r>
             <w:r>
               <w:rPr/>
-              <w:t xml:space="preserve"> plus three online forms</w:t>
-            </w:r>
-          </w:p>
-        </w:tc>
-        <w:tc>
-          <w:tcPr>
-            <w:tcW w:w="2462" w:type="dxa"/>
-            <w:tcBorders/>
-            <w:vAlign w:val="center"/>
-          </w:tcPr>
-          <w:p>
-            <w:pPr>
-              <w:pStyle w:val="TableContents"/>
-              <w:bidi w:val="0"/>
-              <w:spacing w:before="0" w:after="283"/>
-              <w:jc w:val="left"/>
-              <w:rPr/>
-            </w:pPr>
-            <w:r>
-              <w:rPr/>
-              <w:t xml:space="preserve">Same script, plus </w:t>
-            </w:r>
-            <w:r>
-              <w:rPr>
-                <w:rStyle w:val="SourceText"/>
-              </w:rPr>
-              <w:t>observer-sheet.md</w:t>
+              <w:t xml:space="preserve"> plus four online forms</w:t>
             </w:r>
           </w:p>
         </w:tc>
@@ -16765,7 +16475,7 @@
         <w:trPr/>
         <w:tc>
           <w:tcPr>
-            <w:tcW w:w="994" w:type="dxa"/>
+            <w:tcW w:w="1103" w:type="dxa"/>
             <w:tcBorders/>
             <w:vAlign w:val="center"/>
           </w:tcPr>
@@ -16785,51 +16495,21 @@
         </w:tc>
         <w:tc>
           <w:tcPr>
-            <w:tcW w:w="1963" w:type="dxa"/>
-            <w:tcBorders/>
-            <w:vAlign w:val="center"/>
-          </w:tcPr>
-          <w:p>
-            <w:pPr>
-              <w:pStyle w:val="TableContents"/>
-              <w:bidi w:val="0"/>
-              <w:spacing w:before="0" w:after="283"/>
-              <w:jc w:val="left"/>
-              <w:rPr/>
-            </w:pPr>
-            <w:r>
-              <w:rPr/>
-              <w:t>SUS, per-task Raw TLX, UX questionnaire, self-reported outcomes</w:t>
-            </w:r>
-          </w:p>
-        </w:tc>
-        <w:tc>
-          <w:tcPr>
-            <w:tcW w:w="2462" w:type="dxa"/>
-            <w:tcBorders/>
-            <w:vAlign w:val="center"/>
-          </w:tcPr>
-          <w:p>
-            <w:pPr>
-              <w:pStyle w:val="TableContents"/>
-              <w:bidi w:val="0"/>
-              <w:spacing w:before="0" w:after="283"/>
-              <w:jc w:val="left"/>
-              <w:rPr/>
-            </w:pPr>
-            <w:r>
-              <w:rPr/>
-              <w:t xml:space="preserve">All of the above </w:t>
-            </w:r>
-            <w:r>
-              <w:rPr>
-                <w:rStyle w:val="StrongEmphasis"/>
-              </w:rPr>
-              <w:t>plus</w:t>
-            </w:r>
-            <w:r>
-              <w:rPr/>
-              <w:t xml:space="preserve"> think-aloud, assist counts, time on task, the Task 8 comprehension score</w:t>
+            <w:tcW w:w="4316" w:type="dxa"/>
+            <w:tcBorders/>
+            <w:vAlign w:val="center"/>
+          </w:tcPr>
+          <w:p>
+            <w:pPr>
+              <w:pStyle w:val="TableContents"/>
+              <w:bidi w:val="0"/>
+              <w:spacing w:before="0" w:after="283"/>
+              <w:jc w:val="left"/>
+              <w:rPr/>
+            </w:pPr>
+            <w:r>
+              <w:rPr/>
+              <w:t>SUS, per-task Raw TLX, UX questionnaire, self-reported completion, form timestamps</w:t>
             </w:r>
           </w:p>
         </w:tc>
@@ -16838,7 +16518,7 @@
         <w:trPr/>
         <w:tc>
           <w:tcPr>
-            <w:tcW w:w="994" w:type="dxa"/>
+            <w:tcW w:w="1103" w:type="dxa"/>
             <w:tcBorders/>
             <w:vAlign w:val="center"/>
           </w:tcPr>
@@ -16858,41 +16538,21 @@
         </w:tc>
         <w:tc>
           <w:tcPr>
-            <w:tcW w:w="1963" w:type="dxa"/>
-            <w:tcBorders/>
-            <w:vAlign w:val="center"/>
-          </w:tcPr>
-          <w:p>
-            <w:pPr>
-              <w:pStyle w:val="TableContents"/>
-              <w:bidi w:val="0"/>
-              <w:spacing w:before="0" w:after="283"/>
-              <w:jc w:val="left"/>
-              <w:rPr/>
-            </w:pPr>
-            <w:r>
-              <w:rPr/>
-              <w:t>anything observational</w:t>
-            </w:r>
-          </w:p>
-        </w:tc>
-        <w:tc>
-          <w:tcPr>
-            <w:tcW w:w="2462" w:type="dxa"/>
-            <w:tcBorders/>
-            <w:vAlign w:val="center"/>
-          </w:tcPr>
-          <w:p>
-            <w:pPr>
-              <w:pStyle w:val="TableContents"/>
-              <w:bidi w:val="0"/>
-              <w:spacing w:before="0" w:after="283"/>
-              <w:jc w:val="left"/>
-              <w:rPr/>
-            </w:pPr>
-            <w:r>
-              <w:rPr/>
-              <w:t>N, realistically</w:t>
+            <w:tcW w:w="4316" w:type="dxa"/>
+            <w:tcBorders/>
+            <w:vAlign w:val="center"/>
+          </w:tcPr>
+          <w:p>
+            <w:pPr>
+              <w:pStyle w:val="TableContents"/>
+              <w:bidi w:val="0"/>
+              <w:spacing w:before="0" w:after="283"/>
+              <w:jc w:val="left"/>
+              <w:rPr/>
+            </w:pPr>
+            <w:r>
+              <w:rPr/>
+              <w:t>think-aloud, assist counts, measured time on task, error counts, an observer-scored Task 8 comprehension score</w:t>
             </w:r>
           </w:p>
         </w:tc>
@@ -16901,7 +16561,7 @@
         <w:trPr/>
         <w:tc>
           <w:tcPr>
-            <w:tcW w:w="994" w:type="dxa"/>
+            <w:tcW w:w="1103" w:type="dxa"/>
             <w:tcBorders/>
             <w:vAlign w:val="center"/>
           </w:tcPr>
@@ -16921,41 +16581,21 @@
         </w:tc>
         <w:tc>
           <w:tcPr>
-            <w:tcW w:w="1963" w:type="dxa"/>
-            <w:tcBorders/>
-            <w:vAlign w:val="center"/>
-          </w:tcPr>
-          <w:p>
-            <w:pPr>
-              <w:pStyle w:val="TableContents"/>
-              <w:bidi w:val="0"/>
-              <w:spacing w:before="0" w:after="283"/>
-              <w:jc w:val="left"/>
-              <w:rPr/>
-            </w:pPr>
-            <w:r>
-              <w:rPr/>
-              <w:t>none</w:t>
-            </w:r>
-          </w:p>
-        </w:tc>
-        <w:tc>
-          <w:tcPr>
-            <w:tcW w:w="2462" w:type="dxa"/>
-            <w:tcBorders/>
-            <w:vAlign w:val="center"/>
-          </w:tcPr>
-          <w:p>
-            <w:pPr>
-              <w:pStyle w:val="TableContents"/>
-              <w:bidi w:val="0"/>
-              <w:spacing w:before="0" w:after="283"/>
-              <w:jc w:val="left"/>
-              <w:rPr/>
-            </w:pPr>
-            <w:r>
-              <w:rPr/>
-              <w:t>present, mitigated only</w:t>
+            <w:tcW w:w="4316" w:type="dxa"/>
+            <w:tcBorders/>
+            <w:vAlign w:val="center"/>
+          </w:tcPr>
+          <w:p>
+            <w:pPr>
+              <w:pStyle w:val="TableContents"/>
+              <w:bidi w:val="0"/>
+              <w:spacing w:before="0" w:after="283"/>
+              <w:jc w:val="left"/>
+              <w:rPr/>
+            </w:pPr>
+            <w:r>
+              <w:rPr/>
+              <w:t>none, removed structurally</w:t>
             </w:r>
           </w:p>
         </w:tc>
@@ -16973,21 +16613,156 @@
         <w:rPr>
           <w:rStyle w:val="StrongEmphasis"/>
         </w:rPr>
-        <w:t>Why both.</w:t>
-      </w:r>
-      <w:r>
-        <w:rPr/>
-        <w:t xml:space="preserve"> Arm 1 is the only realistic route to a usable SUS N, and it</w:t>
-        <w:br/>
-        <w:t>removes the facilitator-bias problem entirely, which matters unusually much here</w:t>
-        <w:br/>
-        <w:t>because the author designed both artefacts. Arm 2 supplies the observational</w:t>
-        <w:br/>
-        <w:t>findings that a questionnaire cannot reach: where people actually got stuck,</w:t>
-        <w:br/>
-        <w:t>what they said while stuck, and whether they understood the Task 8 refusal.</w:t>
-        <w:br/>
-        <w:t>Neither arm alone produces a defensible chapter.</w:t>
+        <w:t>Why the moderated arm was dropped.</w:t>
+      </w:r>
+      <w:r>
+        <w:rPr/>
+        <w:t xml:space="preserve"> Three reasons, in order of weight.</w:t>
+      </w:r>
+    </w:p>
+    <w:p>
+      <w:pPr>
+        <w:pStyle w:val="TextBody"/>
+        <w:numPr>
+          <w:ilvl w:val="0"/>
+          <w:numId w:val="16"/>
+        </w:numPr>
+        <w:tabs>
+          <w:tab w:val="clear" w:pos="1134"/>
+          <w:tab w:val="left" w:pos="709" w:leader="none"/>
+        </w:tabs>
+        <w:bidi w:val="0"/>
+        <w:spacing w:before="0" w:after="0"/>
+        <w:ind w:left="709" w:hanging="283"/>
+        <w:jc w:val="left"/>
+        <w:rPr/>
+      </w:pPr>
+      <w:r>
+        <w:rPr>
+          <w:rStyle w:val="StrongEmphasis"/>
+        </w:rPr>
+        <w:t>Nothing is being recorded.</w:t>
+      </w:r>
+      <w:r>
+        <w:rPr/>
+        <w:t xml:space="preserve"> Screen and audio recording was ruled out for</w:t>
+        <w:br/>
+        <w:t>the whole study. A moderated session without a recording yields notes</w:t>
+        <w:br/>
+        <w:t>handwritten by a facilitator who is simultaneously facilitating, which is the</w:t>
+        <w:br/>
+        <w:t>weakest possible form of the one thing the arm existed to provide. The full</w:t>
+        <w:br/>
+        <w:t xml:space="preserve">scheduling cost buys a degraded instrument. </w:t>
+      </w:r>
+    </w:p>
+    <w:p>
+      <w:pPr>
+        <w:pStyle w:val="TextBody"/>
+        <w:numPr>
+          <w:ilvl w:val="0"/>
+          <w:numId w:val="16"/>
+        </w:numPr>
+        <w:tabs>
+          <w:tab w:val="clear" w:pos="1134"/>
+          <w:tab w:val="left" w:pos="709" w:leader="none"/>
+        </w:tabs>
+        <w:bidi w:val="0"/>
+        <w:spacing w:before="0" w:after="0"/>
+        <w:ind w:left="709" w:hanging="283"/>
+        <w:jc w:val="left"/>
+        <w:rPr/>
+      </w:pPr>
+      <w:r>
+        <w:rPr>
+          <w:rStyle w:val="StrongEmphasis"/>
+        </w:rPr>
+        <w:t>The author designed both artefacts.</w:t>
+      </w:r>
+      <w:r>
+        <w:rPr/>
+        <w:t xml:space="preserve"> Running the sessions himself</w:t>
+        <w:br/>
+        <w:t>reintroduces exactly the conflict the unmoderated design removes, and the</w:t>
+        <w:br/>
+        <w:t>mitigations available (fixed script, logged assists, self-administered</w:t>
+        <w:br/>
+        <w:t xml:space="preserve">questionnaires) reduce it without removing it. See "Researcher role" below. </w:t>
+      </w:r>
+    </w:p>
+    <w:p>
+      <w:pPr>
+        <w:pStyle w:val="TextBody"/>
+        <w:numPr>
+          <w:ilvl w:val="0"/>
+          <w:numId w:val="16"/>
+        </w:numPr>
+        <w:tabs>
+          <w:tab w:val="clear" w:pos="1134"/>
+          <w:tab w:val="left" w:pos="709" w:leader="none"/>
+        </w:tabs>
+        <w:bidi w:val="0"/>
+        <w:ind w:left="709" w:hanging="283"/>
+        <w:jc w:val="left"/>
+        <w:rPr/>
+      </w:pPr>
+      <w:r>
+        <w:rPr>
+          <w:rStyle w:val="StrongEmphasis"/>
+        </w:rPr>
+        <w:t>The arms were additive, not overlapping.</w:t>
+      </w:r>
+      <w:r>
+        <w:rPr/>
+        <w:t xml:space="preserve"> Nobody can complete the same</w:t>
+        <w:br/>
+        <w:t>nine tasks twice, so 12 unmoderated plus 3-4 moderated meant recruiting</w:t>
+        <w:br/>
+        <w:t>15-16 people. Recruitment runs through the supervisor's professional</w:t>
+        <w:br/>
+        <w:t>connections rather than a funnel this project controls, and a stable SUS</w:t>
+        <w:br/>
+        <w:t xml:space="preserve">mean is the higher-value use of every participant. </w:t>
+      </w:r>
+    </w:p>
+    <w:p>
+      <w:pPr>
+        <w:pStyle w:val="TextBody"/>
+        <w:bidi w:val="0"/>
+        <w:jc w:val="left"/>
+        <w:rPr/>
+      </w:pPr>
+      <w:r>
+        <w:rPr>
+          <w:rStyle w:val="StrongEmphasis"/>
+        </w:rPr>
+        <w:t>What this costs, and where it must be admitted.</w:t>
+      </w:r>
+      <w:r>
+        <w:rPr/>
+        <w:t xml:space="preserve"> The chapter can make no</w:t>
+        <w:br/>
+        <w:t>observational claim. Specifically it loses measured completion rates, median</w:t>
+        <w:br/>
+        <w:t>time on task, assist counts, error counts, and the observer-scored 2/1/0 Task 8</w:t>
+        <w:br/>
+        <w:t>comprehension judgement. Time on task degrades to a form-timestamp proxy that is</w:t>
+        <w:br/>
+        <w:t>indicative only, since an unmoderated participant can walk away mid-task. State</w:t>
+        <w:br/>
+        <w:t xml:space="preserve">all of this in </w:t>
+      </w:r>
+      <w:r>
+        <w:rPr>
+          <w:rStyle w:val="SourceText"/>
+        </w:rPr>
+        <w:t>\Cref{sec:threats}</w:t>
+      </w:r>
+      <w:r>
+        <w:rPr/>
+        <w:t xml:space="preserve"> as a design consequence, not as an</w:t>
+        <w:br/>
+        <w:t>oversight, and do not let any sentence in the results imply someone watched.</w:t>
       </w:r>
     </w:p>
     <w:p>
@@ -17002,13 +16777,30 @@
         <w:rPr>
           <w:rStyle w:val="StrongEmphasis"/>
         </w:rPr>
-        <w:t>Report the arms separately</w:t>
-      </w:r>
-      <w:r>
-        <w:rPr/>
-        <w:t xml:space="preserve"> wherever the instrument differs between them (see</w:t>
-        <w:br/>
-        <w:t>the TLX response-scale note below). Pooling arms silently is the error to avoid.</w:t>
+        <w:t>Partial recovery.</w:t>
+      </w:r>
+      <w:r>
+        <w:rPr/>
+        <w:t xml:space="preserve"> The qualitative channel is not lost with the arm: the</w:t>
+        <w:br/>
+        <w:t>interviews are a separate session and are the instrument assigned to the</w:t>
+        <w:br/>
+      </w:r>
+      <w:r>
+        <w:rPr>
+          <w:rStyle w:val="Emphasis"/>
+        </w:rPr>
+        <w:t>framework</w:t>
+      </w:r>
+      <w:r>
+        <w:rPr/>
+        <w:t xml:space="preserve"> rather than to the tool. Move the observational probes into the</w:t>
+        <w:br/>
+        <w:t>practitioner interview guide as retrospective questions - where the participant</w:t>
+        <w:br/>
+        <w:t>got stuck, and what they believed happened at task 8. This is recall rather than</w:t>
+        <w:br/>
+        <w:t>observation, and must be reported as such.</w:t>
       </w:r>
     </w:p>
     <w:p>
@@ -17109,7 +16901,7 @@
       </w:pPr>
       <w:r>
         <w:rPr/>
-        <w:t>Arm 1, self-paced, roughly 60 minutes:</w:t>
+        <w:t>Self-paced, roughly 60 minutes:</w:t>
       </w:r>
     </w:p>
     <w:tbl>
@@ -17410,9 +17202,19 @@
       </w:pPr>
       <w:r>
         <w:rPr/>
-        <w:t>Arm 2 adds a 5-minute scripted orientation before the tasks and runs about 80</w:t>
-        <w:br/>
-        <w:t>minutes, because think-aloud slows everything down.</w:t>
+        <w:t xml:space="preserve">Interviews are a </w:t>
+      </w:r>
+      <w:r>
+        <w:rPr>
+          <w:rStyle w:val="StrongEmphasis"/>
+        </w:rPr>
+        <w:t>separate</w:t>
+      </w:r>
+      <w:r>
+        <w:rPr/>
+        <w:t xml:space="preserve"> session, 30-45 minutes. Running one straight after</w:t>
+        <w:br/>
+        <w:t>an hour of task work produces fatigue answers.</w:t>
       </w:r>
     </w:p>
     <w:p>
@@ -17425,37 +17227,12 @@
       </w:pPr>
       <w:r>
         <w:rPr/>
-        <w:t xml:space="preserve">Interviews are a </w:t>
+        <w:t xml:space="preserve">Order matters at the end: SUS </w:t>
       </w:r>
       <w:r>
         <w:rPr>
           <w:rStyle w:val="StrongEmphasis"/>
         </w:rPr>
-        <w:t>separate</w:t>
-      </w:r>
-      <w:r>
-        <w:rPr/>
-        <w:t xml:space="preserve"> session for both arms, 30-45 minutes. Running one</w:t>
-        <w:br/>
-        <w:t>straight after an hour of task work produces fatigue answers.</w:t>
-      </w:r>
-    </w:p>
-    <w:p>
-      <w:pPr>
-        <w:pStyle w:val="TextBody"/>
-        <w:bidi w:val="0"/>
-        <w:spacing w:before="0" w:after="283"/>
-        <w:jc w:val="left"/>
-        <w:rPr/>
-      </w:pPr>
-      <w:r>
-        <w:rPr/>
-        <w:t xml:space="preserve">Order matters at the end: SUS </w:t>
-      </w:r>
-      <w:r>
-        <w:rPr>
-          <w:rStyle w:val="StrongEmphasis"/>
-        </w:rPr>
         <w:t>before</w:t>
       </w:r>
       <w:r>
@@ -17477,210 +17254,6 @@
       <w:r>
         <w:rPr/>
         <w:t>Participants</w:t>
-      </w:r>
-    </w:p>
-    <w:p>
-      <w:pPr>
-        <w:pStyle w:val="TextBody"/>
-        <w:numPr>
-          <w:ilvl w:val="0"/>
-          <w:numId w:val="16"/>
-        </w:numPr>
-        <w:tabs>
-          <w:tab w:val="clear" w:pos="1134"/>
-          <w:tab w:val="left" w:pos="709" w:leader="none"/>
-        </w:tabs>
-        <w:bidi w:val="0"/>
-        <w:spacing w:before="0" w:after="0"/>
-        <w:ind w:left="709" w:hanging="283"/>
-        <w:jc w:val="left"/>
-        <w:rPr/>
-      </w:pPr>
-      <w:r>
-        <w:rPr>
-          <w:rStyle w:val="StrongEmphasis"/>
-        </w:rPr>
-        <w:t>Target N = 12</w:t>
-      </w:r>
-      <w:r>
-        <w:rPr/>
-        <w:t xml:space="preserve"> for SUS. Twelve is the point where SUS is generally treated</w:t>
-        <w:br/>
-        <w:t>as yielding a stable mean; below that, report the distribution and individual</w:t>
-        <w:br/>
-        <w:t xml:space="preserve">scores and make no inferential claim. </w:t>
-      </w:r>
-    </w:p>
-    <w:p>
-      <w:pPr>
-        <w:pStyle w:val="TextBody"/>
-        <w:numPr>
-          <w:ilvl w:val="0"/>
-          <w:numId w:val="16"/>
-        </w:numPr>
-        <w:tabs>
-          <w:tab w:val="clear" w:pos="1134"/>
-          <w:tab w:val="left" w:pos="709" w:leader="none"/>
-        </w:tabs>
-        <w:bidi w:val="0"/>
-        <w:spacing w:before="0" w:after="0"/>
-        <w:ind w:left="709" w:hanging="283"/>
-        <w:jc w:val="left"/>
-        <w:rPr/>
-      </w:pPr>
-      <w:r>
-        <w:rPr>
-          <w:rStyle w:val="StrongEmphasis"/>
-        </w:rPr>
-        <w:t>Realistic N is likely lower.</w:t>
-      </w:r>
-      <w:r>
-        <w:rPr/>
-        <w:t xml:space="preserve"> If it is, say so plainly, report every</w:t>
-        <w:br/>
-        <w:t>individual score, plot the distribution, and drop all inferential statistics.</w:t>
-        <w:br/>
-        <w:t xml:space="preserve">A defensible small-N descriptive report beats an indefensible t-test. </w:t>
-      </w:r>
-    </w:p>
-    <w:p>
-      <w:pPr>
-        <w:pStyle w:val="TextBody"/>
-        <w:numPr>
-          <w:ilvl w:val="0"/>
-          <w:numId w:val="16"/>
-        </w:numPr>
-        <w:tabs>
-          <w:tab w:val="clear" w:pos="1134"/>
-          <w:tab w:val="left" w:pos="709" w:leader="none"/>
-        </w:tabs>
-        <w:bidi w:val="0"/>
-        <w:spacing w:before="0" w:after="0"/>
-        <w:ind w:left="709" w:hanging="283"/>
-        <w:jc w:val="left"/>
-        <w:rPr/>
-      </w:pPr>
-      <w:r>
-        <w:rPr/>
-        <w:t>Interviews: 5-8 practitioners plus 2-3 Agile/Scrum experts. Interviews saturate</w:t>
-        <w:br/>
-        <w:t xml:space="preserve">much earlier than questionnaires; the two do not need the same N. </w:t>
-      </w:r>
-    </w:p>
-    <w:p>
-      <w:pPr>
-        <w:pStyle w:val="TextBody"/>
-        <w:numPr>
-          <w:ilvl w:val="0"/>
-          <w:numId w:val="16"/>
-        </w:numPr>
-        <w:tabs>
-          <w:tab w:val="clear" w:pos="1134"/>
-          <w:tab w:val="left" w:pos="709" w:leader="none"/>
-        </w:tabs>
-        <w:bidi w:val="0"/>
-        <w:ind w:left="709" w:hanging="283"/>
-        <w:jc w:val="left"/>
-        <w:rPr/>
-      </w:pPr>
-      <w:r>
-        <w:rPr/>
-        <w:t>Recruitment, consent, anonymisation and data handling: see</w:t>
-        <w:br/>
-      </w:r>
-      <w:r>
-        <w:rPr>
-          <w:rStyle w:val="SourceText"/>
-        </w:rPr>
-        <w:t>consent-and-briefing.md</w:t>
-      </w:r>
-      <w:r>
-        <w:rPr/>
-        <w:t xml:space="preserve">. </w:t>
-      </w:r>
-    </w:p>
-    <w:p>
-      <w:pPr>
-        <w:pStyle w:val="Heading3"/>
-        <w:bidi w:val="0"/>
-        <w:jc w:val="left"/>
-        <w:rPr/>
-      </w:pPr>
-      <w:r>
-        <w:rPr/>
-        <w:t>Researcher role</w:t>
-      </w:r>
-    </w:p>
-    <w:p>
-      <w:pPr>
-        <w:pStyle w:val="TextBody"/>
-        <w:bidi w:val="0"/>
-        <w:spacing w:before="0" w:after="283"/>
-        <w:jc w:val="left"/>
-        <w:rPr/>
-      </w:pPr>
-      <w:r>
-        <w:rPr/>
-        <w:t>The author designed both artefacts. This is a conflict and must be named in</w:t>
-        <w:br/>
-      </w:r>
-      <w:r>
-        <w:rPr>
-          <w:rStyle w:val="SourceText"/>
-        </w:rPr>
-        <w:t>\Cref{sec:demo_design}</w:t>
-      </w:r>
-      <w:r>
-        <w:rPr/>
-        <w:t xml:space="preserve"> and again in </w:t>
-      </w:r>
-      <w:r>
-        <w:rPr>
-          <w:rStyle w:val="SourceText"/>
-        </w:rPr>
-        <w:t>\Cref{sec:threats}</w:t>
-      </w:r>
-      <w:r>
-        <w:rPr/>
-        <w:t>.</w:t>
-      </w:r>
-    </w:p>
-    <w:p>
-      <w:pPr>
-        <w:pStyle w:val="TextBody"/>
-        <w:bidi w:val="0"/>
-        <w:spacing w:before="0" w:after="283"/>
-        <w:jc w:val="left"/>
-        <w:rPr/>
-      </w:pPr>
-      <w:r>
-        <w:rPr>
-          <w:rStyle w:val="StrongEmphasis"/>
-        </w:rPr>
-        <w:t>Arm 1 removes it structurally.</w:t>
-      </w:r>
-      <w:r>
-        <w:rPr/>
-        <w:t xml:space="preserve"> No facilitator is present, the script is</w:t>
-        <w:br/>
-        <w:t>fixed text, and the forms are submitted without the author watching. This is the</w:t>
-        <w:br/>
-        <w:t>strongest single argument for making the unmoderated arm the primary one, and it</w:t>
-        <w:br/>
-        <w:t>should be stated in the chapter as a design choice rather than a convenience.</w:t>
-      </w:r>
-    </w:p>
-    <w:p>
-      <w:pPr>
-        <w:pStyle w:val="TextBody"/>
-        <w:bidi w:val="0"/>
-        <w:spacing w:before="0" w:after="283"/>
-        <w:jc w:val="left"/>
-        <w:rPr/>
-      </w:pPr>
-      <w:r>
-        <w:rPr/>
-        <w:t>Arm 2 reintroduces the conflict, and there only mitigations are available:</w:t>
       </w:r>
     </w:p>
     <w:p>
@@ -17701,20 +17274,18 @@
         <w:rPr/>
       </w:pPr>
       <w:r>
-        <w:rPr/>
-        <w:t xml:space="preserve">The facilitator reads from a fixed script (in </w:t>
-      </w:r>
-      <w:r>
-        <w:rPr>
-          <w:rStyle w:val="SourceText"/>
-        </w:rPr>
-        <w:t>consent-and-briefing.md</w:t>
-      </w:r>
-      <w:r>
-        <w:rPr/>
-        <w:t>) and</w:t>
-        <w:br/>
-        <w:t xml:space="preserve">does not demonstrate, hint or defend the tool during tasks. </w:t>
+        <w:rPr>
+          <w:rStyle w:val="StrongEmphasis"/>
+        </w:rPr>
+        <w:t>Target N = 12</w:t>
+      </w:r>
+      <w:r>
+        <w:rPr/>
+        <w:t xml:space="preserve"> for SUS. Twelve is the point where SUS is generally treated</w:t>
+        <w:br/>
+        <w:t>as yielding a stable mean; below that, report the distribution and individual</w:t>
+        <w:br/>
+        <w:t xml:space="preserve">scores and make no inferential claim. </w:t>
       </w:r>
     </w:p>
     <w:p>
@@ -17735,8 +17306,18 @@
         <w:rPr/>
       </w:pPr>
       <w:r>
-        <w:rPr/>
-        <w:t xml:space="preserve">Assists are logged rather than silently given (observer sheet). </w:t>
+        <w:rPr>
+          <w:rStyle w:val="StrongEmphasis"/>
+        </w:rPr>
+        <w:t>Realistic N is likely lower.</w:t>
+      </w:r>
+      <w:r>
+        <w:rPr/>
+        <w:t xml:space="preserve"> If it is, say so plainly, report every</w:t>
+        <w:br/>
+        <w:t>individual score, plot the distribution, and drop all inferential statistics.</w:t>
+        <w:br/>
+        <w:t xml:space="preserve">A defensible small-N descriptive report beats an indefensible t-test. </w:t>
       </w:r>
     </w:p>
     <w:p>
@@ -17758,9 +17339,9 @@
       </w:pPr>
       <w:r>
         <w:rPr/>
-        <w:t>Questionnaires are self-administered, on the same forms as arm 1, without the</w:t>
-        <w:br/>
-        <w:t xml:space="preserve">facilitator watching. </w:t>
+        <w:t>Interviews: 5-8 practitioners plus 2-3 Agile/Scrum experts. Interviews saturate</w:t>
+        <w:br/>
+        <w:t xml:space="preserve">much earlier than questionnaires; the two do not need the same N. </w:t>
       </w:r>
     </w:p>
     <w:p>
@@ -17781,6 +17362,179 @@
       </w:pPr>
       <w:r>
         <w:rPr/>
+        <w:t>Recruitment, consent, anonymisation and data handling: see</w:t>
+        <w:br/>
+      </w:r>
+      <w:r>
+        <w:rPr>
+          <w:rStyle w:val="SourceText"/>
+        </w:rPr>
+        <w:t>consent-and-briefing.md</w:t>
+      </w:r>
+      <w:r>
+        <w:rPr/>
+        <w:t xml:space="preserve">. </w:t>
+      </w:r>
+    </w:p>
+    <w:p>
+      <w:pPr>
+        <w:pStyle w:val="Heading3"/>
+        <w:bidi w:val="0"/>
+        <w:jc w:val="left"/>
+        <w:rPr/>
+      </w:pPr>
+      <w:r>
+        <w:rPr/>
+        <w:t>Researcher role</w:t>
+      </w:r>
+    </w:p>
+    <w:p>
+      <w:pPr>
+        <w:pStyle w:val="TextBody"/>
+        <w:bidi w:val="0"/>
+        <w:spacing w:before="0" w:after="283"/>
+        <w:jc w:val="left"/>
+        <w:rPr/>
+      </w:pPr>
+      <w:r>
+        <w:rPr/>
+        <w:t>The author designed both artefacts. This is a conflict and must be named in</w:t>
+        <w:br/>
+      </w:r>
+      <w:r>
+        <w:rPr>
+          <w:rStyle w:val="SourceText"/>
+        </w:rPr>
+        <w:t>\Cref{sec:demo_design}</w:t>
+      </w:r>
+      <w:r>
+        <w:rPr/>
+        <w:t xml:space="preserve"> and again in </w:t>
+      </w:r>
+      <w:r>
+        <w:rPr>
+          <w:rStyle w:val="SourceText"/>
+        </w:rPr>
+        <w:t>\Cref{sec:threats}</w:t>
+      </w:r>
+      <w:r>
+        <w:rPr/>
+        <w:t>.</w:t>
+      </w:r>
+    </w:p>
+    <w:p>
+      <w:pPr>
+        <w:pStyle w:val="TextBody"/>
+        <w:bidi w:val="0"/>
+        <w:spacing w:before="0" w:after="283"/>
+        <w:jc w:val="left"/>
+        <w:rPr/>
+      </w:pPr>
+      <w:r>
+        <w:rPr>
+          <w:rStyle w:val="StrongEmphasis"/>
+        </w:rPr>
+        <w:t>The unmoderated design removes it structurally.</w:t>
+      </w:r>
+      <w:r>
+        <w:rPr/>
+        <w:t xml:space="preserve"> No facilitator is present,</w:t>
+        <w:br/>
+        <w:t>the script is fixed text, and the forms are submitted without the author</w:t>
+        <w:br/>
+        <w:t>watching. Nothing the author does during a session can steer it, because he is</w:t>
+        <w:br/>
+        <w:t>not in it. This is the strongest single argument for the design and it should be</w:t>
+        <w:br/>
+        <w:t>stated in the chapter as a deliberate choice rather than as a convenience - it</w:t>
+        <w:br/>
+        <w:t>is also the second reason the moderated arm was dropped rather than merely</w:t>
+        <w:br/>
+        <w:t>descoped.</w:t>
+      </w:r>
+    </w:p>
+    <w:p>
+      <w:pPr>
+        <w:pStyle w:val="TextBody"/>
+        <w:bidi w:val="0"/>
+        <w:spacing w:before="0" w:after="283"/>
+        <w:jc w:val="left"/>
+        <w:rPr/>
+      </w:pPr>
+      <w:r>
+        <w:rPr/>
+        <w:t>The conflict is not eliminated everywhere, and the residue must still be named:</w:t>
+        <w:br/>
+        <w:t>the author wrote the task set, the wording of the script and the 18 bespoke UX</w:t>
+        <w:br/>
+        <w:t>items, and conducts the interviews himself. Mitigations that do apply:</w:t>
+      </w:r>
+    </w:p>
+    <w:p>
+      <w:pPr>
+        <w:pStyle w:val="TextBody"/>
+        <w:numPr>
+          <w:ilvl w:val="0"/>
+          <w:numId w:val="18"/>
+        </w:numPr>
+        <w:tabs>
+          <w:tab w:val="clear" w:pos="1134"/>
+          <w:tab w:val="left" w:pos="709" w:leader="none"/>
+        </w:tabs>
+        <w:bidi w:val="0"/>
+        <w:spacing w:before="0" w:after="0"/>
+        <w:ind w:left="709" w:hanging="283"/>
+        <w:jc w:val="left"/>
+        <w:rPr/>
+      </w:pPr>
+      <w:r>
+        <w:rPr/>
+        <w:t xml:space="preserve">Fixed script text, identical for every participant, with no live commentary. </w:t>
+      </w:r>
+    </w:p>
+    <w:p>
+      <w:pPr>
+        <w:pStyle w:val="TextBody"/>
+        <w:numPr>
+          <w:ilvl w:val="0"/>
+          <w:numId w:val="18"/>
+        </w:numPr>
+        <w:tabs>
+          <w:tab w:val="clear" w:pos="1134"/>
+          <w:tab w:val="left" w:pos="709" w:leader="none"/>
+        </w:tabs>
+        <w:bidi w:val="0"/>
+        <w:spacing w:before="0" w:after="0"/>
+        <w:ind w:left="709" w:hanging="283"/>
+        <w:jc w:val="left"/>
+        <w:rPr/>
+      </w:pPr>
+      <w:r>
+        <w:rPr/>
+        <w:t>The standardised instruments (SUS, Raw TLX) are unmodified and comparable</w:t>
+        <w:br/>
+        <w:t xml:space="preserve">against published data, so they are not the author's own yardstick. </w:t>
+      </w:r>
+    </w:p>
+    <w:p>
+      <w:pPr>
+        <w:pStyle w:val="TextBody"/>
+        <w:numPr>
+          <w:ilvl w:val="0"/>
+          <w:numId w:val="18"/>
+        </w:numPr>
+        <w:tabs>
+          <w:tab w:val="clear" w:pos="1134"/>
+          <w:tab w:val="left" w:pos="709" w:leader="none"/>
+        </w:tabs>
+        <w:bidi w:val="0"/>
+        <w:spacing w:before="0" w:after="0"/>
+        <w:ind w:left="709" w:hanging="283"/>
+        <w:jc w:val="left"/>
+        <w:rPr/>
+      </w:pPr>
+      <w:r>
+        <w:rPr/>
         <w:t>Participants are told explicitly that the tool is being tested, not them, and</w:t>
         <w:br/>
         <w:t xml:space="preserve">that negative answers are the useful ones. </w:t>
@@ -17789,25 +17543,30 @@
     <w:p>
       <w:pPr>
         <w:pStyle w:val="TextBody"/>
-        <w:bidi w:val="0"/>
-        <w:jc w:val="left"/>
-        <w:rPr/>
-      </w:pPr>
-      <w:r>
-        <w:rPr/>
-        <w:t>None of this removes the bias in arm 2. Say so, and report which findings come</w:t>
-        <w:br/>
-        <w:t>from which arm.</w:t>
+        <w:numPr>
+          <w:ilvl w:val="0"/>
+          <w:numId w:val="18"/>
+        </w:numPr>
+        <w:tabs>
+          <w:tab w:val="clear" w:pos="1134"/>
+          <w:tab w:val="left" w:pos="709" w:leader="none"/>
+        </w:tabs>
+        <w:bidi w:val="0"/>
+        <w:ind w:left="709" w:hanging="283"/>
+        <w:jc w:val="left"/>
+        <w:rPr/>
+      </w:pPr>
+      <w:r>
+        <w:rPr/>
+        <w:t>Interviews follow a written guide, and disconfirming evidence is reported</w:t>
+        <w:br/>
+        <w:t xml:space="preserve">with the same prominence as confirming evidence. </w:t>
       </w:r>
     </w:p>
     <w:p>
       <w:pPr>
         <w:pStyle w:val="HorizontalLine"/>
-        <w:pBdr>
-          <w:bottom w:val="double" w:sz="2" w:space="0" w:color="808080"/>
-        </w:pBdr>
-        <w:bidi w:val="0"/>
-        <w:spacing w:before="0" w:after="283"/>
+        <w:bidi w:val="0"/>
         <w:jc w:val="left"/>
         <w:rPr/>
       </w:pPr>
@@ -18818,11 +18577,13 @@
         <w:br/>
         <w:t>informative observation available, and it is the one place the UI has to explain</w:t>
         <w:br/>
-        <w:t>a refusal rather than celebrate a success. In arm 1 it is captured by the open</w:t>
-        <w:br/>
-        <w:t>text on the TLX form and by UX item A4; in arm 2 it is additionally scored 2/1/0</w:t>
-        <w:br/>
-        <w:t>on the observer sheet.</w:t>
+        <w:t>a refusal rather than celebrate a success. It is captured by the open text on the</w:t>
+        <w:br/>
+        <w:t>TLX form and by UX item A4. There is no observer-scored 2/1/0 judgement, because</w:t>
+        <w:br/>
+        <w:t>there is no observer; the open text is the whole of the evidence and is analysed</w:t>
+        <w:br/>
+        <w:t>as such.</w:t>
       </w:r>
     </w:p>
     <w:p>
@@ -19232,8 +18993,14 @@
               <w:rPr/>
             </w:pPr>
             <w:r>
-              <w:rPr/>
-              <w:t>Per-task completion, time, assists, errors, critical incidents</w:t>
+              <w:rPr>
+                <w:rStyle w:val="StrongEmphasis"/>
+              </w:rPr>
+              <w:t>Unused.</w:t>
+            </w:r>
+            <w:r>
+              <w:rPr/>
+              <w:t xml:space="preserve"> Per-task completion, time, assists, errors, critical incidents. Written for the moderated arm, which was dropped 2026-08-17. Kept for the record, not built or administered</w:t>
             </w:r>
           </w:p>
         </w:tc>
@@ -19278,7 +19045,7 @@
             </w:pPr>
             <w:r>
               <w:rPr/>
-              <w:t>Informed consent, facilitator script, demographics form</w:t>
+              <w:t>Informed consent and demographics form. Its facilitator briefing script and do-not-do list are unused for the same reason</w:t>
             </w:r>
           </w:p>
         </w:tc>
@@ -19313,336 +19080,6 @@
       <w:r>
         <w:rPr/>
         <w:t xml:space="preserve"> Justification for the chapter:</w:t>
-      </w:r>
-    </w:p>
-    <w:p>
-      <w:pPr>
-        <w:pStyle w:val="TextBody"/>
-        <w:numPr>
-          <w:ilvl w:val="0"/>
-          <w:numId w:val="18"/>
-        </w:numPr>
-        <w:tabs>
-          <w:tab w:val="clear" w:pos="1134"/>
-          <w:tab w:val="left" w:pos="709" w:leader="none"/>
-        </w:tabs>
-        <w:bidi w:val="0"/>
-        <w:spacing w:before="0" w:after="0"/>
-        <w:ind w:left="709" w:hanging="283"/>
-        <w:jc w:val="left"/>
-        <w:rPr/>
-      </w:pPr>
-      <w:r>
-        <w:rPr/>
-        <w:t>The weighted procedure adds 15 pairwise comparisons. Under per-task</w:t>
-        <w:br/>
-        <w:t xml:space="preserve">administration that is 15 comparisons </w:t>
-      </w:r>
-      <w:r>
-        <w:rPr>
-          <w:rStyle w:val="StrongEmphasis"/>
-        </w:rPr>
-        <w:t>times six tasks</w:t>
-      </w:r>
-      <w:r>
-        <w:rPr/>
-        <w:t>, or ninety per</w:t>
-        <w:br/>
-        <w:t xml:space="preserve">participant, which is not survivable in a 60-minute unmoderated session. </w:t>
-      </w:r>
-    </w:p>
-    <w:p>
-      <w:pPr>
-        <w:pStyle w:val="TextBody"/>
-        <w:numPr>
-          <w:ilvl w:val="0"/>
-          <w:numId w:val="18"/>
-        </w:numPr>
-        <w:tabs>
-          <w:tab w:val="clear" w:pos="1134"/>
-          <w:tab w:val="left" w:pos="709" w:leader="none"/>
-        </w:tabs>
-        <w:bidi w:val="0"/>
-        <w:spacing w:before="0" w:after="0"/>
-        <w:ind w:left="709" w:hanging="283"/>
-        <w:jc w:val="left"/>
-        <w:rPr/>
-      </w:pPr>
-      <w:r>
-        <w:rPr/>
-        <w:t>The weights would have to be either collected once and applied to all six</w:t>
-        <w:br/>
-        <w:t>tasks, which assumes the participant's priorities do not change between</w:t>
-        <w:br/>
-        <w:t>phases, or collected six times, which nobody will complete. Neither is</w:t>
-        <w:br/>
-        <w:t xml:space="preserve">attractive; Raw TLX avoids the choice. </w:t>
-      </w:r>
-    </w:p>
-    <w:p>
-      <w:pPr>
-        <w:pStyle w:val="TextBody"/>
-        <w:numPr>
-          <w:ilvl w:val="0"/>
-          <w:numId w:val="18"/>
-        </w:numPr>
-        <w:tabs>
-          <w:tab w:val="clear" w:pos="1134"/>
-          <w:tab w:val="left" w:pos="709" w:leader="none"/>
-        </w:tabs>
-        <w:bidi w:val="0"/>
-        <w:spacing w:before="0" w:after="0"/>
-        <w:ind w:left="709" w:hanging="283"/>
-        <w:jc w:val="left"/>
-        <w:rPr/>
-      </w:pPr>
-      <w:r>
-        <w:rPr/>
-        <w:t xml:space="preserve">Weights earn their cost when workload is compared </w:t>
-      </w:r>
-      <w:r>
-        <w:rPr>
-          <w:rStyle w:val="StrongEmphasis"/>
-        </w:rPr>
-        <w:t>across conditions</w:t>
-      </w:r>
-      <w:r>
-        <w:rPr/>
-        <w:t>, since</w:t>
-        <w:br/>
-        <w:t>their purpose is to make aggregates commensurable between raters. This</w:t>
-        <w:br/>
-        <w:t>evaluation has a single condition, so there is nothing for them to</w:t>
-        <w:br/>
-        <w:t>discriminate between. They would also put each participant's aggregate on a</w:t>
-        <w:br/>
-        <w:t>slightly different scale, which adds variance to an N of about twelve in</w:t>
-        <w:br/>
-        <w:t xml:space="preserve">exchange for nothing. </w:t>
-      </w:r>
-    </w:p>
-    <w:p>
-      <w:pPr>
-        <w:pStyle w:val="TextBody"/>
-        <w:numPr>
-          <w:ilvl w:val="0"/>
-          <w:numId w:val="18"/>
-        </w:numPr>
-        <w:tabs>
-          <w:tab w:val="clear" w:pos="1134"/>
-          <w:tab w:val="left" w:pos="709" w:leader="none"/>
-        </w:tabs>
-        <w:bidi w:val="0"/>
-        <w:spacing w:before="0" w:after="0"/>
-        <w:ind w:left="709" w:hanging="283"/>
-        <w:jc w:val="left"/>
-        <w:rPr/>
-      </w:pPr>
-      <w:r>
-        <w:rPr>
-          <w:rStyle w:val="StrongEmphasis"/>
-        </w:rPr>
-        <w:t>The literature does not favour weighting.</w:t>
-      </w:r>
-      <w:r>
-        <w:rPr/>
-        <w:t xml:space="preserve"> Reviewing 550 studies twenty</w:t>
-        <w:br/>
-        <w:t>years after the instrument's publication, Hart records that dropping the</w:t>
-        <w:br/>
-        <w:t>weighting is the most common modification made to the NASA-TLX, and that</w:t>
-        <w:br/>
-        <w:t>across the 29 studies directly comparing the two versions the Raw variant was</w:t>
-        <w:br/>
-        <w:t>found more sensitive, less sensitive, or equally sensitive depending on the</w:t>
-        <w:br/>
-        <w:t xml:space="preserve">study - no consistent advantage either way (Hart, 2006; </w:t>
-      </w:r>
-      <w:r>
-        <w:rPr>
-          <w:rStyle w:val="SourceText"/>
-        </w:rPr>
-        <w:t>Hart:2006TLX</w:t>
-      </w:r>
-      <w:r>
-        <w:rPr/>
-        <w:t>). This is the</w:t>
-        <w:br/>
-        <w:t>strongest of the four arguments, because it turns the decision from "the</w:t>
-        <w:br/>
-        <w:t>weighted version was impractical for us" into "the weighted version buys</w:t>
-        <w:br/>
-        <w:t xml:space="preserve">nothing reliable". </w:t>
-      </w:r>
-    </w:p>
-    <w:p>
-      <w:pPr>
-        <w:pStyle w:val="TextBody"/>
-        <w:numPr>
-          <w:ilvl w:val="0"/>
-          <w:numId w:val="18"/>
-        </w:numPr>
-        <w:tabs>
-          <w:tab w:val="clear" w:pos="1134"/>
-          <w:tab w:val="left" w:pos="709" w:leader="none"/>
-        </w:tabs>
-        <w:bidi w:val="0"/>
-        <w:ind w:left="709" w:hanging="283"/>
-        <w:jc w:val="left"/>
-        <w:rPr/>
-      </w:pPr>
-      <w:r>
-        <w:rPr/>
-        <w:t>What is given up: Raw aggregates are not directly comparable to weighted</w:t>
-        <w:br/>
-        <w:t>aggregates published elsewhere. This costs almost nothing here, since the</w:t>
-        <w:br/>
-        <w:t>six-subscale profile is the primary result and the subscale scores are</w:t>
-        <w:br/>
-        <w:t xml:space="preserve">identical under both versions - weighting affects only how they are combined. </w:t>
-      </w:r>
-    </w:p>
-    <w:p>
-      <w:pPr>
-        <w:pStyle w:val="TextBody"/>
-        <w:bidi w:val="0"/>
-        <w:jc w:val="left"/>
-        <w:rPr/>
-      </w:pPr>
-      <w:r>
-        <w:rPr>
-          <w:rStyle w:val="StrongEmphasis"/>
-        </w:rPr>
-        <w:t xml:space="preserve">Written into Chapter 9 </w:t>
-      </w:r>
-      <w:r>
-        <w:rPr>
-          <w:rStyle w:val="SourceText"/>
-        </w:rPr>
-        <w:t>sec:tlx</w:t>
-      </w:r>
-      <w:r>
-        <w:rPr>
-          <w:rStyle w:val="StrongEmphasis"/>
-        </w:rPr>
-        <w:t xml:space="preserve"> 2026-08-12</w:t>
-      </w:r>
-      <w:r>
-        <w:rPr/>
-        <w:t>, replacing the writing prompt</w:t>
-        <w:br/>
-        <w:t>that used to sit there. Report it as "Raw TLX" explicitly, never as "NASA-TLX"</w:t>
-        <w:br/>
-        <w:t>unqualified.</w:t>
-      </w:r>
-    </w:p>
-    <w:p>
-      <w:pPr>
-        <w:pStyle w:val="Heading3"/>
-        <w:bidi w:val="0"/>
-        <w:jc w:val="left"/>
-        <w:rPr/>
-      </w:pPr>
-      <w:r>
-        <w:rPr/>
-        <w:t>The custom questionnaire is not a validated instrument</w:t>
-      </w:r>
-    </w:p>
-    <w:p>
-      <w:pPr>
-        <w:pStyle w:val="TextBody"/>
-        <w:bidi w:val="0"/>
-        <w:spacing w:before="0" w:after="283"/>
-        <w:jc w:val="left"/>
-        <w:rPr/>
-      </w:pPr>
-      <w:r>
-        <w:rPr/>
-        <w:t>SUS cannot see the things this thesis actually cares about: whether the</w:t>
-        <w:br/>
-        <w:t>practitioner trusted the AI output, whether the phase gates read as guardrails</w:t>
-        <w:br/>
-        <w:t>or as obstruction, whether reviewing generated work felt cheaper than writing</w:t>
-        <w:br/>
-        <w:t>it. Those need bespoke items.</w:t>
-      </w:r>
-    </w:p>
-    <w:p>
-      <w:pPr>
-        <w:pStyle w:val="TextBody"/>
-        <w:bidi w:val="0"/>
-        <w:spacing w:before="0" w:after="283"/>
-        <w:jc w:val="left"/>
-        <w:rPr/>
-      </w:pPr>
-      <w:r>
-        <w:rPr/>
-        <w:t xml:space="preserve">Consequence: report the 18 items </w:t>
-      </w:r>
-      <w:r>
-        <w:rPr>
-          <w:rStyle w:val="StrongEmphasis"/>
-        </w:rPr>
-        <w:t>descriptively, item by item</w:t>
-      </w:r>
-      <w:r>
-        <w:rPr/>
-        <w:t>, with no</w:t>
-        <w:br/>
-        <w:t>composite score, no Cronbach's alpha, no factor claims. An unvalidated</w:t>
-        <w:br/>
-        <w:t>instrument reported as a single number is exactly the sort of thing that gets</w:t>
-        <w:br/>
-        <w:t>attacked in a viva. Reported as a per-item diverging bar chart it is honest and</w:t>
-        <w:br/>
-        <w:t>genuinely informative.</w:t>
-      </w:r>
-    </w:p>
-    <w:p>
-      <w:pPr>
-        <w:pStyle w:val="Heading3"/>
-        <w:bidi w:val="0"/>
-        <w:jc w:val="left"/>
-        <w:rPr/>
-      </w:pPr>
-      <w:r>
-        <w:rPr/>
-        <w:t>Language</w:t>
-      </w:r>
-    </w:p>
-    <w:p>
-      <w:pPr>
-        <w:pStyle w:val="TextBody"/>
-        <w:bidi w:val="0"/>
-        <w:spacing w:before="0" w:after="283"/>
-        <w:jc w:val="left"/>
-        <w:rPr/>
-      </w:pPr>
-      <w:r>
-        <w:rPr/>
-        <w:t>Every instrument is written EN + PT because the app itself ships EN/PT parity</w:t>
-        <w:br/>
-        <w:t>and the likely participants are Portuguese speakers.</w:t>
-      </w:r>
-    </w:p>
-    <w:p>
-      <w:pPr>
-        <w:pStyle w:val="TextBody"/>
-        <w:bidi w:val="0"/>
-        <w:spacing w:before="0" w:after="283"/>
-        <w:jc w:val="left"/>
-        <w:rPr/>
-      </w:pPr>
-      <w:r>
-        <w:rPr>
-          <w:rStyle w:val="StrongEmphasis"/>
-        </w:rPr>
-        <w:t>PT SUS: decided 2026-08-11 - use the validated European Portuguese version</w:t>
-      </w:r>
-      <w:r>
-        <w:rPr/>
-        <w:br/>
-        <w:t>(Martins et al., 2015). Consequences:</w:t>
       </w:r>
     </w:p>
     <w:p>
@@ -19663,28 +19100,22 @@
         <w:rPr/>
       </w:pPr>
       <w:r>
+        <w:rPr/>
+        <w:t>The weighted procedure adds 15 pairwise comparisons. Under per-task</w:t>
+        <w:br/>
+        <w:t xml:space="preserve">administration that is 15 comparisons </w:t>
+      </w:r>
+      <w:r>
         <w:rPr>
           <w:rStyle w:val="StrongEmphasis"/>
         </w:rPr>
-        <w:t>Done 2026-08-11: the paper was obtained and the ten items are transcribed</w:t>
-        <w:br/>
-        <w:t xml:space="preserve">verbatim in </w:t>
-      </w:r>
-      <w:r>
-        <w:rPr>
-          <w:rStyle w:val="SourceText"/>
-        </w:rPr>
-        <w:t>instrument-sus.md</w:t>
-      </w:r>
-      <w:r>
-        <w:rPr>
-          <w:rStyle w:val="StrongEmphasis"/>
-        </w:rPr>
-        <w:t>.</w:t>
-      </w:r>
-      <w:r>
-        <w:rPr/>
-        <w:t xml:space="preserve"> F2-PT can be built. </w:t>
+        <w:t>times six tasks</w:t>
+      </w:r>
+      <w:r>
+        <w:rPr/>
+        <w:t>, or ninety per</w:t>
+        <w:br/>
+        <w:t xml:space="preserve">participant, which is not survivable in a 60-minute unmoderated session. </w:t>
       </w:r>
     </w:p>
     <w:p>
@@ -19706,9 +19137,13 @@
       </w:pPr>
       <w:r>
         <w:rPr/>
-        <w:t>Chapter 9 states that the validated European Portuguese SUS was used, and</w:t>
-        <w:br/>
-        <w:t xml:space="preserve">cites Martins et al. alongside Brooke. </w:t>
+        <w:t>The weights would have to be either collected once and applied to all six</w:t>
+        <w:br/>
+        <w:t>tasks, which assumes the participant's priorities do not change between</w:t>
+        <w:br/>
+        <w:t>phases, or collected six times, which nobody will complete. Neither is</w:t>
+        <w:br/>
+        <w:t xml:space="preserve">attractive; Raw TLX avoids the choice. </w:t>
       </w:r>
     </w:p>
     <w:p>
@@ -19730,9 +19165,27 @@
       </w:pPr>
       <w:r>
         <w:rPr/>
-        <w:t>Only the system name is substituted ("o Apex" for "o sistema"). Nothing else</w:t>
-        <w:br/>
-        <w:t xml:space="preserve">changes. </w:t>
+        <w:t xml:space="preserve">Weights earn their cost when workload is compared </w:t>
+      </w:r>
+      <w:r>
+        <w:rPr>
+          <w:rStyle w:val="StrongEmphasis"/>
+        </w:rPr>
+        <w:t>across conditions</w:t>
+      </w:r>
+      <w:r>
+        <w:rPr/>
+        <w:t>, since</w:t>
+        <w:br/>
+        <w:t>their purpose is to make aggregates commensurable between raters. This</w:t>
+        <w:br/>
+        <w:t>evaluation has a single condition, so there is nothing for them to</w:t>
+        <w:br/>
+        <w:t>discriminate between. They would also put each participant's aggregate on a</w:t>
+        <w:br/>
+        <w:t>slightly different scale, which adds variance to an N of about twelve in</w:t>
+        <w:br/>
+        <w:t xml:space="preserve">exchange for nothing. </w:t>
       </w:r>
     </w:p>
     <w:p>
@@ -19753,12 +19206,40 @@
         <w:rPr/>
       </w:pPr>
       <w:r>
-        <w:rPr/>
-        <w:t>The English SUS stays available for participants who choose EN. Report which</w:t>
-        <w:br/>
-        <w:t>language each participant used; do not pool EN and PT into one mean without</w:t>
-        <w:br/>
-        <w:t xml:space="preserve">saying so, since they are strictly two instruments. </w:t>
+        <w:rPr>
+          <w:rStyle w:val="StrongEmphasis"/>
+        </w:rPr>
+        <w:t>The literature does not favour weighting.</w:t>
+      </w:r>
+      <w:r>
+        <w:rPr/>
+        <w:t xml:space="preserve"> Reviewing 550 studies twenty</w:t>
+        <w:br/>
+        <w:t>years after the instrument's publication, Hart records that dropping the</w:t>
+        <w:br/>
+        <w:t>weighting is the most common modification made to the NASA-TLX, and that</w:t>
+        <w:br/>
+        <w:t>across the 29 studies directly comparing the two versions the Raw variant was</w:t>
+        <w:br/>
+        <w:t>found more sensitive, less sensitive, or equally sensitive depending on the</w:t>
+        <w:br/>
+        <w:t xml:space="preserve">study - no consistent advantage either way (Hart, 2006; </w:t>
+      </w:r>
+      <w:r>
+        <w:rPr>
+          <w:rStyle w:val="SourceText"/>
+        </w:rPr>
+        <w:t>Hart:2006TLX</w:t>
+      </w:r>
+      <w:r>
+        <w:rPr/>
+        <w:t>). This is the</w:t>
+        <w:br/>
+        <w:t>strongest of the four arguments, because it turns the decision from "the</w:t>
+        <w:br/>
+        <w:t>weighted version was impractical for us" into "the weighted version buys</w:t>
+        <w:br/>
+        <w:t xml:space="preserve">nothing reliable". </w:t>
       </w:r>
     </w:p>
     <w:p>
@@ -19778,9 +19259,295 @@
         <w:rPr/>
       </w:pPr>
       <w:r>
+        <w:rPr/>
+        <w:t>What is given up: Raw aggregates are not directly comparable to weighted</w:t>
+        <w:br/>
+        <w:t>aggregates published elsewhere. This costs almost nothing here, since the</w:t>
+        <w:br/>
+        <w:t>six-subscale profile is the primary result and the subscale scores are</w:t>
+        <w:br/>
+        <w:t xml:space="preserve">identical under both versions - weighting affects only how they are combined. </w:t>
+      </w:r>
+    </w:p>
+    <w:p>
+      <w:pPr>
+        <w:pStyle w:val="TextBody"/>
+        <w:bidi w:val="0"/>
+        <w:jc w:val="left"/>
+        <w:rPr/>
+      </w:pPr>
+      <w:r>
         <w:rPr>
           <w:rStyle w:val="StrongEmphasis"/>
         </w:rPr>
+        <w:t xml:space="preserve">Written into Chapter 9 </w:t>
+      </w:r>
+      <w:r>
+        <w:rPr>
+          <w:rStyle w:val="SourceText"/>
+        </w:rPr>
+        <w:t>sec:tlx</w:t>
+      </w:r>
+      <w:r>
+        <w:rPr>
+          <w:rStyle w:val="StrongEmphasis"/>
+        </w:rPr>
+        <w:t xml:space="preserve"> 2026-08-12</w:t>
+      </w:r>
+      <w:r>
+        <w:rPr/>
+        <w:t>, replacing the writing prompt</w:t>
+        <w:br/>
+        <w:t>that used to sit there. Report it as "Raw TLX" explicitly, never as "NASA-TLX"</w:t>
+        <w:br/>
+        <w:t>unqualified.</w:t>
+      </w:r>
+    </w:p>
+    <w:p>
+      <w:pPr>
+        <w:pStyle w:val="Heading3"/>
+        <w:bidi w:val="0"/>
+        <w:jc w:val="left"/>
+        <w:rPr/>
+      </w:pPr>
+      <w:r>
+        <w:rPr/>
+        <w:t>The custom questionnaire is not a validated instrument</w:t>
+      </w:r>
+    </w:p>
+    <w:p>
+      <w:pPr>
+        <w:pStyle w:val="TextBody"/>
+        <w:bidi w:val="0"/>
+        <w:spacing w:before="0" w:after="283"/>
+        <w:jc w:val="left"/>
+        <w:rPr/>
+      </w:pPr>
+      <w:r>
+        <w:rPr/>
+        <w:t>SUS cannot see the things this thesis actually cares about: whether the</w:t>
+        <w:br/>
+        <w:t>practitioner trusted the AI output, whether the phase gates read as guardrails</w:t>
+        <w:br/>
+        <w:t>or as obstruction, whether reviewing generated work felt cheaper than writing</w:t>
+        <w:br/>
+        <w:t>it. Those need bespoke items.</w:t>
+      </w:r>
+    </w:p>
+    <w:p>
+      <w:pPr>
+        <w:pStyle w:val="TextBody"/>
+        <w:bidi w:val="0"/>
+        <w:spacing w:before="0" w:after="283"/>
+        <w:jc w:val="left"/>
+        <w:rPr/>
+      </w:pPr>
+      <w:r>
+        <w:rPr/>
+        <w:t xml:space="preserve">Consequence: report the 18 items </w:t>
+      </w:r>
+      <w:r>
+        <w:rPr>
+          <w:rStyle w:val="StrongEmphasis"/>
+        </w:rPr>
+        <w:t>descriptively, item by item</w:t>
+      </w:r>
+      <w:r>
+        <w:rPr/>
+        <w:t>, with no</w:t>
+        <w:br/>
+        <w:t>composite score, no Cronbach's alpha, no factor claims. An unvalidated</w:t>
+        <w:br/>
+        <w:t>instrument reported as a single number is exactly the sort of thing that gets</w:t>
+        <w:br/>
+        <w:t>attacked in a viva. Reported as a per-item diverging bar chart it is honest and</w:t>
+        <w:br/>
+        <w:t>genuinely informative.</w:t>
+      </w:r>
+    </w:p>
+    <w:p>
+      <w:pPr>
+        <w:pStyle w:val="Heading3"/>
+        <w:bidi w:val="0"/>
+        <w:jc w:val="left"/>
+        <w:rPr/>
+      </w:pPr>
+      <w:r>
+        <w:rPr/>
+        <w:t>Language</w:t>
+      </w:r>
+    </w:p>
+    <w:p>
+      <w:pPr>
+        <w:pStyle w:val="TextBody"/>
+        <w:bidi w:val="0"/>
+        <w:spacing w:before="0" w:after="283"/>
+        <w:jc w:val="left"/>
+        <w:rPr/>
+      </w:pPr>
+      <w:r>
+        <w:rPr/>
+        <w:t>Every instrument is written EN + PT because the app itself ships EN/PT parity</w:t>
+        <w:br/>
+        <w:t>and the likely participants are Portuguese speakers.</w:t>
+      </w:r>
+    </w:p>
+    <w:p>
+      <w:pPr>
+        <w:pStyle w:val="TextBody"/>
+        <w:bidi w:val="0"/>
+        <w:spacing w:before="0" w:after="283"/>
+        <w:jc w:val="left"/>
+        <w:rPr/>
+      </w:pPr>
+      <w:r>
+        <w:rPr>
+          <w:rStyle w:val="StrongEmphasis"/>
+        </w:rPr>
+        <w:t>PT SUS: decided 2026-08-11 - use the validated European Portuguese version</w:t>
+      </w:r>
+      <w:r>
+        <w:rPr/>
+        <w:br/>
+        <w:t>(Martins et al., 2015). Consequences:</w:t>
+      </w:r>
+    </w:p>
+    <w:p>
+      <w:pPr>
+        <w:pStyle w:val="TextBody"/>
+        <w:numPr>
+          <w:ilvl w:val="0"/>
+          <w:numId w:val="20"/>
+        </w:numPr>
+        <w:tabs>
+          <w:tab w:val="clear" w:pos="1134"/>
+          <w:tab w:val="left" w:pos="709" w:leader="none"/>
+        </w:tabs>
+        <w:bidi w:val="0"/>
+        <w:spacing w:before="0" w:after="0"/>
+        <w:ind w:left="709" w:hanging="283"/>
+        <w:jc w:val="left"/>
+        <w:rPr/>
+      </w:pPr>
+      <w:r>
+        <w:rPr>
+          <w:rStyle w:val="StrongEmphasis"/>
+        </w:rPr>
+        <w:t>Done 2026-08-11: the paper was obtained and the ten items are transcribed</w:t>
+        <w:br/>
+        <w:t xml:space="preserve">verbatim in </w:t>
+      </w:r>
+      <w:r>
+        <w:rPr>
+          <w:rStyle w:val="SourceText"/>
+        </w:rPr>
+        <w:t>instrument-sus.md</w:t>
+      </w:r>
+      <w:r>
+        <w:rPr>
+          <w:rStyle w:val="StrongEmphasis"/>
+        </w:rPr>
+        <w:t>.</w:t>
+      </w:r>
+      <w:r>
+        <w:rPr/>
+        <w:t xml:space="preserve"> F2-PT can be built. </w:t>
+      </w:r>
+    </w:p>
+    <w:p>
+      <w:pPr>
+        <w:pStyle w:val="TextBody"/>
+        <w:numPr>
+          <w:ilvl w:val="0"/>
+          <w:numId w:val="20"/>
+        </w:numPr>
+        <w:tabs>
+          <w:tab w:val="clear" w:pos="1134"/>
+          <w:tab w:val="left" w:pos="709" w:leader="none"/>
+        </w:tabs>
+        <w:bidi w:val="0"/>
+        <w:spacing w:before="0" w:after="0"/>
+        <w:ind w:left="709" w:hanging="283"/>
+        <w:jc w:val="left"/>
+        <w:rPr/>
+      </w:pPr>
+      <w:r>
+        <w:rPr/>
+        <w:t>Chapter 9 states that the validated European Portuguese SUS was used, and</w:t>
+        <w:br/>
+        <w:t xml:space="preserve">cites Martins et al. alongside Brooke. </w:t>
+      </w:r>
+    </w:p>
+    <w:p>
+      <w:pPr>
+        <w:pStyle w:val="TextBody"/>
+        <w:numPr>
+          <w:ilvl w:val="0"/>
+          <w:numId w:val="20"/>
+        </w:numPr>
+        <w:tabs>
+          <w:tab w:val="clear" w:pos="1134"/>
+          <w:tab w:val="left" w:pos="709" w:leader="none"/>
+        </w:tabs>
+        <w:bidi w:val="0"/>
+        <w:spacing w:before="0" w:after="0"/>
+        <w:ind w:left="709" w:hanging="283"/>
+        <w:jc w:val="left"/>
+        <w:rPr/>
+      </w:pPr>
+      <w:r>
+        <w:rPr/>
+        <w:t>Only the system name is substituted ("o Apex" for "o sistema"). Nothing else</w:t>
+        <w:br/>
+        <w:t xml:space="preserve">changes. </w:t>
+      </w:r>
+    </w:p>
+    <w:p>
+      <w:pPr>
+        <w:pStyle w:val="TextBody"/>
+        <w:numPr>
+          <w:ilvl w:val="0"/>
+          <w:numId w:val="20"/>
+        </w:numPr>
+        <w:tabs>
+          <w:tab w:val="clear" w:pos="1134"/>
+          <w:tab w:val="left" w:pos="709" w:leader="none"/>
+        </w:tabs>
+        <w:bidi w:val="0"/>
+        <w:spacing w:before="0" w:after="0"/>
+        <w:ind w:left="709" w:hanging="283"/>
+        <w:jc w:val="left"/>
+        <w:rPr/>
+      </w:pPr>
+      <w:r>
+        <w:rPr/>
+        <w:t>The English SUS stays available for participants who choose EN. Report which</w:t>
+        <w:br/>
+        <w:t>language each participant used; do not pool EN and PT into one mean without</w:t>
+        <w:br/>
+        <w:t xml:space="preserve">saying so, since they are strictly two instruments. </w:t>
+      </w:r>
+    </w:p>
+    <w:p>
+      <w:pPr>
+        <w:pStyle w:val="TextBody"/>
+        <w:numPr>
+          <w:ilvl w:val="0"/>
+          <w:numId w:val="20"/>
+        </w:numPr>
+        <w:tabs>
+          <w:tab w:val="clear" w:pos="1134"/>
+          <w:tab w:val="left" w:pos="709" w:leader="none"/>
+        </w:tabs>
+        <w:bidi w:val="0"/>
+        <w:ind w:left="709" w:hanging="283"/>
+        <w:jc w:val="left"/>
+        <w:rPr/>
+      </w:pPr>
+      <w:r>
+        <w:rPr>
+          <w:rStyle w:val="StrongEmphasis"/>
+        </w:rPr>
         <w:t>State the instrument's reported limits in Chapter 9 pre-emptively.</w:t>
       </w:r>
       <w:r>
@@ -19962,9 +19729,9 @@
         <w:br/>
         <w:t>than something rationalised afterwards.</w:t>
         <w:br/>
-        <w:t>- If the two arms used different response scales, report them separately and do</w:t>
-        <w:br/>
-        <w:t>not pool them into one mean without saying so.</w:t>
+        <w:t>- One arm, one response scale, so there is nothing to pool or separate. The</w:t>
+        <w:br/>
+        <w:t>scale actually used is disclosed regardless.</w:t>
       </w:r>
     </w:p>
     <w:p>
@@ -20004,17 +19771,23 @@
       <w:r>
         <w:rPr/>
         <w:br/>
-        <w:t>- Arm 1: self-reported completion, plus form timestamps as a rough proxy for</w:t>
-        <w:br/>
-        <w:t>time per task. Treat the timestamps as indicative only; an unmoderated</w:t>
-        <w:br/>
-        <w:t>participant can walk away mid-task.</w:t>
-        <w:br/>
-        <w:t>- Arm 2: completion rate, median time on task, assist count, error count, and</w:t>
-        <w:br/>
-        <w:t>the task 8 comprehension score from the observer sheet.</w:t>
-        <w:br/>
-        <w:t>- Any task under 100% completion gets a written explanation, not just a number.</w:t>
+        <w:t>- Self-reported completion, plus form timestamps as a rough proxy for time per</w:t>
+        <w:br/>
+        <w:t>task. Treat the timestamps as indicative only; an unmoderated participant can</w:t>
+        <w:br/>
+        <w:t>walk away mid-task, and no one is watching to tell the difference between a</w:t>
+        <w:br/>
+        <w:t>hard task and a coffee break.</w:t>
+        <w:br/>
+        <w:t>- No measured completion rate, assist count or error count. These were the</w:t>
+        <w:br/>
+        <w:t>moderated arm's contribution and the arm was dropped; do not report a</w:t>
+        <w:br/>
+        <w:t>self-reported completion figure using language that implies it was observed.</w:t>
+        <w:br/>
+        <w:t>- Any task under 100% self-reported completion gets a written explanation, not</w:t>
+        <w:br/>
+        <w:t>just a number.</w:t>
       </w:r>
     </w:p>
     <w:p>
@@ -20034,9 +19807,49 @@
       <w:r>
         <w:rPr/>
         <w:br/>
-        <w:t>- Thematic analysis, codebook developed from the first two transcripts then</w:t>
+        <w:t xml:space="preserve">- </w:t>
+      </w:r>
+      <w:r>
+        <w:rPr>
+          <w:rStyle w:val="StrongEmphasis"/>
+        </w:rPr>
+        <w:t>Note-based, not recorded.</w:t>
+      </w:r>
+      <w:r>
+        <w:rPr/>
+        <w:t xml:space="preserve"> No interview is audio recorded, so there are no</w:t>
+        <w:br/>
+        <w:t>verbatim transcripts. The record is contemporaneous written notes, expanded</w:t>
+        <w:br/>
+        <w:t>into a full write-up immediately after each interview and before the next one</w:t>
+        <w:br/>
+        <w:t>- notes left overnight are reconstruction, not record.</w:t>
+        <w:br/>
+        <w:t>- Thematic analysis, codebook developed from the first two write-ups then</w:t>
         <w:br/>
         <w:t>applied to the rest.</w:t>
+        <w:br/>
+        <w:t>- Quotations may only be used where the exact words were written down at the</w:t>
+        <w:br/>
+        <w:t>time and marked as verbatim in the notes. Everything else is paraphrase and is</w:t>
+        <w:br/>
+        <w:t>presented as paraphrase.</w:t>
+        <w:br/>
+        <w:t xml:space="preserve">- This is a real methodological cost and belongs in </w:t>
+      </w:r>
+      <w:r>
+        <w:rPr>
+          <w:rStyle w:val="SourceText"/>
+        </w:rPr>
+        <w:t>\Cref{sec:threats}</w:t>
+      </w:r>
+      <w:r>
+        <w:rPr/>
+        <w:t>:</w:t>
+        <w:br/>
+        <w:t>note-taking is selective in a way a transcript is not, and the person</w:t>
+        <w:br/>
+        <w:t>selecting is the person who designed the artefact.</w:t>
         <w:br/>
         <w:t>- Report disconfirming evidence explicitly and with the same prominence.</w:t>
       </w:r>
@@ -20109,7 +19922,7 @@
         <w:pStyle w:val="TextBody"/>
         <w:numPr>
           <w:ilvl w:val="0"/>
-          <w:numId w:val="20"/>
+          <w:numId w:val="21"/>
         </w:numPr>
         <w:tabs>
           <w:tab w:val="clear" w:pos="1134"/>
@@ -20233,7 +20046,7 @@
         <w:pStyle w:val="TextBody"/>
         <w:numPr>
           <w:ilvl w:val="0"/>
-          <w:numId w:val="20"/>
+          <w:numId w:val="21"/>
         </w:numPr>
         <w:tabs>
           <w:tab w:val="clear" w:pos="1134"/>
@@ -20269,7 +20082,7 @@
         <w:pStyle w:val="TextBody"/>
         <w:numPr>
           <w:ilvl w:val="0"/>
-          <w:numId w:val="20"/>
+          <w:numId w:val="21"/>
         </w:numPr>
         <w:tabs>
           <w:tab w:val="clear" w:pos="1134"/>
@@ -20418,21 +20231,48 @@
         <w:br/>
         <w:t>four-item consent structure, the coding scheme and the retention rule.</w:t>
         <w:br/>
-        <w:t xml:space="preserve">5. </w:t>
+        <w:t xml:space="preserve">5. ~~Arm split.~~ </w:t>
       </w:r>
       <w:r>
         <w:rPr>
           <w:rStyle w:val="StrongEmphasis"/>
         </w:rPr>
-        <w:t>Arm split.</w:t>
-      </w:r>
-      <w:r>
-        <w:rPr/>
-        <w:t xml:space="preserve"> The 10-12 unmoderated plus 3-4 moderated split above is a</w:t>
-        <w:br/>
-        <w:t>proposal. Confirm the moderated arm is worth the scheduling cost, or drop it</w:t>
-        <w:br/>
-        <w:t>and accept losing the observational findings.</w:t>
+        <w:t>CLOSED 2026-08-17: unmoderated only.</w:t>
+      </w:r>
+      <w:r>
+        <w:rPr/>
+        <w:t xml:space="preserve"> The moderated arm is</w:t>
+        <w:br/>
+        <w:t>dropped. Nothing is screen or audio recorded, including the interviews, which</w:t>
+        <w:br/>
+        <w:t>are analysed from contemporaneous notes instead of transcripts. The</w:t>
+        <w:br/>
+        <w:t>observational metrics are given up deliberately and are declared in</w:t>
+        <w:br/>
+      </w:r>
+      <w:r>
+        <w:rPr>
+          <w:rStyle w:val="SourceText"/>
+        </w:rPr>
+        <w:t>\Cref{sec:threats}</w:t>
+      </w:r>
+      <w:r>
+        <w:rPr/>
+        <w:t>. Consequences are written through this document, the</w:t>
+        <w:br/>
+        <w:t xml:space="preserve">consent form, the forms build sheet and </w:t>
+      </w:r>
+      <w:r>
+        <w:rPr>
+          <w:rStyle w:val="SourceText"/>
+        </w:rPr>
+        <w:t>observer-sheet.md</w:t>
+      </w:r>
+      <w:r>
+        <w:rPr/>
+        <w:t>, which is now</w:t>
+        <w:br/>
+        <w:t>marked unused.</w:t>
         <w:br/>
         <w:t xml:space="preserve">6. ~~TLX response scale.~~ </w:t>
       </w:r>
@@ -22444,7 +22284,7 @@
         <w:pStyle w:val="TextBody"/>
         <w:numPr>
           <w:ilvl w:val="0"/>
-          <w:numId w:val="21"/>
+          <w:numId w:val="22"/>
         </w:numPr>
         <w:tabs>
           <w:tab w:val="clear" w:pos="1134"/>
@@ -22496,7 +22336,7 @@
         <w:pStyle w:val="TextBody"/>
         <w:numPr>
           <w:ilvl w:val="0"/>
-          <w:numId w:val="21"/>
+          <w:numId w:val="22"/>
         </w:numPr>
         <w:tabs>
           <w:tab w:val="clear" w:pos="1134"/>
@@ -22518,7 +22358,7 @@
         <w:pStyle w:val="TextBody"/>
         <w:numPr>
           <w:ilvl w:val="0"/>
-          <w:numId w:val="21"/>
+          <w:numId w:val="22"/>
         </w:numPr>
         <w:tabs>
           <w:tab w:val="clear" w:pos="1134"/>
@@ -22551,7 +22391,7 @@
         <w:pStyle w:val="TextBody"/>
         <w:numPr>
           <w:ilvl w:val="0"/>
-          <w:numId w:val="21"/>
+          <w:numId w:val="22"/>
         </w:numPr>
         <w:tabs>
           <w:tab w:val="clear" w:pos="1134"/>
@@ -22575,7 +22415,7 @@
         <w:pStyle w:val="TextBody"/>
         <w:numPr>
           <w:ilvl w:val="0"/>
-          <w:numId w:val="21"/>
+          <w:numId w:val="22"/>
         </w:numPr>
         <w:tabs>
           <w:tab w:val="clear" w:pos="1134"/>
@@ -22621,7 +22461,7 @@
         <w:pStyle w:val="TextBody"/>
         <w:numPr>
           <w:ilvl w:val="0"/>
-          <w:numId w:val="21"/>
+          <w:numId w:val="22"/>
         </w:numPr>
         <w:tabs>
           <w:tab w:val="clear" w:pos="1134"/>
@@ -22660,7 +22500,7 @@
         <w:pStyle w:val="TextBody"/>
         <w:numPr>
           <w:ilvl w:val="0"/>
-          <w:numId w:val="21"/>
+          <w:numId w:val="22"/>
         </w:numPr>
         <w:tabs>
           <w:tab w:val="clear" w:pos="1134"/>
@@ -22700,7 +22540,7 @@
         <w:pStyle w:val="TextBody"/>
         <w:numPr>
           <w:ilvl w:val="0"/>
-          <w:numId w:val="21"/>
+          <w:numId w:val="22"/>
         </w:numPr>
         <w:tabs>
           <w:tab w:val="clear" w:pos="1134"/>
@@ -22726,7 +22566,7 @@
         <w:pStyle w:val="TextBody"/>
         <w:numPr>
           <w:ilvl w:val="0"/>
-          <w:numId w:val="21"/>
+          <w:numId w:val="22"/>
         </w:numPr>
         <w:tabs>
           <w:tab w:val="clear" w:pos="1134"/>
@@ -22762,7 +22602,7 @@
         <w:pStyle w:val="TextBody"/>
         <w:numPr>
           <w:ilvl w:val="0"/>
-          <w:numId w:val="21"/>
+          <w:numId w:val="22"/>
         </w:numPr>
         <w:tabs>
           <w:tab w:val="clear" w:pos="1134"/>
@@ -22776,7 +22616,21 @@
       </w:pPr>
       <w:r>
         <w:rPr/>
-        <w:t xml:space="preserve">[ ] Arm split confirmed, or the moderated arm dropped </w:t>
+        <w:t>[x] Arm split closed 2026-08-17: unmoderated only, moderated arm dropped,</w:t>
+        <w:br/>
+        <w:t>nothing recorded, interviews analysed from notes. F0 loses its</w:t>
+        <w:br/>
+        <w:t xml:space="preserve">screen-recording consent item and </w:t>
+      </w:r>
+      <w:r>
+        <w:rPr>
+          <w:rStyle w:val="SourceText"/>
+        </w:rPr>
+        <w:t>observer-sheet.md</w:t>
+      </w:r>
+      <w:r>
+        <w:rPr/>
+        <w:t xml:space="preserve"> is unused </w:t>
       </w:r>
     </w:p>
     <w:p>
@@ -22784,7 +22638,7 @@
         <w:pStyle w:val="TextBody"/>
         <w:numPr>
           <w:ilvl w:val="0"/>
-          <w:numId w:val="21"/>
+          <w:numId w:val="22"/>
         </w:numPr>
         <w:tabs>
           <w:tab w:val="clear" w:pos="1134"/>
@@ -22810,7 +22664,7 @@
         <w:pStyle w:val="TextBody"/>
         <w:numPr>
           <w:ilvl w:val="0"/>
-          <w:numId w:val="21"/>
+          <w:numId w:val="22"/>
         </w:numPr>
         <w:tabs>
           <w:tab w:val="clear" w:pos="1134"/>
@@ -22848,7 +22702,7 @@
         <w:pStyle w:val="TextBody"/>
         <w:numPr>
           <w:ilvl w:val="0"/>
-          <w:numId w:val="21"/>
+          <w:numId w:val="22"/>
         </w:numPr>
         <w:tabs>
           <w:tab w:val="clear" w:pos="1134"/>
@@ -22870,7 +22724,7 @@
         <w:pStyle w:val="TextBody"/>
         <w:numPr>
           <w:ilvl w:val="0"/>
-          <w:numId w:val="21"/>
+          <w:numId w:val="22"/>
         </w:numPr>
         <w:tabs>
           <w:tab w:val="clear" w:pos="1134"/>
@@ -22906,7 +22760,7 @@
         <w:pStyle w:val="TextBody"/>
         <w:numPr>
           <w:ilvl w:val="0"/>
-          <w:numId w:val="21"/>
+          <w:numId w:val="22"/>
         </w:numPr>
         <w:tabs>
           <w:tab w:val="clear" w:pos="1134"/>
@@ -22928,7 +22782,7 @@
         <w:pStyle w:val="TextBody"/>
         <w:numPr>
           <w:ilvl w:val="0"/>
-          <w:numId w:val="21"/>
+          <w:numId w:val="22"/>
         </w:numPr>
         <w:tabs>
           <w:tab w:val="clear" w:pos="1134"/>
@@ -22964,7 +22818,7 @@
         <w:pStyle w:val="TextBody"/>
         <w:numPr>
           <w:ilvl w:val="0"/>
-          <w:numId w:val="21"/>
+          <w:numId w:val="22"/>
         </w:numPr>
         <w:tabs>
           <w:tab w:val="clear" w:pos="1134"/>
@@ -22997,7 +22851,7 @@
         <w:pStyle w:val="TextBody"/>
         <w:numPr>
           <w:ilvl w:val="0"/>
-          <w:numId w:val="21"/>
+          <w:numId w:val="22"/>
         </w:numPr>
         <w:tabs>
           <w:tab w:val="clear" w:pos="1134"/>
@@ -23107,7 +22961,7 @@
         <w:pStyle w:val="TextBody"/>
         <w:numPr>
           <w:ilvl w:val="0"/>
-          <w:numId w:val="22"/>
+          <w:numId w:val="23"/>
         </w:numPr>
         <w:tabs>
           <w:tab w:val="clear" w:pos="1134"/>
@@ -23164,7 +23018,7 @@
         <w:pStyle w:val="TextBody"/>
         <w:numPr>
           <w:ilvl w:val="0"/>
-          <w:numId w:val="22"/>
+          <w:numId w:val="23"/>
         </w:numPr>
         <w:tabs>
           <w:tab w:val="clear" w:pos="1134"/>
@@ -23210,7 +23064,7 @@
         <w:pStyle w:val="TextBody"/>
         <w:numPr>
           <w:ilvl w:val="0"/>
-          <w:numId w:val="22"/>
+          <w:numId w:val="23"/>
         </w:numPr>
         <w:tabs>
           <w:tab w:val="clear" w:pos="1134"/>
@@ -23234,7 +23088,7 @@
         <w:pStyle w:val="TextBody"/>
         <w:numPr>
           <w:ilvl w:val="0"/>
-          <w:numId w:val="22"/>
+          <w:numId w:val="23"/>
         </w:numPr>
         <w:tabs>
           <w:tab w:val="clear" w:pos="1134"/>
@@ -23256,7 +23110,7 @@
         <w:pStyle w:val="TextBody"/>
         <w:numPr>
           <w:ilvl w:val="0"/>
-          <w:numId w:val="22"/>
+          <w:numId w:val="23"/>
         </w:numPr>
         <w:tabs>
           <w:tab w:val="clear" w:pos="1134"/>
@@ -24094,7 +23948,7 @@
         <w:pStyle w:val="TextBody"/>
         <w:numPr>
           <w:ilvl w:val="0"/>
-          <w:numId w:val="23"/>
+          <w:numId w:val="24"/>
         </w:numPr>
         <w:tabs>
           <w:tab w:val="clear" w:pos="1134"/>
@@ -24115,206 +23969,6 @@
       <w:r>
         <w:rPr/>
         <w:t xml:space="preserve"> - names the missing QA step and the required order </w:t>
-      </w:r>
-    </w:p>
-    <w:p>
-      <w:pPr>
-        <w:pStyle w:val="TextBody"/>
-        <w:numPr>
-          <w:ilvl w:val="0"/>
-          <w:numId w:val="23"/>
-        </w:numPr>
-        <w:tabs>
-          <w:tab w:val="clear" w:pos="1134"/>
-          <w:tab w:val="left" w:pos="709" w:leader="none"/>
-        </w:tabs>
-        <w:bidi w:val="0"/>
-        <w:spacing w:before="0" w:after="0"/>
-        <w:ind w:left="709" w:hanging="283"/>
-        <w:jc w:val="left"/>
-        <w:rPr/>
-      </w:pPr>
-      <w:r>
-        <w:rPr>
-          <w:rStyle w:val="StrongEmphasis"/>
-        </w:rPr>
-        <w:t>1</w:t>
-      </w:r>
-      <w:r>
-        <w:rPr/>
-        <w:t xml:space="preserve"> - knows a process rule blocked them, cannot say which </w:t>
-      </w:r>
-    </w:p>
-    <w:p>
-      <w:pPr>
-        <w:pStyle w:val="TextBody"/>
-        <w:numPr>
-          <w:ilvl w:val="0"/>
-          <w:numId w:val="23"/>
-        </w:numPr>
-        <w:tabs>
-          <w:tab w:val="clear" w:pos="1134"/>
-          <w:tab w:val="left" w:pos="709" w:leader="none"/>
-        </w:tabs>
-        <w:bidi w:val="0"/>
-        <w:ind w:left="709" w:hanging="283"/>
-        <w:jc w:val="left"/>
-        <w:rPr/>
-      </w:pPr>
-      <w:r>
-        <w:rPr>
-          <w:rStyle w:val="StrongEmphasis"/>
-        </w:rPr>
-        <w:t>0</w:t>
-      </w:r>
-      <w:r>
-        <w:rPr/>
-        <w:t xml:space="preserve"> - concludes the tool is broken or the story is corrupt </w:t>
-      </w:r>
-    </w:p>
-    <w:p>
-      <w:pPr>
-        <w:pStyle w:val="TextBody"/>
-        <w:bidi w:val="0"/>
-        <w:jc w:val="left"/>
-        <w:rPr/>
-      </w:pPr>
-      <w:r>
-        <w:rPr>
-          <w:rStyle w:val="StrongEmphasis"/>
-        </w:rPr>
-        <w:t>Watch for:</w:t>
-      </w:r>
-      <w:r>
-        <w:rPr/>
-        <w:t xml:space="preserve"> whether they hunt for an override; whether they find the phase</w:t>
-        <w:br/>
-        <w:t>status; the exact words they use for the refusal.</w:t>
-        <w:br/>
-      </w:r>
-      <w:r>
-        <w:rPr>
-          <w:rStyle w:val="StrongEmphasis"/>
-        </w:rPr>
-        <w:t>Predicted TLX:</w:t>
-      </w:r>
-      <w:r>
-        <w:rPr/>
-        <w:t xml:space="preserve"> highest Frustration, lowest Performance. If Frustration is</w:t>
-        <w:br/>
-        <w:t>only moderate, the refusal messaging is doing its job, and that is a reportable</w:t>
-        <w:br/>
-        <w:t>result about error surfacing.</w:t>
-        <w:br/>
-      </w:r>
-      <w:r>
-        <w:rPr>
-          <w:rStyle w:val="StrongEmphasis"/>
-        </w:rPr>
-        <w:t>Expected:</w:t>
-      </w:r>
-      <w:r>
-        <w:rPr/>
-        <w:t xml:space="preserve"> 6 min.</w:t>
-      </w:r>
-    </w:p>
-    <w:p>
-      <w:pPr>
-        <w:pStyle w:val="Heading3"/>
-        <w:bidi w:val="0"/>
-        <w:jc w:val="left"/>
-        <w:rPr/>
-      </w:pPr>
-      <w:r>
-        <w:rPr/>
-        <w:t xml:space="preserve">Task 9 </w:t>
-      </w:r>
-      <w:r>
-        <w:rPr>
-          <w:rStyle w:val="SourceText"/>
-        </w:rPr>
-        <w:t>[TLX]</w:t>
-      </w:r>
-      <w:r>
-        <w:rPr/>
-        <w:t xml:space="preserve"> - Export</w:t>
-      </w:r>
-    </w:p>
-    <w:p>
-      <w:pPr>
-        <w:pStyle w:val="TextBody"/>
-        <w:bidi w:val="0"/>
-        <w:spacing w:before="0" w:after="283"/>
-        <w:jc w:val="left"/>
-        <w:rPr/>
-      </w:pPr>
-      <w:r>
-        <w:rPr>
-          <w:rStyle w:val="StrongEmphasis"/>
-        </w:rPr>
-        <w:t>Surface:</w:t>
-      </w:r>
-      <w:r>
-        <w:rPr/>
-        <w:t xml:space="preserve"> export and download paths, zip packaging.</w:t>
-        <w:br/>
-      </w:r>
-      <w:r>
-        <w:rPr>
-          <w:rStyle w:val="StrongEmphasis"/>
-        </w:rPr>
-        <w:t>Success:</w:t>
-      </w:r>
-      <w:r>
-        <w:rPr/>
-        <w:t xml:space="preserve"> files downloaded and opened.</w:t>
-        <w:br/>
-      </w:r>
-      <w:r>
-        <w:rPr>
-          <w:rStyle w:val="StrongEmphasis"/>
-        </w:rPr>
-        <w:t>Watch for:</w:t>
-      </w:r>
-      <w:r>
-        <w:rPr/>
-        <w:t xml:space="preserve"> whether the export control is findable; whether anything</w:t>
-        <w:br/>
-        <w:t>downloads empty or corrupt.</w:t>
-        <w:br/>
-      </w:r>
-      <w:r>
-        <w:rPr>
-          <w:rStyle w:val="StrongEmphasis"/>
-        </w:rPr>
-        <w:t>Predicted TLX:</w:t>
-      </w:r>
-      <w:r>
-        <w:rPr/>
-        <w:t xml:space="preserve"> lowest overall.</w:t>
-        <w:br/>
-      </w:r>
-      <w:r>
-        <w:rPr>
-          <w:rStyle w:val="StrongEmphasis"/>
-        </w:rPr>
-        <w:t>Expected:</w:t>
-      </w:r>
-      <w:r>
-        <w:rPr/>
-        <w:t xml:space="preserve"> 5 min.</w:t>
-      </w:r>
-    </w:p>
-    <w:p>
-      <w:pPr>
-        <w:pStyle w:val="Heading3"/>
-        <w:bidi w:val="0"/>
-        <w:jc w:val="left"/>
-        <w:rPr/>
-      </w:pPr>
-      <w:r>
-        <w:rPr/>
-        <w:t>Optional, excluded from all measures</w:t>
       </w:r>
     </w:p>
     <w:p>
@@ -24329,6 +23983,206 @@
           <w:tab w:val="left" w:pos="709" w:leader="none"/>
         </w:tabs>
         <w:bidi w:val="0"/>
+        <w:spacing w:before="0" w:after="0"/>
+        <w:ind w:left="709" w:hanging="283"/>
+        <w:jc w:val="left"/>
+        <w:rPr/>
+      </w:pPr>
+      <w:r>
+        <w:rPr>
+          <w:rStyle w:val="StrongEmphasis"/>
+        </w:rPr>
+        <w:t>1</w:t>
+      </w:r>
+      <w:r>
+        <w:rPr/>
+        <w:t xml:space="preserve"> - knows a process rule blocked them, cannot say which </w:t>
+      </w:r>
+    </w:p>
+    <w:p>
+      <w:pPr>
+        <w:pStyle w:val="TextBody"/>
+        <w:numPr>
+          <w:ilvl w:val="0"/>
+          <w:numId w:val="24"/>
+        </w:numPr>
+        <w:tabs>
+          <w:tab w:val="clear" w:pos="1134"/>
+          <w:tab w:val="left" w:pos="709" w:leader="none"/>
+        </w:tabs>
+        <w:bidi w:val="0"/>
+        <w:ind w:left="709" w:hanging="283"/>
+        <w:jc w:val="left"/>
+        <w:rPr/>
+      </w:pPr>
+      <w:r>
+        <w:rPr>
+          <w:rStyle w:val="StrongEmphasis"/>
+        </w:rPr>
+        <w:t>0</w:t>
+      </w:r>
+      <w:r>
+        <w:rPr/>
+        <w:t xml:space="preserve"> - concludes the tool is broken or the story is corrupt </w:t>
+      </w:r>
+    </w:p>
+    <w:p>
+      <w:pPr>
+        <w:pStyle w:val="TextBody"/>
+        <w:bidi w:val="0"/>
+        <w:jc w:val="left"/>
+        <w:rPr/>
+      </w:pPr>
+      <w:r>
+        <w:rPr>
+          <w:rStyle w:val="StrongEmphasis"/>
+        </w:rPr>
+        <w:t>Watch for:</w:t>
+      </w:r>
+      <w:r>
+        <w:rPr/>
+        <w:t xml:space="preserve"> whether they hunt for an override; whether they find the phase</w:t>
+        <w:br/>
+        <w:t>status; the exact words they use for the refusal.</w:t>
+        <w:br/>
+      </w:r>
+      <w:r>
+        <w:rPr>
+          <w:rStyle w:val="StrongEmphasis"/>
+        </w:rPr>
+        <w:t>Predicted TLX:</w:t>
+      </w:r>
+      <w:r>
+        <w:rPr/>
+        <w:t xml:space="preserve"> highest Frustration, lowest Performance. If Frustration is</w:t>
+        <w:br/>
+        <w:t>only moderate, the refusal messaging is doing its job, and that is a reportable</w:t>
+        <w:br/>
+        <w:t>result about error surfacing.</w:t>
+        <w:br/>
+      </w:r>
+      <w:r>
+        <w:rPr>
+          <w:rStyle w:val="StrongEmphasis"/>
+        </w:rPr>
+        <w:t>Expected:</w:t>
+      </w:r>
+      <w:r>
+        <w:rPr/>
+        <w:t xml:space="preserve"> 6 min.</w:t>
+      </w:r>
+    </w:p>
+    <w:p>
+      <w:pPr>
+        <w:pStyle w:val="Heading3"/>
+        <w:bidi w:val="0"/>
+        <w:jc w:val="left"/>
+        <w:rPr/>
+      </w:pPr>
+      <w:r>
+        <w:rPr/>
+        <w:t xml:space="preserve">Task 9 </w:t>
+      </w:r>
+      <w:r>
+        <w:rPr>
+          <w:rStyle w:val="SourceText"/>
+        </w:rPr>
+        <w:t>[TLX]</w:t>
+      </w:r>
+      <w:r>
+        <w:rPr/>
+        <w:t xml:space="preserve"> - Export</w:t>
+      </w:r>
+    </w:p>
+    <w:p>
+      <w:pPr>
+        <w:pStyle w:val="TextBody"/>
+        <w:bidi w:val="0"/>
+        <w:spacing w:before="0" w:after="283"/>
+        <w:jc w:val="left"/>
+        <w:rPr/>
+      </w:pPr>
+      <w:r>
+        <w:rPr>
+          <w:rStyle w:val="StrongEmphasis"/>
+        </w:rPr>
+        <w:t>Surface:</w:t>
+      </w:r>
+      <w:r>
+        <w:rPr/>
+        <w:t xml:space="preserve"> export and download paths, zip packaging.</w:t>
+        <w:br/>
+      </w:r>
+      <w:r>
+        <w:rPr>
+          <w:rStyle w:val="StrongEmphasis"/>
+        </w:rPr>
+        <w:t>Success:</w:t>
+      </w:r>
+      <w:r>
+        <w:rPr/>
+        <w:t xml:space="preserve"> files downloaded and opened.</w:t>
+        <w:br/>
+      </w:r>
+      <w:r>
+        <w:rPr>
+          <w:rStyle w:val="StrongEmphasis"/>
+        </w:rPr>
+        <w:t>Watch for:</w:t>
+      </w:r>
+      <w:r>
+        <w:rPr/>
+        <w:t xml:space="preserve"> whether the export control is findable; whether anything</w:t>
+        <w:br/>
+        <w:t>downloads empty or corrupt.</w:t>
+        <w:br/>
+      </w:r>
+      <w:r>
+        <w:rPr>
+          <w:rStyle w:val="StrongEmphasis"/>
+        </w:rPr>
+        <w:t>Predicted TLX:</w:t>
+      </w:r>
+      <w:r>
+        <w:rPr/>
+        <w:t xml:space="preserve"> lowest overall.</w:t>
+        <w:br/>
+      </w:r>
+      <w:r>
+        <w:rPr>
+          <w:rStyle w:val="StrongEmphasis"/>
+        </w:rPr>
+        <w:t>Expected:</w:t>
+      </w:r>
+      <w:r>
+        <w:rPr/>
+        <w:t xml:space="preserve"> 5 min.</w:t>
+      </w:r>
+    </w:p>
+    <w:p>
+      <w:pPr>
+        <w:pStyle w:val="Heading3"/>
+        <w:bidi w:val="0"/>
+        <w:jc w:val="left"/>
+        <w:rPr/>
+      </w:pPr>
+      <w:r>
+        <w:rPr/>
+        <w:t>Optional, excluded from all measures</w:t>
+      </w:r>
+    </w:p>
+    <w:p>
+      <w:pPr>
+        <w:pStyle w:val="TextBody"/>
+        <w:numPr>
+          <w:ilvl w:val="0"/>
+          <w:numId w:val="25"/>
+        </w:numPr>
+        <w:tabs>
+          <w:tab w:val="clear" w:pos="1134"/>
+          <w:tab w:val="left" w:pos="709" w:leader="none"/>
+        </w:tabs>
+        <w:bidi w:val="0"/>
         <w:ind w:left="709" w:hanging="283"/>
         <w:jc w:val="left"/>
         <w:rPr/>
@@ -24402,7 +24256,7 @@
       </w:pPr>
       <w:r>
         <w:rPr/>
-        <w:t>Facilitator rules, arm 2 only</w:t>
+        <w:t>Facilitator rules - UNUSED</w:t>
       </w:r>
     </w:p>
     <w:p>
@@ -24414,8 +24268,18 @@
         <w:rPr/>
       </w:pPr>
       <w:r>
-        <w:rPr/>
-        <w:t>Arm 1 has no facilitator. In the moderated arm:</w:t>
+        <w:rPr>
+          <w:rStyle w:val="StrongEmphasis"/>
+        </w:rPr>
+        <w:t>Not applied.</w:t>
+      </w:r>
+      <w:r>
+        <w:rPr/>
+        <w:t xml:space="preserve"> The moderated arm was dropped 2026-08-17; the study is</w:t>
+        <w:br/>
+        <w:t>unmoderated, so there is no facilitator and no live session to run. Retained for</w:t>
+        <w:br/>
+        <w:t>the record only. The rules below would have applied in the moderated arm:</w:t>
       </w:r>
     </w:p>
     <w:p>
@@ -24423,7 +24287,7 @@
         <w:pStyle w:val="TextBody"/>
         <w:numPr>
           <w:ilvl w:val="0"/>
-          <w:numId w:val="25"/>
+          <w:numId w:val="26"/>
         </w:numPr>
         <w:tabs>
           <w:tab w:val="clear" w:pos="1134"/>
@@ -24455,7 +24319,7 @@
         <w:pStyle w:val="TextBody"/>
         <w:numPr>
           <w:ilvl w:val="0"/>
-          <w:numId w:val="25"/>
+          <w:numId w:val="26"/>
         </w:numPr>
         <w:tabs>
           <w:tab w:val="clear" w:pos="1134"/>
@@ -24477,7 +24341,7 @@
         <w:pStyle w:val="TextBody"/>
         <w:numPr>
           <w:ilvl w:val="0"/>
-          <w:numId w:val="25"/>
+          <w:numId w:val="26"/>
         </w:numPr>
         <w:tabs>
           <w:tab w:val="clear" w:pos="1134"/>
@@ -24511,7 +24375,7 @@
         <w:pStyle w:val="TextBody"/>
         <w:numPr>
           <w:ilvl w:val="0"/>
-          <w:numId w:val="25"/>
+          <w:numId w:val="26"/>
         </w:numPr>
         <w:tabs>
           <w:tab w:val="clear" w:pos="1134"/>
@@ -24535,7 +24399,7 @@
         <w:pStyle w:val="TextBody"/>
         <w:numPr>
           <w:ilvl w:val="0"/>
-          <w:numId w:val="25"/>
+          <w:numId w:val="26"/>
         </w:numPr>
         <w:tabs>
           <w:tab w:val="clear" w:pos="1134"/>
@@ -24557,7 +24421,7 @@
         <w:pStyle w:val="TextBody"/>
         <w:numPr>
           <w:ilvl w:val="0"/>
-          <w:numId w:val="25"/>
+          <w:numId w:val="26"/>
         </w:numPr>
         <w:tabs>
           <w:tab w:val="clear" w:pos="1134"/>
@@ -24967,7 +24831,7 @@
         <w:pStyle w:val="TextBody"/>
         <w:numPr>
           <w:ilvl w:val="0"/>
-          <w:numId w:val="26"/>
+          <w:numId w:val="27"/>
         </w:numPr>
         <w:tabs>
           <w:tab w:val="clear" w:pos="1134"/>
@@ -24989,7 +24853,7 @@
         <w:pStyle w:val="TextBody"/>
         <w:numPr>
           <w:ilvl w:val="0"/>
-          <w:numId w:val="26"/>
+          <w:numId w:val="27"/>
         </w:numPr>
         <w:tabs>
           <w:tab w:val="clear" w:pos="1134"/>
@@ -25033,7 +24897,7 @@
         <w:pStyle w:val="TextBody"/>
         <w:numPr>
           <w:ilvl w:val="0"/>
-          <w:numId w:val="26"/>
+          <w:numId w:val="27"/>
         </w:numPr>
         <w:tabs>
           <w:tab w:val="clear" w:pos="1134"/>
@@ -25055,7 +24919,7 @@
         <w:pStyle w:val="TextBody"/>
         <w:numPr>
           <w:ilvl w:val="0"/>
-          <w:numId w:val="26"/>
+          <w:numId w:val="27"/>
         </w:numPr>
         <w:tabs>
           <w:tab w:val="clear" w:pos="1134"/>
@@ -25079,7 +24943,7 @@
         <w:pStyle w:val="TextBody"/>
         <w:numPr>
           <w:ilvl w:val="0"/>
-          <w:numId w:val="26"/>
+          <w:numId w:val="27"/>
         </w:numPr>
         <w:tabs>
           <w:tab w:val="clear" w:pos="1134"/>
@@ -26683,7 +26547,7 @@
         <w:pStyle w:val="TextBody"/>
         <w:numPr>
           <w:ilvl w:val="0"/>
-          <w:numId w:val="27"/>
+          <w:numId w:val="28"/>
         </w:numPr>
         <w:tabs>
           <w:tab w:val="clear" w:pos="1134"/>
@@ -26713,7 +26577,7 @@
         <w:pStyle w:val="TextBody"/>
         <w:numPr>
           <w:ilvl w:val="0"/>
-          <w:numId w:val="27"/>
+          <w:numId w:val="28"/>
         </w:numPr>
         <w:tabs>
           <w:tab w:val="clear" w:pos="1134"/>
@@ -26743,7 +26607,7 @@
         <w:pStyle w:val="TextBody"/>
         <w:numPr>
           <w:ilvl w:val="0"/>
-          <w:numId w:val="27"/>
+          <w:numId w:val="28"/>
         </w:numPr>
         <w:tabs>
           <w:tab w:val="clear" w:pos="1134"/>
@@ -27025,7 +26889,7 @@
         <w:pStyle w:val="TextBody"/>
         <w:numPr>
           <w:ilvl w:val="0"/>
-          <w:numId w:val="28"/>
+          <w:numId w:val="29"/>
         </w:numPr>
         <w:tabs>
           <w:tab w:val="clear" w:pos="1134"/>
@@ -27047,7 +26911,7 @@
         <w:pStyle w:val="TextBody"/>
         <w:numPr>
           <w:ilvl w:val="0"/>
-          <w:numId w:val="28"/>
+          <w:numId w:val="29"/>
         </w:numPr>
         <w:tabs>
           <w:tab w:val="clear" w:pos="1134"/>
@@ -27091,7 +26955,7 @@
         <w:pStyle w:val="TextBody"/>
         <w:numPr>
           <w:ilvl w:val="0"/>
-          <w:numId w:val="28"/>
+          <w:numId w:val="29"/>
         </w:numPr>
         <w:tabs>
           <w:tab w:val="clear" w:pos="1134"/>
@@ -27113,7 +26977,7 @@
         <w:pStyle w:val="TextBody"/>
         <w:numPr>
           <w:ilvl w:val="0"/>
-          <w:numId w:val="28"/>
+          <w:numId w:val="29"/>
         </w:numPr>
         <w:tabs>
           <w:tab w:val="clear" w:pos="1134"/>
@@ -27137,7 +27001,7 @@
         <w:pStyle w:val="TextBody"/>
         <w:numPr>
           <w:ilvl w:val="0"/>
-          <w:numId w:val="28"/>
+          <w:numId w:val="29"/>
         </w:numPr>
         <w:tabs>
           <w:tab w:val="clear" w:pos="1134"/>
@@ -28527,7 +28391,7 @@
         <w:pStyle w:val="TextBody"/>
         <w:numPr>
           <w:ilvl w:val="0"/>
-          <w:numId w:val="29"/>
+          <w:numId w:val="30"/>
         </w:numPr>
         <w:tabs>
           <w:tab w:val="clear" w:pos="1134"/>
@@ -28557,7 +28421,7 @@
         <w:pStyle w:val="TextBody"/>
         <w:numPr>
           <w:ilvl w:val="0"/>
-          <w:numId w:val="29"/>
+          <w:numId w:val="30"/>
         </w:numPr>
         <w:tabs>
           <w:tab w:val="clear" w:pos="1134"/>
@@ -28587,7 +28451,7 @@
         <w:pStyle w:val="TextBody"/>
         <w:numPr>
           <w:ilvl w:val="0"/>
-          <w:numId w:val="29"/>
+          <w:numId w:val="30"/>
         </w:numPr>
         <w:tabs>
           <w:tab w:val="clear" w:pos="1134"/>
@@ -33957,7 +33821,7 @@
         <w:pStyle w:val="TextBody"/>
         <w:numPr>
           <w:ilvl w:val="0"/>
-          <w:numId w:val="30"/>
+          <w:numId w:val="31"/>
         </w:numPr>
         <w:tabs>
           <w:tab w:val="clear" w:pos="1134"/>
@@ -33991,7 +33855,7 @@
         <w:pStyle w:val="TextBody"/>
         <w:numPr>
           <w:ilvl w:val="0"/>
-          <w:numId w:val="30"/>
+          <w:numId w:val="31"/>
         </w:numPr>
         <w:tabs>
           <w:tab w:val="clear" w:pos="1134"/>
@@ -34139,7 +34003,7 @@
         <w:pStyle w:val="TextBody"/>
         <w:numPr>
           <w:ilvl w:val="0"/>
-          <w:numId w:val="31"/>
+          <w:numId w:val="32"/>
         </w:numPr>
         <w:tabs>
           <w:tab w:val="clear" w:pos="1134"/>
@@ -34177,7 +34041,7 @@
         <w:pStyle w:val="TextBody"/>
         <w:numPr>
           <w:ilvl w:val="0"/>
-          <w:numId w:val="31"/>
+          <w:numId w:val="32"/>
         </w:numPr>
         <w:tabs>
           <w:tab w:val="clear" w:pos="1134"/>
@@ -34215,7 +34079,7 @@
         <w:pStyle w:val="TextBody"/>
         <w:numPr>
           <w:ilvl w:val="0"/>
-          <w:numId w:val="31"/>
+          <w:numId w:val="32"/>
         </w:numPr>
         <w:tabs>
           <w:tab w:val="clear" w:pos="1134"/>
@@ -34237,7 +34101,7 @@
         <w:pStyle w:val="TextBody"/>
         <w:numPr>
           <w:ilvl w:val="0"/>
-          <w:numId w:val="31"/>
+          <w:numId w:val="32"/>
         </w:numPr>
         <w:tabs>
           <w:tab w:val="clear" w:pos="1134"/>
@@ -35650,7 +35514,7 @@
         <w:pStyle w:val="TextBody"/>
         <w:numPr>
           <w:ilvl w:val="0"/>
-          <w:numId w:val="32"/>
+          <w:numId w:val="33"/>
         </w:numPr>
         <w:tabs>
           <w:tab w:val="clear" w:pos="1134"/>
@@ -35679,47 +35543,6 @@
         <w:t>co-author of the scale, so this is the closest thing to the source that is</w:t>
         <w:br/>
         <w:t xml:space="preserve">openly available. </w:t>
-      </w:r>
-    </w:p>
-    <w:p>
-      <w:pPr>
-        <w:pStyle w:val="TextBody"/>
-        <w:numPr>
-          <w:ilvl w:val="0"/>
-          <w:numId w:val="32"/>
-        </w:numPr>
-        <w:tabs>
-          <w:tab w:val="clear" w:pos="1134"/>
-          <w:tab w:val="left" w:pos="709" w:leader="none"/>
-        </w:tabs>
-        <w:bidi w:val="0"/>
-        <w:ind w:left="709" w:hanging="283"/>
-        <w:jc w:val="left"/>
-        <w:rPr/>
-      </w:pPr>
-      <w:r>
-        <w:rPr>
-          <w:rStyle w:val="Emphasis"/>
-        </w:rPr>
-        <w:t>How to use the System Usability Scale (SUS) in 2021</w:t>
-      </w:r>
-      <w:r>
-        <w:rPr/>
-        <w:t>, Chuniversiteit, which</w:t>
-        <w:br/>
-        <w:t xml:space="preserve">reproduces the table and attributes it to the 2016 book. </w:t>
-      </w:r>
-    </w:p>
-    <w:p>
-      <w:pPr>
-        <w:pStyle w:val="TextBody"/>
-        <w:bidi w:val="0"/>
-        <w:jc w:val="left"/>
-        <w:rPr/>
-      </w:pPr>
-      <w:r>
-        <w:rPr/>
-        <w:t>Two details worth carrying into the thesis:</w:t>
       </w:r>
     </w:p>
     <w:p>
@@ -35734,152 +35557,33 @@
           <w:tab w:val="left" w:pos="709" w:leader="none"/>
         </w:tabs>
         <w:bidi w:val="0"/>
-        <w:spacing w:before="0" w:after="0"/>
         <w:ind w:left="709" w:hanging="283"/>
         <w:jc w:val="left"/>
         <w:rPr/>
       </w:pPr>
       <w:r>
         <w:rPr>
-          <w:rStyle w:val="StrongEmphasis"/>
-        </w:rPr>
-        <w:t>The percentile column is the honest way to report a grade.</w:t>
-      </w:r>
-      <w:r>
-        <w:rPr/>
-        <w:t xml:space="preserve"> "B (70th to</w:t>
-        <w:br/>
-        <w:t>79th percentile of 241 published studies)" is defensible in a way that a bare</w:t>
-        <w:br/>
-        <w:t xml:space="preserve">letter is not. </w:t>
-      </w:r>
-    </w:p>
-    <w:p>
-      <w:pPr>
-        <w:pStyle w:val="TextBody"/>
-        <w:numPr>
-          <w:ilvl w:val="0"/>
-          <w:numId w:val="33"/>
-        </w:numPr>
-        <w:tabs>
-          <w:tab w:val="clear" w:pos="1134"/>
-          <w:tab w:val="left" w:pos="709" w:leader="none"/>
-        </w:tabs>
-        <w:bidi w:val="0"/>
-        <w:ind w:left="709" w:hanging="283"/>
-        <w:jc w:val="left"/>
-        <w:rPr/>
-      </w:pPr>
-      <w:r>
-        <w:rPr/>
-        <w:t xml:space="preserve">MeasuringU splits F into </w:t>
-      </w:r>
-      <w:r>
-        <w:rPr>
-          <w:rStyle w:val="SourceText"/>
-        </w:rPr>
-        <w:t>25.1 - 51.6</w:t>
-      </w:r>
-      <w:r>
-        <w:rPr/>
-        <w:t xml:space="preserve"> (percentile 2 - 14) and </w:t>
-      </w:r>
-      <w:r>
-        <w:rPr>
-          <w:rStyle w:val="SourceText"/>
-        </w:rPr>
-        <w:t>0 - 25</w:t>
-      </w:r>
-      <w:r>
-        <w:rPr/>
-        <w:br/>
-        <w:t>(percentile 0 - 1.9). The split changes nothing for interpretation; the single</w:t>
-        <w:br/>
-        <w:t xml:space="preserve">F row above is the form the table is usually reproduced in. </w:t>
-      </w:r>
-    </w:p>
-    <w:p>
-      <w:pPr>
-        <w:pStyle w:val="TextBody"/>
-        <w:bidi w:val="0"/>
-        <w:jc w:val="left"/>
-        <w:rPr/>
-      </w:pPr>
-      <w:r>
-        <w:rPr>
-          <w:rStyle w:val="StrongEmphasis"/>
-        </w:rPr>
-        <w:t>Still unverified: the page number inside the book.</w:t>
-      </w:r>
-      <w:r>
-        <w:rPr/>
-        <w:t xml:space="preserve"> Secondary sources point</w:t>
-        <w:br/>
-        <w:t>at around p. 204 of the 2nd edition but this was not confirmed against the</w:t>
-        <w:br/>
-        <w:t>printed text, so cite the book without a page locator, or check a physical or</w:t>
-        <w:br/>
-        <w:t>library copy before adding one. The band values themselves need no further</w:t>
-        <w:br/>
-        <w:t>checking.</w:t>
-      </w:r>
-    </w:p>
-    <w:p>
-      <w:pPr>
-        <w:pStyle w:val="Heading3"/>
-        <w:bidi w:val="0"/>
-        <w:jc w:val="left"/>
-        <w:rPr/>
-      </w:pPr>
-      <w:r>
-        <w:rPr/>
-        <w:t>Sub-scales</w:t>
-      </w:r>
-    </w:p>
-    <w:p>
-      <w:pPr>
-        <w:pStyle w:val="TextBody"/>
-        <w:bidi w:val="0"/>
-        <w:spacing w:before="0" w:after="283"/>
-        <w:jc w:val="left"/>
-        <w:rPr/>
-      </w:pPr>
-      <w:r>
-        <w:rPr/>
-        <w:t>Lewis and Sauro (2009) split SUS into Usability (items 1-3, 5-9) and Learnability</w:t>
-        <w:br/>
-        <w:t>(items 4 and 10). Reporting the Learnability sub-scale separately is worthwhile</w:t>
-        <w:br/>
-        <w:t>here, because Apex's phase-gate model is exactly the kind of thing that scores</w:t>
-        <w:br/>
-        <w:t>well on usability and badly on learnability, and that split would be a genuine</w:t>
-        <w:br/>
-        <w:t>finding rather than noise.</w:t>
-      </w:r>
-    </w:p>
-    <w:p>
-      <w:pPr>
-        <w:pStyle w:val="Heading3"/>
-        <w:bidi w:val="0"/>
-        <w:jc w:val="left"/>
-        <w:rPr/>
-      </w:pPr>
-      <w:r>
-        <w:rPr/>
-        <w:t>Reporting</w:t>
-      </w:r>
-    </w:p>
-    <w:p>
-      <w:pPr>
-        <w:pStyle w:val="TextBody"/>
-        <w:bidi w:val="0"/>
-        <w:spacing w:before="0" w:after="283"/>
-        <w:jc w:val="left"/>
-        <w:rPr/>
-      </w:pPr>
-      <w:r>
-        <w:rPr/>
-        <w:t>With N around 12, report:</w:t>
+          <w:rStyle w:val="Emphasis"/>
+        </w:rPr>
+        <w:t>How to use the System Usability Scale (SUS) in 2021</w:t>
+      </w:r>
+      <w:r>
+        <w:rPr/>
+        <w:t>, Chuniversiteit, which</w:t>
+        <w:br/>
+        <w:t xml:space="preserve">reproduces the table and attributes it to the 2016 book. </w:t>
+      </w:r>
+    </w:p>
+    <w:p>
+      <w:pPr>
+        <w:pStyle w:val="TextBody"/>
+        <w:bidi w:val="0"/>
+        <w:jc w:val="left"/>
+        <w:rPr/>
+      </w:pPr>
+      <w:r>
+        <w:rPr/>
+        <w:t>Two details worth carrying into the thesis:</w:t>
       </w:r>
     </w:p>
     <w:p>
@@ -35900,8 +35604,18 @@
         <w:rPr/>
       </w:pPr>
       <w:r>
-        <w:rPr/>
-        <w:t xml:space="preserve">every individual score, in a table, anonymised as P1..Pn </w:t>
+        <w:rPr>
+          <w:rStyle w:val="StrongEmphasis"/>
+        </w:rPr>
+        <w:t>The percentile column is the honest way to report a grade.</w:t>
+      </w:r>
+      <w:r>
+        <w:rPr/>
+        <w:t xml:space="preserve"> "B (70th to</w:t>
+        <w:br/>
+        <w:t>79th percentile of 241 published studies)" is defensible in a way that a bare</w:t>
+        <w:br/>
+        <w:t xml:space="preserve">letter is not. </w:t>
       </w:r>
     </w:p>
     <w:p>
@@ -35916,6 +35630,134 @@
           <w:tab w:val="left" w:pos="709" w:leader="none"/>
         </w:tabs>
         <w:bidi w:val="0"/>
+        <w:ind w:left="709" w:hanging="283"/>
+        <w:jc w:val="left"/>
+        <w:rPr/>
+      </w:pPr>
+      <w:r>
+        <w:rPr/>
+        <w:t xml:space="preserve">MeasuringU splits F into </w:t>
+      </w:r>
+      <w:r>
+        <w:rPr>
+          <w:rStyle w:val="SourceText"/>
+        </w:rPr>
+        <w:t>25.1 - 51.6</w:t>
+      </w:r>
+      <w:r>
+        <w:rPr/>
+        <w:t xml:space="preserve"> (percentile 2 - 14) and </w:t>
+      </w:r>
+      <w:r>
+        <w:rPr>
+          <w:rStyle w:val="SourceText"/>
+        </w:rPr>
+        <w:t>0 - 25</w:t>
+      </w:r>
+      <w:r>
+        <w:rPr/>
+        <w:br/>
+        <w:t>(percentile 0 - 1.9). The split changes nothing for interpretation; the single</w:t>
+        <w:br/>
+        <w:t xml:space="preserve">F row above is the form the table is usually reproduced in. </w:t>
+      </w:r>
+    </w:p>
+    <w:p>
+      <w:pPr>
+        <w:pStyle w:val="TextBody"/>
+        <w:bidi w:val="0"/>
+        <w:jc w:val="left"/>
+        <w:rPr/>
+      </w:pPr>
+      <w:r>
+        <w:rPr>
+          <w:rStyle w:val="StrongEmphasis"/>
+        </w:rPr>
+        <w:t>Still unverified: the page number inside the book.</w:t>
+      </w:r>
+      <w:r>
+        <w:rPr/>
+        <w:t xml:space="preserve"> Secondary sources point</w:t>
+        <w:br/>
+        <w:t>at around p. 204 of the 2nd edition but this was not confirmed against the</w:t>
+        <w:br/>
+        <w:t>printed text, so cite the book without a page locator, or check a physical or</w:t>
+        <w:br/>
+        <w:t>library copy before adding one. The band values themselves need no further</w:t>
+        <w:br/>
+        <w:t>checking.</w:t>
+      </w:r>
+    </w:p>
+    <w:p>
+      <w:pPr>
+        <w:pStyle w:val="Heading3"/>
+        <w:bidi w:val="0"/>
+        <w:jc w:val="left"/>
+        <w:rPr/>
+      </w:pPr>
+      <w:r>
+        <w:rPr/>
+        <w:t>Sub-scales</w:t>
+      </w:r>
+    </w:p>
+    <w:p>
+      <w:pPr>
+        <w:pStyle w:val="TextBody"/>
+        <w:bidi w:val="0"/>
+        <w:spacing w:before="0" w:after="283"/>
+        <w:jc w:val="left"/>
+        <w:rPr/>
+      </w:pPr>
+      <w:r>
+        <w:rPr/>
+        <w:t>Lewis and Sauro (2009) split SUS into Usability (items 1-3, 5-9) and Learnability</w:t>
+        <w:br/>
+        <w:t>(items 4 and 10). Reporting the Learnability sub-scale separately is worthwhile</w:t>
+        <w:br/>
+        <w:t>here, because Apex's phase-gate model is exactly the kind of thing that scores</w:t>
+        <w:br/>
+        <w:t>well on usability and badly on learnability, and that split would be a genuine</w:t>
+        <w:br/>
+        <w:t>finding rather than noise.</w:t>
+      </w:r>
+    </w:p>
+    <w:p>
+      <w:pPr>
+        <w:pStyle w:val="Heading3"/>
+        <w:bidi w:val="0"/>
+        <w:jc w:val="left"/>
+        <w:rPr/>
+      </w:pPr>
+      <w:r>
+        <w:rPr/>
+        <w:t>Reporting</w:t>
+      </w:r>
+    </w:p>
+    <w:p>
+      <w:pPr>
+        <w:pStyle w:val="TextBody"/>
+        <w:bidi w:val="0"/>
+        <w:spacing w:before="0" w:after="283"/>
+        <w:jc w:val="left"/>
+        <w:rPr/>
+      </w:pPr>
+      <w:r>
+        <w:rPr/>
+        <w:t>With N around 12, report:</w:t>
+      </w:r>
+    </w:p>
+    <w:p>
+      <w:pPr>
+        <w:pStyle w:val="TextBody"/>
+        <w:numPr>
+          <w:ilvl w:val="0"/>
+          <w:numId w:val="35"/>
+        </w:numPr>
+        <w:tabs>
+          <w:tab w:val="clear" w:pos="1134"/>
+          <w:tab w:val="left" w:pos="709" w:leader="none"/>
+        </w:tabs>
+        <w:bidi w:val="0"/>
         <w:spacing w:before="0" w:after="0"/>
         <w:ind w:left="709" w:hanging="283"/>
         <w:jc w:val="left"/>
@@ -35923,7 +35765,7 @@
       </w:pPr>
       <w:r>
         <w:rPr/>
-        <w:t xml:space="preserve">mean, median, standard deviation, minimum, maximum </w:t>
+        <w:t xml:space="preserve">every individual score, in a table, anonymised as P1..Pn </w:t>
       </w:r>
     </w:p>
     <w:p>
@@ -35931,7 +35773,7 @@
         <w:pStyle w:val="TextBody"/>
         <w:numPr>
           <w:ilvl w:val="0"/>
-          <w:numId w:val="34"/>
+          <w:numId w:val="35"/>
         </w:numPr>
         <w:tabs>
           <w:tab w:val="clear" w:pos="1134"/>
@@ -35945,7 +35787,7 @@
       </w:pPr>
       <w:r>
         <w:rPr/>
-        <w:t xml:space="preserve">a dot plot of the distribution </w:t>
+        <w:t xml:space="preserve">mean, median, standard deviation, minimum, maximum </w:t>
       </w:r>
     </w:p>
     <w:p>
@@ -35953,7 +35795,7 @@
         <w:pStyle w:val="TextBody"/>
         <w:numPr>
           <w:ilvl w:val="0"/>
-          <w:numId w:val="34"/>
+          <w:numId w:val="35"/>
         </w:numPr>
         <w:tabs>
           <w:tab w:val="clear" w:pos="1134"/>
@@ -35967,7 +35809,7 @@
       </w:pPr>
       <w:r>
         <w:rPr/>
-        <w:t xml:space="preserve">the adjective band and letter grade of the mean </w:t>
+        <w:t xml:space="preserve">a dot plot of the distribution </w:t>
       </w:r>
     </w:p>
     <w:p>
@@ -35975,7 +35817,29 @@
         <w:pStyle w:val="TextBody"/>
         <w:numPr>
           <w:ilvl w:val="0"/>
-          <w:numId w:val="34"/>
+          <w:numId w:val="35"/>
+        </w:numPr>
+        <w:tabs>
+          <w:tab w:val="clear" w:pos="1134"/>
+          <w:tab w:val="left" w:pos="709" w:leader="none"/>
+        </w:tabs>
+        <w:bidi w:val="0"/>
+        <w:spacing w:before="0" w:after="0"/>
+        <w:ind w:left="709" w:hanging="283"/>
+        <w:jc w:val="left"/>
+        <w:rPr/>
+      </w:pPr>
+      <w:r>
+        <w:rPr/>
+        <w:t xml:space="preserve">the adjective band and letter grade of the mean </w:t>
+      </w:r>
+    </w:p>
+    <w:p>
+      <w:pPr>
+        <w:pStyle w:val="TextBody"/>
+        <w:numPr>
+          <w:ilvl w:val="0"/>
+          <w:numId w:val="35"/>
         </w:numPr>
         <w:tabs>
           <w:tab w:val="clear" w:pos="1134"/>
@@ -36123,7 +35987,7 @@
         <w:pStyle w:val="TextBody"/>
         <w:numPr>
           <w:ilvl w:val="0"/>
-          <w:numId w:val="35"/>
+          <w:numId w:val="36"/>
         </w:numPr>
         <w:tabs>
           <w:tab w:val="clear" w:pos="1134"/>
@@ -36154,172 +36018,6 @@
         <w:t>sensitive, or equally sensitive depending on the study - no consistent</w:t>
         <w:br/>
         <w:t xml:space="preserve">advantage either way (Hart, 2006). </w:t>
-      </w:r>
-    </w:p>
-    <w:p>
-      <w:pPr>
-        <w:pStyle w:val="TextBody"/>
-        <w:numPr>
-          <w:ilvl w:val="0"/>
-          <w:numId w:val="35"/>
-        </w:numPr>
-        <w:tabs>
-          <w:tab w:val="clear" w:pos="1134"/>
-          <w:tab w:val="left" w:pos="709" w:leader="none"/>
-        </w:tabs>
-        <w:bidi w:val="0"/>
-        <w:spacing w:before="0" w:after="0"/>
-        <w:ind w:left="709" w:hanging="283"/>
-        <w:jc w:val="left"/>
-        <w:rPr/>
-      </w:pPr>
-      <w:r>
-        <w:rPr>
-          <w:rStyle w:val="StrongEmphasis"/>
-        </w:rPr>
-        <w:t>Weights only earn their cost across conditions.</w:t>
-      </w:r>
-      <w:r>
-        <w:rPr/>
-        <w:t xml:space="preserve"> Their purpose is to make</w:t>
-        <w:br/>
-        <w:t>aggregates commensurable between raters when conditions are compared. This</w:t>
-        <w:br/>
-        <w:t xml:space="preserve">evaluation has one condition. </w:t>
-      </w:r>
-    </w:p>
-    <w:p>
-      <w:pPr>
-        <w:pStyle w:val="TextBody"/>
-        <w:numPr>
-          <w:ilvl w:val="0"/>
-          <w:numId w:val="35"/>
-        </w:numPr>
-        <w:tabs>
-          <w:tab w:val="clear" w:pos="1134"/>
-          <w:tab w:val="left" w:pos="709" w:leader="none"/>
-        </w:tabs>
-        <w:bidi w:val="0"/>
-        <w:spacing w:before="0" w:after="0"/>
-        <w:ind w:left="709" w:hanging="283"/>
-        <w:jc w:val="left"/>
-        <w:rPr/>
-      </w:pPr>
-      <w:r>
-        <w:rPr>
-          <w:rStyle w:val="StrongEmphasis"/>
-        </w:rPr>
-        <w:t>Ninety comparisons per participant.</w:t>
-      </w:r>
-      <w:r>
-        <w:rPr/>
-        <w:t xml:space="preserve"> Fifteen pairwise comparisons times</w:t>
-        <w:br/>
-        <w:t xml:space="preserve">six tasks, on top of 36 ratings, inside a 60-minute unmoderated session. </w:t>
-      </w:r>
-    </w:p>
-    <w:p>
-      <w:pPr>
-        <w:pStyle w:val="TextBody"/>
-        <w:numPr>
-          <w:ilvl w:val="0"/>
-          <w:numId w:val="35"/>
-        </w:numPr>
-        <w:tabs>
-          <w:tab w:val="clear" w:pos="1134"/>
-          <w:tab w:val="left" w:pos="709" w:leader="none"/>
-        </w:tabs>
-        <w:bidi w:val="0"/>
-        <w:ind w:left="709" w:hanging="283"/>
-        <w:jc w:val="left"/>
-        <w:rPr/>
-      </w:pPr>
-      <w:r>
-        <w:rPr>
-          <w:rStyle w:val="StrongEmphasis"/>
-        </w:rPr>
-        <w:t>The subscale scores are identical either way.</w:t>
-      </w:r>
-      <w:r>
-        <w:rPr/>
-        <w:t xml:space="preserve"> Weighting affects only how</w:t>
-        <w:br/>
-        <w:t>they are combined into an aggregate, and the six-subscale profile is this</w:t>
-        <w:br/>
-        <w:t>evaluation's primary result. What is given up is comparability of the</w:t>
-        <w:br/>
-      </w:r>
-      <w:r>
-        <w:rPr>
-          <w:rStyle w:val="Emphasis"/>
-        </w:rPr>
-        <w:t>aggregate</w:t>
-      </w:r>
-      <w:r>
-        <w:rPr/>
-        <w:t xml:space="preserve"> to weighted aggregates published elsewhere. </w:t>
-      </w:r>
-    </w:p>
-    <w:p>
-      <w:pPr>
-        <w:pStyle w:val="Heading2"/>
-        <w:bidi w:val="0"/>
-        <w:jc w:val="left"/>
-        <w:rPr/>
-      </w:pPr>
-      <w:r>
-        <w:rPr/>
-        <w:t>Administration: per task, not per session</w:t>
-      </w:r>
-    </w:p>
-    <w:p>
-      <w:pPr>
-        <w:pStyle w:val="TextBody"/>
-        <w:bidi w:val="0"/>
-        <w:spacing w:before="0" w:after="283"/>
-        <w:jc w:val="left"/>
-        <w:rPr/>
-      </w:pPr>
-      <w:r>
-        <w:rPr>
-          <w:rStyle w:val="StrongEmphasis"/>
-        </w:rPr>
-        <w:t>Decision: Raw TLX is administered once after each marked task</w:t>
-      </w:r>
-      <w:r>
-        <w:rPr/>
-        <w:t>, immediately,</w:t>
-        <w:br/>
-        <w:t>before the participant reads the next task. Six administrations per participant</w:t>
-        <w:br/>
-        <w:t>(script tasks 3, 4, 6, 7, 8, 9).</w:t>
-      </w:r>
-    </w:p>
-    <w:p>
-      <w:pPr>
-        <w:pStyle w:val="TextBody"/>
-        <w:bidi w:val="0"/>
-        <w:spacing w:before="0" w:after="283"/>
-        <w:jc w:val="left"/>
-        <w:rPr/>
-      </w:pPr>
-      <w:r>
-        <w:rPr/>
-        <w:t xml:space="preserve">This is the instrument's intended use. NASA-TLX is a </w:t>
-      </w:r>
-      <w:r>
-        <w:rPr>
-          <w:rStyle w:val="Emphasis"/>
-        </w:rPr>
-        <w:t>task</w:t>
-      </w:r>
-      <w:r>
-        <w:rPr/>
-        <w:t xml:space="preserve"> load index; a single</w:t>
-        <w:br/>
-        <w:t>end-of-session administration is the compromise, not the standard. Three</w:t>
-        <w:br/>
-        <w:t>consequences, all favourable:</w:t>
       </w:r>
     </w:p>
     <w:p>
@@ -36343,29 +36041,15 @@
         <w:rPr>
           <w:rStyle w:val="StrongEmphasis"/>
         </w:rPr>
-        <w:t>Workload profile per phase.</w:t>
-      </w:r>
-      <w:r>
-        <w:rPr/>
-        <w:t xml:space="preserve"> The primary result becomes a matrix of six</w:t>
-        <w:br/>
-        <w:t>subscales by six tasks, not one flat score. "Phase 2 design carries the</w:t>
-        <w:br/>
-        <w:t>highest mental demand while Phase 5 carries the highest frustration" is a</w:t>
-        <w:br/>
-        <w:t xml:space="preserve">claim about </w:t>
-      </w:r>
-      <w:r>
-        <w:rPr>
-          <w:rStyle w:val="Emphasis"/>
-        </w:rPr>
-        <w:t>where in the framework</w:t>
-      </w:r>
-      <w:r>
-        <w:rPr/>
-        <w:t xml:space="preserve"> the burden sits, which is what this</w:t>
-        <w:br/>
-        <w:t xml:space="preserve">thesis is actually arguing about. A single aggregate cannot say that. </w:t>
+        <w:t>Weights only earn their cost across conditions.</w:t>
+      </w:r>
+      <w:r>
+        <w:rPr/>
+        <w:t xml:space="preserve"> Their purpose is to make</w:t>
+        <w:br/>
+        <w:t>aggregates commensurable between raters when conditions are compared. This</w:t>
+        <w:br/>
+        <w:t xml:space="preserve">evaluation has one condition. </w:t>
       </w:r>
     </w:p>
     <w:p>
@@ -36389,13 +36073,13 @@
         <w:rPr>
           <w:rStyle w:val="StrongEmphasis"/>
         </w:rPr>
-        <w:t>No recall decay.</w:t>
-      </w:r>
-      <w:r>
-        <w:rPr/>
-        <w:t xml:space="preserve"> Each rating is taken within a minute of the work it</w:t>
-        <w:br/>
-        <w:t xml:space="preserve">describes. </w:t>
+        <w:t>Ninety comparisons per participant.</w:t>
+      </w:r>
+      <w:r>
+        <w:rPr/>
+        <w:t xml:space="preserve"> Fifteen pairwise comparisons times</w:t>
+        <w:br/>
+        <w:t xml:space="preserve">six tasks, on top of 36 ratings, inside a 60-minute unmoderated session. </w:t>
       </w:r>
     </w:p>
     <w:p>
@@ -36404,6 +36088,186 @@
         <w:numPr>
           <w:ilvl w:val="0"/>
           <w:numId w:val="36"/>
+        </w:numPr>
+        <w:tabs>
+          <w:tab w:val="clear" w:pos="1134"/>
+          <w:tab w:val="left" w:pos="709" w:leader="none"/>
+        </w:tabs>
+        <w:bidi w:val="0"/>
+        <w:ind w:left="709" w:hanging="283"/>
+        <w:jc w:val="left"/>
+        <w:rPr/>
+      </w:pPr>
+      <w:r>
+        <w:rPr>
+          <w:rStyle w:val="StrongEmphasis"/>
+        </w:rPr>
+        <w:t>The subscale scores are identical either way.</w:t>
+      </w:r>
+      <w:r>
+        <w:rPr/>
+        <w:t xml:space="preserve"> Weighting affects only how</w:t>
+        <w:br/>
+        <w:t>they are combined into an aggregate, and the six-subscale profile is this</w:t>
+        <w:br/>
+        <w:t>evaluation's primary result. What is given up is comparability of the</w:t>
+        <w:br/>
+      </w:r>
+      <w:r>
+        <w:rPr>
+          <w:rStyle w:val="Emphasis"/>
+        </w:rPr>
+        <w:t>aggregate</w:t>
+      </w:r>
+      <w:r>
+        <w:rPr/>
+        <w:t xml:space="preserve"> to weighted aggregates published elsewhere. </w:t>
+      </w:r>
+    </w:p>
+    <w:p>
+      <w:pPr>
+        <w:pStyle w:val="Heading2"/>
+        <w:bidi w:val="0"/>
+        <w:jc w:val="left"/>
+        <w:rPr/>
+      </w:pPr>
+      <w:r>
+        <w:rPr/>
+        <w:t>Administration: per task, not per session</w:t>
+      </w:r>
+    </w:p>
+    <w:p>
+      <w:pPr>
+        <w:pStyle w:val="TextBody"/>
+        <w:bidi w:val="0"/>
+        <w:spacing w:before="0" w:after="283"/>
+        <w:jc w:val="left"/>
+        <w:rPr/>
+      </w:pPr>
+      <w:r>
+        <w:rPr>
+          <w:rStyle w:val="StrongEmphasis"/>
+        </w:rPr>
+        <w:t>Decision: Raw TLX is administered once after each marked task</w:t>
+      </w:r>
+      <w:r>
+        <w:rPr/>
+        <w:t>, immediately,</w:t>
+        <w:br/>
+        <w:t>before the participant reads the next task. Six administrations per participant</w:t>
+        <w:br/>
+        <w:t>(script tasks 3, 4, 6, 7, 8, 9).</w:t>
+      </w:r>
+    </w:p>
+    <w:p>
+      <w:pPr>
+        <w:pStyle w:val="TextBody"/>
+        <w:bidi w:val="0"/>
+        <w:spacing w:before="0" w:after="283"/>
+        <w:jc w:val="left"/>
+        <w:rPr/>
+      </w:pPr>
+      <w:r>
+        <w:rPr/>
+        <w:t xml:space="preserve">This is the instrument's intended use. NASA-TLX is a </w:t>
+      </w:r>
+      <w:r>
+        <w:rPr>
+          <w:rStyle w:val="Emphasis"/>
+        </w:rPr>
+        <w:t>task</w:t>
+      </w:r>
+      <w:r>
+        <w:rPr/>
+        <w:t xml:space="preserve"> load index; a single</w:t>
+        <w:br/>
+        <w:t>end-of-session administration is the compromise, not the standard. Three</w:t>
+        <w:br/>
+        <w:t>consequences, all favourable:</w:t>
+      </w:r>
+    </w:p>
+    <w:p>
+      <w:pPr>
+        <w:pStyle w:val="TextBody"/>
+        <w:numPr>
+          <w:ilvl w:val="0"/>
+          <w:numId w:val="37"/>
+        </w:numPr>
+        <w:tabs>
+          <w:tab w:val="clear" w:pos="1134"/>
+          <w:tab w:val="left" w:pos="709" w:leader="none"/>
+        </w:tabs>
+        <w:bidi w:val="0"/>
+        <w:spacing w:before="0" w:after="0"/>
+        <w:ind w:left="709" w:hanging="283"/>
+        <w:jc w:val="left"/>
+        <w:rPr/>
+      </w:pPr>
+      <w:r>
+        <w:rPr>
+          <w:rStyle w:val="StrongEmphasis"/>
+        </w:rPr>
+        <w:t>Workload profile per phase.</w:t>
+      </w:r>
+      <w:r>
+        <w:rPr/>
+        <w:t xml:space="preserve"> The primary result becomes a matrix of six</w:t>
+        <w:br/>
+        <w:t>subscales by six tasks, not one flat score. "Phase 2 design carries the</w:t>
+        <w:br/>
+        <w:t>highest mental demand while Phase 5 carries the highest frustration" is a</w:t>
+        <w:br/>
+        <w:t xml:space="preserve">claim about </w:t>
+      </w:r>
+      <w:r>
+        <w:rPr>
+          <w:rStyle w:val="Emphasis"/>
+        </w:rPr>
+        <w:t>where in the framework</w:t>
+      </w:r>
+      <w:r>
+        <w:rPr/>
+        <w:t xml:space="preserve"> the burden sits, which is what this</w:t>
+        <w:br/>
+        <w:t xml:space="preserve">thesis is actually arguing about. A single aggregate cannot say that. </w:t>
+      </w:r>
+    </w:p>
+    <w:p>
+      <w:pPr>
+        <w:pStyle w:val="TextBody"/>
+        <w:numPr>
+          <w:ilvl w:val="0"/>
+          <w:numId w:val="37"/>
+        </w:numPr>
+        <w:tabs>
+          <w:tab w:val="clear" w:pos="1134"/>
+          <w:tab w:val="left" w:pos="709" w:leader="none"/>
+        </w:tabs>
+        <w:bidi w:val="0"/>
+        <w:spacing w:before="0" w:after="0"/>
+        <w:ind w:left="709" w:hanging="283"/>
+        <w:jc w:val="left"/>
+        <w:rPr/>
+      </w:pPr>
+      <w:r>
+        <w:rPr>
+          <w:rStyle w:val="StrongEmphasis"/>
+        </w:rPr>
+        <w:t>No recall decay.</w:t>
+      </w:r>
+      <w:r>
+        <w:rPr/>
+        <w:t xml:space="preserve"> Each rating is taken within a minute of the work it</w:t>
+        <w:br/>
+        <w:t xml:space="preserve">describes. </w:t>
+      </w:r>
+    </w:p>
+    <w:p>
+      <w:pPr>
+        <w:pStyle w:val="TextBody"/>
+        <w:numPr>
+          <w:ilvl w:val="0"/>
+          <w:numId w:val="37"/>
         </w:numPr>
         <w:tabs>
           <w:tab w:val="clear" w:pos="1134"/>
@@ -38066,7 +37930,7 @@
         <w:pStyle w:val="TextBody"/>
         <w:numPr>
           <w:ilvl w:val="0"/>
-          <w:numId w:val="37"/>
+          <w:numId w:val="38"/>
         </w:numPr>
         <w:tabs>
           <w:tab w:val="clear" w:pos="1134"/>
@@ -38095,131 +37959,6 @@
         <w:t>0-10 form scale was used, multiply the response by 10 and record the</w:t>
         <w:br/>
         <w:t xml:space="preserve">deviation. </w:t>
-      </w:r>
-    </w:p>
-    <w:p>
-      <w:pPr>
-        <w:pStyle w:val="TextBody"/>
-        <w:numPr>
-          <w:ilvl w:val="0"/>
-          <w:numId w:val="37"/>
-        </w:numPr>
-        <w:tabs>
-          <w:tab w:val="clear" w:pos="1134"/>
-          <w:tab w:val="left" w:pos="709" w:leader="none"/>
-        </w:tabs>
-        <w:bidi w:val="0"/>
-        <w:spacing w:before="0" w:after="0"/>
-        <w:ind w:left="709" w:hanging="283"/>
-        <w:jc w:val="left"/>
-        <w:rPr/>
-      </w:pPr>
-      <w:r>
-        <w:rPr>
-          <w:rStyle w:val="StrongEmphasis"/>
-        </w:rPr>
-        <w:t>Performance is recorded as marked, on its own Perfect-to-Failure scale.</w:t>
-      </w:r>
-      <w:r>
-        <w:rPr/>
-        <w:br/>
-        <w:t>Do not silently invert it. If it is inverted to make the aggregate</w:t>
-        <w:br/>
-        <w:t xml:space="preserve">directionally consistent, state that in the caption, every time. </w:t>
-      </w:r>
-    </w:p>
-    <w:p>
-      <w:pPr>
-        <w:pStyle w:val="TextBody"/>
-        <w:numPr>
-          <w:ilvl w:val="0"/>
-          <w:numId w:val="37"/>
-        </w:numPr>
-        <w:tabs>
-          <w:tab w:val="clear" w:pos="1134"/>
-          <w:tab w:val="left" w:pos="709" w:leader="none"/>
-        </w:tabs>
-        <w:bidi w:val="0"/>
-        <w:ind w:left="709" w:hanging="283"/>
-        <w:jc w:val="left"/>
-        <w:rPr/>
-      </w:pPr>
-      <w:r>
-        <w:rPr/>
-        <w:t>Raw TLX overall score = the unweighted arithmetic mean of the six subscale</w:t>
-        <w:br/>
-        <w:t xml:space="preserve">scores. </w:t>
-      </w:r>
-    </w:p>
-    <w:p>
-      <w:pPr>
-        <w:pStyle w:val="Heading2"/>
-        <w:bidi w:val="0"/>
-        <w:jc w:val="left"/>
-        <w:rPr/>
-      </w:pPr>
-      <w:r>
-        <w:rPr/>
-        <w:t>Reporting</w:t>
-      </w:r>
-    </w:p>
-    <w:p>
-      <w:pPr>
-        <w:pStyle w:val="TextBody"/>
-        <w:bidi w:val="0"/>
-        <w:spacing w:before="0" w:after="283"/>
-        <w:jc w:val="left"/>
-        <w:rPr/>
-      </w:pPr>
-      <w:r>
-        <w:rPr>
-          <w:rStyle w:val="StrongEmphasis"/>
-        </w:rPr>
-        <w:t>The six-subscale profile is the primary result.</w:t>
-      </w:r>
-      <w:r>
-        <w:rPr/>
-        <w:t xml:space="preserve"> The single aggregate is</w:t>
-        <w:br/>
-        <w:t>secondary and reported after it, never instead of it.</w:t>
-      </w:r>
-    </w:p>
-    <w:p>
-      <w:pPr>
-        <w:pStyle w:val="TextBody"/>
-        <w:bidi w:val="0"/>
-        <w:spacing w:before="0" w:after="283"/>
-        <w:jc w:val="left"/>
-        <w:rPr/>
-      </w:pPr>
-      <w:r>
-        <w:rPr/>
-        <w:t xml:space="preserve">With per-task administration the primary artefact is a </w:t>
-      </w:r>
-      <w:r>
-        <w:rPr>
-          <w:rStyle w:val="StrongEmphasis"/>
-        </w:rPr>
-        <w:t>six-by-six matrix</w:t>
-      </w:r>
-      <w:r>
-        <w:rPr/>
-        <w:t>:</w:t>
-        <w:br/>
-        <w:t>six subscales across six tasks, each cell a mean across participants.</w:t>
-      </w:r>
-    </w:p>
-    <w:p>
-      <w:pPr>
-        <w:pStyle w:val="TextBody"/>
-        <w:bidi w:val="0"/>
-        <w:spacing w:before="0" w:after="283"/>
-        <w:jc w:val="left"/>
-        <w:rPr/>
-      </w:pPr>
-      <w:r>
-        <w:rPr/>
-        <w:t>Report as:</w:t>
       </w:r>
     </w:p>
     <w:p>
@@ -38240,10 +37979,17 @@
         <w:rPr/>
       </w:pPr>
       <w:r>
-        <w:rPr/>
-        <w:t>the subscale-by-task matrix as a heatmap or grouped bar chart. This is the</w:t>
-        <w:br/>
-        <w:t xml:space="preserve">headline figure of the evaluation chapter </w:t>
+        <w:rPr>
+          <w:rStyle w:val="StrongEmphasis"/>
+        </w:rPr>
+        <w:t>Performance is recorded as marked, on its own Perfect-to-Failure scale.</w:t>
+      </w:r>
+      <w:r>
+        <w:rPr/>
+        <w:br/>
+        <w:t>Do not silently invert it. If it is inverted to make the aggregate</w:t>
+        <w:br/>
+        <w:t xml:space="preserve">directionally consistent, state that in the caption, every time. </w:t>
       </w:r>
     </w:p>
     <w:p>
@@ -38258,6 +38004,100 @@
           <w:tab w:val="left" w:pos="709" w:leader="none"/>
         </w:tabs>
         <w:bidi w:val="0"/>
+        <w:ind w:left="709" w:hanging="283"/>
+        <w:jc w:val="left"/>
+        <w:rPr/>
+      </w:pPr>
+      <w:r>
+        <w:rPr/>
+        <w:t>Raw TLX overall score = the unweighted arithmetic mean of the six subscale</w:t>
+        <w:br/>
+        <w:t xml:space="preserve">scores. </w:t>
+      </w:r>
+    </w:p>
+    <w:p>
+      <w:pPr>
+        <w:pStyle w:val="Heading2"/>
+        <w:bidi w:val="0"/>
+        <w:jc w:val="left"/>
+        <w:rPr/>
+      </w:pPr>
+      <w:r>
+        <w:rPr/>
+        <w:t>Reporting</w:t>
+      </w:r>
+    </w:p>
+    <w:p>
+      <w:pPr>
+        <w:pStyle w:val="TextBody"/>
+        <w:bidi w:val="0"/>
+        <w:spacing w:before="0" w:after="283"/>
+        <w:jc w:val="left"/>
+        <w:rPr/>
+      </w:pPr>
+      <w:r>
+        <w:rPr>
+          <w:rStyle w:val="StrongEmphasis"/>
+        </w:rPr>
+        <w:t>The six-subscale profile is the primary result.</w:t>
+      </w:r>
+      <w:r>
+        <w:rPr/>
+        <w:t xml:space="preserve"> The single aggregate is</w:t>
+        <w:br/>
+        <w:t>secondary and reported after it, never instead of it.</w:t>
+      </w:r>
+    </w:p>
+    <w:p>
+      <w:pPr>
+        <w:pStyle w:val="TextBody"/>
+        <w:bidi w:val="0"/>
+        <w:spacing w:before="0" w:after="283"/>
+        <w:jc w:val="left"/>
+        <w:rPr/>
+      </w:pPr>
+      <w:r>
+        <w:rPr/>
+        <w:t xml:space="preserve">With per-task administration the primary artefact is a </w:t>
+      </w:r>
+      <w:r>
+        <w:rPr>
+          <w:rStyle w:val="StrongEmphasis"/>
+        </w:rPr>
+        <w:t>six-by-six matrix</w:t>
+      </w:r>
+      <w:r>
+        <w:rPr/>
+        <w:t>:</w:t>
+        <w:br/>
+        <w:t>six subscales across six tasks, each cell a mean across participants.</w:t>
+      </w:r>
+    </w:p>
+    <w:p>
+      <w:pPr>
+        <w:pStyle w:val="TextBody"/>
+        <w:bidi w:val="0"/>
+        <w:spacing w:before="0" w:after="283"/>
+        <w:jc w:val="left"/>
+        <w:rPr/>
+      </w:pPr>
+      <w:r>
+        <w:rPr/>
+        <w:t>Report as:</w:t>
+      </w:r>
+    </w:p>
+    <w:p>
+      <w:pPr>
+        <w:pStyle w:val="TextBody"/>
+        <w:numPr>
+          <w:ilvl w:val="0"/>
+          <w:numId w:val="39"/>
+        </w:numPr>
+        <w:tabs>
+          <w:tab w:val="clear" w:pos="1134"/>
+          <w:tab w:val="left" w:pos="709" w:leader="none"/>
+        </w:tabs>
+        <w:bidi w:val="0"/>
         <w:spacing w:before="0" w:after="0"/>
         <w:ind w:left="709" w:hanging="283"/>
         <w:jc w:val="left"/>
@@ -38265,7 +38105,9 @@
       </w:pPr>
       <w:r>
         <w:rPr/>
-        <w:t xml:space="preserve">per-task aggregate Raw TLX, so the phases can be ranked by total workload </w:t>
+        <w:t>the subscale-by-task matrix as a heatmap or grouped bar chart. This is the</w:t>
+        <w:br/>
+        <w:t xml:space="preserve">headline figure of the evaluation chapter </w:t>
       </w:r>
     </w:p>
     <w:p>
@@ -38273,7 +38115,7 @@
         <w:pStyle w:val="TextBody"/>
         <w:numPr>
           <w:ilvl w:val="0"/>
-          <w:numId w:val="38"/>
+          <w:numId w:val="39"/>
         </w:numPr>
         <w:tabs>
           <w:tab w:val="clear" w:pos="1134"/>
@@ -38287,7 +38129,7 @@
       </w:pPr>
       <w:r>
         <w:rPr/>
-        <w:t xml:space="preserve">per-subscale profile collapsed across tasks, for the overall claim </w:t>
+        <w:t xml:space="preserve">per-task aggregate Raw TLX, so the phases can be ranked by total workload </w:t>
       </w:r>
     </w:p>
     <w:p>
@@ -38295,7 +38137,7 @@
         <w:pStyle w:val="TextBody"/>
         <w:numPr>
           <w:ilvl w:val="0"/>
-          <w:numId w:val="38"/>
+          <w:numId w:val="39"/>
         </w:numPr>
         <w:tabs>
           <w:tab w:val="clear" w:pos="1134"/>
@@ -38309,9 +38151,7 @@
       </w:pPr>
       <w:r>
         <w:rPr/>
-        <w:t>a table of per-participant, per-task scores in Appendix B so the figures can</w:t>
-        <w:br/>
-        <w:t xml:space="preserve">be recomputed </w:t>
+        <w:t xml:space="preserve">per-subscale profile collapsed across tasks, for the overall claim </w:t>
       </w:r>
     </w:p>
     <w:p>
@@ -38319,7 +38159,31 @@
         <w:pStyle w:val="TextBody"/>
         <w:numPr>
           <w:ilvl w:val="0"/>
-          <w:numId w:val="38"/>
+          <w:numId w:val="39"/>
+        </w:numPr>
+        <w:tabs>
+          <w:tab w:val="clear" w:pos="1134"/>
+          <w:tab w:val="left" w:pos="709" w:leader="none"/>
+        </w:tabs>
+        <w:bidi w:val="0"/>
+        <w:spacing w:before="0" w:after="0"/>
+        <w:ind w:left="709" w:hanging="283"/>
+        <w:jc w:val="left"/>
+        <w:rPr/>
+      </w:pPr>
+      <w:r>
+        <w:rPr/>
+        <w:t>a table of per-participant, per-task scores in Appendix B so the figures can</w:t>
+        <w:br/>
+        <w:t xml:space="preserve">be recomputed </w:t>
+      </w:r>
+    </w:p>
+    <w:p>
+      <w:pPr>
+        <w:pStyle w:val="TextBody"/>
+        <w:numPr>
+          <w:ilvl w:val="0"/>
+          <w:numId w:val="39"/>
         </w:numPr>
         <w:tabs>
           <w:tab w:val="clear" w:pos="1134"/>
@@ -38871,15 +38735,19 @@
       </w:pPr>
       <w:r>
         <w:rPr/>
-        <w:t>If the study is run moderated and in person, print the original 20-interval</w:t>
-        <w:br/>
-        <w:t>line and use it - it is the instrument, and it costs nothing. The online-form</w:t>
-        <w:br/>
-        <w:t>compromise above exists only because the unmoderated arm cannot use paper. Where</w:t>
-        <w:br/>
-        <w:t>both arms run, note in Chapter 9 that the two arms used different response</w:t>
-        <w:br/>
-        <w:t>scales, and do not pool them into a single mean without saying so.</w:t>
+        <w:t>The original 20-interval line would have been usable on paper in a moderated,</w:t>
+        <w:br/>
+        <w:t>in-person session. That option is gone: the moderated arm was dropped 2026-08-17</w:t>
+        <w:br/>
+        <w:t>and the study runs unmoderated only, so every administration is an online form</w:t>
+        <w:br/>
+        <w:t>and the 0-10 compromise above applies to every participant without exception.</w:t>
+        <w:br/>
+        <w:t>One arm, one scale, nothing to pool - which at least removes the risk of two</w:t>
+        <w:br/>
+        <w:t>incompatible response scales in one data set. The deviation is still disclosed</w:t>
+        <w:br/>
+        <w:t>in Chapter 9.</w:t>
       </w:r>
     </w:p>
     <w:p>
@@ -38940,7 +38808,7 @@
         <w:pStyle w:val="TextBody"/>
         <w:numPr>
           <w:ilvl w:val="0"/>
-          <w:numId w:val="39"/>
+          <w:numId w:val="40"/>
         </w:numPr>
         <w:tabs>
           <w:tab w:val="clear" w:pos="1134"/>
@@ -38972,7 +38840,7 @@
         <w:pStyle w:val="TextBody"/>
         <w:numPr>
           <w:ilvl w:val="0"/>
-          <w:numId w:val="39"/>
+          <w:numId w:val="40"/>
         </w:numPr>
         <w:tabs>
           <w:tab w:val="clear" w:pos="1134"/>
@@ -39004,7 +38872,7 @@
         <w:pStyle w:val="TextBody"/>
         <w:numPr>
           <w:ilvl w:val="0"/>
-          <w:numId w:val="39"/>
+          <w:numId w:val="40"/>
         </w:numPr>
         <w:tabs>
           <w:tab w:val="clear" w:pos="1134"/>
@@ -39028,7 +38896,7 @@
         <w:pStyle w:val="TextBody"/>
         <w:numPr>
           <w:ilvl w:val="0"/>
-          <w:numId w:val="39"/>
+          <w:numId w:val="40"/>
         </w:numPr>
         <w:tabs>
           <w:tab w:val="clear" w:pos="1134"/>
@@ -41730,7 +41598,7 @@
         <w:pStyle w:val="TextBody"/>
         <w:numPr>
           <w:ilvl w:val="0"/>
-          <w:numId w:val="40"/>
+          <w:numId w:val="41"/>
         </w:numPr>
         <w:tabs>
           <w:tab w:val="clear" w:pos="1134"/>
@@ -41745,65 +41613,6 @@
       <w:r>
         <w:rPr/>
         <w:t xml:space="preserve">What was the single most confusing thing about using Apex? </w:t>
-      </w:r>
-    </w:p>
-    <w:p>
-      <w:pPr>
-        <w:pStyle w:val="TextBody"/>
-        <w:numPr>
-          <w:ilvl w:val="0"/>
-          <w:numId w:val="40"/>
-        </w:numPr>
-        <w:tabs>
-          <w:tab w:val="clear" w:pos="1134"/>
-          <w:tab w:val="left" w:pos="709" w:leader="none"/>
-        </w:tabs>
-        <w:bidi w:val="0"/>
-        <w:spacing w:before="0" w:after="0"/>
-        <w:ind w:left="709" w:hanging="283"/>
-        <w:jc w:val="left"/>
-        <w:rPr/>
-      </w:pPr>
-      <w:r>
-        <w:rPr/>
-        <w:t>Was there a point where you did not trust what the tool had produced? What</w:t>
-        <w:br/>
-        <w:t xml:space="preserve">made you doubt it? </w:t>
-      </w:r>
-    </w:p>
-    <w:p>
-      <w:pPr>
-        <w:pStyle w:val="TextBody"/>
-        <w:numPr>
-          <w:ilvl w:val="0"/>
-          <w:numId w:val="40"/>
-        </w:numPr>
-        <w:tabs>
-          <w:tab w:val="clear" w:pos="1134"/>
-          <w:tab w:val="left" w:pos="709" w:leader="none"/>
-        </w:tabs>
-        <w:bidi w:val="0"/>
-        <w:ind w:left="709" w:hanging="283"/>
-        <w:jc w:val="left"/>
-        <w:rPr/>
-      </w:pPr>
-      <w:r>
-        <w:rPr/>
-        <w:t xml:space="preserve">If you could change one thing about the interface, what would it be? </w:t>
-      </w:r>
-    </w:p>
-    <w:p>
-      <w:pPr>
-        <w:pStyle w:val="TextBody"/>
-        <w:bidi w:val="0"/>
-        <w:jc w:val="left"/>
-        <w:rPr/>
-      </w:pPr>
-      <w:r>
-        <w:rPr>
-          <w:rStyle w:val="StrongEmphasis"/>
-        </w:rPr>
-        <w:t>PT</w:t>
       </w:r>
     </w:p>
     <w:p>
@@ -41825,7 +41634,9 @@
       </w:pPr>
       <w:r>
         <w:rPr/>
-        <w:t xml:space="preserve">Qual foi a coisa mais confusa em utilizar o Apex? </w:t>
+        <w:t>Was there a point where you did not trust what the tool had produced? What</w:t>
+        <w:br/>
+        <w:t xml:space="preserve">made you doubt it? </w:t>
       </w:r>
     </w:p>
     <w:p>
@@ -41840,6 +41651,41 @@
           <w:tab w:val="left" w:pos="709" w:leader="none"/>
         </w:tabs>
         <w:bidi w:val="0"/>
+        <w:ind w:left="709" w:hanging="283"/>
+        <w:jc w:val="left"/>
+        <w:rPr/>
+      </w:pPr>
+      <w:r>
+        <w:rPr/>
+        <w:t xml:space="preserve">If you could change one thing about the interface, what would it be? </w:t>
+      </w:r>
+    </w:p>
+    <w:p>
+      <w:pPr>
+        <w:pStyle w:val="TextBody"/>
+        <w:bidi w:val="0"/>
+        <w:jc w:val="left"/>
+        <w:rPr/>
+      </w:pPr>
+      <w:r>
+        <w:rPr>
+          <w:rStyle w:val="StrongEmphasis"/>
+        </w:rPr>
+        <w:t>PT</w:t>
+      </w:r>
+    </w:p>
+    <w:p>
+      <w:pPr>
+        <w:pStyle w:val="TextBody"/>
+        <w:numPr>
+          <w:ilvl w:val="0"/>
+          <w:numId w:val="42"/>
+        </w:numPr>
+        <w:tabs>
+          <w:tab w:val="clear" w:pos="1134"/>
+          <w:tab w:val="left" w:pos="709" w:leader="none"/>
+        </w:tabs>
+        <w:bidi w:val="0"/>
         <w:spacing w:before="0" w:after="0"/>
         <w:ind w:left="709" w:hanging="283"/>
         <w:jc w:val="left"/>
@@ -41847,9 +41693,7 @@
       </w:pPr>
       <w:r>
         <w:rPr/>
-        <w:t>Houve algum momento em que não confiou naquilo que a ferramenta produziu? O</w:t>
-        <w:br/>
-        <w:t xml:space="preserve">que o levou a duvidar? </w:t>
+        <w:t xml:space="preserve">Qual foi a coisa mais confusa em utilizar o Apex? </w:t>
       </w:r>
     </w:p>
     <w:p>
@@ -41857,7 +41701,31 @@
         <w:pStyle w:val="TextBody"/>
         <w:numPr>
           <w:ilvl w:val="0"/>
-          <w:numId w:val="41"/>
+          <w:numId w:val="42"/>
+        </w:numPr>
+        <w:tabs>
+          <w:tab w:val="clear" w:pos="1134"/>
+          <w:tab w:val="left" w:pos="709" w:leader="none"/>
+        </w:tabs>
+        <w:bidi w:val="0"/>
+        <w:spacing w:before="0" w:after="0"/>
+        <w:ind w:left="709" w:hanging="283"/>
+        <w:jc w:val="left"/>
+        <w:rPr/>
+      </w:pPr>
+      <w:r>
+        <w:rPr/>
+        <w:t>Houve algum momento em que não confiou naquilo que a ferramenta produziu? O</w:t>
+        <w:br/>
+        <w:t xml:space="preserve">que o levou a duvidar? </w:t>
+      </w:r>
+    </w:p>
+    <w:p>
+      <w:pPr>
+        <w:pStyle w:val="TextBody"/>
+        <w:numPr>
+          <w:ilvl w:val="0"/>
+          <w:numId w:val="42"/>
         </w:numPr>
         <w:tabs>
           <w:tab w:val="clear" w:pos="1134"/>
@@ -42308,7 +42176,7 @@
         <w:pStyle w:val="TextBody"/>
         <w:numPr>
           <w:ilvl w:val="0"/>
-          <w:numId w:val="42"/>
+          <w:numId w:val="43"/>
         </w:numPr>
         <w:tabs>
           <w:tab w:val="clear" w:pos="1134"/>
@@ -42330,7 +42198,7 @@
         <w:pStyle w:val="TextBody"/>
         <w:numPr>
           <w:ilvl w:val="0"/>
-          <w:numId w:val="42"/>
+          <w:numId w:val="43"/>
         </w:numPr>
         <w:tabs>
           <w:tab w:val="clear" w:pos="1134"/>
@@ -42352,7 +42220,7 @@
         <w:pStyle w:val="TextBody"/>
         <w:numPr>
           <w:ilvl w:val="0"/>
-          <w:numId w:val="42"/>
+          <w:numId w:val="43"/>
         </w:numPr>
         <w:tabs>
           <w:tab w:val="clear" w:pos="1134"/>
@@ -42370,7 +42238,7 @@
         <w:br/>
         <w:t>high or low; a split answer usually means the interface works for one mental</w:t>
         <w:br/>
-        <w:t xml:space="preserve">model and not another, and the interview transcripts will say which </w:t>
+        <w:t xml:space="preserve">model and not another, and the interview notes will say which </w:t>
       </w:r>
     </w:p>
     <w:p>
@@ -42378,7 +42246,7 @@
         <w:pStyle w:val="TextBody"/>
         <w:numPr>
           <w:ilvl w:val="0"/>
-          <w:numId w:val="42"/>
+          <w:numId w:val="43"/>
         </w:numPr>
         <w:tabs>
           <w:tab w:val="clear" w:pos="1134"/>
@@ -42391,15 +42259,19 @@
       </w:pPr>
       <w:r>
         <w:rPr/>
-        <w:t>cross-read A4 against the Task 8 comprehension score from the observer sheet</w:t>
-        <w:br/>
-        <w:t>(moderated arm) and against the Task 8 TLX Frustration score (both arms). If</w:t>
-        <w:br/>
-        <w:t>participants say they understood the refusal but scored 0 or 1 on explaining</w:t>
-        <w:br/>
-        <w:t>it, that gap is a real and reportable finding about confidence exceeding</w:t>
-        <w:br/>
-        <w:t xml:space="preserve">comprehension </w:t>
+        <w:t>cross-read A4 against the Task 8 TLX Frustration score and against the free</w:t>
+        <w:br/>
+        <w:t>text on the Task 8 TLX form, in which the participant describes in their own</w:t>
+        <w:br/>
+        <w:t>words what happened when they tried to deploy. There is no observer-scored</w:t>
+        <w:br/>
+        <w:t>comprehension judgement - the moderated arm was dropped 2026-08-17 - so that</w:t>
+        <w:br/>
+        <w:t>free text is the whole of the comprehension evidence. If participants say they</w:t>
+        <w:br/>
+        <w:t>understood the refusal but cannot describe it, that gap is a real and</w:t>
+        <w:br/>
+        <w:t xml:space="preserve">reportable finding about confidence exceeding comprehension </w:t>
       </w:r>
     </w:p>
     <w:p>
@@ -42469,12 +42341,24 @@
         <w:rPr/>
       </w:pPr>
       <w:r>
-        <w:rPr/>
-        <w:t>Recorded with explicit consent, transcribed, analysed thematically. Codebook</w:t>
-        <w:br/>
-        <w:t>developed from the first two transcripts, then applied to the rest, with codes</w:t>
-        <w:br/>
-        <w:t>added as they emerge.</w:t>
+        <w:rPr>
+          <w:rStyle w:val="StrongEmphasis"/>
+        </w:rPr>
+        <w:t>Not recorded</w:t>
+      </w:r>
+      <w:r>
+        <w:rPr/>
+        <w:t xml:space="preserve"> (decided 2026-08-17, consistent with the rest of the study).</w:t>
+        <w:br/>
+        <w:t>The record is contemporaneous written notes, expanded into a full write-up</w:t>
+        <w:br/>
+        <w:t>immediately after the interview and before the next one. Analysed thematically:</w:t>
+        <w:br/>
+        <w:t>codebook developed from the first two write-ups, then applied to the rest, with</w:t>
+        <w:br/>
+        <w:t>codes added as they emerge. Only words written down at the time and marked</w:t>
+        <w:br/>
+        <w:t>verbatim may be quoted; everything else is presented as paraphrase.</w:t>
       </w:r>
     </w:p>
     <w:p>
@@ -42563,7 +42447,7 @@
         <w:pStyle w:val="TextBody"/>
         <w:numPr>
           <w:ilvl w:val="0"/>
-          <w:numId w:val="43"/>
+          <w:numId w:val="44"/>
         </w:numPr>
         <w:tabs>
           <w:tab w:val="clear" w:pos="1134"/>
@@ -42578,77 +42462,6 @@
       <w:r>
         <w:rPr/>
         <w:t xml:space="preserve">Describe how your team currently goes from an idea to code in production. </w:t>
-      </w:r>
-    </w:p>
-    <w:p>
-      <w:pPr>
-        <w:pStyle w:val="TextBody"/>
-        <w:numPr>
-          <w:ilvl w:val="0"/>
-          <w:numId w:val="43"/>
-        </w:numPr>
-        <w:tabs>
-          <w:tab w:val="clear" w:pos="1134"/>
-          <w:tab w:val="left" w:pos="709" w:leader="none"/>
-        </w:tabs>
-        <w:bidi w:val="0"/>
-        <w:spacing w:before="0" w:after="0"/>
-        <w:ind w:left="709" w:hanging="283"/>
-        <w:jc w:val="left"/>
-        <w:rPr/>
-      </w:pPr>
-      <w:r>
-        <w:rPr/>
-        <w:t xml:space="preserve">Where does AI already appear in that, if at all? Who decided that? </w:t>
-      </w:r>
-    </w:p>
-    <w:p>
-      <w:pPr>
-        <w:pStyle w:val="TextBody"/>
-        <w:numPr>
-          <w:ilvl w:val="0"/>
-          <w:numId w:val="43"/>
-        </w:numPr>
-        <w:tabs>
-          <w:tab w:val="clear" w:pos="1134"/>
-          <w:tab w:val="left" w:pos="709" w:leader="none"/>
-        </w:tabs>
-        <w:bidi w:val="0"/>
-        <w:ind w:left="709" w:hanging="283"/>
-        <w:jc w:val="left"/>
-        <w:rPr/>
-      </w:pPr>
-      <w:r>
-        <w:rPr/>
-        <w:t xml:space="preserve">What goes wrong most often in that path today? </w:t>
-      </w:r>
-    </w:p>
-    <w:p>
-      <w:pPr>
-        <w:pStyle w:val="TextBody"/>
-        <w:bidi w:val="0"/>
-        <w:jc w:val="left"/>
-        <w:rPr/>
-      </w:pPr>
-      <w:r>
-        <w:rPr/>
-        <w:t>Purpose: get the baseline in their own words before Apex is mentioned, so that</w:t>
-        <w:br/>
-        <w:t>later comparisons are against their real process and not against an idealised</w:t>
-        <w:br/>
-        <w:t>one they reconstruct after seeing the framework.</w:t>
-      </w:r>
-    </w:p>
-    <w:p>
-      <w:pPr>
-        <w:pStyle w:val="Heading3"/>
-        <w:bidi w:val="0"/>
-        <w:jc w:val="left"/>
-        <w:rPr/>
-      </w:pPr>
-      <w:r>
-        <w:rPr/>
-        <w:t>Framework practicality (12 min)</w:t>
       </w:r>
     </w:p>
     <w:p>
@@ -42670,11 +42483,7 @@
       </w:pPr>
       <w:r>
         <w:rPr/>
-        <w:t>The framework splits the lifecycle into six phases with a human decision at</w:t>
-        <w:br/>
-        <w:t>the end of each. Which of those decisions would genuinely be made in your</w:t>
-        <w:br/>
-        <w:t xml:space="preserve">team, and which would be rubber-stamped? </w:t>
+        <w:t xml:space="preserve">Where does AI already appear in that, if at all? Who decided that? </w:t>
       </w:r>
     </w:p>
     <w:p>
@@ -42689,75 +42498,29 @@
           <w:tab w:val="left" w:pos="709" w:leader="none"/>
         </w:tabs>
         <w:bidi w:val="0"/>
-        <w:spacing w:before="0" w:after="0"/>
         <w:ind w:left="709" w:hanging="283"/>
         <w:jc w:val="left"/>
         <w:rPr/>
       </w:pPr>
       <w:r>
         <w:rPr/>
-        <w:t xml:space="preserve">Which phase would your team resist most? Why that one? </w:t>
-      </w:r>
-    </w:p>
-    <w:p>
-      <w:pPr>
-        <w:pStyle w:val="TextBody"/>
-        <w:numPr>
-          <w:ilvl w:val="0"/>
-          <w:numId w:val="44"/>
-        </w:numPr>
-        <w:tabs>
-          <w:tab w:val="clear" w:pos="1134"/>
-          <w:tab w:val="left" w:pos="709" w:leader="none"/>
-        </w:tabs>
-        <w:bidi w:val="0"/>
-        <w:spacing w:before="0" w:after="0"/>
-        <w:ind w:left="709" w:hanging="283"/>
-        <w:jc w:val="left"/>
-        <w:rPr/>
-      </w:pPr>
-      <w:r>
-        <w:rPr/>
-        <w:t>The framework requires a specification to exist before code is generated.</w:t>
-        <w:br/>
-        <w:t xml:space="preserve">What does your team do today instead, and what would change? </w:t>
-      </w:r>
-    </w:p>
-    <w:p>
-      <w:pPr>
-        <w:pStyle w:val="TextBody"/>
-        <w:numPr>
-          <w:ilvl w:val="0"/>
-          <w:numId w:val="44"/>
-        </w:numPr>
-        <w:tabs>
-          <w:tab w:val="clear" w:pos="1134"/>
-          <w:tab w:val="left" w:pos="709" w:leader="none"/>
-        </w:tabs>
-        <w:bidi w:val="0"/>
-        <w:ind w:left="709" w:hanging="283"/>
-        <w:jc w:val="left"/>
-        <w:rPr/>
-      </w:pPr>
-      <w:r>
-        <w:rPr/>
-        <w:t xml:space="preserve">Where would the framework slow you down for no benefit? </w:t>
-      </w:r>
-    </w:p>
-    <w:p>
-      <w:pPr>
-        <w:pStyle w:val="TextBody"/>
-        <w:bidi w:val="0"/>
-        <w:jc w:val="left"/>
-        <w:rPr/>
-      </w:pPr>
-      <w:r>
-        <w:rPr/>
-        <w:t>Question 7 is the important one and it must be asked directly. A set of</w:t>
-        <w:br/>
-        <w:t>interviews in which nobody names a cost is an interview protocol failure, not a</w:t>
-        <w:br/>
-        <w:t>validation.</w:t>
+        <w:t xml:space="preserve">What goes wrong most often in that path today? </w:t>
+      </w:r>
+    </w:p>
+    <w:p>
+      <w:pPr>
+        <w:pStyle w:val="TextBody"/>
+        <w:bidi w:val="0"/>
+        <w:jc w:val="left"/>
+        <w:rPr/>
+      </w:pPr>
+      <w:r>
+        <w:rPr/>
+        <w:t>Purpose: get the baseline in their own words before Apex is mentioned, so that</w:t>
+        <w:br/>
+        <w:t>later comparisons are against their real process and not against an idealised</w:t>
+        <w:br/>
+        <w:t>one they reconstruct after seeing the framework.</w:t>
       </w:r>
     </w:p>
     <w:p>
@@ -42769,7 +42532,7 @@
       </w:pPr>
       <w:r>
         <w:rPr/>
-        <w:t>Value and cost (10 min)</w:t>
+        <w:t>Framework practicality (12 min)</w:t>
       </w:r>
     </w:p>
     <w:p>
@@ -42791,7 +42554,11 @@
       </w:pPr>
       <w:r>
         <w:rPr/>
-        <w:t xml:space="preserve">What would have to be true for your team to adopt this for one project? </w:t>
+        <w:t>The framework splits the lifecycle into six phases with a human decision at</w:t>
+        <w:br/>
+        <w:t>the end of each. Which of those decisions would genuinely be made in your</w:t>
+        <w:br/>
+        <w:t xml:space="preserve">team, and which would be rubber-stamped? </w:t>
       </w:r>
     </w:p>
     <w:p>
@@ -42813,7 +42580,7 @@
       </w:pPr>
       <w:r>
         <w:rPr/>
-        <w:t xml:space="preserve">What would make you abandon it after two sprints? </w:t>
+        <w:t xml:space="preserve">Which phase would your team resist most? Why that one? </w:t>
       </w:r>
     </w:p>
     <w:p>
@@ -42835,9 +42602,9 @@
       </w:pPr>
       <w:r>
         <w:rPr/>
-        <w:t>Who in your team would have to own this for it to survive? Does that person</w:t>
-        <w:br/>
-        <w:t xml:space="preserve">exist? </w:t>
+        <w:t>The framework requires a specification to exist before code is generated.</w:t>
+        <w:br/>
+        <w:t xml:space="preserve">What does your team do today instead, and what would change? </w:t>
       </w:r>
     </w:p>
     <w:p>
@@ -42858,25 +42625,23 @@
       </w:pPr>
       <w:r>
         <w:rPr/>
-        <w:t>If the tool disappeared tomorrow but you kept the framework, would you still</w:t>
-        <w:br/>
-        <w:t xml:space="preserve">use it? Which parts? </w:t>
-      </w:r>
-    </w:p>
-    <w:p>
-      <w:pPr>
-        <w:pStyle w:val="TextBody"/>
-        <w:bidi w:val="0"/>
-        <w:jc w:val="left"/>
-        <w:rPr/>
-      </w:pPr>
-      <w:r>
-        <w:rPr/>
-        <w:t>Question 11 separates the method from the instantiation directly from the</w:t>
-        <w:br/>
-        <w:t>participant's mouth. It is the single strongest piece of interview evidence this</w:t>
-        <w:br/>
-        <w:t>thesis can obtain.</w:t>
+        <w:t xml:space="preserve">Where would the framework slow you down for no benefit? </w:t>
+      </w:r>
+    </w:p>
+    <w:p>
+      <w:pPr>
+        <w:pStyle w:val="TextBody"/>
+        <w:bidi w:val="0"/>
+        <w:jc w:val="left"/>
+        <w:rPr/>
+      </w:pPr>
+      <w:r>
+        <w:rPr/>
+        <w:t>Question 7 is the important one and it must be asked directly. A set of</w:t>
+        <w:br/>
+        <w:t>interviews in which nobody names a cost is an interview protocol failure, not a</w:t>
+        <w:br/>
+        <w:t>validation.</w:t>
       </w:r>
     </w:p>
     <w:p>
@@ -42888,7 +42653,7 @@
       </w:pPr>
       <w:r>
         <w:rPr/>
-        <w:t>Governance and responsibility (8 min)</w:t>
+        <w:t>Value and cost (10 min)</w:t>
       </w:r>
     </w:p>
     <w:p>
@@ -42910,9 +42675,7 @@
       </w:pPr>
       <w:r>
         <w:rPr/>
-        <w:t>When AI writes code that ships and later fails, who is accountable in your</w:t>
-        <w:br/>
-        <w:t xml:space="preserve">organisation today? </w:t>
+        <w:t xml:space="preserve">What would have to be true for your team to adopt this for one project? </w:t>
       </w:r>
     </w:p>
     <w:p>
@@ -42934,7 +42697,7 @@
       </w:pPr>
       <w:r>
         <w:rPr/>
-        <w:t xml:space="preserve">Does the framework change that answer? Should it? </w:t>
+        <w:t xml:space="preserve">What would make you abandon it after two sprints? </w:t>
       </w:r>
     </w:p>
     <w:p>
@@ -42949,15 +42712,55 @@
           <w:tab w:val="left" w:pos="709" w:leader="none"/>
         </w:tabs>
         <w:bidi w:val="0"/>
+        <w:spacing w:before="0" w:after="0"/>
         <w:ind w:left="709" w:hanging="283"/>
         <w:jc w:val="left"/>
         <w:rPr/>
       </w:pPr>
       <w:r>
         <w:rPr/>
-        <w:t>Does the framework's record of what was decided, and by whom, have value to</w:t>
-        <w:br/>
-        <w:t xml:space="preserve">anyone outside the team? Who? </w:t>
+        <w:t>Who in your team would have to own this for it to survive? Does that person</w:t>
+        <w:br/>
+        <w:t xml:space="preserve">exist? </w:t>
+      </w:r>
+    </w:p>
+    <w:p>
+      <w:pPr>
+        <w:pStyle w:val="TextBody"/>
+        <w:numPr>
+          <w:ilvl w:val="0"/>
+          <w:numId w:val="46"/>
+        </w:numPr>
+        <w:tabs>
+          <w:tab w:val="clear" w:pos="1134"/>
+          <w:tab w:val="left" w:pos="709" w:leader="none"/>
+        </w:tabs>
+        <w:bidi w:val="0"/>
+        <w:ind w:left="709" w:hanging="283"/>
+        <w:jc w:val="left"/>
+        <w:rPr/>
+      </w:pPr>
+      <w:r>
+        <w:rPr/>
+        <w:t>If the tool disappeared tomorrow but you kept the framework, would you still</w:t>
+        <w:br/>
+        <w:t xml:space="preserve">use it? Which parts? </w:t>
+      </w:r>
+    </w:p>
+    <w:p>
+      <w:pPr>
+        <w:pStyle w:val="TextBody"/>
+        <w:bidi w:val="0"/>
+        <w:jc w:val="left"/>
+        <w:rPr/>
+      </w:pPr>
+      <w:r>
+        <w:rPr/>
+        <w:t>Question 11 separates the method from the instantiation directly from the</w:t>
+        <w:br/>
+        <w:t>participant's mouth. It is the single strongest piece of interview evidence this</w:t>
+        <w:br/>
+        <w:t>thesis can obtain.</w:t>
       </w:r>
     </w:p>
     <w:p>
@@ -42969,7 +42772,7 @@
       </w:pPr>
       <w:r>
         <w:rPr/>
-        <w:t>Close (5 min)</w:t>
+        <w:t>Governance and responsibility (8 min)</w:t>
       </w:r>
     </w:p>
     <w:p>
@@ -42991,7 +42794,9 @@
       </w:pPr>
       <w:r>
         <w:rPr/>
-        <w:t xml:space="preserve">What is missing from the framework entirely? </w:t>
+        <w:t>When AI writes code that ships and later fails, who is accountable in your</w:t>
+        <w:br/>
+        <w:t xml:space="preserve">organisation today? </w:t>
       </w:r>
     </w:p>
     <w:p>
@@ -43006,68 +42811,37 @@
           <w:tab w:val="left" w:pos="709" w:leader="none"/>
         </w:tabs>
         <w:bidi w:val="0"/>
+        <w:spacing w:before="0" w:after="0"/>
         <w:ind w:left="709" w:hanging="283"/>
         <w:jc w:val="left"/>
         <w:rPr/>
       </w:pPr>
       <w:r>
         <w:rPr/>
-        <w:t xml:space="preserve">Is there anything you expected me to ask and I did not? </w:t>
-      </w:r>
-    </w:p>
-    <w:p>
-      <w:pPr>
-        <w:pStyle w:val="HorizontalLine"/>
-        <w:bidi w:val="0"/>
-        <w:jc w:val="left"/>
-        <w:rPr/>
-      </w:pPr>
-      <w:r>
-        <w:rPr/>
-      </w:r>
-    </w:p>
-    <w:p>
-      <w:pPr>
-        <w:pStyle w:val="Heading2"/>
-        <w:bidi w:val="0"/>
-        <w:jc w:val="left"/>
-        <w:rPr/>
-      </w:pPr>
-      <w:r>
-        <w:rPr/>
-        <w:t>Guide 2 - Agile and Scrum experts</w:t>
-      </w:r>
-    </w:p>
-    <w:p>
-      <w:pPr>
-        <w:pStyle w:val="TextBody"/>
-        <w:bidi w:val="0"/>
-        <w:spacing w:before="0" w:after="283"/>
-        <w:jc w:val="left"/>
-        <w:rPr/>
-      </w:pPr>
-      <w:r>
-        <w:rPr/>
-        <w:t>Target: 2-3 people with recognised depth in Agile delivery methodology, not</w:t>
-        <w:br/>
-        <w:t>necessarily users of Apex. Establishes alignment with, and departure from,</w:t>
-        <w:br/>
-        <w:t>established methodology.</w:t>
-      </w:r>
-    </w:p>
-    <w:p>
-      <w:pPr>
-        <w:pStyle w:val="TextBody"/>
-        <w:bidi w:val="0"/>
-        <w:spacing w:before="0" w:after="283"/>
-        <w:jc w:val="left"/>
-        <w:rPr/>
-      </w:pPr>
-      <w:r>
-        <w:rPr/>
-        <w:t>Give them the framework document in advance. This interview is about the method</w:t>
-        <w:br/>
-        <w:t>on paper; they do not have to have used the tool.</w:t>
+        <w:t xml:space="preserve">Does the framework change that answer? Should it? </w:t>
+      </w:r>
+    </w:p>
+    <w:p>
+      <w:pPr>
+        <w:pStyle w:val="TextBody"/>
+        <w:numPr>
+          <w:ilvl w:val="0"/>
+          <w:numId w:val="47"/>
+        </w:numPr>
+        <w:tabs>
+          <w:tab w:val="clear" w:pos="1134"/>
+          <w:tab w:val="left" w:pos="709" w:leader="none"/>
+        </w:tabs>
+        <w:bidi w:val="0"/>
+        <w:ind w:left="709" w:hanging="283"/>
+        <w:jc w:val="left"/>
+        <w:rPr/>
+      </w:pPr>
+      <w:r>
+        <w:rPr/>
+        <w:t>Does the framework's record of what was decided, and by whom, have value to</w:t>
+        <w:br/>
+        <w:t xml:space="preserve">anyone outside the team? Who? </w:t>
       </w:r>
     </w:p>
     <w:p>
@@ -43079,7 +42853,7 @@
       </w:pPr>
       <w:r>
         <w:rPr/>
-        <w:t>Opening (5 min)</w:t>
+        <w:t>Close (5 min)</w:t>
       </w:r>
     </w:p>
     <w:p>
@@ -43094,29 +42868,90 @@
           <w:tab w:val="left" w:pos="709" w:leader="none"/>
         </w:tabs>
         <w:bidi w:val="0"/>
+        <w:spacing w:before="0" w:after="0"/>
         <w:ind w:left="709" w:hanging="283"/>
         <w:jc w:val="left"/>
         <w:rPr/>
       </w:pPr>
       <w:r>
         <w:rPr/>
-        <w:t xml:space="preserve">How would you describe what this framework is, in your own words? </w:t>
-      </w:r>
-    </w:p>
-    <w:p>
-      <w:pPr>
-        <w:pStyle w:val="TextBody"/>
-        <w:bidi w:val="0"/>
-        <w:jc w:val="left"/>
-        <w:rPr/>
-      </w:pPr>
-      <w:r>
-        <w:rPr/>
-        <w:t>Purpose: an immediate comprehension check. If an expert cannot restate the</w:t>
-        <w:br/>
-        <w:t>framework after reading the document, that is a finding about the framework's</w:t>
-        <w:br/>
-        <w:t>clarity, and it belongs in the analytical assessment criterion "clarity".</w:t>
+        <w:t xml:space="preserve">What is missing from the framework entirely? </w:t>
+      </w:r>
+    </w:p>
+    <w:p>
+      <w:pPr>
+        <w:pStyle w:val="TextBody"/>
+        <w:numPr>
+          <w:ilvl w:val="0"/>
+          <w:numId w:val="48"/>
+        </w:numPr>
+        <w:tabs>
+          <w:tab w:val="clear" w:pos="1134"/>
+          <w:tab w:val="left" w:pos="709" w:leader="none"/>
+        </w:tabs>
+        <w:bidi w:val="0"/>
+        <w:ind w:left="709" w:hanging="283"/>
+        <w:jc w:val="left"/>
+        <w:rPr/>
+      </w:pPr>
+      <w:r>
+        <w:rPr/>
+        <w:t xml:space="preserve">Is there anything you expected me to ask and I did not? </w:t>
+      </w:r>
+    </w:p>
+    <w:p>
+      <w:pPr>
+        <w:pStyle w:val="HorizontalLine"/>
+        <w:bidi w:val="0"/>
+        <w:jc w:val="left"/>
+        <w:rPr/>
+      </w:pPr>
+      <w:r>
+        <w:rPr/>
+      </w:r>
+    </w:p>
+    <w:p>
+      <w:pPr>
+        <w:pStyle w:val="Heading2"/>
+        <w:bidi w:val="0"/>
+        <w:jc w:val="left"/>
+        <w:rPr/>
+      </w:pPr>
+      <w:r>
+        <w:rPr/>
+        <w:t>Guide 2 - Agile and Scrum experts</w:t>
+      </w:r>
+    </w:p>
+    <w:p>
+      <w:pPr>
+        <w:pStyle w:val="TextBody"/>
+        <w:bidi w:val="0"/>
+        <w:spacing w:before="0" w:after="283"/>
+        <w:jc w:val="left"/>
+        <w:rPr/>
+      </w:pPr>
+      <w:r>
+        <w:rPr/>
+        <w:t>Target: 2-3 people with recognised depth in Agile delivery methodology, not</w:t>
+        <w:br/>
+        <w:t>necessarily users of Apex. Establishes alignment with, and departure from,</w:t>
+        <w:br/>
+        <w:t>established methodology.</w:t>
+      </w:r>
+    </w:p>
+    <w:p>
+      <w:pPr>
+        <w:pStyle w:val="TextBody"/>
+        <w:bidi w:val="0"/>
+        <w:spacing w:before="0" w:after="283"/>
+        <w:jc w:val="left"/>
+        <w:rPr/>
+      </w:pPr>
+      <w:r>
+        <w:rPr/>
+        <w:t>Give them the framework document in advance. This interview is about the method</w:t>
+        <w:br/>
+        <w:t>on paper; they do not have to have used the tool.</w:t>
       </w:r>
     </w:p>
     <w:p>
@@ -43128,7 +42963,7 @@
       </w:pPr>
       <w:r>
         <w:rPr/>
-        <w:t>Alignment and departure (15 min)</w:t>
+        <w:t>Opening (5 min)</w:t>
       </w:r>
     </w:p>
     <w:p>
@@ -43143,103 +42978,29 @@
           <w:tab w:val="left" w:pos="709" w:leader="none"/>
         </w:tabs>
         <w:bidi w:val="0"/>
-        <w:spacing w:before="0" w:after="0"/>
         <w:ind w:left="709" w:hanging="283"/>
         <w:jc w:val="left"/>
         <w:rPr/>
       </w:pPr>
       <w:r>
         <w:rPr/>
-        <w:t xml:space="preserve">Where does this align with Scrum, or with Agile principles more broadly? </w:t>
-      </w:r>
-    </w:p>
-    <w:p>
-      <w:pPr>
-        <w:pStyle w:val="TextBody"/>
-        <w:numPr>
-          <w:ilvl w:val="0"/>
-          <w:numId w:val="49"/>
-        </w:numPr>
-        <w:tabs>
-          <w:tab w:val="clear" w:pos="1134"/>
-          <w:tab w:val="left" w:pos="709" w:leader="none"/>
-        </w:tabs>
-        <w:bidi w:val="0"/>
-        <w:spacing w:before="0" w:after="0"/>
-        <w:ind w:left="709" w:hanging="283"/>
-        <w:jc w:val="left"/>
-        <w:rPr/>
-      </w:pPr>
-      <w:r>
-        <w:rPr/>
-        <w:t>Where does it depart from them? Is the departure justified by what AI</w:t>
-        <w:br/>
-        <w:t xml:space="preserve">changes, or is it a reversion to stage-gated delivery? </w:t>
-      </w:r>
-    </w:p>
-    <w:p>
-      <w:pPr>
-        <w:pStyle w:val="TextBody"/>
-        <w:numPr>
-          <w:ilvl w:val="0"/>
-          <w:numId w:val="49"/>
-        </w:numPr>
-        <w:tabs>
-          <w:tab w:val="clear" w:pos="1134"/>
-          <w:tab w:val="left" w:pos="709" w:leader="none"/>
-        </w:tabs>
-        <w:bidi w:val="0"/>
-        <w:spacing w:before="0" w:after="0"/>
-        <w:ind w:left="709" w:hanging="283"/>
-        <w:jc w:val="left"/>
-        <w:rPr/>
-      </w:pPr>
-      <w:r>
-        <w:rPr/>
-        <w:t>The framework has explicit gates between phases. Distinguish for me: is that</w:t>
-        <w:br/>
-        <w:t xml:space="preserve">a guardrail or is that a phase gate in the Waterfall sense? </w:t>
-      </w:r>
-    </w:p>
-    <w:p>
-      <w:pPr>
-        <w:pStyle w:val="TextBody"/>
-        <w:numPr>
-          <w:ilvl w:val="0"/>
-          <w:numId w:val="49"/>
-        </w:numPr>
-        <w:tabs>
-          <w:tab w:val="clear" w:pos="1134"/>
-          <w:tab w:val="left" w:pos="709" w:leader="none"/>
-        </w:tabs>
-        <w:bidi w:val="0"/>
-        <w:ind w:left="709" w:hanging="283"/>
-        <w:jc w:val="left"/>
-        <w:rPr/>
-      </w:pPr>
-      <w:r>
-        <w:rPr/>
-        <w:t>Does the framework make the same mistake that heavyweight processes made in</w:t>
-        <w:br/>
-        <w:t xml:space="preserve">the 2000s? What specifically protects it from that, if anything? </w:t>
-      </w:r>
-    </w:p>
-    <w:p>
-      <w:pPr>
-        <w:pStyle w:val="TextBody"/>
-        <w:bidi w:val="0"/>
-        <w:jc w:val="left"/>
-        <w:rPr/>
-      </w:pPr>
-      <w:r>
-        <w:rPr/>
-        <w:t>Questions 4 and 5 must be asked as bluntly as they are written. "Too linear,</w:t>
-        <w:br/>
-        <w:t>this is Waterfall" is already the known criticism from earlier feedback; putting</w:t>
-        <w:br/>
-        <w:t>it in front of an expert and recording the answer is far stronger evidence than</w:t>
-        <w:br/>
-        <w:t>the author arguing against it.</w:t>
+        <w:t xml:space="preserve">How would you describe what this framework is, in your own words? </w:t>
+      </w:r>
+    </w:p>
+    <w:p>
+      <w:pPr>
+        <w:pStyle w:val="TextBody"/>
+        <w:bidi w:val="0"/>
+        <w:jc w:val="left"/>
+        <w:rPr/>
+      </w:pPr>
+      <w:r>
+        <w:rPr/>
+        <w:t>Purpose: an immediate comprehension check. If an expert cannot restate the</w:t>
+        <w:br/>
+        <w:t>framework after reading the document, that is a finding about the framework's</w:t>
+        <w:br/>
+        <w:t>clarity, and it belongs in the analytical assessment criterion "clarity".</w:t>
       </w:r>
     </w:p>
     <w:p>
@@ -43251,7 +43012,7 @@
       </w:pPr>
       <w:r>
         <w:rPr/>
-        <w:t>Roles and artefacts (10 min)</w:t>
+        <w:t>Alignment and departure (15 min)</w:t>
       </w:r>
     </w:p>
     <w:p>
@@ -43273,9 +43034,7 @@
       </w:pPr>
       <w:r>
         <w:rPr/>
-        <w:t>The framework treats roles as hats rather than as people. Does that work in a</w:t>
-        <w:br/>
-        <w:t xml:space="preserve">real team, or does it collapse into one person wearing all of them? </w:t>
+        <w:t xml:space="preserve">Where does this align with Scrum, or with Agile principles more broadly? </w:t>
       </w:r>
     </w:p>
     <w:p>
@@ -43297,7 +43056,9 @@
       </w:pPr>
       <w:r>
         <w:rPr/>
-        <w:t xml:space="preserve">Which of the required artefacts would you drop? Which would you add? </w:t>
+        <w:t>Where does it depart from them? Is the departure justified by what AI</w:t>
+        <w:br/>
+        <w:t xml:space="preserve">changes, or is it a reversion to stage-gated delivery? </w:t>
       </w:r>
     </w:p>
     <w:p>
@@ -43312,15 +43073,57 @@
           <w:tab w:val="left" w:pos="709" w:leader="none"/>
         </w:tabs>
         <w:bidi w:val="0"/>
+        <w:spacing w:before="0" w:after="0"/>
         <w:ind w:left="709" w:hanging="283"/>
         <w:jc w:val="left"/>
         <w:rPr/>
       </w:pPr>
       <w:r>
         <w:rPr/>
-        <w:t>Is the amount of documentation the framework produces proportionate to what</w:t>
-        <w:br/>
-        <w:t xml:space="preserve">it buys? </w:t>
+        <w:t>The framework has explicit gates between phases. Distinguish for me: is that</w:t>
+        <w:br/>
+        <w:t xml:space="preserve">a guardrail or is that a phase gate in the Waterfall sense? </w:t>
+      </w:r>
+    </w:p>
+    <w:p>
+      <w:pPr>
+        <w:pStyle w:val="TextBody"/>
+        <w:numPr>
+          <w:ilvl w:val="0"/>
+          <w:numId w:val="50"/>
+        </w:numPr>
+        <w:tabs>
+          <w:tab w:val="clear" w:pos="1134"/>
+          <w:tab w:val="left" w:pos="709" w:leader="none"/>
+        </w:tabs>
+        <w:bidi w:val="0"/>
+        <w:ind w:left="709" w:hanging="283"/>
+        <w:jc w:val="left"/>
+        <w:rPr/>
+      </w:pPr>
+      <w:r>
+        <w:rPr/>
+        <w:t>Does the framework make the same mistake that heavyweight processes made in</w:t>
+        <w:br/>
+        <w:t xml:space="preserve">the 2000s? What specifically protects it from that, if anything? </w:t>
+      </w:r>
+    </w:p>
+    <w:p>
+      <w:pPr>
+        <w:pStyle w:val="TextBody"/>
+        <w:bidi w:val="0"/>
+        <w:jc w:val="left"/>
+        <w:rPr/>
+      </w:pPr>
+      <w:r>
+        <w:rPr/>
+        <w:t>Questions 4 and 5 must be asked as bluntly as they are written. "Too linear,</w:t>
+        <w:br/>
+        <w:t>this is Waterfall" is already the known criticism from earlier feedback; putting</w:t>
+        <w:br/>
+        <w:t>it in front of an expert and writing the answer down is far stronger evidence</w:t>
+        <w:br/>
+        <w:t>than the author arguing against it.</w:t>
       </w:r>
     </w:p>
     <w:p>
@@ -43332,7 +43135,7 @@
       </w:pPr>
       <w:r>
         <w:rPr/>
-        <w:t>Adoption (10 min)</w:t>
+        <w:t>Roles and artefacts (10 min)</w:t>
       </w:r>
     </w:p>
     <w:p>
@@ -43354,7 +43157,9 @@
       </w:pPr>
       <w:r>
         <w:rPr/>
-        <w:t xml:space="preserve">What kind of team is this framework wrong for? </w:t>
+        <w:t>The framework treats roles as hats rather than as people. Does that work in a</w:t>
+        <w:br/>
+        <w:t xml:space="preserve">real team, or does it collapse into one person wearing all of them? </w:t>
       </w:r>
     </w:p>
     <w:p>
@@ -43376,7 +43181,7 @@
       </w:pPr>
       <w:r>
         <w:rPr/>
-        <w:t xml:space="preserve">What would a coach have to teach for a team to run this correctly? </w:t>
+        <w:t xml:space="preserve">Which of the required artefacts would you drop? Which would you add? </w:t>
       </w:r>
     </w:p>
     <w:p>
@@ -43397,7 +43202,9 @@
       </w:pPr>
       <w:r>
         <w:rPr/>
-        <w:t xml:space="preserve">Would you recommend this to a client? Under what conditions would you refuse? </w:t>
+        <w:t>Is the amount of documentation the framework produces proportionate to what</w:t>
+        <w:br/>
+        <w:t xml:space="preserve">it buys? </w:t>
       </w:r>
     </w:p>
     <w:p>
@@ -43409,7 +43216,7 @@
       </w:pPr>
       <w:r>
         <w:rPr/>
-        <w:t>Close (5 min)</w:t>
+        <w:t>Adoption (10 min)</w:t>
       </w:r>
     </w:p>
     <w:p>
@@ -43424,38 +43231,69 @@
           <w:tab w:val="left" w:pos="709" w:leader="none"/>
         </w:tabs>
         <w:bidi w:val="0"/>
+        <w:spacing w:before="0" w:after="0"/>
         <w:ind w:left="709" w:hanging="283"/>
         <w:jc w:val="left"/>
         <w:rPr/>
       </w:pPr>
       <w:r>
         <w:rPr/>
-        <w:t>If you had to defend this framework to a sceptical engineering manager, what</w:t>
-        <w:br/>
-        <w:t xml:space="preserve">would your strongest argument be? And your weakest point? </w:t>
-      </w:r>
-    </w:p>
-    <w:p>
-      <w:pPr>
-        <w:pStyle w:val="HorizontalLine"/>
-        <w:bidi w:val="0"/>
-        <w:jc w:val="left"/>
-        <w:rPr/>
-      </w:pPr>
-      <w:r>
-        <w:rPr/>
-      </w:r>
-    </w:p>
-    <w:p>
-      <w:pPr>
-        <w:pStyle w:val="Heading2"/>
-        <w:bidi w:val="0"/>
-        <w:jc w:val="left"/>
-        <w:rPr/>
-      </w:pPr>
-      <w:r>
-        <w:rPr/>
-        <w:t>Analysis</w:t>
+        <w:t xml:space="preserve">What kind of team is this framework wrong for? </w:t>
+      </w:r>
+    </w:p>
+    <w:p>
+      <w:pPr>
+        <w:pStyle w:val="TextBody"/>
+        <w:numPr>
+          <w:ilvl w:val="0"/>
+          <w:numId w:val="52"/>
+        </w:numPr>
+        <w:tabs>
+          <w:tab w:val="clear" w:pos="1134"/>
+          <w:tab w:val="left" w:pos="709" w:leader="none"/>
+        </w:tabs>
+        <w:bidi w:val="0"/>
+        <w:spacing w:before="0" w:after="0"/>
+        <w:ind w:left="709" w:hanging="283"/>
+        <w:jc w:val="left"/>
+        <w:rPr/>
+      </w:pPr>
+      <w:r>
+        <w:rPr/>
+        <w:t xml:space="preserve">What would a coach have to teach for a team to run this correctly? </w:t>
+      </w:r>
+    </w:p>
+    <w:p>
+      <w:pPr>
+        <w:pStyle w:val="TextBody"/>
+        <w:numPr>
+          <w:ilvl w:val="0"/>
+          <w:numId w:val="52"/>
+        </w:numPr>
+        <w:tabs>
+          <w:tab w:val="clear" w:pos="1134"/>
+          <w:tab w:val="left" w:pos="709" w:leader="none"/>
+        </w:tabs>
+        <w:bidi w:val="0"/>
+        <w:ind w:left="709" w:hanging="283"/>
+        <w:jc w:val="left"/>
+        <w:rPr/>
+      </w:pPr>
+      <w:r>
+        <w:rPr/>
+        <w:t xml:space="preserve">Would you recommend this to a client? Under what conditions would you refuse? </w:t>
+      </w:r>
+    </w:p>
+    <w:p>
+      <w:pPr>
+        <w:pStyle w:val="Heading3"/>
+        <w:bidi w:val="0"/>
+        <w:jc w:val="left"/>
+        <w:rPr/>
+      </w:pPr>
+      <w:r>
+        <w:rPr/>
+        <w:t>Close (5 min)</w:t>
       </w:r>
     </w:p>
     <w:p>
@@ -43470,256 +43308,26 @@
           <w:tab w:val="left" w:pos="709" w:leader="none"/>
         </w:tabs>
         <w:bidi w:val="0"/>
-        <w:spacing w:before="0" w:after="0"/>
         <w:ind w:left="709" w:hanging="283"/>
         <w:jc w:val="left"/>
         <w:rPr/>
       </w:pPr>
       <w:r>
         <w:rPr/>
-        <w:t xml:space="preserve">Transcribe fully. Do not analyse from notes. </w:t>
-      </w:r>
-    </w:p>
-    <w:p>
-      <w:pPr>
-        <w:pStyle w:val="TextBody"/>
-        <w:numPr>
-          <w:ilvl w:val="0"/>
-          <w:numId w:val="53"/>
-        </w:numPr>
-        <w:tabs>
-          <w:tab w:val="clear" w:pos="1134"/>
-          <w:tab w:val="left" w:pos="709" w:leader="none"/>
-        </w:tabs>
-        <w:bidi w:val="0"/>
-        <w:spacing w:before="0" w:after="0"/>
-        <w:ind w:left="709" w:hanging="283"/>
-        <w:jc w:val="left"/>
-        <w:rPr/>
-      </w:pPr>
-      <w:r>
-        <w:rPr/>
-        <w:t xml:space="preserve">Codebook from the first two transcripts of each group, then applied across. </w:t>
-      </w:r>
-    </w:p>
-    <w:p>
-      <w:pPr>
-        <w:pStyle w:val="TextBody"/>
-        <w:numPr>
-          <w:ilvl w:val="0"/>
-          <w:numId w:val="53"/>
-        </w:numPr>
-        <w:tabs>
-          <w:tab w:val="clear" w:pos="1134"/>
-          <w:tab w:val="left" w:pos="709" w:leader="none"/>
-        </w:tabs>
-        <w:bidi w:val="0"/>
-        <w:spacing w:before="0" w:after="0"/>
-        <w:ind w:left="709" w:hanging="283"/>
-        <w:jc w:val="left"/>
-        <w:rPr/>
-      </w:pPr>
-      <w:r>
-        <w:rPr/>
-        <w:t>Report themes with representative anonymised quotations, identified as</w:t>
-        <w:br/>
-        <w:t xml:space="preserve">practitioner or expert. </w:t>
-      </w:r>
-    </w:p>
-    <w:p>
-      <w:pPr>
-        <w:pStyle w:val="TextBody"/>
-        <w:numPr>
-          <w:ilvl w:val="0"/>
-          <w:numId w:val="53"/>
-        </w:numPr>
-        <w:tabs>
-          <w:tab w:val="clear" w:pos="1134"/>
-          <w:tab w:val="left" w:pos="709" w:leader="none"/>
-        </w:tabs>
-        <w:bidi w:val="0"/>
-        <w:spacing w:before="0" w:after="0"/>
-        <w:ind w:left="709" w:hanging="283"/>
-        <w:jc w:val="left"/>
-        <w:rPr/>
-      </w:pPr>
-      <w:r>
-        <w:rPr>
-          <w:rStyle w:val="StrongEmphasis"/>
-        </w:rPr>
-        <w:t>Report disconfirming evidence with the same prominence as supporting</w:t>
-        <w:br/>
-        <w:t>evidence.</w:t>
-      </w:r>
-      <w:r>
-        <w:rPr/>
-        <w:t xml:space="preserve"> A themes section in which every quotation is favourable will be</w:t>
-        <w:br/>
-        <w:t xml:space="preserve">read, correctly, as selection. </w:t>
-      </w:r>
-    </w:p>
-    <w:p>
-      <w:pPr>
-        <w:pStyle w:val="TextBody"/>
-        <w:numPr>
-          <w:ilvl w:val="0"/>
-          <w:numId w:val="53"/>
-        </w:numPr>
-        <w:tabs>
-          <w:tab w:val="clear" w:pos="1134"/>
-          <w:tab w:val="left" w:pos="709" w:leader="none"/>
-        </w:tabs>
-        <w:bidi w:val="0"/>
-        <w:spacing w:before="0" w:after="0"/>
-        <w:ind w:left="709" w:hanging="283"/>
-        <w:jc w:val="left"/>
-        <w:rPr/>
-      </w:pPr>
-      <w:r>
-        <w:rPr/>
-        <w:t>Cross-read against the UX questionnaire items E1-E3, which are the only</w:t>
-        <w:br/>
-        <w:t xml:space="preserve">framework-level items on that sheet. </w:t>
-      </w:r>
-    </w:p>
-    <w:p>
-      <w:pPr>
-        <w:pStyle w:val="TextBody"/>
-        <w:numPr>
-          <w:ilvl w:val="0"/>
-          <w:numId w:val="53"/>
-        </w:numPr>
-        <w:tabs>
-          <w:tab w:val="clear" w:pos="1134"/>
-          <w:tab w:val="left" w:pos="709" w:leader="none"/>
-        </w:tabs>
-        <w:bidi w:val="0"/>
-        <w:ind w:left="709" w:hanging="283"/>
-        <w:jc w:val="left"/>
-        <w:rPr/>
-      </w:pPr>
-      <w:r>
-        <w:rPr/>
-        <w:t>Where practitioners and experts disagree with each other, that disagreement is</w:t>
-        <w:br/>
-        <w:t>a finding: it usually marks the gap between what a method claims and what</w:t>
-        <w:br/>
-        <w:t xml:space="preserve">survives contact with a delivery team. </w:t>
-      </w:r>
-    </w:p>
-    <w:p>
-      <w:pPr>
-        <w:pStyle w:val="Heading1"/>
-        <w:bidi w:val="0"/>
-        <w:jc w:val="left"/>
-        <w:rPr/>
-      </w:pPr>
-      <w:r>
-        <w:rPr/>
-        <w:t>Observer sheet - moderated arm only</w:t>
-      </w:r>
-    </w:p>
-    <w:p>
-      <w:pPr>
-        <w:pStyle w:val="TextBody"/>
-        <w:bidi w:val="0"/>
-        <w:spacing w:before="0" w:after="283"/>
-        <w:jc w:val="left"/>
-        <w:rPr/>
-      </w:pPr>
-      <w:r>
-        <w:rPr/>
-        <w:t xml:space="preserve">Print one per participant. </w:t>
-      </w:r>
-      <w:r>
-        <w:rPr>
-          <w:rStyle w:val="StrongEmphasis"/>
-        </w:rPr>
-        <w:t>Arm 2 only</w:t>
-      </w:r>
-      <w:r>
-        <w:rPr/>
-        <w:t xml:space="preserve"> - the unmoderated arm has no observer,</w:t>
-        <w:br/>
-        <w:t>which is exactly why arm 2 exists. This sheet produces the observational</w:t>
-        <w:br/>
-        <w:t>evidence a questionnaire cannot reach, and partly answers Chapter 9's own</w:t>
-        <w:br/>
-        <w:t>admitted threat that "the instruments measure perception rather than delivered</w:t>
-        <w:br/>
-        <w:t>software quality".</w:t>
-      </w:r>
-    </w:p>
-    <w:p>
-      <w:pPr>
-        <w:pStyle w:val="TextBody"/>
-        <w:bidi w:val="0"/>
-        <w:spacing w:before="0" w:after="283"/>
-        <w:jc w:val="left"/>
-        <w:rPr/>
-      </w:pPr>
-      <w:r>
-        <w:rPr/>
-        <w:t xml:space="preserve">Task numbering matches </w:t>
-      </w:r>
-      <w:r>
-        <w:rPr>
-          <w:rStyle w:val="SourceText"/>
-        </w:rPr>
-        <w:t>task-script.md</w:t>
-      </w:r>
-      <w:r>
-        <w:rPr/>
-        <w:t>.</w:t>
-      </w:r>
-    </w:p>
-    <w:p>
-      <w:pPr>
-        <w:pStyle w:val="PreformattedText"/>
-        <w:pBdr/>
-        <w:shd w:fill="F7F8FA" w:val="clear"/>
-        <w:bidi w:val="0"/>
-        <w:spacing w:before="0" w:after="0"/>
-        <w:jc w:val="left"/>
-        <w:rPr/>
-      </w:pPr>
-      <w:r>
-        <w:rPr>
-          <w:rStyle w:val="SourceText"/>
-        </w:rPr>
-        <w:t>Participant ID:  P____        Date: __________     Language: EN / PT</w:t>
-      </w:r>
-    </w:p>
-    <w:p>
-      <w:pPr>
-        <w:pStyle w:val="PreformattedText"/>
-        <w:pBdr/>
-        <w:shd w:fill="F7F8FA" w:val="clear"/>
-        <w:bidi w:val="0"/>
-        <w:spacing w:before="0" w:after="0"/>
-        <w:jc w:val="left"/>
-        <w:rPr/>
-      </w:pPr>
-      <w:r>
-        <w:rPr>
-          <w:rStyle w:val="SourceText"/>
-        </w:rPr>
-        <w:t>Session start: ______   Session end: ______        Remote / In person</w:t>
-      </w:r>
-    </w:p>
-    <w:p>
-      <w:pPr>
-        <w:pStyle w:val="PreformattedText"/>
-        <w:bidi w:val="0"/>
-        <w:spacing w:before="0" w:after="283"/>
-        <w:jc w:val="left"/>
-        <w:rPr/>
-      </w:pPr>
-      <w:r>
-        <w:rPr>
-          <w:rStyle w:val="SourceText"/>
-        </w:rPr>
-        <w:t>Facilitator: ______________</w:t>
+        <w:t>If you had to defend this framework to a sceptical engineering manager, what</w:t>
+        <w:br/>
+        <w:t xml:space="preserve">would your strongest argument be? And your weakest point? </w:t>
+      </w:r>
+    </w:p>
+    <w:p>
+      <w:pPr>
+        <w:pStyle w:val="HorizontalLine"/>
+        <w:bidi w:val="0"/>
+        <w:jc w:val="left"/>
+        <w:rPr/>
+      </w:pPr>
+      <w:r>
+        <w:rPr/>
       </w:r>
     </w:p>
     <w:p>
@@ -43731,7 +43339,7 @@
       </w:pPr>
       <w:r>
         <w:rPr/>
-        <w:t>Codes</w:t>
+        <w:t>Analysis</w:t>
       </w:r>
     </w:p>
     <w:p>
@@ -43752,46 +43360,12 @@
         <w:rPr/>
       </w:pPr>
       <w:r>
-        <w:rPr>
-          <w:rStyle w:val="StrongEmphasis"/>
-        </w:rPr>
-        <w:t>Outcome:</w:t>
-      </w:r>
-      <w:r>
-        <w:rPr/>
-        <w:t xml:space="preserve"> </w:t>
-      </w:r>
-      <w:r>
-        <w:rPr>
-          <w:rStyle w:val="SourceText"/>
-        </w:rPr>
-        <w:t>C</w:t>
-      </w:r>
-      <w:r>
-        <w:rPr/>
-        <w:t xml:space="preserve"> completed unaided, </w:t>
-      </w:r>
-      <w:r>
-        <w:rPr>
-          <w:rStyle w:val="SourceText"/>
-        </w:rPr>
-        <w:t>CA</w:t>
-      </w:r>
-      <w:r>
-        <w:rPr/>
-        <w:t xml:space="preserve"> completed with assists, </w:t>
-      </w:r>
-      <w:r>
-        <w:rPr>
-          <w:rStyle w:val="SourceText"/>
-        </w:rPr>
-        <w:t>F</w:t>
-      </w:r>
-      <w:r>
-        <w:rPr/>
-        <w:t xml:space="preserve"> failed or</w:t>
-        <w:br/>
-        <w:t xml:space="preserve">abandoned after three assists. </w:t>
+        <w:rPr/>
+        <w:t>Write the notes up in full the same day. Nothing is recorded, so the write-up</w:t>
+        <w:br/>
+        <w:t>is the only record there will ever be, and a day's delay turns it from record</w:t>
+        <w:br/>
+        <w:t xml:space="preserve">into reconstruction. Mark verbatim wording as verbatim while writing. </w:t>
       </w:r>
     </w:p>
     <w:p>
@@ -43812,28 +43386,8 @@
         <w:rPr/>
       </w:pPr>
       <w:r>
-        <w:rPr>
-          <w:rStyle w:val="StrongEmphasis"/>
-        </w:rPr>
-        <w:t>Assist:</w:t>
-      </w:r>
-      <w:r>
-        <w:rPr/>
-        <w:t xml:space="preserve"> any hint given. Write it down </w:t>
-      </w:r>
-      <w:r>
-        <w:rPr>
-          <w:rStyle w:val="StrongEmphasis"/>
-        </w:rPr>
-        <w:t>verbatim</w:t>
-      </w:r>
-      <w:r>
-        <w:rPr/>
-        <w:t>. Assists are the most</w:t>
-        <w:br/>
-        <w:t>reusable output of the whole study - each one is a specific place the</w:t>
-        <w:br/>
-        <w:t xml:space="preserve">interface failed to communicate. </w:t>
+        <w:rPr/>
+        <w:t xml:space="preserve">Codebook from the first two write-ups of each group, then applied across. </w:t>
       </w:r>
     </w:p>
     <w:p>
@@ -43848,6 +43402,413 @@
           <w:tab w:val="left" w:pos="709" w:leader="none"/>
         </w:tabs>
         <w:bidi w:val="0"/>
+        <w:spacing w:before="0" w:after="0"/>
+        <w:ind w:left="709" w:hanging="283"/>
+        <w:jc w:val="left"/>
+        <w:rPr/>
+      </w:pPr>
+      <w:r>
+        <w:rPr/>
+        <w:t>Note-based analysis is a real limitation next to full transcription: note-taking</w:t>
+        <w:br/>
+        <w:t>is selective, and the person selecting designed the artefact. Say so in</w:t>
+        <w:br/>
+      </w:r>
+      <w:r>
+        <w:rPr>
+          <w:rStyle w:val="SourceText"/>
+        </w:rPr>
+        <w:t>\Cref{sec:threats}</w:t>
+      </w:r>
+      <w:r>
+        <w:rPr/>
+        <w:t xml:space="preserve"> rather than letting it pass as equivalent to a transcript. </w:t>
+      </w:r>
+    </w:p>
+    <w:p>
+      <w:pPr>
+        <w:pStyle w:val="TextBody"/>
+        <w:numPr>
+          <w:ilvl w:val="0"/>
+          <w:numId w:val="54"/>
+        </w:numPr>
+        <w:tabs>
+          <w:tab w:val="clear" w:pos="1134"/>
+          <w:tab w:val="left" w:pos="709" w:leader="none"/>
+        </w:tabs>
+        <w:bidi w:val="0"/>
+        <w:spacing w:before="0" w:after="0"/>
+        <w:ind w:left="709" w:hanging="283"/>
+        <w:jc w:val="left"/>
+        <w:rPr/>
+      </w:pPr>
+      <w:r>
+        <w:rPr/>
+        <w:t>Report themes with representative anonymised quotations, identified as</w:t>
+        <w:br/>
+        <w:t xml:space="preserve">practitioner or expert. </w:t>
+      </w:r>
+    </w:p>
+    <w:p>
+      <w:pPr>
+        <w:pStyle w:val="TextBody"/>
+        <w:numPr>
+          <w:ilvl w:val="0"/>
+          <w:numId w:val="54"/>
+        </w:numPr>
+        <w:tabs>
+          <w:tab w:val="clear" w:pos="1134"/>
+          <w:tab w:val="left" w:pos="709" w:leader="none"/>
+        </w:tabs>
+        <w:bidi w:val="0"/>
+        <w:spacing w:before="0" w:after="0"/>
+        <w:ind w:left="709" w:hanging="283"/>
+        <w:jc w:val="left"/>
+        <w:rPr/>
+      </w:pPr>
+      <w:r>
+        <w:rPr>
+          <w:rStyle w:val="StrongEmphasis"/>
+        </w:rPr>
+        <w:t>Report disconfirming evidence with the same prominence as supporting</w:t>
+        <w:br/>
+        <w:t>evidence.</w:t>
+      </w:r>
+      <w:r>
+        <w:rPr/>
+        <w:t xml:space="preserve"> A themes section in which every quotation is favourable will be</w:t>
+        <w:br/>
+        <w:t xml:space="preserve">read, correctly, as selection. </w:t>
+      </w:r>
+    </w:p>
+    <w:p>
+      <w:pPr>
+        <w:pStyle w:val="TextBody"/>
+        <w:numPr>
+          <w:ilvl w:val="0"/>
+          <w:numId w:val="54"/>
+        </w:numPr>
+        <w:tabs>
+          <w:tab w:val="clear" w:pos="1134"/>
+          <w:tab w:val="left" w:pos="709" w:leader="none"/>
+        </w:tabs>
+        <w:bidi w:val="0"/>
+        <w:spacing w:before="0" w:after="0"/>
+        <w:ind w:left="709" w:hanging="283"/>
+        <w:jc w:val="left"/>
+        <w:rPr/>
+      </w:pPr>
+      <w:r>
+        <w:rPr/>
+        <w:t>Cross-read against the UX questionnaire items E1-E3, which are the only</w:t>
+        <w:br/>
+        <w:t xml:space="preserve">framework-level items on that sheet. </w:t>
+      </w:r>
+    </w:p>
+    <w:p>
+      <w:pPr>
+        <w:pStyle w:val="TextBody"/>
+        <w:numPr>
+          <w:ilvl w:val="0"/>
+          <w:numId w:val="54"/>
+        </w:numPr>
+        <w:tabs>
+          <w:tab w:val="clear" w:pos="1134"/>
+          <w:tab w:val="left" w:pos="709" w:leader="none"/>
+        </w:tabs>
+        <w:bidi w:val="0"/>
+        <w:ind w:left="709" w:hanging="283"/>
+        <w:jc w:val="left"/>
+        <w:rPr/>
+      </w:pPr>
+      <w:r>
+        <w:rPr/>
+        <w:t>Where practitioners and experts disagree with each other, that disagreement is</w:t>
+        <w:br/>
+        <w:t>a finding: it usually marks the gap between what a method claims and what</w:t>
+        <w:br/>
+        <w:t xml:space="preserve">survives contact with a delivery team. </w:t>
+      </w:r>
+    </w:p>
+    <w:p>
+      <w:pPr>
+        <w:pStyle w:val="Heading1"/>
+        <w:bidi w:val="0"/>
+        <w:jc w:val="left"/>
+        <w:rPr/>
+      </w:pPr>
+      <w:r>
+        <w:rPr/>
+        <w:t>Observer sheet - UNUSED, retained for the record</w:t>
+      </w:r>
+    </w:p>
+    <w:p>
+      <w:pPr>
+        <w:pStyle w:val="TextBody"/>
+        <w:bidi w:val="0"/>
+        <w:spacing w:before="0" w:after="283"/>
+        <w:jc w:val="left"/>
+        <w:rPr/>
+      </w:pPr>
+      <w:r>
+        <w:rPr>
+          <w:rStyle w:val="StrongEmphasis"/>
+        </w:rPr>
+        <w:t>This sheet is not administered.</w:t>
+      </w:r>
+      <w:r>
+        <w:rPr/>
+        <w:t xml:space="preserve"> The moderated arm it belonged to was dropped</w:t>
+        <w:br/>
+        <w:t>2026-08-17: the study runs unmoderated only and nothing is recorded, so there is</w:t>
+        <w:br/>
+        <w:t>no observer and no observational data. Nothing below is printed, filled in, or</w:t>
+        <w:br/>
+        <w:t>analysed, and no result in Chapter 9 may be sourced from it.</w:t>
+      </w:r>
+    </w:p>
+    <w:p>
+      <w:pPr>
+        <w:pStyle w:val="TextBody"/>
+        <w:bidi w:val="0"/>
+        <w:spacing w:before="0" w:after="283"/>
+        <w:jc w:val="left"/>
+        <w:rPr/>
+      </w:pPr>
+      <w:r>
+        <w:rPr/>
+        <w:t>It is kept in the repository so the record shows what was designed and</w:t>
+        <w:br/>
+        <w:t>deliberately given up. The consequence - that the study cannot report measured</w:t>
+        <w:br/>
+        <w:t>completion rates, time on task, assist counts, error counts, or an</w:t>
+        <w:br/>
+        <w:t>observer-scored Task 8 comprehension judgement, and that Chapter 9's own admitted</w:t>
+        <w:br/>
+        <w:t>threat about measuring perception rather than delivered software quality is</w:t>
+        <w:br/>
+        <w:t>therefore left standing rather than partly answered - is declared in</w:t>
+        <w:br/>
+      </w:r>
+      <w:r>
+        <w:rPr>
+          <w:rStyle w:val="SourceText"/>
+        </w:rPr>
+        <w:t>EVALUATION-PLAN.md</w:t>
+      </w:r>
+      <w:r>
+        <w:rPr/>
+        <w:t xml:space="preserve"> and belongs in </w:t>
+      </w:r>
+      <w:r>
+        <w:rPr>
+          <w:rStyle w:val="SourceText"/>
+        </w:rPr>
+        <w:t>\Cref{sec:threats}</w:t>
+      </w:r>
+      <w:r>
+        <w:rPr/>
+        <w:t>.</w:t>
+      </w:r>
+    </w:p>
+    <w:p>
+      <w:pPr>
+        <w:pStyle w:val="TextBody"/>
+        <w:bidi w:val="0"/>
+        <w:spacing w:before="0" w:after="283"/>
+        <w:jc w:val="left"/>
+        <w:rPr/>
+      </w:pPr>
+      <w:r>
+        <w:rPr/>
+        <w:t xml:space="preserve">Task numbering matches </w:t>
+      </w:r>
+      <w:r>
+        <w:rPr>
+          <w:rStyle w:val="SourceText"/>
+        </w:rPr>
+        <w:t>task-script.md</w:t>
+      </w:r>
+      <w:r>
+        <w:rPr/>
+        <w:t>.</w:t>
+      </w:r>
+    </w:p>
+    <w:p>
+      <w:pPr>
+        <w:pStyle w:val="PreformattedText"/>
+        <w:pBdr/>
+        <w:shd w:fill="F7F8FA" w:val="clear"/>
+        <w:bidi w:val="0"/>
+        <w:spacing w:before="0" w:after="0"/>
+        <w:jc w:val="left"/>
+        <w:rPr/>
+      </w:pPr>
+      <w:r>
+        <w:rPr>
+          <w:rStyle w:val="SourceText"/>
+        </w:rPr>
+        <w:t>Participant ID:  P____        Date: __________     Language: EN / PT</w:t>
+      </w:r>
+    </w:p>
+    <w:p>
+      <w:pPr>
+        <w:pStyle w:val="PreformattedText"/>
+        <w:pBdr/>
+        <w:shd w:fill="F7F8FA" w:val="clear"/>
+        <w:bidi w:val="0"/>
+        <w:spacing w:before="0" w:after="0"/>
+        <w:jc w:val="left"/>
+        <w:rPr/>
+      </w:pPr>
+      <w:r>
+        <w:rPr>
+          <w:rStyle w:val="SourceText"/>
+        </w:rPr>
+        <w:t>Session start: ______   Session end: ______        Remote / In person</w:t>
+      </w:r>
+    </w:p>
+    <w:p>
+      <w:pPr>
+        <w:pStyle w:val="PreformattedText"/>
+        <w:bidi w:val="0"/>
+        <w:spacing w:before="0" w:after="283"/>
+        <w:jc w:val="left"/>
+        <w:rPr/>
+      </w:pPr>
+      <w:r>
+        <w:rPr>
+          <w:rStyle w:val="SourceText"/>
+        </w:rPr>
+        <w:t>Facilitator: ______________</w:t>
+      </w:r>
+    </w:p>
+    <w:p>
+      <w:pPr>
+        <w:pStyle w:val="Heading2"/>
+        <w:bidi w:val="0"/>
+        <w:jc w:val="left"/>
+        <w:rPr/>
+      </w:pPr>
+      <w:r>
+        <w:rPr/>
+        <w:t>Codes</w:t>
+      </w:r>
+    </w:p>
+    <w:p>
+      <w:pPr>
+        <w:pStyle w:val="TextBody"/>
+        <w:numPr>
+          <w:ilvl w:val="0"/>
+          <w:numId w:val="55"/>
+        </w:numPr>
+        <w:tabs>
+          <w:tab w:val="clear" w:pos="1134"/>
+          <w:tab w:val="left" w:pos="709" w:leader="none"/>
+        </w:tabs>
+        <w:bidi w:val="0"/>
+        <w:spacing w:before="0" w:after="0"/>
+        <w:ind w:left="709" w:hanging="283"/>
+        <w:jc w:val="left"/>
+        <w:rPr/>
+      </w:pPr>
+      <w:r>
+        <w:rPr>
+          <w:rStyle w:val="StrongEmphasis"/>
+        </w:rPr>
+        <w:t>Outcome:</w:t>
+      </w:r>
+      <w:r>
+        <w:rPr/>
+        <w:t xml:space="preserve"> </w:t>
+      </w:r>
+      <w:r>
+        <w:rPr>
+          <w:rStyle w:val="SourceText"/>
+        </w:rPr>
+        <w:t>C</w:t>
+      </w:r>
+      <w:r>
+        <w:rPr/>
+        <w:t xml:space="preserve"> completed unaided, </w:t>
+      </w:r>
+      <w:r>
+        <w:rPr>
+          <w:rStyle w:val="SourceText"/>
+        </w:rPr>
+        <w:t>CA</w:t>
+      </w:r>
+      <w:r>
+        <w:rPr/>
+        <w:t xml:space="preserve"> completed with assists, </w:t>
+      </w:r>
+      <w:r>
+        <w:rPr>
+          <w:rStyle w:val="SourceText"/>
+        </w:rPr>
+        <w:t>F</w:t>
+      </w:r>
+      <w:r>
+        <w:rPr/>
+        <w:t xml:space="preserve"> failed or</w:t>
+        <w:br/>
+        <w:t xml:space="preserve">abandoned after three assists. </w:t>
+      </w:r>
+    </w:p>
+    <w:p>
+      <w:pPr>
+        <w:pStyle w:val="TextBody"/>
+        <w:numPr>
+          <w:ilvl w:val="0"/>
+          <w:numId w:val="55"/>
+        </w:numPr>
+        <w:tabs>
+          <w:tab w:val="clear" w:pos="1134"/>
+          <w:tab w:val="left" w:pos="709" w:leader="none"/>
+        </w:tabs>
+        <w:bidi w:val="0"/>
+        <w:spacing w:before="0" w:after="0"/>
+        <w:ind w:left="709" w:hanging="283"/>
+        <w:jc w:val="left"/>
+        <w:rPr/>
+      </w:pPr>
+      <w:r>
+        <w:rPr>
+          <w:rStyle w:val="StrongEmphasis"/>
+        </w:rPr>
+        <w:t>Assist:</w:t>
+      </w:r>
+      <w:r>
+        <w:rPr/>
+        <w:t xml:space="preserve"> any hint given. Write it down </w:t>
+      </w:r>
+      <w:r>
+        <w:rPr>
+          <w:rStyle w:val="StrongEmphasis"/>
+        </w:rPr>
+        <w:t>verbatim</w:t>
+      </w:r>
+      <w:r>
+        <w:rPr/>
+        <w:t>. Assists are the most</w:t>
+        <w:br/>
+        <w:t>reusable output of the whole study - each one is a specific place the</w:t>
+        <w:br/>
+        <w:t xml:space="preserve">interface failed to communicate. </w:t>
+      </w:r>
+    </w:p>
+    <w:p>
+      <w:pPr>
+        <w:pStyle w:val="TextBody"/>
+        <w:numPr>
+          <w:ilvl w:val="0"/>
+          <w:numId w:val="55"/>
+        </w:numPr>
+        <w:tabs>
+          <w:tab w:val="clear" w:pos="1134"/>
+          <w:tab w:val="left" w:pos="709" w:leader="none"/>
+        </w:tabs>
+        <w:bidi w:val="0"/>
         <w:ind w:left="709" w:hanging="283"/>
         <w:jc w:val="left"/>
         <w:rPr/>
@@ -45719,7 +45680,22 @@
       </w:pPr>
       <w:r>
         <w:rPr/>
-        <w:t>Which parts apply to which arm</w:t>
+        <w:t>Which parts are used</w:t>
+      </w:r>
+    </w:p>
+    <w:p>
+      <w:pPr>
+        <w:pStyle w:val="TextBody"/>
+        <w:bidi w:val="0"/>
+        <w:spacing w:before="0" w:after="283"/>
+        <w:jc w:val="left"/>
+        <w:rPr/>
+      </w:pPr>
+      <w:r>
+        <w:rPr>
+          <w:rStyle w:val="StrongEmphasis"/>
+        </w:rPr>
+        <w:t>The study runs unmoderated only (decided 2026-08-17) and nothing is recorded.</w:t>
       </w:r>
     </w:p>
     <w:tbl>
@@ -45736,9 +45712,8 @@
         </w:tblCellMar>
       </w:tblPr>
       <w:tblGrid>
-        <w:gridCol w:w="1587"/>
-        <w:gridCol w:w="2760"/>
-        <w:gridCol w:w="1072"/>
+        <w:gridCol w:w="1568"/>
+        <w:gridCol w:w="3851"/>
       </w:tblGrid>
       <w:tr>
         <w:trPr>
@@ -45746,7 +45721,7 @@
         </w:trPr>
         <w:tc>
           <w:tcPr>
-            <w:tcW w:w="1587" w:type="dxa"/>
+            <w:tcW w:w="1568" w:type="dxa"/>
             <w:tcBorders/>
             <w:vAlign w:val="center"/>
           </w:tcPr>
@@ -45768,7 +45743,7 @@
         </w:tc>
         <w:tc>
           <w:tcPr>
-            <w:tcW w:w="2760" w:type="dxa"/>
+            <w:tcW w:w="3851" w:type="dxa"/>
             <w:tcBorders/>
             <w:vAlign w:val="center"/>
           </w:tcPr>
@@ -45784,29 +45759,7 @@
             </w:pPr>
             <w:r>
               <w:rPr/>
-              <w:t>Arm 1, unmoderated</w:t>
-            </w:r>
-          </w:p>
-        </w:tc>
-        <w:tc>
-          <w:tcPr>
-            <w:tcW w:w="1072" w:type="dxa"/>
-            <w:tcBorders/>
-            <w:vAlign w:val="center"/>
-          </w:tcPr>
-          <w:p>
-            <w:pPr>
-              <w:pStyle w:val="TableHeading"/>
-              <w:suppressLineNumbers/>
-              <w:shd w:fill="E8EDF5" w:val="clear"/>
-              <w:bidi w:val="0"/>
-              <w:spacing w:before="0" w:after="283"/>
-              <w:jc w:val="left"/>
-              <w:rPr/>
-            </w:pPr>
-            <w:r>
-              <w:rPr/>
-              <w:t>Arm 2, moderated</w:t>
+              <w:t>Status</w:t>
             </w:r>
           </w:p>
         </w:tc>
@@ -45815,7 +45768,7 @@
         <w:trPr/>
         <w:tc>
           <w:tcPr>
-            <w:tcW w:w="1587" w:type="dxa"/>
+            <w:tcW w:w="1568" w:type="dxa"/>
             <w:tcBorders/>
             <w:vAlign w:val="center"/>
           </w:tcPr>
@@ -45835,41 +45788,27 @@
         </w:tc>
         <w:tc>
           <w:tcPr>
-            <w:tcW w:w="2760" w:type="dxa"/>
-            <w:tcBorders/>
-            <w:vAlign w:val="center"/>
-          </w:tcPr>
-          <w:p>
-            <w:pPr>
-              <w:pStyle w:val="TableContents"/>
-              <w:bidi w:val="0"/>
-              <w:spacing w:before="0" w:after="283"/>
-              <w:jc w:val="left"/>
-              <w:rPr/>
-            </w:pPr>
-            <w:r>
-              <w:rPr/>
-              <w:t>first page of an online form, tick boxes, no signature</w:t>
-            </w:r>
-          </w:p>
-        </w:tc>
-        <w:tc>
-          <w:tcPr>
-            <w:tcW w:w="1072" w:type="dxa"/>
-            <w:tcBorders/>
-            <w:vAlign w:val="center"/>
-          </w:tcPr>
-          <w:p>
-            <w:pPr>
-              <w:pStyle w:val="TableContents"/>
-              <w:bidi w:val="0"/>
-              <w:spacing w:before="0" w:after="283"/>
-              <w:jc w:val="left"/>
-              <w:rPr/>
-            </w:pPr>
-            <w:r>
-              <w:rPr/>
-              <w:t>printed and signed</w:t>
+            <w:tcW w:w="3851" w:type="dxa"/>
+            <w:tcBorders/>
+            <w:vAlign w:val="center"/>
+          </w:tcPr>
+          <w:p>
+            <w:pPr>
+              <w:pStyle w:val="TableContents"/>
+              <w:bidi w:val="0"/>
+              <w:spacing w:before="0" w:after="283"/>
+              <w:jc w:val="left"/>
+              <w:rPr/>
+            </w:pPr>
+            <w:r>
+              <w:rPr>
+                <w:rStyle w:val="StrongEmphasis"/>
+              </w:rPr>
+              <w:t>used</w:t>
+            </w:r>
+            <w:r>
+              <w:rPr/>
+              <w:t xml:space="preserve"> - first page of an online form, tick boxes, no signature</w:t>
             </w:r>
           </w:p>
         </w:tc>
@@ -45878,7 +45817,7 @@
         <w:trPr/>
         <w:tc>
           <w:tcPr>
-            <w:tcW w:w="1587" w:type="dxa"/>
+            <w:tcW w:w="1568" w:type="dxa"/>
             <w:tcBorders/>
             <w:vAlign w:val="center"/>
           </w:tcPr>
@@ -45898,41 +45837,27 @@
         </w:tc>
         <w:tc>
           <w:tcPr>
-            <w:tcW w:w="2760" w:type="dxa"/>
-            <w:tcBorders/>
-            <w:vAlign w:val="center"/>
-          </w:tcPr>
-          <w:p>
-            <w:pPr>
-              <w:pStyle w:val="TableContents"/>
-              <w:bidi w:val="0"/>
-              <w:spacing w:before="0" w:after="283"/>
-              <w:jc w:val="left"/>
-              <w:rPr/>
-            </w:pPr>
-            <w:r>
-              <w:rPr/>
-              <w:t>same online form, immediately after consent</w:t>
-            </w:r>
-          </w:p>
-        </w:tc>
-        <w:tc>
-          <w:tcPr>
-            <w:tcW w:w="1072" w:type="dxa"/>
-            <w:tcBorders/>
-            <w:vAlign w:val="center"/>
-          </w:tcPr>
-          <w:p>
-            <w:pPr>
-              <w:pStyle w:val="TableContents"/>
-              <w:bidi w:val="0"/>
-              <w:spacing w:before="0" w:after="283"/>
-              <w:jc w:val="left"/>
-              <w:rPr/>
-            </w:pPr>
-            <w:r>
-              <w:rPr/>
-              <w:t>same, on paper</w:t>
+            <w:tcW w:w="3851" w:type="dxa"/>
+            <w:tcBorders/>
+            <w:vAlign w:val="center"/>
+          </w:tcPr>
+          <w:p>
+            <w:pPr>
+              <w:pStyle w:val="TableContents"/>
+              <w:bidi w:val="0"/>
+              <w:spacing w:before="0" w:after="283"/>
+              <w:jc w:val="left"/>
+              <w:rPr/>
+            </w:pPr>
+            <w:r>
+              <w:rPr>
+                <w:rStyle w:val="StrongEmphasis"/>
+              </w:rPr>
+              <w:t>used</w:t>
+            </w:r>
+            <w:r>
+              <w:rPr/>
+              <w:t xml:space="preserve"> - same online form, immediately after consent</w:t>
             </w:r>
           </w:p>
         </w:tc>
@@ -45941,7 +45866,7 @@
         <w:trPr/>
         <w:tc>
           <w:tcPr>
-            <w:tcW w:w="1587" w:type="dxa"/>
+            <w:tcW w:w="1568" w:type="dxa"/>
             <w:tcBorders/>
             <w:vAlign w:val="center"/>
           </w:tcPr>
@@ -45961,7 +45886,7 @@
         </w:tc>
         <w:tc>
           <w:tcPr>
-            <w:tcW w:w="2760" w:type="dxa"/>
+            <w:tcW w:w="3851" w:type="dxa"/>
             <w:tcBorders/>
             <w:vAlign w:val="center"/>
           </w:tcPr>
@@ -45977,11 +45902,11 @@
               <w:rPr>
                 <w:rStyle w:val="StrongEmphasis"/>
               </w:rPr>
-              <w:t>not used</w:t>
-            </w:r>
-            <w:r>
-              <w:rPr/>
-              <w:t xml:space="preserve"> - </w:t>
+              <w:t>unused</w:t>
+            </w:r>
+            <w:r>
+              <w:rPr/>
+              <w:t xml:space="preserve"> - there is no facilitator; </w:t>
             </w:r>
             <w:r>
               <w:rPr>
@@ -45991,27 +45916,7 @@
             </w:r>
             <w:r>
               <w:rPr/>
-              <w:t xml:space="preserve"> "Before You Begin" replaces it</w:t>
-            </w:r>
-          </w:p>
-        </w:tc>
-        <w:tc>
-          <w:tcPr>
-            <w:tcW w:w="1072" w:type="dxa"/>
-            <w:tcBorders/>
-            <w:vAlign w:val="center"/>
-          </w:tcPr>
-          <w:p>
-            <w:pPr>
-              <w:pStyle w:val="TableContents"/>
-              <w:bidi w:val="0"/>
-              <w:spacing w:before="0" w:after="283"/>
-              <w:jc w:val="left"/>
-              <w:rPr/>
-            </w:pPr>
-            <w:r>
-              <w:rPr/>
-              <w:t>read aloud, verbatim</w:t>
+              <w:t xml:space="preserve"> "Before You Begin" does this job. Kept below for the record only</w:t>
             </w:r>
           </w:p>
         </w:tc>
@@ -46020,7 +45925,7 @@
         <w:trPr/>
         <w:tc>
           <w:tcPr>
-            <w:tcW w:w="1587" w:type="dxa"/>
+            <w:tcW w:w="1568" w:type="dxa"/>
             <w:tcBorders/>
             <w:vAlign w:val="center"/>
           </w:tcPr>
@@ -46040,41 +45945,27 @@
         </w:tc>
         <w:tc>
           <w:tcPr>
-            <w:tcW w:w="2760" w:type="dxa"/>
-            <w:tcBorders/>
-            <w:vAlign w:val="center"/>
-          </w:tcPr>
-          <w:p>
-            <w:pPr>
-              <w:pStyle w:val="TableContents"/>
-              <w:bidi w:val="0"/>
-              <w:spacing w:before="0" w:after="283"/>
-              <w:jc w:val="left"/>
-              <w:rPr/>
-            </w:pPr>
-            <w:r>
-              <w:rPr/>
-              <w:t>not applicable</w:t>
-            </w:r>
-          </w:p>
-        </w:tc>
-        <w:tc>
-          <w:tcPr>
-            <w:tcW w:w="1072" w:type="dxa"/>
-            <w:tcBorders/>
-            <w:vAlign w:val="center"/>
-          </w:tcPr>
-          <w:p>
-            <w:pPr>
-              <w:pStyle w:val="TableContents"/>
-              <w:bidi w:val="0"/>
-              <w:spacing w:before="0" w:after="283"/>
-              <w:jc w:val="left"/>
-              <w:rPr/>
-            </w:pPr>
-            <w:r>
-              <w:rPr/>
-              <w:t>applies</w:t>
+            <w:tcW w:w="3851" w:type="dxa"/>
+            <w:tcBorders/>
+            <w:vAlign w:val="center"/>
+          </w:tcPr>
+          <w:p>
+            <w:pPr>
+              <w:pStyle w:val="TableContents"/>
+              <w:bidi w:val="0"/>
+              <w:spacing w:before="0" w:after="283"/>
+              <w:jc w:val="left"/>
+              <w:rPr/>
+            </w:pPr>
+            <w:r>
+              <w:rPr>
+                <w:rStyle w:val="StrongEmphasis"/>
+              </w:rPr>
+              <w:t>unused</w:t>
+            </w:r>
+            <w:r>
+              <w:rPr/>
+              <w:t>, same reason</w:t>
             </w:r>
           </w:p>
         </w:tc>
@@ -46090,9 +45981,9 @@
       </w:pPr>
       <w:r>
         <w:rPr/>
-        <w:t>In arm 1 the consent tick boxes and the demographics questions go on a single</w:t>
-        <w:br/>
-        <w:t xml:space="preserve">short form that the participant completes </w:t>
+        <w:t>The consent tick boxes and the demographics questions go on a single short form</w:t>
+        <w:br/>
+        <w:t xml:space="preserve">that the participant completes </w:t>
       </w:r>
       <w:r>
         <w:rPr>
@@ -46102,13 +45993,13 @@
       </w:r>
       <w:r>
         <w:rPr/>
-        <w:t xml:space="preserve"> opening the task script.</w:t>
-        <w:br/>
-        <w:t>Do not bundle them into the SUS or TLX forms: consent has to be given before any</w:t>
-        <w:br/>
-        <w:t>data is collected, and demographics answered at the end get skipped by anyone</w:t>
-        <w:br/>
-        <w:t>whose session overran.</w:t>
+        <w:t xml:space="preserve"> opening the task script. Do not bundle</w:t>
+        <w:br/>
+        <w:t>them into the SUS or TLX forms: consent has to be given before any data is</w:t>
+        <w:br/>
+        <w:t>collected, and demographics answered at the end get skipped by anyone whose</w:t>
+        <w:br/>
+        <w:t>session overran.</w:t>
       </w:r>
     </w:p>
     <w:p>
@@ -46121,13 +46012,27 @@
       </w:pPr>
       <w:r>
         <w:rPr/>
-        <w:t>Arm 1 consent wording needs two small changes from the printed text below:</w:t>
-        <w:br/>
-        <w:t>replace "Signature" with a required tick box reading "I confirm I have read and</w:t>
-        <w:br/>
-        <w:t>agree to the above", and drop the screen-recording item unless the unmoderated</w:t>
-        <w:br/>
-        <w:t>sessions are actually being recorded, which by default they are not.</w:t>
+        <w:t xml:space="preserve">The form below is the wording as administered. There is </w:t>
+      </w:r>
+      <w:r>
+        <w:rPr>
+          <w:rStyle w:val="StrongEmphasis"/>
+        </w:rPr>
+        <w:t>no</w:t>
+      </w:r>
+      <w:r>
+        <w:rPr/>
+        <w:t xml:space="preserve"> screen or audio</w:t>
+        <w:br/>
+        <w:t>recording consent item, in either language, because no session and no interview</w:t>
+        <w:br/>
+        <w:t>is recorded - interviews are written up from contemporaneous notes. Three consent</w:t>
+        <w:br/>
+        <w:t>items remain, one required and two optional. "Signature" is a required tick box</w:t>
+        <w:br/>
+        <w:t>reading "I confirm I have read and agree to the above", since the form is</w:t>
+        <w:br/>
+        <w:t>online.</w:t>
       </w:r>
     </w:p>
     <w:p>
@@ -46231,15 +46136,15 @@
         <w:rPr/>
         <w:t xml:space="preserve"> You will use a software tool for about 60 minutes to</w:t>
         <w:br/>
-        <w:t>complete nine predefined tasks, thinking aloud as you go. After six of those</w:t>
-        <w:br/>
-        <w:t>tasks you will fill in a short workload questionnaire, which takes about a</w:t>
-        <w:br/>
-        <w:t>minute each time. At the end of the session you will fill in two further short</w:t>
-        <w:br/>
-        <w:t>questionnaires, taking about 20 minutes in total. You may optionally be invited</w:t>
-        <w:br/>
-        <w:t>to a separate interview of 30 to 45 minutes.</w:t>
+        <w:t>complete nine predefined tasks, working on your own and at your own pace. After</w:t>
+        <w:br/>
+        <w:t>six of those tasks you will fill in a short workload questionnaire, which takes</w:t>
+        <w:br/>
+        <w:t>about a minute each time. At the end of the session you will fill in two further</w:t>
+        <w:br/>
+        <w:t>short questionnaires, taking about 20 minutes in total. You may optionally be</w:t>
+        <w:br/>
+        <w:t>invited to a separate interview of 30 to 45 minutes.</w:t>
       </w:r>
     </w:p>
     <w:p>
@@ -46281,11 +46186,25 @@
       </w:r>
       <w:r>
         <w:rPr/>
-        <w:t xml:space="preserve"> Your answers to the questionnaires, notes taken by the</w:t>
-        <w:br/>
-        <w:t>observer, the times you take on each task, and, with your separate permission</w:t>
-        <w:br/>
-        <w:t>below, a screen and audio recording of the session.</w:t>
+        <w:t xml:space="preserve"> Only your answers to the questionnaires, and the times at</w:t>
+        <w:br/>
+        <w:t xml:space="preserve">which you submit each form. Nobody watches the session. </w:t>
+      </w:r>
+      <w:r>
+        <w:rPr>
+          <w:rStyle w:val="StrongEmphasis"/>
+        </w:rPr>
+        <w:t>Your screen is not</w:t>
+        <w:br/>
+        <w:t>recorded, your audio is not recorded, and no video is taken at any point.</w:t>
+      </w:r>
+      <w:r>
+        <w:rPr/>
+        <w:t xml:space="preserve"> If</w:t>
+        <w:br/>
+        <w:t>you take part in the follow-up interview, that is not recorded either; the</w:t>
+        <w:br/>
+        <w:t>researcher takes written notes.</w:t>
       </w:r>
     </w:p>
     <w:p>
@@ -46329,15 +46248,15 @@
       </w:r>
       <w:r>
         <w:rPr/>
-        <w:t xml:space="preserve"> Recordings are stored encrypted, are accessible only to the</w:t>
-        <w:br/>
-        <w:t>researcher, and are deleted after transcription and no later than the conclusion</w:t>
-        <w:br/>
-        <w:t>of the dissertation. Anonymised questionnaire responses and transcripts are kept</w:t>
-        <w:br/>
-        <w:t>so that reported results can be independently recomputed, and may be reproduced</w:t>
-        <w:br/>
-        <w:t>in an appendix of the dissertation in anonymised form.</w:t>
+        <w:t xml:space="preserve"> There are no recordings to store or delete, because none are</w:t>
+        <w:br/>
+        <w:t>made. Anonymised questionnaire responses and anonymised interview notes are</w:t>
+        <w:br/>
+        <w:t>stored, accessible only to the researcher, and are kept so that reported results</w:t>
+        <w:br/>
+        <w:t>can be independently recomputed. They may be reproduced in an appendix of the</w:t>
+        <w:br/>
+        <w:t>dissertation in anonymised form.</w:t>
       </w:r>
     </w:p>
     <w:p>
@@ -46429,7 +46348,7 @@
         <w:rPr>
           <w:rStyle w:val="SourceText"/>
         </w:rPr>
-        <w:t>[ ] I consent to participate.</w:t>
+        <w:t>[ ] I confirm I have read and agree to the above.        (required)</w:t>
       </w:r>
     </w:p>
     <w:p>
@@ -46446,7 +46365,7 @@
         <w:rPr>
           <w:rStyle w:val="SourceText"/>
         </w:rPr>
-        <w:t>[ ] I consent to the session being screen and audio recorded.</w:t>
+        <w:t>[ ] I consent to anonymised quotations being used in the dissertation.</w:t>
       </w:r>
     </w:p>
     <w:p>
@@ -46463,7 +46382,7 @@
         <w:rPr>
           <w:rStyle w:val="SourceText"/>
         </w:rPr>
-        <w:t>[ ] I consent to anonymised quotations being used in the dissertation.</w:t>
+        <w:t>[ ] I agree to be contacted about a follow-up interview.</w:t>
       </w:r>
     </w:p>
     <w:p>
@@ -46477,46 +46396,12 @@
         <w:rPr/>
       </w:pPr>
       <w:r>
-        <w:rPr>
-          <w:rStyle w:val="SourceText"/>
-        </w:rPr>
-        <w:t>[ ] I agree to be contacted about a follow-up interview.</w:t>
+        <w:rPr/>
       </w:r>
     </w:p>
     <w:p>
       <w:pPr>
         <w:pStyle w:val="PreformattedText"/>
-        <w:pBdr/>
-        <w:shd w:fill="F7F8FA" w:val="clear"/>
-        <w:bidi w:val="0"/>
-        <w:spacing w:before="0" w:after="0"/>
-        <w:jc w:val="left"/>
-        <w:rPr/>
-      </w:pPr>
-      <w:r>
-        <w:rPr/>
-      </w:r>
-    </w:p>
-    <w:p>
-      <w:pPr>
-        <w:pStyle w:val="PreformattedText"/>
-        <w:pBdr/>
-        <w:shd w:fill="F7F8FA" w:val="clear"/>
-        <w:bidi w:val="0"/>
-        <w:spacing w:before="0" w:after="0"/>
-        <w:jc w:val="left"/>
-        <w:rPr/>
-      </w:pPr>
-      <w:r>
-        <w:rPr>
-          <w:rStyle w:val="SourceText"/>
-        </w:rPr>
-        <w:t>Name (block capitals): ______________________________</w:t>
-      </w:r>
-    </w:p>
-    <w:p>
-      <w:pPr>
-        <w:pStyle w:val="PreformattedText"/>
         <w:bidi w:val="0"/>
         <w:spacing w:before="0" w:after="283"/>
         <w:jc w:val="left"/>
@@ -46526,7 +46411,7 @@
         <w:rPr>
           <w:rStyle w:val="SourceText"/>
         </w:rPr>
-        <w:t>Signature: __________________________  Date: ____________</w:t>
+        <w:t>Participant code (from your card): ____________</w:t>
       </w:r>
     </w:p>
     <w:p>
@@ -46630,7 +46515,7 @@
         <w:rPr/>
         <w:t xml:space="preserve"> Vai utilizar uma ferramenta de software durante cerca de 60</w:t>
         <w:br/>
-        <w:t>minutos para realizar nove tarefas predefinidas, verbalizando o seu raciocínio.</w:t>
+        <w:t>minutos para realizar nove tarefas predefinidas, sozinho e ao seu próprio ritmo.</w:t>
         <w:br/>
         <w:t>Depois de seis dessas tarefas preencherá um questionário curto sobre a carga de</w:t>
         <w:br/>
@@ -46682,11 +46567,25 @@
       </w:r>
       <w:r>
         <w:rPr/>
-        <w:t xml:space="preserve"> As suas respostas aos questionários, notas do observador,</w:t>
-        <w:br/>
-        <w:t>os tempos de cada tarefa e, mediante autorização separada abaixo, gravação de</w:t>
-        <w:br/>
-        <w:t>ecrã e áudio da sessão.</w:t>
+        <w:t xml:space="preserve"> Apenas as suas respostas aos questionários e a hora a que</w:t>
+        <w:br/>
+        <w:t xml:space="preserve">submete cada formulário. Ninguém assiste à sessão. </w:t>
+      </w:r>
+      <w:r>
+        <w:rPr>
+          <w:rStyle w:val="StrongEmphasis"/>
+        </w:rPr>
+        <w:t>O seu ecrã não é gravado, o</w:t>
+        <w:br/>
+        <w:t>áudio não é gravado e não é captado vídeo em momento algum.</w:t>
+      </w:r>
+      <w:r>
+        <w:rPr/>
+        <w:t xml:space="preserve"> Se participar na</w:t>
+        <w:br/>
+        <w:t>entrevista de seguimento, esta também não é gravada; o investigador toma notas</w:t>
+        <w:br/>
+        <w:t>escritas.</w:t>
       </w:r>
     </w:p>
     <w:p>
@@ -46732,13 +46631,13 @@
       </w:r>
       <w:r>
         <w:rPr/>
-        <w:t xml:space="preserve"> As gravações são guardadas cifradas, acessíveis apenas</w:t>
-        <w:br/>
-        <w:t>ao investigador, e são eliminadas após transcrição e nunca depois da conclusão</w:t>
-        <w:br/>
-        <w:t>da dissertação. As respostas anonimizadas e as transcrições são conservadas para</w:t>
-        <w:br/>
-        <w:t>que os resultados possam ser recalculados de forma independente, e podem ser</w:t>
+        <w:t xml:space="preserve"> Não existem gravações para guardar ou eliminar, porque</w:t>
+        <w:br/>
+        <w:t>nenhuma é feita. As respostas anonimizadas e as notas anonimizadas das</w:t>
+        <w:br/>
+        <w:t>entrevistas são guardadas, acessíveis apenas ao investigador, e são conservadas</w:t>
+        <w:br/>
+        <w:t>para que os resultados possam ser recalculados de forma independente. Podem ser</w:t>
         <w:br/>
         <w:t>reproduzidas de forma anonimizada num anexo da dissertação.</w:t>
       </w:r>
@@ -46834,7 +46733,7 @@
         <w:rPr>
           <w:rStyle w:val="SourceText"/>
         </w:rPr>
-        <w:t>[ ] Consinto em participar.</w:t>
+        <w:t>[ ] Confirmo que li e aceito o acima descrito.        (obrigatório)</w:t>
       </w:r>
     </w:p>
     <w:p>
@@ -46851,7 +46750,7 @@
         <w:rPr>
           <w:rStyle w:val="SourceText"/>
         </w:rPr>
-        <w:t>[ ] Consinto na gravação de ecrã e áudio da sessão.</w:t>
+        <w:t>[ ] Consinto na utilização de citações anonimizadas na dissertação.</w:t>
       </w:r>
     </w:p>
     <w:p>
@@ -46868,7 +46767,7 @@
         <w:rPr>
           <w:rStyle w:val="SourceText"/>
         </w:rPr>
-        <w:t>[ ] Consinto na utilização de citações anonimizadas na dissertação.</w:t>
+        <w:t>[ ] Aceito ser contactado para uma entrevista de seguimento.</w:t>
       </w:r>
     </w:p>
     <w:p>
@@ -46882,46 +46781,12 @@
         <w:rPr/>
       </w:pPr>
       <w:r>
-        <w:rPr>
-          <w:rStyle w:val="SourceText"/>
-        </w:rPr>
-        <w:t>[ ] Aceito ser contactado para uma entrevista de seguimento.</w:t>
+        <w:rPr/>
       </w:r>
     </w:p>
     <w:p>
       <w:pPr>
         <w:pStyle w:val="PreformattedText"/>
-        <w:pBdr/>
-        <w:shd w:fill="F7F8FA" w:val="clear"/>
-        <w:bidi w:val="0"/>
-        <w:spacing w:before="0" w:after="0"/>
-        <w:jc w:val="left"/>
-        <w:rPr/>
-      </w:pPr>
-      <w:r>
-        <w:rPr/>
-      </w:r>
-    </w:p>
-    <w:p>
-      <w:pPr>
-        <w:pStyle w:val="PreformattedText"/>
-        <w:pBdr/>
-        <w:shd w:fill="F7F8FA" w:val="clear"/>
-        <w:bidi w:val="0"/>
-        <w:spacing w:before="0" w:after="0"/>
-        <w:jc w:val="left"/>
-        <w:rPr/>
-      </w:pPr>
-      <w:r>
-        <w:rPr>
-          <w:rStyle w:val="SourceText"/>
-        </w:rPr>
-        <w:t>Nome (maiúsculas): ______________________________</w:t>
-      </w:r>
-    </w:p>
-    <w:p>
-      <w:pPr>
-        <w:pStyle w:val="PreformattedText"/>
         <w:bidi w:val="0"/>
         <w:spacing w:before="0" w:after="283"/>
         <w:jc w:val="left"/>
@@ -46931,7 +46796,7 @@
         <w:rPr>
           <w:rStyle w:val="SourceText"/>
         </w:rPr>
-        <w:t>Assinatura: __________________________  Data: ____________</w:t>
+        <w:t>Código de participante (do seu cartão): ____________</w:t>
       </w:r>
     </w:p>
     <w:p>
@@ -46971,7 +46836,9 @@
       </w:pPr>
       <w:r>
         <w:rPr/>
-        <w:t>Filled in at the start, immediately after consent. Attach to the observer sheet.</w:t>
+        <w:t>Filled in at the start, immediately after consent, on the same online form (F0).</w:t>
+        <w:br/>
+        <w:t>The participant code is the join key back to the other three forms.</w:t>
       </w:r>
     </w:p>
     <w:p>
@@ -47375,7 +47242,7 @@
       </w:pPr>
       <w:r>
         <w:rPr/>
-        <w:t>Facilitator briefing script</w:t>
+        <w:t>Facilitator briefing script - UNUSED</w:t>
       </w:r>
     </w:p>
     <w:p>
@@ -47387,10 +47254,32 @@
         <w:rPr/>
       </w:pPr>
       <w:r>
-        <w:rPr/>
-        <w:t>Read this out. Do not improvise it. Improvising the briefing is how a</w:t>
-        <w:br/>
-        <w:t>facilitator accidentally teaches the participant the interface.</w:t>
+        <w:rPr>
+          <w:rStyle w:val="StrongEmphasis"/>
+        </w:rPr>
+        <w:t>Not administered.</w:t>
+      </w:r>
+      <w:r>
+        <w:rPr/>
+        <w:t xml:space="preserve"> The study is unmoderated, so no facilitator is present and</w:t>
+        <w:br/>
+        <w:t xml:space="preserve">nothing below is read to anyone. </w:t>
+      </w:r>
+      <w:r>
+        <w:rPr>
+          <w:rStyle w:val="SourceText"/>
+        </w:rPr>
+        <w:t>task-script.md</w:t>
+      </w:r>
+      <w:r>
+        <w:rPr/>
+        <w:t>'s "Before You Begin" section</w:t>
+        <w:br/>
+        <w:t>carries the equivalent text in written form. This section and the do-not-do list</w:t>
+        <w:br/>
+        <w:t>that follows are retained only so the record shows what the dropped moderated</w:t>
+        <w:br/>
+        <w:t>arm would have used.</w:t>
       </w:r>
     </w:p>
     <w:p>
@@ -47574,7 +47463,7 @@
         <w:pStyle w:val="TextBody"/>
         <w:numPr>
           <w:ilvl w:val="0"/>
-          <w:numId w:val="55"/>
+          <w:numId w:val="56"/>
         </w:numPr>
         <w:tabs>
           <w:tab w:val="clear" w:pos="1134"/>
@@ -47596,7 +47485,7 @@
         <w:pStyle w:val="TextBody"/>
         <w:numPr>
           <w:ilvl w:val="0"/>
-          <w:numId w:val="55"/>
+          <w:numId w:val="56"/>
         </w:numPr>
         <w:tabs>
           <w:tab w:val="clear" w:pos="1134"/>
@@ -47618,7 +47507,7 @@
         <w:pStyle w:val="TextBody"/>
         <w:numPr>
           <w:ilvl w:val="0"/>
-          <w:numId w:val="55"/>
+          <w:numId w:val="56"/>
         </w:numPr>
         <w:tabs>
           <w:tab w:val="clear" w:pos="1134"/>
@@ -47640,7 +47529,7 @@
         <w:pStyle w:val="TextBody"/>
         <w:numPr>
           <w:ilvl w:val="0"/>
-          <w:numId w:val="55"/>
+          <w:numId w:val="56"/>
         </w:numPr>
         <w:tabs>
           <w:tab w:val="clear" w:pos="1134"/>
@@ -47662,7 +47551,7 @@
         <w:pStyle w:val="TextBody"/>
         <w:numPr>
           <w:ilvl w:val="0"/>
-          <w:numId w:val="55"/>
+          <w:numId w:val="56"/>
         </w:numPr>
         <w:tabs>
           <w:tab w:val="clear" w:pos="1134"/>
@@ -47686,7 +47575,7 @@
         <w:pStyle w:val="TextBody"/>
         <w:numPr>
           <w:ilvl w:val="0"/>
-          <w:numId w:val="55"/>
+          <w:numId w:val="56"/>
         </w:numPr>
         <w:tabs>
           <w:tab w:val="clear" w:pos="1134"/>
@@ -49652,6 +49541,125 @@
   <w:abstractNum w:abstractNumId="16">
     <w:lvl w:ilvl="0">
       <w:start w:val="1"/>
+      <w:numFmt w:val="decimal"/>
+      <w:lvlText w:val="%1."/>
+      <w:lvlJc w:val="left"/>
+      <w:pPr>
+        <w:tabs>
+          <w:tab w:val="num" w:pos="709"/>
+        </w:tabs>
+        <w:ind w:left="709" w:hanging="283"/>
+      </w:pPr>
+      <w:rPr/>
+    </w:lvl>
+    <w:lvl w:ilvl="1">
+      <w:start w:val="1"/>
+      <w:numFmt w:val="decimal"/>
+      <w:lvlText w:val="%2."/>
+      <w:lvlJc w:val="left"/>
+      <w:pPr>
+        <w:tabs>
+          <w:tab w:val="num" w:pos="1418"/>
+        </w:tabs>
+        <w:ind w:left="1418" w:hanging="283"/>
+      </w:pPr>
+      <w:rPr/>
+    </w:lvl>
+    <w:lvl w:ilvl="2">
+      <w:start w:val="1"/>
+      <w:numFmt w:val="decimal"/>
+      <w:lvlText w:val="%3."/>
+      <w:lvlJc w:val="left"/>
+      <w:pPr>
+        <w:tabs>
+          <w:tab w:val="num" w:pos="2127"/>
+        </w:tabs>
+        <w:ind w:left="2127" w:hanging="283"/>
+      </w:pPr>
+      <w:rPr/>
+    </w:lvl>
+    <w:lvl w:ilvl="3">
+      <w:start w:val="1"/>
+      <w:numFmt w:val="decimal"/>
+      <w:lvlText w:val="%4."/>
+      <w:lvlJc w:val="left"/>
+      <w:pPr>
+        <w:tabs>
+          <w:tab w:val="num" w:pos="2836"/>
+        </w:tabs>
+        <w:ind w:left="2836" w:hanging="283"/>
+      </w:pPr>
+      <w:rPr/>
+    </w:lvl>
+    <w:lvl w:ilvl="4">
+      <w:start w:val="1"/>
+      <w:numFmt w:val="decimal"/>
+      <w:lvlText w:val="%5."/>
+      <w:lvlJc w:val="left"/>
+      <w:pPr>
+        <w:tabs>
+          <w:tab w:val="num" w:pos="3545"/>
+        </w:tabs>
+        <w:ind w:left="3545" w:hanging="283"/>
+      </w:pPr>
+      <w:rPr/>
+    </w:lvl>
+    <w:lvl w:ilvl="5">
+      <w:start w:val="1"/>
+      <w:numFmt w:val="decimal"/>
+      <w:lvlText w:val="%6."/>
+      <w:lvlJc w:val="left"/>
+      <w:pPr>
+        <w:tabs>
+          <w:tab w:val="num" w:pos="4254"/>
+        </w:tabs>
+        <w:ind w:left="4254" w:hanging="283"/>
+      </w:pPr>
+      <w:rPr/>
+    </w:lvl>
+    <w:lvl w:ilvl="6">
+      <w:start w:val="1"/>
+      <w:numFmt w:val="decimal"/>
+      <w:lvlText w:val="%7."/>
+      <w:lvlJc w:val="left"/>
+      <w:pPr>
+        <w:tabs>
+          <w:tab w:val="num" w:pos="4963"/>
+        </w:tabs>
+        <w:ind w:left="4963" w:hanging="283"/>
+      </w:pPr>
+      <w:rPr/>
+    </w:lvl>
+    <w:lvl w:ilvl="7">
+      <w:start w:val="1"/>
+      <w:numFmt w:val="decimal"/>
+      <w:lvlText w:val="%8."/>
+      <w:lvlJc w:val="left"/>
+      <w:pPr>
+        <w:tabs>
+          <w:tab w:val="num" w:pos="5672"/>
+        </w:tabs>
+        <w:ind w:left="5672" w:hanging="283"/>
+      </w:pPr>
+      <w:rPr/>
+    </w:lvl>
+    <w:lvl w:ilvl="8">
+      <w:start w:val="1"/>
+      <w:numFmt w:val="decimal"/>
+      <w:lvlText w:val="%9."/>
+      <w:lvlJc w:val="left"/>
+      <w:pPr>
+        <w:tabs>
+          <w:tab w:val="num" w:pos="6381"/>
+        </w:tabs>
+        <w:ind w:left="6381" w:hanging="283"/>
+      </w:pPr>
+      <w:rPr/>
+    </w:lvl>
+  </w:abstractNum>
+  <w:abstractNum w:abstractNumId="17">
+    <w:lvl w:ilvl="0">
+      <w:start w:val="1"/>
       <w:numFmt w:val="bullet"/>
       <w:lvlText w:val=""/>
       <w:lvlJc w:val="left"/>
@@ -49786,7 +49794,7 @@
       </w:rPr>
     </w:lvl>
   </w:abstractNum>
-  <w:abstractNum w:abstractNumId="17">
+  <w:abstractNum w:abstractNumId="18">
     <w:lvl w:ilvl="0">
       <w:start w:val="1"/>
       <w:numFmt w:val="decimal"/>
@@ -49905,7 +49913,7 @@
       <w:rPr/>
     </w:lvl>
   </w:abstractNum>
-  <w:abstractNum w:abstractNumId="18">
+  <w:abstractNum w:abstractNumId="19">
     <w:lvl w:ilvl="0">
       <w:start w:val="1"/>
       <w:numFmt w:val="bullet"/>
@@ -50042,7 +50050,7 @@
       </w:rPr>
     </w:lvl>
   </w:abstractNum>
-  <w:abstractNum w:abstractNumId="19">
+  <w:abstractNum w:abstractNumId="20">
     <w:lvl w:ilvl="0">
       <w:start w:val="1"/>
       <w:numFmt w:val="bullet"/>
@@ -50179,7 +50187,7 @@
       </w:rPr>
     </w:lvl>
   </w:abstractNum>
-  <w:abstractNum w:abstractNumId="20">
+  <w:abstractNum w:abstractNumId="21">
     <w:lvl w:ilvl="0">
       <w:start w:val="1"/>
       <w:numFmt w:val="decimal"/>
@@ -50296,143 +50304,6 @@
         <w:ind w:left="6381" w:hanging="283"/>
       </w:pPr>
       <w:rPr/>
-    </w:lvl>
-  </w:abstractNum>
-  <w:abstractNum w:abstractNumId="21">
-    <w:lvl w:ilvl="0">
-      <w:start w:val="1"/>
-      <w:numFmt w:val="bullet"/>
-      <w:lvlText w:val=""/>
-      <w:lvlJc w:val="left"/>
-      <w:pPr>
-        <w:tabs>
-          <w:tab w:val="num" w:pos="709"/>
-        </w:tabs>
-        <w:ind w:left="709" w:hanging="283"/>
-      </w:pPr>
-      <w:rPr>
-        <w:rFonts w:ascii="Symbol" w:hAnsi="Symbol" w:cs="Symbol" w:hint="default"/>
-      </w:rPr>
-    </w:lvl>
-    <w:lvl w:ilvl="1">
-      <w:start w:val="1"/>
-      <w:numFmt w:val="bullet"/>
-      <w:lvlText w:val=""/>
-      <w:lvlJc w:val="left"/>
-      <w:pPr>
-        <w:tabs>
-          <w:tab w:val="num" w:pos="1418"/>
-        </w:tabs>
-        <w:ind w:left="1418" w:hanging="283"/>
-      </w:pPr>
-      <w:rPr>
-        <w:rFonts w:ascii="Symbol" w:hAnsi="Symbol" w:cs="Symbol" w:hint="default"/>
-      </w:rPr>
-    </w:lvl>
-    <w:lvl w:ilvl="2">
-      <w:start w:val="1"/>
-      <w:numFmt w:val="bullet"/>
-      <w:lvlText w:val=""/>
-      <w:lvlJc w:val="left"/>
-      <w:pPr>
-        <w:tabs>
-          <w:tab w:val="num" w:pos="2127"/>
-        </w:tabs>
-        <w:ind w:left="2127" w:hanging="283"/>
-      </w:pPr>
-      <w:rPr>
-        <w:rFonts w:ascii="Symbol" w:hAnsi="Symbol" w:cs="Symbol" w:hint="default"/>
-      </w:rPr>
-    </w:lvl>
-    <w:lvl w:ilvl="3">
-      <w:start w:val="1"/>
-      <w:numFmt w:val="bullet"/>
-      <w:lvlText w:val=""/>
-      <w:lvlJc w:val="left"/>
-      <w:pPr>
-        <w:tabs>
-          <w:tab w:val="num" w:pos="2836"/>
-        </w:tabs>
-        <w:ind w:left="2836" w:hanging="283"/>
-      </w:pPr>
-      <w:rPr>
-        <w:rFonts w:ascii="Symbol" w:hAnsi="Symbol" w:cs="Symbol" w:hint="default"/>
-      </w:rPr>
-    </w:lvl>
-    <w:lvl w:ilvl="4">
-      <w:start w:val="1"/>
-      <w:numFmt w:val="bullet"/>
-      <w:lvlText w:val=""/>
-      <w:lvlJc w:val="left"/>
-      <w:pPr>
-        <w:tabs>
-          <w:tab w:val="num" w:pos="3545"/>
-        </w:tabs>
-        <w:ind w:left="3545" w:hanging="283"/>
-      </w:pPr>
-      <w:rPr>
-        <w:rFonts w:ascii="Symbol" w:hAnsi="Symbol" w:cs="Symbol" w:hint="default"/>
-      </w:rPr>
-    </w:lvl>
-    <w:lvl w:ilvl="5">
-      <w:start w:val="1"/>
-      <w:numFmt w:val="bullet"/>
-      <w:lvlText w:val=""/>
-      <w:lvlJc w:val="left"/>
-      <w:pPr>
-        <w:tabs>
-          <w:tab w:val="num" w:pos="4254"/>
-        </w:tabs>
-        <w:ind w:left="4254" w:hanging="283"/>
-      </w:pPr>
-      <w:rPr>
-        <w:rFonts w:ascii="Symbol" w:hAnsi="Symbol" w:cs="Symbol" w:hint="default"/>
-      </w:rPr>
-    </w:lvl>
-    <w:lvl w:ilvl="6">
-      <w:start w:val="1"/>
-      <w:numFmt w:val="bullet"/>
-      <w:lvlText w:val=""/>
-      <w:lvlJc w:val="left"/>
-      <w:pPr>
-        <w:tabs>
-          <w:tab w:val="num" w:pos="4963"/>
-        </w:tabs>
-        <w:ind w:left="4963" w:hanging="283"/>
-      </w:pPr>
-      <w:rPr>
-        <w:rFonts w:ascii="Symbol" w:hAnsi="Symbol" w:cs="Symbol" w:hint="default"/>
-      </w:rPr>
-    </w:lvl>
-    <w:lvl w:ilvl="7">
-      <w:start w:val="1"/>
-      <w:numFmt w:val="bullet"/>
-      <w:lvlText w:val=""/>
-      <w:lvlJc w:val="left"/>
-      <w:pPr>
-        <w:tabs>
-          <w:tab w:val="num" w:pos="5672"/>
-        </w:tabs>
-        <w:ind w:left="5672" w:hanging="283"/>
-      </w:pPr>
-      <w:rPr>
-        <w:rFonts w:ascii="Symbol" w:hAnsi="Symbol" w:cs="Symbol" w:hint="default"/>
-      </w:rPr>
-    </w:lvl>
-    <w:lvl w:ilvl="8">
-      <w:start w:val="1"/>
-      <w:numFmt w:val="bullet"/>
-      <w:lvlText w:val=""/>
-      <w:lvlJc w:val="left"/>
-      <w:pPr>
-        <w:tabs>
-          <w:tab w:val="num" w:pos="6381"/>
-        </w:tabs>
-        <w:ind w:left="6381" w:hanging="283"/>
-      </w:pPr>
-      <w:rPr>
-        <w:rFonts w:ascii="Symbol" w:hAnsi="Symbol" w:cs="Symbol" w:hint="default"/>
-      </w:rPr>
     </w:lvl>
   </w:abstractNum>
   <w:abstractNum w:abstractNumId="22">
@@ -51534,8 +51405,8 @@
   <w:abstractNum w:abstractNumId="30">
     <w:lvl w:ilvl="0">
       <w:start w:val="1"/>
-      <w:numFmt w:val="decimal"/>
-      <w:lvlText w:val="%1."/>
+      <w:numFmt w:val="bullet"/>
+      <w:lvlText w:val=""/>
       <w:lvlJc w:val="left"/>
       <w:pPr>
         <w:tabs>
@@ -51543,12 +51414,14 @@
         </w:tabs>
         <w:ind w:left="709" w:hanging="283"/>
       </w:pPr>
-      <w:rPr/>
+      <w:rPr>
+        <w:rFonts w:ascii="Symbol" w:hAnsi="Symbol" w:cs="Symbol" w:hint="default"/>
+      </w:rPr>
     </w:lvl>
     <w:lvl w:ilvl="1">
       <w:start w:val="1"/>
-      <w:numFmt w:val="decimal"/>
-      <w:lvlText w:val="%2."/>
+      <w:numFmt w:val="bullet"/>
+      <w:lvlText w:val=""/>
       <w:lvlJc w:val="left"/>
       <w:pPr>
         <w:tabs>
@@ -51556,12 +51429,14 @@
         </w:tabs>
         <w:ind w:left="1418" w:hanging="283"/>
       </w:pPr>
-      <w:rPr/>
+      <w:rPr>
+        <w:rFonts w:ascii="Symbol" w:hAnsi="Symbol" w:cs="Symbol" w:hint="default"/>
+      </w:rPr>
     </w:lvl>
     <w:lvl w:ilvl="2">
       <w:start w:val="1"/>
-      <w:numFmt w:val="decimal"/>
-      <w:lvlText w:val="%3."/>
+      <w:numFmt w:val="bullet"/>
+      <w:lvlText w:val=""/>
       <w:lvlJc w:val="left"/>
       <w:pPr>
         <w:tabs>
@@ -51569,12 +51444,14 @@
         </w:tabs>
         <w:ind w:left="2127" w:hanging="283"/>
       </w:pPr>
-      <w:rPr/>
+      <w:rPr>
+        <w:rFonts w:ascii="Symbol" w:hAnsi="Symbol" w:cs="Symbol" w:hint="default"/>
+      </w:rPr>
     </w:lvl>
     <w:lvl w:ilvl="3">
       <w:start w:val="1"/>
-      <w:numFmt w:val="decimal"/>
-      <w:lvlText w:val="%4."/>
+      <w:numFmt w:val="bullet"/>
+      <w:lvlText w:val=""/>
       <w:lvlJc w:val="left"/>
       <w:pPr>
         <w:tabs>
@@ -51582,12 +51459,14 @@
         </w:tabs>
         <w:ind w:left="2836" w:hanging="283"/>
       </w:pPr>
-      <w:rPr/>
+      <w:rPr>
+        <w:rFonts w:ascii="Symbol" w:hAnsi="Symbol" w:cs="Symbol" w:hint="default"/>
+      </w:rPr>
     </w:lvl>
     <w:lvl w:ilvl="4">
       <w:start w:val="1"/>
-      <w:numFmt w:val="decimal"/>
-      <w:lvlText w:val="%5."/>
+      <w:numFmt w:val="bullet"/>
+      <w:lvlText w:val=""/>
       <w:lvlJc w:val="left"/>
       <w:pPr>
         <w:tabs>
@@ -51595,12 +51474,14 @@
         </w:tabs>
         <w:ind w:left="3545" w:hanging="283"/>
       </w:pPr>
-      <w:rPr/>
+      <w:rPr>
+        <w:rFonts w:ascii="Symbol" w:hAnsi="Symbol" w:cs="Symbol" w:hint="default"/>
+      </w:rPr>
     </w:lvl>
     <w:lvl w:ilvl="5">
       <w:start w:val="1"/>
-      <w:numFmt w:val="decimal"/>
-      <w:lvlText w:val="%6."/>
+      <w:numFmt w:val="bullet"/>
+      <w:lvlText w:val=""/>
       <w:lvlJc w:val="left"/>
       <w:pPr>
         <w:tabs>
@@ -51608,12 +51489,14 @@
         </w:tabs>
         <w:ind w:left="4254" w:hanging="283"/>
       </w:pPr>
-      <w:rPr/>
+      <w:rPr>
+        <w:rFonts w:ascii="Symbol" w:hAnsi="Symbol" w:cs="Symbol" w:hint="default"/>
+      </w:rPr>
     </w:lvl>
     <w:lvl w:ilvl="6">
       <w:start w:val="1"/>
-      <w:numFmt w:val="decimal"/>
-      <w:lvlText w:val="%7."/>
+      <w:numFmt w:val="bullet"/>
+      <w:lvlText w:val=""/>
       <w:lvlJc w:val="left"/>
       <w:pPr>
         <w:tabs>
@@ -51621,12 +51504,14 @@
         </w:tabs>
         <w:ind w:left="4963" w:hanging="283"/>
       </w:pPr>
-      <w:rPr/>
+      <w:rPr>
+        <w:rFonts w:ascii="Symbol" w:hAnsi="Symbol" w:cs="Symbol" w:hint="default"/>
+      </w:rPr>
     </w:lvl>
     <w:lvl w:ilvl="7">
       <w:start w:val="1"/>
-      <w:numFmt w:val="decimal"/>
-      <w:lvlText w:val="%8."/>
+      <w:numFmt w:val="bullet"/>
+      <w:lvlText w:val=""/>
       <w:lvlJc w:val="left"/>
       <w:pPr>
         <w:tabs>
@@ -51634,12 +51519,14 @@
         </w:tabs>
         <w:ind w:left="5672" w:hanging="283"/>
       </w:pPr>
-      <w:rPr/>
+      <w:rPr>
+        <w:rFonts w:ascii="Symbol" w:hAnsi="Symbol" w:cs="Symbol" w:hint="default"/>
+      </w:rPr>
     </w:lvl>
     <w:lvl w:ilvl="8">
       <w:start w:val="1"/>
-      <w:numFmt w:val="decimal"/>
-      <w:lvlText w:val="%9."/>
+      <w:numFmt w:val="bullet"/>
+      <w:lvlText w:val=""/>
       <w:lvlJc w:val="left"/>
       <w:pPr>
         <w:tabs>
@@ -51647,7 +51534,9 @@
         </w:tabs>
         <w:ind w:left="6381" w:hanging="283"/>
       </w:pPr>
-      <w:rPr/>
+      <w:rPr>
+        <w:rFonts w:ascii="Symbol" w:hAnsi="Symbol" w:cs="Symbol" w:hint="default"/>
+      </w:rPr>
     </w:lvl>
   </w:abstractNum>
   <w:abstractNum w:abstractNumId="31">
@@ -51891,6 +51780,125 @@
   <w:abstractNum w:abstractNumId="33">
     <w:lvl w:ilvl="0">
       <w:start w:val="1"/>
+      <w:numFmt w:val="decimal"/>
+      <w:lvlText w:val="%1."/>
+      <w:lvlJc w:val="left"/>
+      <w:pPr>
+        <w:tabs>
+          <w:tab w:val="num" w:pos="709"/>
+        </w:tabs>
+        <w:ind w:left="709" w:hanging="283"/>
+      </w:pPr>
+      <w:rPr/>
+    </w:lvl>
+    <w:lvl w:ilvl="1">
+      <w:start w:val="1"/>
+      <w:numFmt w:val="decimal"/>
+      <w:lvlText w:val="%2."/>
+      <w:lvlJc w:val="left"/>
+      <w:pPr>
+        <w:tabs>
+          <w:tab w:val="num" w:pos="1418"/>
+        </w:tabs>
+        <w:ind w:left="1418" w:hanging="283"/>
+      </w:pPr>
+      <w:rPr/>
+    </w:lvl>
+    <w:lvl w:ilvl="2">
+      <w:start w:val="1"/>
+      <w:numFmt w:val="decimal"/>
+      <w:lvlText w:val="%3."/>
+      <w:lvlJc w:val="left"/>
+      <w:pPr>
+        <w:tabs>
+          <w:tab w:val="num" w:pos="2127"/>
+        </w:tabs>
+        <w:ind w:left="2127" w:hanging="283"/>
+      </w:pPr>
+      <w:rPr/>
+    </w:lvl>
+    <w:lvl w:ilvl="3">
+      <w:start w:val="1"/>
+      <w:numFmt w:val="decimal"/>
+      <w:lvlText w:val="%4."/>
+      <w:lvlJc w:val="left"/>
+      <w:pPr>
+        <w:tabs>
+          <w:tab w:val="num" w:pos="2836"/>
+        </w:tabs>
+        <w:ind w:left="2836" w:hanging="283"/>
+      </w:pPr>
+      <w:rPr/>
+    </w:lvl>
+    <w:lvl w:ilvl="4">
+      <w:start w:val="1"/>
+      <w:numFmt w:val="decimal"/>
+      <w:lvlText w:val="%5."/>
+      <w:lvlJc w:val="left"/>
+      <w:pPr>
+        <w:tabs>
+          <w:tab w:val="num" w:pos="3545"/>
+        </w:tabs>
+        <w:ind w:left="3545" w:hanging="283"/>
+      </w:pPr>
+      <w:rPr/>
+    </w:lvl>
+    <w:lvl w:ilvl="5">
+      <w:start w:val="1"/>
+      <w:numFmt w:val="decimal"/>
+      <w:lvlText w:val="%6."/>
+      <w:lvlJc w:val="left"/>
+      <w:pPr>
+        <w:tabs>
+          <w:tab w:val="num" w:pos="4254"/>
+        </w:tabs>
+        <w:ind w:left="4254" w:hanging="283"/>
+      </w:pPr>
+      <w:rPr/>
+    </w:lvl>
+    <w:lvl w:ilvl="6">
+      <w:start w:val="1"/>
+      <w:numFmt w:val="decimal"/>
+      <w:lvlText w:val="%7."/>
+      <w:lvlJc w:val="left"/>
+      <w:pPr>
+        <w:tabs>
+          <w:tab w:val="num" w:pos="4963"/>
+        </w:tabs>
+        <w:ind w:left="4963" w:hanging="283"/>
+      </w:pPr>
+      <w:rPr/>
+    </w:lvl>
+    <w:lvl w:ilvl="7">
+      <w:start w:val="1"/>
+      <w:numFmt w:val="decimal"/>
+      <w:lvlText w:val="%8."/>
+      <w:lvlJc w:val="left"/>
+      <w:pPr>
+        <w:tabs>
+          <w:tab w:val="num" w:pos="5672"/>
+        </w:tabs>
+        <w:ind w:left="5672" w:hanging="283"/>
+      </w:pPr>
+      <w:rPr/>
+    </w:lvl>
+    <w:lvl w:ilvl="8">
+      <w:start w:val="1"/>
+      <w:numFmt w:val="decimal"/>
+      <w:lvlText w:val="%9."/>
+      <w:lvlJc w:val="left"/>
+      <w:pPr>
+        <w:tabs>
+          <w:tab w:val="num" w:pos="6381"/>
+        </w:tabs>
+        <w:ind w:left="6381" w:hanging="283"/>
+      </w:pPr>
+      <w:rPr/>
+    </w:lvl>
+  </w:abstractNum>
+  <w:abstractNum w:abstractNumId="34">
+    <w:lvl w:ilvl="0">
+      <w:start w:val="1"/>
       <w:numFmt w:val="bullet"/>
       <w:lvlText w:val=""/>
       <w:lvlJc w:val="left"/>
@@ -52025,7 +52033,7 @@
       </w:rPr>
     </w:lvl>
   </w:abstractNum>
-  <w:abstractNum w:abstractNumId="34">
+  <w:abstractNum w:abstractNumId="35">
     <w:lvl w:ilvl="0">
       <w:start w:val="1"/>
       <w:numFmt w:val="bullet"/>
@@ -52162,125 +52170,6 @@
       </w:rPr>
     </w:lvl>
   </w:abstractNum>
-  <w:abstractNum w:abstractNumId="35">
-    <w:lvl w:ilvl="0">
-      <w:start w:val="1"/>
-      <w:numFmt w:val="decimal"/>
-      <w:lvlText w:val="%1."/>
-      <w:lvlJc w:val="left"/>
-      <w:pPr>
-        <w:tabs>
-          <w:tab w:val="num" w:pos="709"/>
-        </w:tabs>
-        <w:ind w:left="709" w:hanging="283"/>
-      </w:pPr>
-      <w:rPr/>
-    </w:lvl>
-    <w:lvl w:ilvl="1">
-      <w:start w:val="1"/>
-      <w:numFmt w:val="decimal"/>
-      <w:lvlText w:val="%2."/>
-      <w:lvlJc w:val="left"/>
-      <w:pPr>
-        <w:tabs>
-          <w:tab w:val="num" w:pos="1418"/>
-        </w:tabs>
-        <w:ind w:left="1418" w:hanging="283"/>
-      </w:pPr>
-      <w:rPr/>
-    </w:lvl>
-    <w:lvl w:ilvl="2">
-      <w:start w:val="1"/>
-      <w:numFmt w:val="decimal"/>
-      <w:lvlText w:val="%3."/>
-      <w:lvlJc w:val="left"/>
-      <w:pPr>
-        <w:tabs>
-          <w:tab w:val="num" w:pos="2127"/>
-        </w:tabs>
-        <w:ind w:left="2127" w:hanging="283"/>
-      </w:pPr>
-      <w:rPr/>
-    </w:lvl>
-    <w:lvl w:ilvl="3">
-      <w:start w:val="1"/>
-      <w:numFmt w:val="decimal"/>
-      <w:lvlText w:val="%4."/>
-      <w:lvlJc w:val="left"/>
-      <w:pPr>
-        <w:tabs>
-          <w:tab w:val="num" w:pos="2836"/>
-        </w:tabs>
-        <w:ind w:left="2836" w:hanging="283"/>
-      </w:pPr>
-      <w:rPr/>
-    </w:lvl>
-    <w:lvl w:ilvl="4">
-      <w:start w:val="1"/>
-      <w:numFmt w:val="decimal"/>
-      <w:lvlText w:val="%5."/>
-      <w:lvlJc w:val="left"/>
-      <w:pPr>
-        <w:tabs>
-          <w:tab w:val="num" w:pos="3545"/>
-        </w:tabs>
-        <w:ind w:left="3545" w:hanging="283"/>
-      </w:pPr>
-      <w:rPr/>
-    </w:lvl>
-    <w:lvl w:ilvl="5">
-      <w:start w:val="1"/>
-      <w:numFmt w:val="decimal"/>
-      <w:lvlText w:val="%6."/>
-      <w:lvlJc w:val="left"/>
-      <w:pPr>
-        <w:tabs>
-          <w:tab w:val="num" w:pos="4254"/>
-        </w:tabs>
-        <w:ind w:left="4254" w:hanging="283"/>
-      </w:pPr>
-      <w:rPr/>
-    </w:lvl>
-    <w:lvl w:ilvl="6">
-      <w:start w:val="1"/>
-      <w:numFmt w:val="decimal"/>
-      <w:lvlText w:val="%7."/>
-      <w:lvlJc w:val="left"/>
-      <w:pPr>
-        <w:tabs>
-          <w:tab w:val="num" w:pos="4963"/>
-        </w:tabs>
-        <w:ind w:left="4963" w:hanging="283"/>
-      </w:pPr>
-      <w:rPr/>
-    </w:lvl>
-    <w:lvl w:ilvl="7">
-      <w:start w:val="1"/>
-      <w:numFmt w:val="decimal"/>
-      <w:lvlText w:val="%8."/>
-      <w:lvlJc w:val="left"/>
-      <w:pPr>
-        <w:tabs>
-          <w:tab w:val="num" w:pos="5672"/>
-        </w:tabs>
-        <w:ind w:left="5672" w:hanging="283"/>
-      </w:pPr>
-      <w:rPr/>
-    </w:lvl>
-    <w:lvl w:ilvl="8">
-      <w:start w:val="1"/>
-      <w:numFmt w:val="decimal"/>
-      <w:lvlText w:val="%9."/>
-      <w:lvlJc w:val="left"/>
-      <w:pPr>
-        <w:tabs>
-          <w:tab w:val="num" w:pos="6381"/>
-        </w:tabs>
-        <w:ind w:left="6381" w:hanging="283"/>
-      </w:pPr>
-      <w:rPr/>
-    </w:lvl>
-  </w:abstractNum>
   <w:abstractNum w:abstractNumId="36">
     <w:lvl w:ilvl="0">
       <w:start w:val="1"/>
@@ -52522,6 +52411,125 @@
   <w:abstractNum w:abstractNumId="38">
     <w:lvl w:ilvl="0">
       <w:start w:val="1"/>
+      <w:numFmt w:val="decimal"/>
+      <w:lvlText w:val="%1."/>
+      <w:lvlJc w:val="left"/>
+      <w:pPr>
+        <w:tabs>
+          <w:tab w:val="num" w:pos="709"/>
+        </w:tabs>
+        <w:ind w:left="709" w:hanging="283"/>
+      </w:pPr>
+      <w:rPr/>
+    </w:lvl>
+    <w:lvl w:ilvl="1">
+      <w:start w:val="1"/>
+      <w:numFmt w:val="decimal"/>
+      <w:lvlText w:val="%2."/>
+      <w:lvlJc w:val="left"/>
+      <w:pPr>
+        <w:tabs>
+          <w:tab w:val="num" w:pos="1418"/>
+        </w:tabs>
+        <w:ind w:left="1418" w:hanging="283"/>
+      </w:pPr>
+      <w:rPr/>
+    </w:lvl>
+    <w:lvl w:ilvl="2">
+      <w:start w:val="1"/>
+      <w:numFmt w:val="decimal"/>
+      <w:lvlText w:val="%3."/>
+      <w:lvlJc w:val="left"/>
+      <w:pPr>
+        <w:tabs>
+          <w:tab w:val="num" w:pos="2127"/>
+        </w:tabs>
+        <w:ind w:left="2127" w:hanging="283"/>
+      </w:pPr>
+      <w:rPr/>
+    </w:lvl>
+    <w:lvl w:ilvl="3">
+      <w:start w:val="1"/>
+      <w:numFmt w:val="decimal"/>
+      <w:lvlText w:val="%4."/>
+      <w:lvlJc w:val="left"/>
+      <w:pPr>
+        <w:tabs>
+          <w:tab w:val="num" w:pos="2836"/>
+        </w:tabs>
+        <w:ind w:left="2836" w:hanging="283"/>
+      </w:pPr>
+      <w:rPr/>
+    </w:lvl>
+    <w:lvl w:ilvl="4">
+      <w:start w:val="1"/>
+      <w:numFmt w:val="decimal"/>
+      <w:lvlText w:val="%5."/>
+      <w:lvlJc w:val="left"/>
+      <w:pPr>
+        <w:tabs>
+          <w:tab w:val="num" w:pos="3545"/>
+        </w:tabs>
+        <w:ind w:left="3545" w:hanging="283"/>
+      </w:pPr>
+      <w:rPr/>
+    </w:lvl>
+    <w:lvl w:ilvl="5">
+      <w:start w:val="1"/>
+      <w:numFmt w:val="decimal"/>
+      <w:lvlText w:val="%6."/>
+      <w:lvlJc w:val="left"/>
+      <w:pPr>
+        <w:tabs>
+          <w:tab w:val="num" w:pos="4254"/>
+        </w:tabs>
+        <w:ind w:left="4254" w:hanging="283"/>
+      </w:pPr>
+      <w:rPr/>
+    </w:lvl>
+    <w:lvl w:ilvl="6">
+      <w:start w:val="1"/>
+      <w:numFmt w:val="decimal"/>
+      <w:lvlText w:val="%7."/>
+      <w:lvlJc w:val="left"/>
+      <w:pPr>
+        <w:tabs>
+          <w:tab w:val="num" w:pos="4963"/>
+        </w:tabs>
+        <w:ind w:left="4963" w:hanging="283"/>
+      </w:pPr>
+      <w:rPr/>
+    </w:lvl>
+    <w:lvl w:ilvl="7">
+      <w:start w:val="1"/>
+      <w:numFmt w:val="decimal"/>
+      <w:lvlText w:val="%8."/>
+      <w:lvlJc w:val="left"/>
+      <w:pPr>
+        <w:tabs>
+          <w:tab w:val="num" w:pos="5672"/>
+        </w:tabs>
+        <w:ind w:left="5672" w:hanging="283"/>
+      </w:pPr>
+      <w:rPr/>
+    </w:lvl>
+    <w:lvl w:ilvl="8">
+      <w:start w:val="1"/>
+      <w:numFmt w:val="decimal"/>
+      <w:lvlText w:val="%9."/>
+      <w:lvlJc w:val="left"/>
+      <w:pPr>
+        <w:tabs>
+          <w:tab w:val="num" w:pos="6381"/>
+        </w:tabs>
+        <w:ind w:left="6381" w:hanging="283"/>
+      </w:pPr>
+      <w:rPr/>
+    </w:lvl>
+  </w:abstractNum>
+  <w:abstractNum w:abstractNumId="39">
+    <w:lvl w:ilvl="0">
+      <w:start w:val="1"/>
       <w:numFmt w:val="bullet"/>
       <w:lvlText w:val=""/>
       <w:lvlJc w:val="left"/>
@@ -52656,7 +52664,7 @@
       </w:rPr>
     </w:lvl>
   </w:abstractNum>
-  <w:abstractNum w:abstractNumId="39">
+  <w:abstractNum w:abstractNumId="40">
     <w:lvl w:ilvl="0">
       <w:start w:val="1"/>
       <w:numFmt w:val="bullet"/>
@@ -52793,7 +52801,7 @@
       </w:rPr>
     </w:lvl>
   </w:abstractNum>
-  <w:abstractNum w:abstractNumId="40">
+  <w:abstractNum w:abstractNumId="41">
     <w:lvl w:ilvl="0">
       <w:start w:val="1"/>
       <w:numFmt w:val="decimal"/>
@@ -52912,7 +52920,7 @@
       <w:rPr/>
     </w:lvl>
   </w:abstractNum>
-  <w:abstractNum w:abstractNumId="41">
+  <w:abstractNum w:abstractNumId="42">
     <w:lvl w:ilvl="0">
       <w:start w:val="1"/>
       <w:numFmt w:val="decimal"/>
@@ -53031,7 +53039,7 @@
       <w:rPr/>
     </w:lvl>
   </w:abstractNum>
-  <w:abstractNum w:abstractNumId="42">
+  <w:abstractNum w:abstractNumId="43">
     <w:lvl w:ilvl="0">
       <w:start w:val="1"/>
       <w:numFmt w:val="bullet"/>
@@ -53168,7 +53176,7 @@
       </w:rPr>
     </w:lvl>
   </w:abstractNum>
-  <w:abstractNum w:abstractNumId="43">
+  <w:abstractNum w:abstractNumId="44">
     <w:lvl w:ilvl="0">
       <w:start w:val="1"/>
       <w:numFmt w:val="decimal"/>
@@ -53287,7 +53295,7 @@
       <w:rPr/>
     </w:lvl>
   </w:abstractNum>
-  <w:abstractNum w:abstractNumId="44">
+  <w:abstractNum w:abstractNumId="45">
     <w:lvl w:ilvl="0">
       <w:start w:val="4"/>
       <w:numFmt w:val="decimal"/>
@@ -53406,7 +53414,7 @@
       <w:rPr/>
     </w:lvl>
   </w:abstractNum>
-  <w:abstractNum w:abstractNumId="45">
+  <w:abstractNum w:abstractNumId="46">
     <w:lvl w:ilvl="0">
       <w:start w:val="8"/>
       <w:numFmt w:val="decimal"/>
@@ -53525,7 +53533,7 @@
       <w:rPr/>
     </w:lvl>
   </w:abstractNum>
-  <w:abstractNum w:abstractNumId="46">
+  <w:abstractNum w:abstractNumId="47">
     <w:lvl w:ilvl="0">
       <w:start w:val="12"/>
       <w:numFmt w:val="decimal"/>
@@ -53644,7 +53652,7 @@
       <w:rPr/>
     </w:lvl>
   </w:abstractNum>
-  <w:abstractNum w:abstractNumId="47">
+  <w:abstractNum w:abstractNumId="48">
     <w:lvl w:ilvl="0">
       <w:start w:val="15"/>
       <w:numFmt w:val="decimal"/>
@@ -53763,7 +53771,7 @@
       <w:rPr/>
     </w:lvl>
   </w:abstractNum>
-  <w:abstractNum w:abstractNumId="48">
+  <w:abstractNum w:abstractNumId="49">
     <w:lvl w:ilvl="0">
       <w:start w:val="1"/>
       <w:numFmt w:val="decimal"/>
@@ -53882,7 +53890,7 @@
       <w:rPr/>
     </w:lvl>
   </w:abstractNum>
-  <w:abstractNum w:abstractNumId="49">
+  <w:abstractNum w:abstractNumId="50">
     <w:lvl w:ilvl="0">
       <w:start w:val="2"/>
       <w:numFmt w:val="decimal"/>
@@ -54001,7 +54009,7 @@
       <w:rPr/>
     </w:lvl>
   </w:abstractNum>
-  <w:abstractNum w:abstractNumId="50">
+  <w:abstractNum w:abstractNumId="51">
     <w:lvl w:ilvl="0">
       <w:start w:val="6"/>
       <w:numFmt w:val="decimal"/>
@@ -54120,7 +54128,7 @@
       <w:rPr/>
     </w:lvl>
   </w:abstractNum>
-  <w:abstractNum w:abstractNumId="51">
+  <w:abstractNum w:abstractNumId="52">
     <w:lvl w:ilvl="0">
       <w:start w:val="9"/>
       <w:numFmt w:val="decimal"/>
@@ -54239,7 +54247,7 @@
       <w:rPr/>
     </w:lvl>
   </w:abstractNum>
-  <w:abstractNum w:abstractNumId="52">
+  <w:abstractNum w:abstractNumId="53">
     <w:lvl w:ilvl="0">
       <w:start w:val="12"/>
       <w:numFmt w:val="decimal"/>
@@ -54356,143 +54364,6 @@
         <w:ind w:left="6381" w:hanging="283"/>
       </w:pPr>
       <w:rPr/>
-    </w:lvl>
-  </w:abstractNum>
-  <w:abstractNum w:abstractNumId="53">
-    <w:lvl w:ilvl="0">
-      <w:start w:val="1"/>
-      <w:numFmt w:val="bullet"/>
-      <w:lvlText w:val=""/>
-      <w:lvlJc w:val="left"/>
-      <w:pPr>
-        <w:tabs>
-          <w:tab w:val="num" w:pos="709"/>
-        </w:tabs>
-        <w:ind w:left="709" w:hanging="283"/>
-      </w:pPr>
-      <w:rPr>
-        <w:rFonts w:ascii="Symbol" w:hAnsi="Symbol" w:cs="Symbol" w:hint="default"/>
-      </w:rPr>
-    </w:lvl>
-    <w:lvl w:ilvl="1">
-      <w:start w:val="1"/>
-      <w:numFmt w:val="bullet"/>
-      <w:lvlText w:val=""/>
-      <w:lvlJc w:val="left"/>
-      <w:pPr>
-        <w:tabs>
-          <w:tab w:val="num" w:pos="1418"/>
-        </w:tabs>
-        <w:ind w:left="1418" w:hanging="283"/>
-      </w:pPr>
-      <w:rPr>
-        <w:rFonts w:ascii="Symbol" w:hAnsi="Symbol" w:cs="Symbol" w:hint="default"/>
-      </w:rPr>
-    </w:lvl>
-    <w:lvl w:ilvl="2">
-      <w:start w:val="1"/>
-      <w:numFmt w:val="bullet"/>
-      <w:lvlText w:val=""/>
-      <w:lvlJc w:val="left"/>
-      <w:pPr>
-        <w:tabs>
-          <w:tab w:val="num" w:pos="2127"/>
-        </w:tabs>
-        <w:ind w:left="2127" w:hanging="283"/>
-      </w:pPr>
-      <w:rPr>
-        <w:rFonts w:ascii="Symbol" w:hAnsi="Symbol" w:cs="Symbol" w:hint="default"/>
-      </w:rPr>
-    </w:lvl>
-    <w:lvl w:ilvl="3">
-      <w:start w:val="1"/>
-      <w:numFmt w:val="bullet"/>
-      <w:lvlText w:val=""/>
-      <w:lvlJc w:val="left"/>
-      <w:pPr>
-        <w:tabs>
-          <w:tab w:val="num" w:pos="2836"/>
-        </w:tabs>
-        <w:ind w:left="2836" w:hanging="283"/>
-      </w:pPr>
-      <w:rPr>
-        <w:rFonts w:ascii="Symbol" w:hAnsi="Symbol" w:cs="Symbol" w:hint="default"/>
-      </w:rPr>
-    </w:lvl>
-    <w:lvl w:ilvl="4">
-      <w:start w:val="1"/>
-      <w:numFmt w:val="bullet"/>
-      <w:lvlText w:val=""/>
-      <w:lvlJc w:val="left"/>
-      <w:pPr>
-        <w:tabs>
-          <w:tab w:val="num" w:pos="3545"/>
-        </w:tabs>
-        <w:ind w:left="3545" w:hanging="283"/>
-      </w:pPr>
-      <w:rPr>
-        <w:rFonts w:ascii="Symbol" w:hAnsi="Symbol" w:cs="Symbol" w:hint="default"/>
-      </w:rPr>
-    </w:lvl>
-    <w:lvl w:ilvl="5">
-      <w:start w:val="1"/>
-      <w:numFmt w:val="bullet"/>
-      <w:lvlText w:val=""/>
-      <w:lvlJc w:val="left"/>
-      <w:pPr>
-        <w:tabs>
-          <w:tab w:val="num" w:pos="4254"/>
-        </w:tabs>
-        <w:ind w:left="4254" w:hanging="283"/>
-      </w:pPr>
-      <w:rPr>
-        <w:rFonts w:ascii="Symbol" w:hAnsi="Symbol" w:cs="Symbol" w:hint="default"/>
-      </w:rPr>
-    </w:lvl>
-    <w:lvl w:ilvl="6">
-      <w:start w:val="1"/>
-      <w:numFmt w:val="bullet"/>
-      <w:lvlText w:val=""/>
-      <w:lvlJc w:val="left"/>
-      <w:pPr>
-        <w:tabs>
-          <w:tab w:val="num" w:pos="4963"/>
-        </w:tabs>
-        <w:ind w:left="4963" w:hanging="283"/>
-      </w:pPr>
-      <w:rPr>
-        <w:rFonts w:ascii="Symbol" w:hAnsi="Symbol" w:cs="Symbol" w:hint="default"/>
-      </w:rPr>
-    </w:lvl>
-    <w:lvl w:ilvl="7">
-      <w:start w:val="1"/>
-      <w:numFmt w:val="bullet"/>
-      <w:lvlText w:val=""/>
-      <w:lvlJc w:val="left"/>
-      <w:pPr>
-        <w:tabs>
-          <w:tab w:val="num" w:pos="5672"/>
-        </w:tabs>
-        <w:ind w:left="5672" w:hanging="283"/>
-      </w:pPr>
-      <w:rPr>
-        <w:rFonts w:ascii="Symbol" w:hAnsi="Symbol" w:cs="Symbol" w:hint="default"/>
-      </w:rPr>
-    </w:lvl>
-    <w:lvl w:ilvl="8">
-      <w:start w:val="1"/>
-      <w:numFmt w:val="bullet"/>
-      <w:lvlText w:val=""/>
-      <w:lvlJc w:val="left"/>
-      <w:pPr>
-        <w:tabs>
-          <w:tab w:val="num" w:pos="6381"/>
-        </w:tabs>
-        <w:ind w:left="6381" w:hanging="283"/>
-      </w:pPr>
-      <w:rPr>
-        <w:rFonts w:ascii="Symbol" w:hAnsi="Symbol" w:cs="Symbol" w:hint="default"/>
-      </w:rPr>
     </w:lvl>
   </w:abstractNum>
   <w:abstractNum w:abstractNumId="54">
@@ -54770,6 +54641,143 @@
     </w:lvl>
   </w:abstractNum>
   <w:abstractNum w:abstractNumId="56">
+    <w:lvl w:ilvl="0">
+      <w:start w:val="1"/>
+      <w:numFmt w:val="bullet"/>
+      <w:lvlText w:val=""/>
+      <w:lvlJc w:val="left"/>
+      <w:pPr>
+        <w:tabs>
+          <w:tab w:val="num" w:pos="709"/>
+        </w:tabs>
+        <w:ind w:left="709" w:hanging="283"/>
+      </w:pPr>
+      <w:rPr>
+        <w:rFonts w:ascii="Symbol" w:hAnsi="Symbol" w:cs="Symbol" w:hint="default"/>
+      </w:rPr>
+    </w:lvl>
+    <w:lvl w:ilvl="1">
+      <w:start w:val="1"/>
+      <w:numFmt w:val="bullet"/>
+      <w:lvlText w:val=""/>
+      <w:lvlJc w:val="left"/>
+      <w:pPr>
+        <w:tabs>
+          <w:tab w:val="num" w:pos="1418"/>
+        </w:tabs>
+        <w:ind w:left="1418" w:hanging="283"/>
+      </w:pPr>
+      <w:rPr>
+        <w:rFonts w:ascii="Symbol" w:hAnsi="Symbol" w:cs="Symbol" w:hint="default"/>
+      </w:rPr>
+    </w:lvl>
+    <w:lvl w:ilvl="2">
+      <w:start w:val="1"/>
+      <w:numFmt w:val="bullet"/>
+      <w:lvlText w:val=""/>
+      <w:lvlJc w:val="left"/>
+      <w:pPr>
+        <w:tabs>
+          <w:tab w:val="num" w:pos="2127"/>
+        </w:tabs>
+        <w:ind w:left="2127" w:hanging="283"/>
+      </w:pPr>
+      <w:rPr>
+        <w:rFonts w:ascii="Symbol" w:hAnsi="Symbol" w:cs="Symbol" w:hint="default"/>
+      </w:rPr>
+    </w:lvl>
+    <w:lvl w:ilvl="3">
+      <w:start w:val="1"/>
+      <w:numFmt w:val="bullet"/>
+      <w:lvlText w:val=""/>
+      <w:lvlJc w:val="left"/>
+      <w:pPr>
+        <w:tabs>
+          <w:tab w:val="num" w:pos="2836"/>
+        </w:tabs>
+        <w:ind w:left="2836" w:hanging="283"/>
+      </w:pPr>
+      <w:rPr>
+        <w:rFonts w:ascii="Symbol" w:hAnsi="Symbol" w:cs="Symbol" w:hint="default"/>
+      </w:rPr>
+    </w:lvl>
+    <w:lvl w:ilvl="4">
+      <w:start w:val="1"/>
+      <w:numFmt w:val="bullet"/>
+      <w:lvlText w:val=""/>
+      <w:lvlJc w:val="left"/>
+      <w:pPr>
+        <w:tabs>
+          <w:tab w:val="num" w:pos="3545"/>
+        </w:tabs>
+        <w:ind w:left="3545" w:hanging="283"/>
+      </w:pPr>
+      <w:rPr>
+        <w:rFonts w:ascii="Symbol" w:hAnsi="Symbol" w:cs="Symbol" w:hint="default"/>
+      </w:rPr>
+    </w:lvl>
+    <w:lvl w:ilvl="5">
+      <w:start w:val="1"/>
+      <w:numFmt w:val="bullet"/>
+      <w:lvlText w:val=""/>
+      <w:lvlJc w:val="left"/>
+      <w:pPr>
+        <w:tabs>
+          <w:tab w:val="num" w:pos="4254"/>
+        </w:tabs>
+        <w:ind w:left="4254" w:hanging="283"/>
+      </w:pPr>
+      <w:rPr>
+        <w:rFonts w:ascii="Symbol" w:hAnsi="Symbol" w:cs="Symbol" w:hint="default"/>
+      </w:rPr>
+    </w:lvl>
+    <w:lvl w:ilvl="6">
+      <w:start w:val="1"/>
+      <w:numFmt w:val="bullet"/>
+      <w:lvlText w:val=""/>
+      <w:lvlJc w:val="left"/>
+      <w:pPr>
+        <w:tabs>
+          <w:tab w:val="num" w:pos="4963"/>
+        </w:tabs>
+        <w:ind w:left="4963" w:hanging="283"/>
+      </w:pPr>
+      <w:rPr>
+        <w:rFonts w:ascii="Symbol" w:hAnsi="Symbol" w:cs="Symbol" w:hint="default"/>
+      </w:rPr>
+    </w:lvl>
+    <w:lvl w:ilvl="7">
+      <w:start w:val="1"/>
+      <w:numFmt w:val="bullet"/>
+      <w:lvlText w:val=""/>
+      <w:lvlJc w:val="left"/>
+      <w:pPr>
+        <w:tabs>
+          <w:tab w:val="num" w:pos="5672"/>
+        </w:tabs>
+        <w:ind w:left="5672" w:hanging="283"/>
+      </w:pPr>
+      <w:rPr>
+        <w:rFonts w:ascii="Symbol" w:hAnsi="Symbol" w:cs="Symbol" w:hint="default"/>
+      </w:rPr>
+    </w:lvl>
+    <w:lvl w:ilvl="8">
+      <w:start w:val="1"/>
+      <w:numFmt w:val="bullet"/>
+      <w:lvlText w:val=""/>
+      <w:lvlJc w:val="left"/>
+      <w:pPr>
+        <w:tabs>
+          <w:tab w:val="num" w:pos="6381"/>
+        </w:tabs>
+        <w:ind w:left="6381" w:hanging="283"/>
+      </w:pPr>
+      <w:rPr>
+        <w:rFonts w:ascii="Symbol" w:hAnsi="Symbol" w:cs="Symbol" w:hint="default"/>
+      </w:rPr>
+    </w:lvl>
+  </w:abstractNum>
+  <w:abstractNum w:abstractNumId="57">
     <w:lvl w:ilvl="0">
       <w:start w:val="1"/>
       <w:numFmt w:val="none"/>
@@ -55058,6 +55066,9 @@
   </w:num>
   <w:num w:numId="56">
     <w:abstractNumId w:val="56"/>
+  </w:num>
+  <w:num w:numId="57">
+    <w:abstractNumId w:val="57"/>
   </w:num>
 </w:numbering>
 </file>
